--- a/Dokumentation/Benutzerhandbuch.docx
+++ b/Dokumentation/Benutzerhandbuch.docx
@@ -5,7 +5,12 @@
     <w:sdt>
       <w:sdtPr>
         <w:rPr>
+          <w:rFonts w:ascii="Bahnschrift Light SemiCondensed" w:eastAsiaTheme="minorHAnsi" w:hAnsi="Bahnschrift Light SemiCondensed"/>
+          <w:kern w:val="2"/>
           <w:sz w:val="2"/>
+          <w:szCs w:val="24"/>
+          <w:lang w:eastAsia="en-US"/>
+          <w14:ligatures w14:val="standardContextual"/>
         </w:rPr>
         <w:id w:val="1733577891"/>
         <w:docPartObj>
@@ -15,12 +20,7 @@
       </w:sdtPr>
       <w:sdtEndPr>
         <w:rPr>
-          <w:rFonts w:ascii="Bahnschrift Light SemiCondensed" w:eastAsiaTheme="minorHAnsi" w:hAnsi="Bahnschrift Light SemiCondensed"/>
-          <w:kern w:val="2"/>
           <w:sz w:val="24"/>
-          <w:szCs w:val="24"/>
-          <w:lang w:eastAsia="en-US"/>
-          <w14:ligatures w14:val="standardContextual"/>
         </w:rPr>
       </w:sdtEndPr>
       <w:sdtContent>
@@ -1179,7 +1179,7 @@
           <w:r>
             <w:fldChar w:fldCharType="separate"/>
           </w:r>
-          <w:hyperlink w:anchor="_Toc231208004" w:history="1">
+          <w:hyperlink w:anchor="_Toc231463872" w:history="1">
             <w:r>
               <w:rPr>
                 <w:rStyle w:val="Hyperlink"/>
@@ -1217,7 +1217,7 @@
               <w:rPr>
                 <w:webHidden/>
               </w:rPr>
-              <w:instrText xml:space="preserve"> PAGEREF _Toc231208004 \h </w:instrText>
+              <w:instrText xml:space="preserve"> PAGEREF _Toc231463872 \h </w:instrText>
             </w:r>
             <w:r>
               <w:rPr>
@@ -1257,7 +1257,7 @@
               <w:lang w:eastAsia="de-DE"/>
             </w:rPr>
           </w:pPr>
-          <w:hyperlink w:anchor="_Toc231208005" w:history="1">
+          <w:hyperlink w:anchor="_Toc231463873" w:history="1">
             <w:r>
               <w:rPr>
                 <w:rStyle w:val="Hyperlink"/>
@@ -1299,7 +1299,7 @@
                 <w:noProof/>
                 <w:webHidden/>
               </w:rPr>
-              <w:instrText xml:space="preserve"> PAGEREF _Toc231208005 \h </w:instrText>
+              <w:instrText xml:space="preserve"> PAGEREF _Toc231463873 \h </w:instrText>
             </w:r>
             <w:r>
               <w:rPr>
@@ -1343,7 +1343,7 @@
               <w:lang w:eastAsia="de-DE"/>
             </w:rPr>
           </w:pPr>
-          <w:hyperlink w:anchor="_Toc231208006" w:history="1">
+          <w:hyperlink w:anchor="_Toc231463874" w:history="1">
             <w:r>
               <w:rPr>
                 <w:rStyle w:val="Hyperlink"/>
@@ -1385,7 +1385,7 @@
                 <w:noProof/>
                 <w:webHidden/>
               </w:rPr>
-              <w:instrText xml:space="preserve"> PAGEREF _Toc231208006 \h </w:instrText>
+              <w:instrText xml:space="preserve"> PAGEREF _Toc231463874 \h </w:instrText>
             </w:r>
             <w:r>
               <w:rPr>
@@ -1426,7 +1426,7 @@
               <w:lang w:eastAsia="de-DE"/>
             </w:rPr>
           </w:pPr>
-          <w:hyperlink w:anchor="_Toc231208007" w:history="1">
+          <w:hyperlink w:anchor="_Toc231463875" w:history="1">
             <w:r>
               <w:rPr>
                 <w:rStyle w:val="Hyperlink"/>
@@ -1464,7 +1464,7 @@
               <w:rPr>
                 <w:webHidden/>
               </w:rPr>
-              <w:instrText xml:space="preserve"> PAGEREF _Toc231208007 \h </w:instrText>
+              <w:instrText xml:space="preserve"> PAGEREF _Toc231463875 \h </w:instrText>
             </w:r>
             <w:r>
               <w:rPr>
@@ -1504,7 +1504,7 @@
               <w:lang w:eastAsia="de-DE"/>
             </w:rPr>
           </w:pPr>
-          <w:hyperlink w:anchor="_Toc231208008" w:history="1">
+          <w:hyperlink w:anchor="_Toc231463876" w:history="1">
             <w:r>
               <w:rPr>
                 <w:rStyle w:val="Hyperlink"/>
@@ -1546,7 +1546,7 @@
                 <w:noProof/>
                 <w:webHidden/>
               </w:rPr>
-              <w:instrText xml:space="preserve"> PAGEREF _Toc231208008 \h </w:instrText>
+              <w:instrText xml:space="preserve"> PAGEREF _Toc231463876 \h </w:instrText>
             </w:r>
             <w:r>
               <w:rPr>
@@ -1590,7 +1590,7 @@
               <w:lang w:eastAsia="de-DE"/>
             </w:rPr>
           </w:pPr>
-          <w:hyperlink w:anchor="_Toc231208009" w:history="1">
+          <w:hyperlink w:anchor="_Toc231463877" w:history="1">
             <w:r>
               <w:rPr>
                 <w:rStyle w:val="Hyperlink"/>
@@ -1632,7 +1632,7 @@
                 <w:noProof/>
                 <w:webHidden/>
               </w:rPr>
-              <w:instrText xml:space="preserve"> PAGEREF _Toc231208009 \h </w:instrText>
+              <w:instrText xml:space="preserve"> PAGEREF _Toc231463877 \h </w:instrText>
             </w:r>
             <w:r>
               <w:rPr>
@@ -1676,7 +1676,7 @@
               <w:lang w:eastAsia="de-DE"/>
             </w:rPr>
           </w:pPr>
-          <w:hyperlink w:anchor="_Toc231208010" w:history="1">
+          <w:hyperlink w:anchor="_Toc231463878" w:history="1">
             <w:r>
               <w:rPr>
                 <w:rStyle w:val="Hyperlink"/>
@@ -1718,7 +1718,7 @@
                 <w:noProof/>
                 <w:webHidden/>
               </w:rPr>
-              <w:instrText xml:space="preserve"> PAGEREF _Toc231208010 \h </w:instrText>
+              <w:instrText xml:space="preserve"> PAGEREF _Toc231463878 \h </w:instrText>
             </w:r>
             <w:r>
               <w:rPr>
@@ -1762,7 +1762,7 @@
               <w:lang w:eastAsia="de-DE"/>
             </w:rPr>
           </w:pPr>
-          <w:hyperlink w:anchor="_Toc231208011" w:history="1">
+          <w:hyperlink w:anchor="_Toc231463879" w:history="1">
             <w:r>
               <w:rPr>
                 <w:rStyle w:val="Hyperlink"/>
@@ -1804,7 +1804,7 @@
                 <w:noProof/>
                 <w:webHidden/>
               </w:rPr>
-              <w:instrText xml:space="preserve"> PAGEREF _Toc231208011 \h </w:instrText>
+              <w:instrText xml:space="preserve"> PAGEREF _Toc231463879 \h </w:instrText>
             </w:r>
             <w:r>
               <w:rPr>
@@ -1839,6 +1839,7 @@
           <w:pPr>
             <w:pStyle w:val="Verzeichnis3"/>
             <w:tabs>
+              <w:tab w:val="left" w:pos="1200"/>
               <w:tab w:val="right" w:leader="dot" w:pos="9062"/>
             </w:tabs>
             <w:rPr>
@@ -1847,12 +1848,27 @@
               <w:lang w:eastAsia="de-DE"/>
             </w:rPr>
           </w:pPr>
-          <w:hyperlink w:anchor="_Toc231208012" w:history="1">
+          <w:hyperlink w:anchor="_Toc231463880" w:history="1">
             <w:r>
               <w:rPr>
                 <w:rStyle w:val="Hyperlink"/>
                 <w:noProof/>
               </w:rPr>
+              <w:t>2.4.1.</w:t>
+            </w:r>
+            <w:r>
+              <w:rPr>
+                <w:rFonts w:asciiTheme="minorHAnsi" w:eastAsiaTheme="minorEastAsia" w:hAnsiTheme="minorHAnsi"/>
+                <w:noProof/>
+                <w:lang w:eastAsia="de-DE"/>
+              </w:rPr>
+              <w:tab/>
+            </w:r>
+            <w:r>
+              <w:rPr>
+                <w:rStyle w:val="Hyperlink"/>
+                <w:noProof/>
+              </w:rPr>
               <w:t>Sensoren</w:t>
             </w:r>
             <w:r>
@@ -1874,7 +1890,7 @@
                 <w:noProof/>
                 <w:webHidden/>
               </w:rPr>
-              <w:instrText xml:space="preserve"> PAGEREF _Toc231208012 \h </w:instrText>
+              <w:instrText xml:space="preserve"> PAGEREF _Toc231463880 \h </w:instrText>
             </w:r>
             <w:r>
               <w:rPr>
@@ -1909,6 +1925,7 @@
           <w:pPr>
             <w:pStyle w:val="Verzeichnis3"/>
             <w:tabs>
+              <w:tab w:val="left" w:pos="1440"/>
               <w:tab w:val="right" w:leader="dot" w:pos="9062"/>
             </w:tabs>
             <w:rPr>
@@ -1917,12 +1934,27 @@
               <w:lang w:eastAsia="de-DE"/>
             </w:rPr>
           </w:pPr>
-          <w:hyperlink w:anchor="_Toc231208013" w:history="1">
+          <w:hyperlink w:anchor="_Toc231463881" w:history="1">
             <w:r>
               <w:rPr>
                 <w:rStyle w:val="Hyperlink"/>
                 <w:noProof/>
               </w:rPr>
+              <w:t>2.4.2.</w:t>
+            </w:r>
+            <w:r>
+              <w:rPr>
+                <w:rFonts w:asciiTheme="minorHAnsi" w:eastAsiaTheme="minorEastAsia" w:hAnsiTheme="minorHAnsi"/>
+                <w:noProof/>
+                <w:lang w:eastAsia="de-DE"/>
+              </w:rPr>
+              <w:tab/>
+            </w:r>
+            <w:r>
+              <w:rPr>
+                <w:rStyle w:val="Hyperlink"/>
+                <w:noProof/>
+              </w:rPr>
               <w:t>Raspberry Pi</w:t>
             </w:r>
             <w:r>
@@ -1944,7 +1976,7 @@
                 <w:noProof/>
                 <w:webHidden/>
               </w:rPr>
-              <w:instrText xml:space="preserve"> PAGEREF _Toc231208013 \h </w:instrText>
+              <w:instrText xml:space="preserve"> PAGEREF _Toc231463881 \h </w:instrText>
             </w:r>
             <w:r>
               <w:rPr>
@@ -1979,6 +2011,7 @@
           <w:pPr>
             <w:pStyle w:val="Verzeichnis3"/>
             <w:tabs>
+              <w:tab w:val="left" w:pos="1440"/>
               <w:tab w:val="right" w:leader="dot" w:pos="9062"/>
             </w:tabs>
             <w:rPr>
@@ -1987,12 +2020,27 @@
               <w:lang w:eastAsia="de-DE"/>
             </w:rPr>
           </w:pPr>
-          <w:hyperlink w:anchor="_Toc231208014" w:history="1">
+          <w:hyperlink w:anchor="_Toc231463882" w:history="1">
             <w:r>
               <w:rPr>
                 <w:rStyle w:val="Hyperlink"/>
                 <w:noProof/>
               </w:rPr>
+              <w:t>2.4.3.</w:t>
+            </w:r>
+            <w:r>
+              <w:rPr>
+                <w:rFonts w:asciiTheme="minorHAnsi" w:eastAsiaTheme="minorEastAsia" w:hAnsiTheme="minorHAnsi"/>
+                <w:noProof/>
+                <w:lang w:eastAsia="de-DE"/>
+              </w:rPr>
+              <w:tab/>
+            </w:r>
+            <w:r>
+              <w:rPr>
+                <w:rStyle w:val="Hyperlink"/>
+                <w:noProof/>
+              </w:rPr>
               <w:t>Datenbank</w:t>
             </w:r>
             <w:r>
@@ -2014,7 +2062,7 @@
                 <w:noProof/>
                 <w:webHidden/>
               </w:rPr>
-              <w:instrText xml:space="preserve"> PAGEREF _Toc231208014 \h </w:instrText>
+              <w:instrText xml:space="preserve"> PAGEREF _Toc231463882 \h </w:instrText>
             </w:r>
             <w:r>
               <w:rPr>
@@ -2034,7 +2082,7 @@
                 <w:noProof/>
                 <w:webHidden/>
               </w:rPr>
-              <w:t>4</w:t>
+              <w:t>5</w:t>
             </w:r>
             <w:r>
               <w:rPr>
@@ -2049,6 +2097,7 @@
           <w:pPr>
             <w:pStyle w:val="Verzeichnis3"/>
             <w:tabs>
+              <w:tab w:val="left" w:pos="1440"/>
               <w:tab w:val="right" w:leader="dot" w:pos="9062"/>
             </w:tabs>
             <w:rPr>
@@ -2057,12 +2106,27 @@
               <w:lang w:eastAsia="de-DE"/>
             </w:rPr>
           </w:pPr>
-          <w:hyperlink w:anchor="_Toc231208015" w:history="1">
+          <w:hyperlink w:anchor="_Toc231463883" w:history="1">
             <w:r>
               <w:rPr>
                 <w:rStyle w:val="Hyperlink"/>
                 <w:noProof/>
               </w:rPr>
+              <w:t>2.4.4.</w:t>
+            </w:r>
+            <w:r>
+              <w:rPr>
+                <w:rFonts w:asciiTheme="minorHAnsi" w:eastAsiaTheme="minorEastAsia" w:hAnsiTheme="minorHAnsi"/>
+                <w:noProof/>
+                <w:lang w:eastAsia="de-DE"/>
+              </w:rPr>
+              <w:tab/>
+            </w:r>
+            <w:r>
+              <w:rPr>
+                <w:rStyle w:val="Hyperlink"/>
+                <w:noProof/>
+              </w:rPr>
               <w:t>Backend</w:t>
             </w:r>
             <w:r>
@@ -2084,7 +2148,7 @@
                 <w:noProof/>
                 <w:webHidden/>
               </w:rPr>
-              <w:instrText xml:space="preserve"> PAGEREF _Toc231208015 \h </w:instrText>
+              <w:instrText xml:space="preserve"> PAGEREF _Toc231463883 \h </w:instrText>
             </w:r>
             <w:r>
               <w:rPr>
@@ -2119,6 +2183,7 @@
           <w:pPr>
             <w:pStyle w:val="Verzeichnis3"/>
             <w:tabs>
+              <w:tab w:val="left" w:pos="1440"/>
               <w:tab w:val="right" w:leader="dot" w:pos="9062"/>
             </w:tabs>
             <w:rPr>
@@ -2127,12 +2192,27 @@
               <w:lang w:eastAsia="de-DE"/>
             </w:rPr>
           </w:pPr>
-          <w:hyperlink w:anchor="_Toc231208016" w:history="1">
+          <w:hyperlink w:anchor="_Toc231463884" w:history="1">
             <w:r>
               <w:rPr>
                 <w:rStyle w:val="Hyperlink"/>
                 <w:noProof/>
               </w:rPr>
+              <w:t>2.4.5.</w:t>
+            </w:r>
+            <w:r>
+              <w:rPr>
+                <w:rFonts w:asciiTheme="minorHAnsi" w:eastAsiaTheme="minorEastAsia" w:hAnsiTheme="minorHAnsi"/>
+                <w:noProof/>
+                <w:lang w:eastAsia="de-DE"/>
+              </w:rPr>
+              <w:tab/>
+            </w:r>
+            <w:r>
+              <w:rPr>
+                <w:rStyle w:val="Hyperlink"/>
+                <w:noProof/>
+              </w:rPr>
               <w:t>Frontend</w:t>
             </w:r>
             <w:r>
@@ -2154,7 +2234,7 @@
                 <w:noProof/>
                 <w:webHidden/>
               </w:rPr>
-              <w:instrText xml:space="preserve"> PAGEREF _Toc231208016 \h </w:instrText>
+              <w:instrText xml:space="preserve"> PAGEREF _Toc231463884 \h </w:instrText>
             </w:r>
             <w:r>
               <w:rPr>
@@ -2195,7 +2275,7 @@
               <w:lang w:eastAsia="de-DE"/>
             </w:rPr>
           </w:pPr>
-          <w:hyperlink w:anchor="_Toc231208017" w:history="1">
+          <w:hyperlink w:anchor="_Toc231463885" w:history="1">
             <w:r>
               <w:rPr>
                 <w:rStyle w:val="Hyperlink"/>
@@ -2233,7 +2313,7 @@
               <w:rPr>
                 <w:webHidden/>
               </w:rPr>
-              <w:instrText xml:space="preserve"> PAGEREF _Toc231208017 \h </w:instrText>
+              <w:instrText xml:space="preserve"> PAGEREF _Toc231463885 \h </w:instrText>
             </w:r>
             <w:r>
               <w:rPr>
@@ -2273,7 +2353,7 @@
               <w:lang w:eastAsia="de-DE"/>
             </w:rPr>
           </w:pPr>
-          <w:hyperlink w:anchor="_Toc231208018" w:history="1">
+          <w:hyperlink w:anchor="_Toc231463886" w:history="1">
             <w:r>
               <w:rPr>
                 <w:rStyle w:val="Hyperlink"/>
@@ -2315,7 +2395,7 @@
                 <w:noProof/>
                 <w:webHidden/>
               </w:rPr>
-              <w:instrText xml:space="preserve"> PAGEREF _Toc231208018 \h </w:instrText>
+              <w:instrText xml:space="preserve"> PAGEREF _Toc231463886 \h </w:instrText>
             </w:r>
             <w:r>
               <w:rPr>
@@ -2359,7 +2439,7 @@
               <w:lang w:eastAsia="de-DE"/>
             </w:rPr>
           </w:pPr>
-          <w:hyperlink w:anchor="_Toc231208019" w:history="1">
+          <w:hyperlink w:anchor="_Toc231463887" w:history="1">
             <w:r>
               <w:rPr>
                 <w:rStyle w:val="Hyperlink"/>
@@ -2401,7 +2481,7 @@
                 <w:noProof/>
                 <w:webHidden/>
               </w:rPr>
-              <w:instrText xml:space="preserve"> PAGEREF _Toc231208019 \h </w:instrText>
+              <w:instrText xml:space="preserve"> PAGEREF _Toc231463887 \h </w:instrText>
             </w:r>
             <w:r>
               <w:rPr>
@@ -2445,7 +2525,7 @@
               <w:lang w:eastAsia="de-DE"/>
             </w:rPr>
           </w:pPr>
-          <w:hyperlink w:anchor="_Toc231208020" w:history="1">
+          <w:hyperlink w:anchor="_Toc231463888" w:history="1">
             <w:r>
               <w:rPr>
                 <w:rStyle w:val="Hyperlink"/>
@@ -2487,7 +2567,7 @@
                 <w:noProof/>
                 <w:webHidden/>
               </w:rPr>
-              <w:instrText xml:space="preserve"> PAGEREF _Toc231208020 \h </w:instrText>
+              <w:instrText xml:space="preserve"> PAGEREF _Toc231463888 \h </w:instrText>
             </w:r>
             <w:r>
               <w:rPr>
@@ -2531,7 +2611,7 @@
               <w:lang w:eastAsia="de-DE"/>
             </w:rPr>
           </w:pPr>
-          <w:hyperlink w:anchor="_Toc231208021" w:history="1">
+          <w:hyperlink w:anchor="_Toc231463889" w:history="1">
             <w:r>
               <w:rPr>
                 <w:rStyle w:val="Hyperlink"/>
@@ -2573,7 +2653,7 @@
                 <w:noProof/>
                 <w:webHidden/>
               </w:rPr>
-              <w:instrText xml:space="preserve"> PAGEREF _Toc231208021 \h </w:instrText>
+              <w:instrText xml:space="preserve"> PAGEREF _Toc231463889 \h </w:instrText>
             </w:r>
             <w:r>
               <w:rPr>
@@ -2614,7 +2694,7 @@
               <w:lang w:eastAsia="de-DE"/>
             </w:rPr>
           </w:pPr>
-          <w:hyperlink w:anchor="_Toc231208022" w:history="1">
+          <w:hyperlink w:anchor="_Toc231463890" w:history="1">
             <w:r>
               <w:rPr>
                 <w:rStyle w:val="Hyperlink"/>
@@ -2652,7 +2732,7 @@
               <w:rPr>
                 <w:webHidden/>
               </w:rPr>
-              <w:instrText xml:space="preserve"> PAGEREF _Toc231208022 \h </w:instrText>
+              <w:instrText xml:space="preserve"> PAGEREF _Toc231463890 \h </w:instrText>
             </w:r>
             <w:r>
               <w:rPr>
@@ -2692,7 +2772,7 @@
               <w:lang w:eastAsia="de-DE"/>
             </w:rPr>
           </w:pPr>
-          <w:hyperlink w:anchor="_Toc231208023" w:history="1">
+          <w:hyperlink w:anchor="_Toc231463891" w:history="1">
             <w:r>
               <w:rPr>
                 <w:rStyle w:val="Hyperlink"/>
@@ -2734,7 +2814,7 @@
                 <w:noProof/>
                 <w:webHidden/>
               </w:rPr>
-              <w:instrText xml:space="preserve"> PAGEREF _Toc231208023 \h </w:instrText>
+              <w:instrText xml:space="preserve"> PAGEREF _Toc231463891 \h </w:instrText>
             </w:r>
             <w:r>
               <w:rPr>
@@ -2778,7 +2858,7 @@
               <w:lang w:eastAsia="de-DE"/>
             </w:rPr>
           </w:pPr>
-          <w:hyperlink w:anchor="_Toc231208024" w:history="1">
+          <w:hyperlink w:anchor="_Toc231463892" w:history="1">
             <w:r>
               <w:rPr>
                 <w:rStyle w:val="Hyperlink"/>
@@ -2820,7 +2900,7 @@
                 <w:noProof/>
                 <w:webHidden/>
               </w:rPr>
-              <w:instrText xml:space="preserve"> PAGEREF _Toc231208024 \h </w:instrText>
+              <w:instrText xml:space="preserve"> PAGEREF _Toc231463892 \h </w:instrText>
             </w:r>
             <w:r>
               <w:rPr>
@@ -2864,7 +2944,7 @@
               <w:lang w:eastAsia="de-DE"/>
             </w:rPr>
           </w:pPr>
-          <w:hyperlink w:anchor="_Toc231208025" w:history="1">
+          <w:hyperlink w:anchor="_Toc231463893" w:history="1">
             <w:r>
               <w:rPr>
                 <w:rStyle w:val="Hyperlink"/>
@@ -2906,7 +2986,7 @@
                 <w:noProof/>
                 <w:webHidden/>
               </w:rPr>
-              <w:instrText xml:space="preserve"> PAGEREF _Toc231208025 \h </w:instrText>
+              <w:instrText xml:space="preserve"> PAGEREF _Toc231463893 \h </w:instrText>
             </w:r>
             <w:r>
               <w:rPr>
@@ -2950,7 +3030,7 @@
               <w:lang w:eastAsia="de-DE"/>
             </w:rPr>
           </w:pPr>
-          <w:hyperlink w:anchor="_Toc231208026" w:history="1">
+          <w:hyperlink w:anchor="_Toc231463894" w:history="1">
             <w:r>
               <w:rPr>
                 <w:rStyle w:val="Hyperlink"/>
@@ -2992,7 +3072,7 @@
                 <w:noProof/>
                 <w:webHidden/>
               </w:rPr>
-              <w:instrText xml:space="preserve"> PAGEREF _Toc231208026 \h </w:instrText>
+              <w:instrText xml:space="preserve"> PAGEREF _Toc231463894 \h </w:instrText>
             </w:r>
             <w:r>
               <w:rPr>
@@ -3036,7 +3116,7 @@
               <w:lang w:eastAsia="de-DE"/>
             </w:rPr>
           </w:pPr>
-          <w:hyperlink w:anchor="_Toc231208027" w:history="1">
+          <w:hyperlink w:anchor="_Toc231463895" w:history="1">
             <w:r>
               <w:rPr>
                 <w:rStyle w:val="Hyperlink"/>
@@ -3078,7 +3158,7 @@
                 <w:noProof/>
                 <w:webHidden/>
               </w:rPr>
-              <w:instrText xml:space="preserve"> PAGEREF _Toc231208027 \h </w:instrText>
+              <w:instrText xml:space="preserve"> PAGEREF _Toc231463895 \h </w:instrText>
             </w:r>
             <w:r>
               <w:rPr>
@@ -3122,7 +3202,7 @@
               <w:lang w:eastAsia="de-DE"/>
             </w:rPr>
           </w:pPr>
-          <w:hyperlink w:anchor="_Toc231208028" w:history="1">
+          <w:hyperlink w:anchor="_Toc231463896" w:history="1">
             <w:r>
               <w:rPr>
                 <w:rStyle w:val="Hyperlink"/>
@@ -3164,7 +3244,7 @@
                 <w:noProof/>
                 <w:webHidden/>
               </w:rPr>
-              <w:instrText xml:space="preserve"> PAGEREF _Toc231208028 \h </w:instrText>
+              <w:instrText xml:space="preserve"> PAGEREF _Toc231463896 \h </w:instrText>
             </w:r>
             <w:r>
               <w:rPr>
@@ -3207,13 +3287,27 @@
               <w:lang w:eastAsia="de-DE"/>
             </w:rPr>
           </w:pPr>
-          <w:hyperlink w:anchor="_Toc231208029" w:history="1">
+          <w:hyperlink w:anchor="_Toc231463897" w:history="1">
             <w:r>
               <w:rPr>
                 <w:rStyle w:val="Hyperlink"/>
                 <w:noProof/>
               </w:rPr>
-              <w:t>Dark Mode</w:t>
+              <w:t xml:space="preserve">Dark </w:t>
+            </w:r>
+            <w:r>
+              <w:rPr>
+                <w:rStyle w:val="Hyperlink"/>
+                <w:noProof/>
+              </w:rPr>
+              <w:t>M</w:t>
+            </w:r>
+            <w:r>
+              <w:rPr>
+                <w:rStyle w:val="Hyperlink"/>
+                <w:noProof/>
+              </w:rPr>
+              <w:t>ode</w:t>
             </w:r>
             <w:r>
               <w:rPr>
@@ -3234,7 +3328,7 @@
                 <w:noProof/>
                 <w:webHidden/>
               </w:rPr>
-              <w:instrText xml:space="preserve"> PAGEREF _Toc231208029 \h </w:instrText>
+              <w:instrText xml:space="preserve"> PAGEREF _Toc231463897 \h </w:instrText>
             </w:r>
             <w:r>
               <w:rPr>
@@ -3277,7 +3371,7 @@
               <w:lang w:eastAsia="de-DE"/>
             </w:rPr>
           </w:pPr>
-          <w:hyperlink w:anchor="_Toc231208030" w:history="1">
+          <w:hyperlink w:anchor="_Toc231463898" w:history="1">
             <w:r>
               <w:rPr>
                 <w:rStyle w:val="Hyperlink"/>
@@ -3304,7 +3398,7 @@
                 <w:noProof/>
                 <w:webHidden/>
               </w:rPr>
-              <w:instrText xml:space="preserve"> PAGEREF _Toc231208030 \h </w:instrText>
+              <w:instrText xml:space="preserve"> PAGEREF _Toc231463898 \h </w:instrText>
             </w:r>
             <w:r>
               <w:rPr>
@@ -3347,7 +3441,7 @@
               <w:lang w:eastAsia="de-DE"/>
             </w:rPr>
           </w:pPr>
-          <w:hyperlink w:anchor="_Toc231208031" w:history="1">
+          <w:hyperlink w:anchor="_Toc231463899" w:history="1">
             <w:r>
               <w:rPr>
                 <w:rStyle w:val="Hyperlink"/>
@@ -3374,7 +3468,7 @@
                 <w:noProof/>
                 <w:webHidden/>
               </w:rPr>
-              <w:instrText xml:space="preserve"> PAGEREF _Toc231208031 \h </w:instrText>
+              <w:instrText xml:space="preserve"> PAGEREF _Toc231463899 \h </w:instrText>
             </w:r>
             <w:r>
               <w:rPr>
@@ -3415,7 +3509,7 @@
               <w:lang w:eastAsia="de-DE"/>
             </w:rPr>
           </w:pPr>
-          <w:hyperlink w:anchor="_Toc231208032" w:history="1">
+          <w:hyperlink w:anchor="_Toc231463900" w:history="1">
             <w:r>
               <w:rPr>
                 <w:rStyle w:val="Hyperlink"/>
@@ -3453,7 +3547,7 @@
               <w:rPr>
                 <w:webHidden/>
               </w:rPr>
-              <w:instrText xml:space="preserve"> PAGEREF _Toc231208032 \h </w:instrText>
+              <w:instrText xml:space="preserve"> PAGEREF _Toc231463900 \h </w:instrText>
             </w:r>
             <w:r>
               <w:rPr>
@@ -3493,7 +3587,7 @@
               <w:lang w:eastAsia="de-DE"/>
             </w:rPr>
           </w:pPr>
-          <w:hyperlink w:anchor="_Toc231208033" w:history="1">
+          <w:hyperlink w:anchor="_Toc231463901" w:history="1">
             <w:r>
               <w:rPr>
                 <w:rStyle w:val="Hyperlink"/>
@@ -3535,7 +3629,7 @@
                 <w:noProof/>
                 <w:webHidden/>
               </w:rPr>
-              <w:instrText xml:space="preserve"> PAGEREF _Toc231208033 \h </w:instrText>
+              <w:instrText xml:space="preserve"> PAGEREF _Toc231463901 \h </w:instrText>
             </w:r>
             <w:r>
               <w:rPr>
@@ -3579,7 +3673,7 @@
               <w:lang w:eastAsia="de-DE"/>
             </w:rPr>
           </w:pPr>
-          <w:hyperlink w:anchor="_Toc231208034" w:history="1">
+          <w:hyperlink w:anchor="_Toc231463902" w:history="1">
             <w:r>
               <w:rPr>
                 <w:rStyle w:val="Hyperlink"/>
@@ -3621,7 +3715,7 @@
                 <w:noProof/>
                 <w:webHidden/>
               </w:rPr>
-              <w:instrText xml:space="preserve"> PAGEREF _Toc231208034 \h </w:instrText>
+              <w:instrText xml:space="preserve"> PAGEREF _Toc231463902 \h </w:instrText>
             </w:r>
             <w:r>
               <w:rPr>
@@ -3665,7 +3759,7 @@
               <w:lang w:eastAsia="de-DE"/>
             </w:rPr>
           </w:pPr>
-          <w:hyperlink w:anchor="_Toc231208035" w:history="1">
+          <w:hyperlink w:anchor="_Toc231463903" w:history="1">
             <w:r>
               <w:rPr>
                 <w:rStyle w:val="Hyperlink"/>
@@ -3707,7 +3801,7 @@
                 <w:noProof/>
                 <w:webHidden/>
               </w:rPr>
-              <w:instrText xml:space="preserve"> PAGEREF _Toc231208035 \h </w:instrText>
+              <w:instrText xml:space="preserve"> PAGEREF _Toc231463903 \h </w:instrText>
             </w:r>
             <w:r>
               <w:rPr>
@@ -3751,7 +3845,7 @@
               <w:lang w:eastAsia="de-DE"/>
             </w:rPr>
           </w:pPr>
-          <w:hyperlink w:anchor="_Toc231208036" w:history="1">
+          <w:hyperlink w:anchor="_Toc231463904" w:history="1">
             <w:r>
               <w:rPr>
                 <w:rStyle w:val="Hyperlink"/>
@@ -3793,7 +3887,7 @@
                 <w:noProof/>
                 <w:webHidden/>
               </w:rPr>
-              <w:instrText xml:space="preserve"> PAGEREF _Toc231208036 \h </w:instrText>
+              <w:instrText xml:space="preserve"> PAGEREF _Toc231463904 \h </w:instrText>
             </w:r>
             <w:r>
               <w:rPr>
@@ -3837,7 +3931,7 @@
               <w:lang w:eastAsia="de-DE"/>
             </w:rPr>
           </w:pPr>
-          <w:hyperlink w:anchor="_Toc231208037" w:history="1">
+          <w:hyperlink w:anchor="_Toc231463905" w:history="1">
             <w:r>
               <w:rPr>
                 <w:rStyle w:val="Hyperlink"/>
@@ -3879,7 +3973,7 @@
                 <w:noProof/>
                 <w:webHidden/>
               </w:rPr>
-              <w:instrText xml:space="preserve"> PAGEREF _Toc231208037 \h </w:instrText>
+              <w:instrText xml:space="preserve"> PAGEREF _Toc231463905 \h </w:instrText>
             </w:r>
             <w:r>
               <w:rPr>
@@ -3920,7 +4014,7 @@
               <w:lang w:eastAsia="de-DE"/>
             </w:rPr>
           </w:pPr>
-          <w:hyperlink w:anchor="_Toc231208038" w:history="1">
+          <w:hyperlink w:anchor="_Toc231463906" w:history="1">
             <w:r>
               <w:rPr>
                 <w:rStyle w:val="Hyperlink"/>
@@ -3958,7 +4052,7 @@
               <w:rPr>
                 <w:webHidden/>
               </w:rPr>
-              <w:instrText xml:space="preserve"> PAGEREF _Toc231208038 \h </w:instrText>
+              <w:instrText xml:space="preserve"> PAGEREF _Toc231463906 \h </w:instrText>
             </w:r>
             <w:r>
               <w:rPr>
@@ -3998,7 +4092,7 @@
               <w:lang w:eastAsia="de-DE"/>
             </w:rPr>
           </w:pPr>
-          <w:hyperlink w:anchor="_Toc231208039" w:history="1">
+          <w:hyperlink w:anchor="_Toc231463907" w:history="1">
             <w:r>
               <w:rPr>
                 <w:rStyle w:val="Hyperlink"/>
@@ -4040,7 +4134,7 @@
                 <w:noProof/>
                 <w:webHidden/>
               </w:rPr>
-              <w:instrText xml:space="preserve"> PAGEREF _Toc231208039 \h </w:instrText>
+              <w:instrText xml:space="preserve"> PAGEREF _Toc231463907 \h </w:instrText>
             </w:r>
             <w:r>
               <w:rPr>
@@ -4084,7 +4178,7 @@
               <w:lang w:eastAsia="de-DE"/>
             </w:rPr>
           </w:pPr>
-          <w:hyperlink w:anchor="_Toc231208040" w:history="1">
+          <w:hyperlink w:anchor="_Toc231463908" w:history="1">
             <w:r>
               <w:rPr>
                 <w:rStyle w:val="Hyperlink"/>
@@ -4126,7 +4220,7 @@
                 <w:noProof/>
                 <w:webHidden/>
               </w:rPr>
-              <w:instrText xml:space="preserve"> PAGEREF _Toc231208040 \h </w:instrText>
+              <w:instrText xml:space="preserve"> PAGEREF _Toc231463908 \h </w:instrText>
             </w:r>
             <w:r>
               <w:rPr>
@@ -4170,7 +4264,7 @@
               <w:lang w:eastAsia="de-DE"/>
             </w:rPr>
           </w:pPr>
-          <w:hyperlink w:anchor="_Toc231208041" w:history="1">
+          <w:hyperlink w:anchor="_Toc231463909" w:history="1">
             <w:r>
               <w:rPr>
                 <w:rStyle w:val="Hyperlink"/>
@@ -4212,7 +4306,7 @@
                 <w:noProof/>
                 <w:webHidden/>
               </w:rPr>
-              <w:instrText xml:space="preserve"> PAGEREF _Toc231208041 \h </w:instrText>
+              <w:instrText xml:space="preserve"> PAGEREF _Toc231463909 \h </w:instrText>
             </w:r>
             <w:r>
               <w:rPr>
@@ -4256,7 +4350,7 @@
               <w:lang w:eastAsia="de-DE"/>
             </w:rPr>
           </w:pPr>
-          <w:hyperlink w:anchor="_Toc231208042" w:history="1">
+          <w:hyperlink w:anchor="_Toc231463910" w:history="1">
             <w:r>
               <w:rPr>
                 <w:rStyle w:val="Hyperlink"/>
@@ -4298,7 +4392,7 @@
                 <w:noProof/>
                 <w:webHidden/>
               </w:rPr>
-              <w:instrText xml:space="preserve"> PAGEREF _Toc231208042 \h </w:instrText>
+              <w:instrText xml:space="preserve"> PAGEREF _Toc231463910 \h </w:instrText>
             </w:r>
             <w:r>
               <w:rPr>
@@ -4342,7 +4436,7 @@
               <w:lang w:eastAsia="de-DE"/>
             </w:rPr>
           </w:pPr>
-          <w:hyperlink w:anchor="_Toc231208043" w:history="1">
+          <w:hyperlink w:anchor="_Toc231463911" w:history="1">
             <w:r>
               <w:rPr>
                 <w:rStyle w:val="Hyperlink"/>
@@ -4384,7 +4478,7 @@
                 <w:noProof/>
                 <w:webHidden/>
               </w:rPr>
-              <w:instrText xml:space="preserve"> PAGEREF _Toc231208043 \h </w:instrText>
+              <w:instrText xml:space="preserve"> PAGEREF _Toc231463911 \h </w:instrText>
             </w:r>
             <w:r>
               <w:rPr>
@@ -4439,7 +4533,7 @@
           <w:numId w:val="5"/>
         </w:numPr>
       </w:pPr>
-      <w:bookmarkStart w:id="0" w:name="_Toc231208004"/>
+      <w:bookmarkStart w:id="0" w:name="_Toc231463872"/>
       <w:r>
         <w:lastRenderedPageBreak/>
         <w:t>Einleitung</w:t>
@@ -4454,7 +4548,7 @@
           <w:numId w:val="5"/>
         </w:numPr>
       </w:pPr>
-      <w:bookmarkStart w:id="1" w:name="_Toc231208005"/>
+      <w:bookmarkStart w:id="1" w:name="_Toc231463873"/>
       <w:r>
         <w:t>Einleitung</w:t>
       </w:r>
@@ -4502,7 +4596,22 @@
         <w:rPr>
           <w:rFonts w:ascii="Bahnschrift Light SemiCondensed" w:hAnsi="Bahnschrift Light SemiCondensed"/>
         </w:rPr>
-        <w:t>Die Wetterstation eignet sich sowohl für den privaten Gebrauch als auch für Bildungs- und Demonstrationszwecke.</w:t>
+        <w:t>Die Wetterstation eignet sich sowohl für den privaten Gebrauch als auch für Bildungs- und Demonstrationszwecke</w:t>
+      </w:r>
+    </w:p>
+    <w:p>
+      <w:pPr>
+        <w:pStyle w:val="StandardWeb"/>
+        <w:ind w:left="360"/>
+        <w:rPr>
+          <w:rFonts w:ascii="Bahnschrift Light SemiCondensed" w:hAnsi="Bahnschrift Light SemiCondensed"/>
+        </w:rPr>
+      </w:pPr>
+      <w:r>
+        <w:rPr>
+          <w:rFonts w:ascii="Bahnschrift Light SemiCondensed" w:hAnsi="Bahnschrift Light SemiCondensed"/>
+        </w:rPr>
+        <w:t>.</w:t>
       </w:r>
     </w:p>
     <w:p>
@@ -4513,7 +4622,7 @@
           <w:numId w:val="5"/>
         </w:numPr>
       </w:pPr>
-      <w:bookmarkStart w:id="2" w:name="_Toc231208006"/>
+      <w:bookmarkStart w:id="2" w:name="_Toc231463874"/>
       <w:r>
         <w:t>Sicherheitshinweise</w:t>
       </w:r>
@@ -4639,13 +4748,19 @@
     </w:p>
     <w:p>
       <w:pPr>
+        <w:pStyle w:val="Listenabsatz"/>
+        <w:ind w:left="360"/>
+      </w:pPr>
+    </w:p>
+    <w:p>
+      <w:pPr>
         <w:pStyle w:val="berschrift1"/>
         <w:numPr>
           <w:ilvl w:val="0"/>
           <w:numId w:val="5"/>
         </w:numPr>
       </w:pPr>
-      <w:bookmarkStart w:id="3" w:name="_Toc231208007"/>
+      <w:bookmarkStart w:id="3" w:name="_Toc231463875"/>
       <w:r>
         <w:t>Produktbeschreibung</w:t>
       </w:r>
@@ -4659,7 +4774,7 @@
           <w:numId w:val="5"/>
         </w:numPr>
       </w:pPr>
-      <w:bookmarkStart w:id="4" w:name="_Toc231208008"/>
+      <w:bookmarkStart w:id="4" w:name="_Toc231463876"/>
       <w:r>
         <w:t>Allgemeine Beschreibung</w:t>
       </w:r>
@@ -4692,6 +4807,7 @@
         <w:rPr>
           <w:rFonts w:ascii="Bahnschrift Light SemiCondensed" w:hAnsi="Bahnschrift Light SemiCondensed"/>
         </w:rPr>
+        <w:lastRenderedPageBreak/>
         <w:t>Alle Sensordaten werden in regelmäßigen Zeitabständen erfasst und in einer Datenbank gespeichert. Die Webanwendung ruft diese Daten ab und stellt sie grafisch dar.</w:t>
       </w:r>
     </w:p>
@@ -4707,7 +4823,6 @@
         <w:rPr>
           <w:rFonts w:ascii="Bahnschrift Light SemiCondensed" w:hAnsi="Bahnschrift Light SemiCondensed"/>
         </w:rPr>
-        <w:lastRenderedPageBreak/>
         <w:t>Dadurch können aktuelle Messwerte sowie historische Entwicklungen jederzeit eingesehen werden.</w:t>
       </w:r>
     </w:p>
@@ -4719,7 +4834,7 @@
           <w:numId w:val="5"/>
         </w:numPr>
       </w:pPr>
-      <w:bookmarkStart w:id="5" w:name="_Toc231208009"/>
+      <w:bookmarkStart w:id="5" w:name="_Toc231463877"/>
       <w:r>
         <w:t>Hauptfunktionen</w:t>
       </w:r>
@@ -4969,7 +5084,7 @@
           <w:numId w:val="5"/>
         </w:numPr>
       </w:pPr>
-      <w:bookmarkStart w:id="6" w:name="_Toc231208010"/>
+      <w:bookmarkStart w:id="6" w:name="_Toc231463878"/>
       <w:r>
         <w:t>Unterstützte Messgrößen</w:t>
       </w:r>
@@ -5100,7 +5215,7 @@
           <w:numId w:val="5"/>
         </w:numPr>
       </w:pPr>
-      <w:bookmarkStart w:id="7" w:name="_Toc231208011"/>
+      <w:bookmarkStart w:id="7" w:name="_Toc231463879"/>
       <w:r>
         <w:t>Systemarchitektur</w:t>
       </w:r>
@@ -5124,9 +5239,12 @@
     <w:p>
       <w:pPr>
         <w:pStyle w:val="berschrift3"/>
-        <w:ind w:firstLine="360"/>
-      </w:pPr>
-      <w:bookmarkStart w:id="8" w:name="_Toc231208012"/>
+        <w:numPr>
+          <w:ilvl w:val="2"/>
+          <w:numId w:val="5"/>
+        </w:numPr>
+      </w:pPr>
+      <w:bookmarkStart w:id="8" w:name="_Toc231463880"/>
       <w:r>
         <w:t>Sensoren</w:t>
       </w:r>
@@ -5150,9 +5268,12 @@
     <w:p>
       <w:pPr>
         <w:pStyle w:val="berschrift3"/>
-        <w:ind w:firstLine="360"/>
-      </w:pPr>
-      <w:bookmarkStart w:id="9" w:name="_Toc231208013"/>
+        <w:numPr>
+          <w:ilvl w:val="2"/>
+          <w:numId w:val="5"/>
+        </w:numPr>
+      </w:pPr>
+      <w:bookmarkStart w:id="9" w:name="_Toc231463881"/>
       <w:r>
         <w:t>Raspberry Pi</w:t>
       </w:r>
@@ -5176,9 +5297,12 @@
     <w:p>
       <w:pPr>
         <w:pStyle w:val="berschrift3"/>
-        <w:ind w:firstLine="360"/>
-      </w:pPr>
-      <w:bookmarkStart w:id="10" w:name="_Toc231208014"/>
+        <w:numPr>
+          <w:ilvl w:val="2"/>
+          <w:numId w:val="5"/>
+        </w:numPr>
+      </w:pPr>
+      <w:bookmarkStart w:id="10" w:name="_Toc231463882"/>
       <w:r>
         <w:lastRenderedPageBreak/>
         <w:t>Datenbank</w:t>
@@ -5203,9 +5327,12 @@
     <w:p>
       <w:pPr>
         <w:pStyle w:val="berschrift3"/>
-        <w:ind w:firstLine="360"/>
-      </w:pPr>
-      <w:bookmarkStart w:id="11" w:name="_Toc231208015"/>
+        <w:numPr>
+          <w:ilvl w:val="2"/>
+          <w:numId w:val="5"/>
+        </w:numPr>
+      </w:pPr>
+      <w:bookmarkStart w:id="11" w:name="_Toc231463883"/>
       <w:r>
         <w:t>Backend</w:t>
       </w:r>
@@ -5229,9 +5356,12 @@
     <w:p>
       <w:pPr>
         <w:pStyle w:val="berschrift3"/>
-        <w:ind w:firstLine="360"/>
-      </w:pPr>
-      <w:bookmarkStart w:id="12" w:name="_Toc231208016"/>
+        <w:numPr>
+          <w:ilvl w:val="2"/>
+          <w:numId w:val="5"/>
+        </w:numPr>
+      </w:pPr>
+      <w:bookmarkStart w:id="12" w:name="_Toc231463884"/>
       <w:r>
         <w:t>Frontend</w:t>
       </w:r>
@@ -5253,6 +5383,7 @@
       </w:r>
     </w:p>
     <w:p/>
+    <w:p/>
     <w:p>
       <w:pPr>
         <w:pStyle w:val="berschrift1"/>
@@ -5261,7 +5392,7 @@
           <w:numId w:val="5"/>
         </w:numPr>
       </w:pPr>
-      <w:bookmarkStart w:id="13" w:name="_Toc231208017"/>
+      <w:bookmarkStart w:id="13" w:name="_Toc231463885"/>
       <w:r>
         <w:t>Erste Schritte (Inbetriebnahme)</w:t>
       </w:r>
@@ -5275,7 +5406,7 @@
           <w:numId w:val="5"/>
         </w:numPr>
       </w:pPr>
-      <w:bookmarkStart w:id="14" w:name="_Toc231208018"/>
+      <w:bookmarkStart w:id="14" w:name="_Toc231463886"/>
       <w:r>
         <w:t>Aufbau des Systems</w:t>
       </w:r>
@@ -5382,7 +5513,7 @@
           <w:numId w:val="5"/>
         </w:numPr>
       </w:pPr>
-      <w:bookmarkStart w:id="15" w:name="_Toc231208019"/>
+      <w:bookmarkStart w:id="15" w:name="_Toc231463887"/>
       <w:r>
         <w:t>Startvorgang</w:t>
       </w:r>
@@ -5473,10 +5604,6 @@
         <w:t>Der gesamte Startvorgang dauert in der Regel wenige Minuten.</w:t>
       </w:r>
     </w:p>
-    <w:p/>
-    <w:p/>
-    <w:p/>
-    <w:p/>
     <w:p/>
     <w:p>
       <w:pPr>
@@ -5490,9 +5617,10 @@
         </w:rPr>
       </w:pPr>
       <w:r>
+        <w:lastRenderedPageBreak/>
         <w:t xml:space="preserve"> </w:t>
       </w:r>
-      <w:bookmarkStart w:id="16" w:name="_Toc231208020"/>
+      <w:bookmarkStart w:id="16" w:name="_Toc231463888"/>
       <w:r>
         <w:t>Verbindung zur Wetterstation</w:t>
       </w:r>
@@ -5581,7 +5709,7 @@
           <w:numId w:val="5"/>
         </w:numPr>
       </w:pPr>
-      <w:bookmarkStart w:id="17" w:name="_Toc231208021"/>
+      <w:bookmarkStart w:id="17" w:name="_Toc231463889"/>
       <w:r>
         <w:t>Überprüfung der Verbindung</w:t>
       </w:r>
@@ -5674,6 +5802,11 @@
       <w:r>
         <w:t>Falls keine Daten angezeigt werden, sollte die Netzwerkverbindung überprüft werden.</w:t>
       </w:r>
+    </w:p>
+    <w:p>
+      <w:pPr>
+        <w:ind w:left="360"/>
+      </w:pPr>
     </w:p>
     <w:p>
       <w:pPr>
@@ -5688,7 +5821,7 @@
           <w:numId w:val="5"/>
         </w:numPr>
       </w:pPr>
-      <w:bookmarkStart w:id="18" w:name="_Toc231208022"/>
+      <w:bookmarkStart w:id="18" w:name="_Toc231463890"/>
       <w:r>
         <w:t>Bedienung</w:t>
       </w:r>
@@ -5705,7 +5838,7 @@
       <w:r>
         <w:t xml:space="preserve"> </w:t>
       </w:r>
-      <w:bookmarkStart w:id="19" w:name="_Toc231208023"/>
+      <w:bookmarkStart w:id="19" w:name="_Toc231463891"/>
       <w:r>
         <w:t>Dashboard</w:t>
       </w:r>
@@ -5780,7 +5913,6 @@
         <w:ind w:left="1080"/>
       </w:pPr>
       <w:r>
-        <w:lastRenderedPageBreak/>
         <w:t>Einheit</w:t>
       </w:r>
     </w:p>
@@ -5805,8 +5937,14 @@
         <w:ind w:left="360"/>
       </w:pPr>
       <w:r>
+        <w:lastRenderedPageBreak/>
         <w:t>Durch Anklicken einer Karte gelangt der Benutzer zur Detailansicht.</w:t>
       </w:r>
+    </w:p>
+    <w:p>
+      <w:pPr>
+        <w:ind w:left="360"/>
+      </w:pPr>
     </w:p>
     <w:p>
       <w:pPr>
@@ -5816,7 +5954,7 @@
           <w:numId w:val="5"/>
         </w:numPr>
       </w:pPr>
-      <w:bookmarkStart w:id="20" w:name="_Toc231208024"/>
+      <w:bookmarkStart w:id="20" w:name="_Toc231463892"/>
       <w:r>
         <w:t>Detailansicht</w:t>
       </w:r>
@@ -5911,7 +6049,7 @@
           <w:numId w:val="5"/>
         </w:numPr>
       </w:pPr>
-      <w:bookmarkStart w:id="21" w:name="_Toc231208025"/>
+      <w:bookmarkStart w:id="21" w:name="_Toc231463893"/>
       <w:r>
         <w:t>Diagramme</w:t>
       </w:r>
@@ -5998,7 +6136,7 @@
           <w:numId w:val="5"/>
         </w:numPr>
       </w:pPr>
-      <w:bookmarkStart w:id="22" w:name="_Toc231208026"/>
+      <w:bookmarkStart w:id="22" w:name="_Toc231463894"/>
       <w:r>
         <w:t>Burger-Menü</w:t>
       </w:r>
@@ -6113,14 +6251,8 @@
         <w:ind w:left="1080"/>
       </w:pPr>
       <w:r>
-        <w:lastRenderedPageBreak/>
         <w:t>weiteren Sensortypen</w:t>
       </w:r>
-    </w:p>
-    <w:p>
-      <w:pPr>
-        <w:ind w:left="1080"/>
-      </w:pPr>
     </w:p>
     <w:p>
       <w:pPr>
@@ -6130,8 +6262,9 @@
           <w:numId w:val="5"/>
         </w:numPr>
       </w:pPr>
-      <w:bookmarkStart w:id="23" w:name="_Toc231208027"/>
-      <w:r>
+      <w:bookmarkStart w:id="23" w:name="_Toc231463895"/>
+      <w:r>
+        <w:lastRenderedPageBreak/>
         <w:t>Aktualisieren von Daten</w:t>
       </w:r>
       <w:bookmarkEnd w:id="23"/>
@@ -6161,7 +6294,7 @@
           <w:numId w:val="5"/>
         </w:numPr>
       </w:pPr>
-      <w:bookmarkStart w:id="24" w:name="_Toc231208028"/>
+      <w:bookmarkStart w:id="24" w:name="_Toc231463896"/>
       <w:r>
         <w:t>Einstellungen</w:t>
       </w:r>
@@ -6186,9 +6319,12 @@
     <w:p>
       <w:pPr>
         <w:pStyle w:val="berschrift3"/>
-        <w:ind w:firstLine="360"/>
-      </w:pPr>
-      <w:bookmarkStart w:id="25" w:name="_Toc231208029"/>
+        <w:numPr>
+          <w:ilvl w:val="2"/>
+          <w:numId w:val="5"/>
+        </w:numPr>
+      </w:pPr>
+      <w:bookmarkStart w:id="25" w:name="_Toc231463897"/>
       <w:r>
         <w:t>Dark Mode</w:t>
       </w:r>
@@ -6261,14 +6397,15 @@
     <w:p>
       <w:pPr>
         <w:pStyle w:val="berschrift3"/>
+        <w:numPr>
+          <w:ilvl w:val="2"/>
+          <w:numId w:val="5"/>
+        </w:numPr>
         <w:rPr>
           <w:rFonts w:ascii="Bahnschrift Light SemiCondensed" w:hAnsi="Bahnschrift Light SemiCondensed"/>
         </w:rPr>
       </w:pPr>
-      <w:r>
-        <w:t xml:space="preserve">      </w:t>
-      </w:r>
-      <w:bookmarkStart w:id="26" w:name="_Toc231208030"/>
+      <w:bookmarkStart w:id="26" w:name="_Toc231463898"/>
       <w:r>
         <w:t>Schriftgröße</w:t>
       </w:r>
@@ -6276,31 +6413,26 @@
     </w:p>
     <w:p>
       <w:r>
-        <w:t xml:space="preserve">       </w:t>
-      </w:r>
-      <w:r>
-        <w:t>Die Schriftgröße kann über einen Schieberegler angepasst werden.</w:t>
-      </w:r>
-    </w:p>
-    <w:p>
-      <w:r>
-        <w:t xml:space="preserve">       </w:t>
-      </w:r>
-      <w:r>
-        <w:t>Dies verbessert die Lesbarkeit auf unterschiedlichen Geräten.</w:t>
+        <w:t xml:space="preserve">       Die Schriftgröße kann über einen Schieberegler angepasst werden.</w:t>
+      </w:r>
+    </w:p>
+    <w:p>
+      <w:r>
+        <w:t xml:space="preserve">       Dies verbessert die Lesbarkeit auf unterschiedlichen Geräten.</w:t>
       </w:r>
     </w:p>
     <w:p>
       <w:pPr>
         <w:pStyle w:val="berschrift3"/>
+        <w:numPr>
+          <w:ilvl w:val="2"/>
+          <w:numId w:val="5"/>
+        </w:numPr>
         <w:tabs>
           <w:tab w:val="left" w:pos="434"/>
         </w:tabs>
       </w:pPr>
-      <w:r>
-        <w:tab/>
-      </w:r>
-      <w:bookmarkStart w:id="27" w:name="_Toc231208031"/>
+      <w:bookmarkStart w:id="27" w:name="_Toc231463899"/>
       <w:r>
         <w:t>WLAN-Verwaltung</w:t>
       </w:r>
@@ -6409,8 +6541,9 @@
           <w:numId w:val="5"/>
         </w:numPr>
       </w:pPr>
-      <w:bookmarkStart w:id="28" w:name="_Toc231208032"/>
-      <w:r>
+      <w:bookmarkStart w:id="28" w:name="_Toc231463900"/>
+      <w:r>
+        <w:lastRenderedPageBreak/>
         <w:t>Fehlerbehebung</w:t>
       </w:r>
       <w:bookmarkEnd w:id="28"/>
@@ -6423,7 +6556,7 @@
           <w:numId w:val="5"/>
         </w:numPr>
       </w:pPr>
-      <w:bookmarkStart w:id="29" w:name="_Toc231208033"/>
+      <w:bookmarkStart w:id="29" w:name="_Toc231463901"/>
       <w:r>
         <w:t>Keine Verbindung zur Webseite</w:t>
       </w:r>
@@ -6557,7 +6690,7 @@
           <w:numId w:val="5"/>
         </w:numPr>
       </w:pPr>
-      <w:bookmarkStart w:id="30" w:name="_Toc231208034"/>
+      <w:bookmarkStart w:id="30" w:name="_Toc231463902"/>
       <w:r>
         <w:t>Keine Sensordaten sichtbar</w:t>
       </w:r>
@@ -6688,7 +6821,7 @@
           <w:numId w:val="5"/>
         </w:numPr>
       </w:pPr>
-      <w:bookmarkStart w:id="31" w:name="_Toc231208035"/>
+      <w:bookmarkStart w:id="31" w:name="_Toc231463903"/>
       <w:r>
         <w:t>WLAN-Netzwerke werden nicht angezeigt</w:t>
       </w:r>
@@ -6755,7 +6888,6 @@
         <w:ind w:left="1080"/>
       </w:pPr>
       <w:r>
-        <w:lastRenderedPageBreak/>
         <w:t>Raspberry Pi neu starten</w:t>
       </w:r>
     </w:p>
@@ -6788,6 +6920,7 @@
         <w:ind w:left="1080"/>
       </w:pPr>
       <w:r>
+        <w:lastRenderedPageBreak/>
         <w:t>Log-Dateien kontrollieren</w:t>
       </w:r>
     </w:p>
@@ -6804,7 +6937,7 @@
           <w:numId w:val="5"/>
         </w:numPr>
       </w:pPr>
-      <w:bookmarkStart w:id="32" w:name="_Toc231208036"/>
+      <w:bookmarkStart w:id="32" w:name="_Toc231463904"/>
       <w:r>
         <w:t>Diagramme bleiben leer</w:t>
       </w:r>
@@ -6899,7 +7032,7 @@
           <w:numId w:val="5"/>
         </w:numPr>
       </w:pPr>
-      <w:bookmarkStart w:id="33" w:name="_Toc231208037"/>
+      <w:bookmarkStart w:id="33" w:name="_Toc231463905"/>
       <w:r>
         <w:t>Langsame Darstellung</w:t>
       </w:r>
@@ -6985,6 +7118,7 @@
         <w:t>Netzwerkqualität verbessern</w:t>
       </w:r>
     </w:p>
+    <w:p/>
     <w:p/>
     <w:p>
       <w:pPr>
@@ -6994,7 +7128,7 @@
           <w:numId w:val="5"/>
         </w:numPr>
       </w:pPr>
-      <w:bookmarkStart w:id="34" w:name="_Toc231208038"/>
+      <w:bookmarkStart w:id="34" w:name="_Toc231463906"/>
       <w:r>
         <w:t>Wartung &amp; Pflege</w:t>
       </w:r>
@@ -7008,7 +7142,7 @@
           <w:numId w:val="5"/>
         </w:numPr>
       </w:pPr>
-      <w:bookmarkStart w:id="35" w:name="_Toc231208039"/>
+      <w:bookmarkStart w:id="35" w:name="_Toc231463907"/>
       <w:r>
         <w:t>Regelmäßige Kontrolle</w:t>
       </w:r>
@@ -7095,8 +7229,9 @@
           <w:numId w:val="5"/>
         </w:numPr>
       </w:pPr>
-      <w:bookmarkStart w:id="36" w:name="_Toc231208040"/>
-      <w:r>
+      <w:bookmarkStart w:id="36" w:name="_Toc231463908"/>
+      <w:r>
+        <w:lastRenderedPageBreak/>
         <w:t>Reinigung</w:t>
       </w:r>
       <w:bookmarkEnd w:id="36"/>
@@ -7174,7 +7309,7 @@
           <w:numId w:val="5"/>
         </w:numPr>
       </w:pPr>
-      <w:bookmarkStart w:id="37" w:name="_Toc231208041"/>
+      <w:bookmarkStart w:id="37" w:name="_Toc231463909"/>
       <w:r>
         <w:t>Datensicherung</w:t>
       </w:r>
@@ -7245,7 +7380,7 @@
           <w:numId w:val="5"/>
         </w:numPr>
       </w:pPr>
-      <w:bookmarkStart w:id="38" w:name="_Toc231208042"/>
+      <w:bookmarkStart w:id="38" w:name="_Toc231463910"/>
       <w:r>
         <w:t>Software-Updates</w:t>
       </w:r>
@@ -7340,7 +7475,7 @@
           <w:numId w:val="5"/>
         </w:numPr>
       </w:pPr>
-      <w:bookmarkStart w:id="39" w:name="_Toc231208043"/>
+      <w:bookmarkStart w:id="39" w:name="_Toc231463911"/>
       <w:r>
         <w:t>Langzeitbetrieb</w:t>
       </w:r>
@@ -12954,6 +13089,7 @@
   <w:style w:type="character" w:default="1" w:styleId="Absatz-Standardschriftart">
     <w:name w:val="Default Paragraph Font"/>
     <w:uiPriority w:val="1"/>
+    <w:semiHidden/>
     <w:unhideWhenUsed/>
   </w:style>
   <w:style w:type="table" w:default="1" w:styleId="NormaleTabelle">

--- a/Dokumentation/Benutzerhandbuch.docx
+++ b/Dokumentation/Benutzerhandbuch.docx
@@ -945,7 +945,7 @@
                                         <w:sz w:val="36"/>
                                         <w:szCs w:val="36"/>
                                       </w:rPr>
-                                      <w:t>ITPT</w:t>
+                                      <w:t>ITP</w:t>
                                     </w:r>
                                   </w:p>
                                 </w:sdtContent>
@@ -1040,7 +1040,7 @@
                                   <w:sz w:val="36"/>
                                   <w:szCs w:val="36"/>
                                 </w:rPr>
-                                <w:t>ITPT</w:t>
+                                <w:t>ITP</w:t>
                               </w:r>
                             </w:p>
                           </w:sdtContent>

--- a/Dokumentation/Benutzerhandbuch.docx
+++ b/Dokumentation/Benutzerhandbuch.docx
@@ -1179,7 +1179,7 @@
           <w:r>
             <w:fldChar w:fldCharType="separate"/>
           </w:r>
-          <w:hyperlink w:anchor="_Toc231463872" w:history="1">
+          <w:hyperlink w:anchor="_Toc231813808" w:history="1">
             <w:r>
               <w:rPr>
                 <w:rStyle w:val="Hyperlink"/>
@@ -1217,7 +1217,7 @@
               <w:rPr>
                 <w:webHidden/>
               </w:rPr>
-              <w:instrText xml:space="preserve"> PAGEREF _Toc231463872 \h </w:instrText>
+              <w:instrText xml:space="preserve"> PAGEREF _Toc231813808 \h </w:instrText>
             </w:r>
             <w:r>
               <w:rPr>
@@ -1234,7 +1234,7 @@
               <w:rPr>
                 <w:webHidden/>
               </w:rPr>
-              <w:t>3</w:t>
+              <w:t>2</w:t>
             </w:r>
             <w:r>
               <w:rPr>
@@ -1257,7 +1257,7 @@
               <w:lang w:eastAsia="de-DE"/>
             </w:rPr>
           </w:pPr>
-          <w:hyperlink w:anchor="_Toc231463873" w:history="1">
+          <w:hyperlink w:anchor="_Toc231813809" w:history="1">
             <w:r>
               <w:rPr>
                 <w:rStyle w:val="Hyperlink"/>
@@ -1299,7 +1299,7 @@
                 <w:noProof/>
                 <w:webHidden/>
               </w:rPr>
-              <w:instrText xml:space="preserve"> PAGEREF _Toc231463873 \h </w:instrText>
+              <w:instrText xml:space="preserve"> PAGEREF _Toc231813809 \h </w:instrText>
             </w:r>
             <w:r>
               <w:rPr>
@@ -1319,11 +1319,86 @@
                 <w:noProof/>
                 <w:webHidden/>
               </w:rPr>
-              <w:t>3</w:t>
+              <w:t>2</w:t>
             </w:r>
             <w:r>
               <w:rPr>
                 <w:noProof/>
+                <w:webHidden/>
+              </w:rPr>
+              <w:fldChar w:fldCharType="end"/>
+            </w:r>
+          </w:hyperlink>
+        </w:p>
+        <w:p>
+          <w:pPr>
+            <w:pStyle w:val="Verzeichnis1"/>
+            <w:rPr>
+              <w:rFonts w:asciiTheme="minorHAnsi" w:eastAsiaTheme="minorEastAsia" w:hAnsiTheme="minorHAnsi"/>
+              <w:b w:val="0"/>
+              <w:bCs w:val="0"/>
+              <w:lang w:eastAsia="de-DE"/>
+            </w:rPr>
+          </w:pPr>
+          <w:hyperlink w:anchor="_Toc231813810" w:history="1">
+            <w:r>
+              <w:rPr>
+                <w:rStyle w:val="Hyperlink"/>
+              </w:rPr>
+              <w:t>2.</w:t>
+            </w:r>
+            <w:r>
+              <w:rPr>
+                <w:rFonts w:asciiTheme="minorHAnsi" w:eastAsiaTheme="minorEastAsia" w:hAnsiTheme="minorHAnsi"/>
+                <w:b w:val="0"/>
+                <w:bCs w:val="0"/>
+                <w:lang w:eastAsia="de-DE"/>
+              </w:rPr>
+              <w:tab/>
+            </w:r>
+            <w:r>
+              <w:rPr>
+                <w:rStyle w:val="Hyperlink"/>
+              </w:rPr>
+              <w:t>Produktbeschreibung</w:t>
+            </w:r>
+            <w:r>
+              <w:rPr>
+                <w:webHidden/>
+              </w:rPr>
+              <w:tab/>
+            </w:r>
+            <w:r>
+              <w:rPr>
+                <w:webHidden/>
+              </w:rPr>
+              <w:fldChar w:fldCharType="begin"/>
+            </w:r>
+            <w:r>
+              <w:rPr>
+                <w:webHidden/>
+              </w:rPr>
+              <w:instrText xml:space="preserve"> PAGEREF _Toc231813810 \h </w:instrText>
+            </w:r>
+            <w:r>
+              <w:rPr>
+                <w:webHidden/>
+              </w:rPr>
+            </w:r>
+            <w:r>
+              <w:rPr>
+                <w:webHidden/>
+              </w:rPr>
+              <w:fldChar w:fldCharType="separate"/>
+            </w:r>
+            <w:r>
+              <w:rPr>
+                <w:webHidden/>
+              </w:rPr>
+              <w:t>2</w:t>
+            </w:r>
+            <w:r>
+              <w:rPr>
                 <w:webHidden/>
               </w:rPr>
               <w:fldChar w:fldCharType="end"/>
@@ -1343,13 +1418,13 @@
               <w:lang w:eastAsia="de-DE"/>
             </w:rPr>
           </w:pPr>
-          <w:hyperlink w:anchor="_Toc231463874" w:history="1">
+          <w:hyperlink w:anchor="_Toc231813811" w:history="1">
             <w:r>
               <w:rPr>
                 <w:rStyle w:val="Hyperlink"/>
                 <w:noProof/>
               </w:rPr>
-              <w:t>1.2.</w:t>
+              <w:t>2.1.</w:t>
             </w:r>
             <w:r>
               <w:rPr>
@@ -1364,7 +1439,7 @@
                 <w:rStyle w:val="Hyperlink"/>
                 <w:noProof/>
               </w:rPr>
-              <w:t>Sicherheitshinweise</w:t>
+              <w:t>Allgemeine Produktbeschreibung</w:t>
             </w:r>
             <w:r>
               <w:rPr>
@@ -1385,7 +1460,7 @@
                 <w:noProof/>
                 <w:webHidden/>
               </w:rPr>
-              <w:instrText xml:space="preserve"> PAGEREF _Toc231463874 \h </w:instrText>
+              <w:instrText xml:space="preserve"> PAGEREF _Toc231813811 \h </w:instrText>
             </w:r>
             <w:r>
               <w:rPr>
@@ -1405,86 +1480,11 @@
                 <w:noProof/>
                 <w:webHidden/>
               </w:rPr>
-              <w:t>3</w:t>
+              <w:t>2</w:t>
             </w:r>
             <w:r>
               <w:rPr>
                 <w:noProof/>
-                <w:webHidden/>
-              </w:rPr>
-              <w:fldChar w:fldCharType="end"/>
-            </w:r>
-          </w:hyperlink>
-        </w:p>
-        <w:p>
-          <w:pPr>
-            <w:pStyle w:val="Verzeichnis1"/>
-            <w:rPr>
-              <w:rFonts w:asciiTheme="minorHAnsi" w:eastAsiaTheme="minorEastAsia" w:hAnsiTheme="minorHAnsi"/>
-              <w:b w:val="0"/>
-              <w:bCs w:val="0"/>
-              <w:lang w:eastAsia="de-DE"/>
-            </w:rPr>
-          </w:pPr>
-          <w:hyperlink w:anchor="_Toc231463875" w:history="1">
-            <w:r>
-              <w:rPr>
-                <w:rStyle w:val="Hyperlink"/>
-              </w:rPr>
-              <w:t>2.</w:t>
-            </w:r>
-            <w:r>
-              <w:rPr>
-                <w:rFonts w:asciiTheme="minorHAnsi" w:eastAsiaTheme="minorEastAsia" w:hAnsiTheme="minorHAnsi"/>
-                <w:b w:val="0"/>
-                <w:bCs w:val="0"/>
-                <w:lang w:eastAsia="de-DE"/>
-              </w:rPr>
-              <w:tab/>
-            </w:r>
-            <w:r>
-              <w:rPr>
-                <w:rStyle w:val="Hyperlink"/>
-              </w:rPr>
-              <w:t>Produktbeschreibung</w:t>
-            </w:r>
-            <w:r>
-              <w:rPr>
-                <w:webHidden/>
-              </w:rPr>
-              <w:tab/>
-            </w:r>
-            <w:r>
-              <w:rPr>
-                <w:webHidden/>
-              </w:rPr>
-              <w:fldChar w:fldCharType="begin"/>
-            </w:r>
-            <w:r>
-              <w:rPr>
-                <w:webHidden/>
-              </w:rPr>
-              <w:instrText xml:space="preserve"> PAGEREF _Toc231463875 \h </w:instrText>
-            </w:r>
-            <w:r>
-              <w:rPr>
-                <w:webHidden/>
-              </w:rPr>
-            </w:r>
-            <w:r>
-              <w:rPr>
-                <w:webHidden/>
-              </w:rPr>
-              <w:fldChar w:fldCharType="separate"/>
-            </w:r>
-            <w:r>
-              <w:rPr>
-                <w:webHidden/>
-              </w:rPr>
-              <w:t>3</w:t>
-            </w:r>
-            <w:r>
-              <w:rPr>
                 <w:webHidden/>
               </w:rPr>
               <w:fldChar w:fldCharType="end"/>
@@ -1504,13 +1504,13 @@
               <w:lang w:eastAsia="de-DE"/>
             </w:rPr>
           </w:pPr>
-          <w:hyperlink w:anchor="_Toc231463876" w:history="1">
+          <w:hyperlink w:anchor="_Toc231813812" w:history="1">
             <w:r>
               <w:rPr>
                 <w:rStyle w:val="Hyperlink"/>
                 <w:noProof/>
               </w:rPr>
-              <w:t>2.1.</w:t>
+              <w:t>2.2.</w:t>
             </w:r>
             <w:r>
               <w:rPr>
@@ -1525,7 +1525,7 @@
                 <w:rStyle w:val="Hyperlink"/>
                 <w:noProof/>
               </w:rPr>
-              <w:t>Allgemeine Beschreibung</w:t>
+              <w:t>Unterstützte Messgrößen</w:t>
             </w:r>
             <w:r>
               <w:rPr>
@@ -1546,7 +1546,7 @@
                 <w:noProof/>
                 <w:webHidden/>
               </w:rPr>
-              <w:instrText xml:space="preserve"> PAGEREF _Toc231463876 \h </w:instrText>
+              <w:instrText xml:space="preserve"> PAGEREF _Toc231813812 \h </w:instrText>
             </w:r>
             <w:r>
               <w:rPr>
@@ -1566,11 +1566,86 @@
                 <w:noProof/>
                 <w:webHidden/>
               </w:rPr>
+              <w:t>2</w:t>
+            </w:r>
+            <w:r>
+              <w:rPr>
+                <w:noProof/>
+                <w:webHidden/>
+              </w:rPr>
+              <w:fldChar w:fldCharType="end"/>
+            </w:r>
+          </w:hyperlink>
+        </w:p>
+        <w:p>
+          <w:pPr>
+            <w:pStyle w:val="Verzeichnis1"/>
+            <w:rPr>
+              <w:rFonts w:asciiTheme="minorHAnsi" w:eastAsiaTheme="minorEastAsia" w:hAnsiTheme="minorHAnsi"/>
+              <w:b w:val="0"/>
+              <w:bCs w:val="0"/>
+              <w:lang w:eastAsia="de-DE"/>
+            </w:rPr>
+          </w:pPr>
+          <w:hyperlink w:anchor="_Toc231813813" w:history="1">
+            <w:r>
+              <w:rPr>
+                <w:rStyle w:val="Hyperlink"/>
+              </w:rPr>
+              <w:t>3.</w:t>
+            </w:r>
+            <w:r>
+              <w:rPr>
+                <w:rFonts w:asciiTheme="minorHAnsi" w:eastAsiaTheme="minorEastAsia" w:hAnsiTheme="minorHAnsi"/>
+                <w:b w:val="0"/>
+                <w:bCs w:val="0"/>
+                <w:lang w:eastAsia="de-DE"/>
+              </w:rPr>
+              <w:tab/>
+            </w:r>
+            <w:r>
+              <w:rPr>
+                <w:rStyle w:val="Hyperlink"/>
+              </w:rPr>
+              <w:t>Erste Schritte (Inbetriebnahme)</w:t>
+            </w:r>
+            <w:r>
+              <w:rPr>
+                <w:webHidden/>
+              </w:rPr>
+              <w:tab/>
+            </w:r>
+            <w:r>
+              <w:rPr>
+                <w:webHidden/>
+              </w:rPr>
+              <w:fldChar w:fldCharType="begin"/>
+            </w:r>
+            <w:r>
+              <w:rPr>
+                <w:webHidden/>
+              </w:rPr>
+              <w:instrText xml:space="preserve"> PAGEREF _Toc231813813 \h </w:instrText>
+            </w:r>
+            <w:r>
+              <w:rPr>
+                <w:webHidden/>
+              </w:rPr>
+            </w:r>
+            <w:r>
+              <w:rPr>
+                <w:webHidden/>
+              </w:rPr>
+              <w:fldChar w:fldCharType="separate"/>
+            </w:r>
+            <w:r>
+              <w:rPr>
+                <w:webHidden/>
+              </w:rPr>
               <w:t>3</w:t>
             </w:r>
             <w:r>
               <w:rPr>
-                <w:noProof/>
                 <w:webHidden/>
               </w:rPr>
               <w:fldChar w:fldCharType="end"/>
@@ -1590,13 +1665,13 @@
               <w:lang w:eastAsia="de-DE"/>
             </w:rPr>
           </w:pPr>
-          <w:hyperlink w:anchor="_Toc231463877" w:history="1">
+          <w:hyperlink w:anchor="_Toc231813814" w:history="1">
             <w:r>
               <w:rPr>
                 <w:rStyle w:val="Hyperlink"/>
                 <w:noProof/>
               </w:rPr>
-              <w:t>2.2.</w:t>
+              <w:t>3.1.</w:t>
             </w:r>
             <w:r>
               <w:rPr>
@@ -1611,7 +1686,7 @@
                 <w:rStyle w:val="Hyperlink"/>
                 <w:noProof/>
               </w:rPr>
-              <w:t>Hauptfunktionen</w:t>
+              <w:t>Gerät einschalten</w:t>
             </w:r>
             <w:r>
               <w:rPr>
@@ -1632,7 +1707,7 @@
                 <w:noProof/>
                 <w:webHidden/>
               </w:rPr>
-              <w:instrText xml:space="preserve"> PAGEREF _Toc231463877 \h </w:instrText>
+              <w:instrText xml:space="preserve"> PAGEREF _Toc231813814 \h </w:instrText>
             </w:r>
             <w:r>
               <w:rPr>
@@ -1652,7 +1727,7 @@
                 <w:noProof/>
                 <w:webHidden/>
               </w:rPr>
-              <w:t>4</w:t>
+              <w:t>3</w:t>
             </w:r>
             <w:r>
               <w:rPr>
@@ -1676,13 +1751,13 @@
               <w:lang w:eastAsia="de-DE"/>
             </w:rPr>
           </w:pPr>
-          <w:hyperlink w:anchor="_Toc231463878" w:history="1">
+          <w:hyperlink w:anchor="_Toc231813815" w:history="1">
             <w:r>
               <w:rPr>
                 <w:rStyle w:val="Hyperlink"/>
                 <w:noProof/>
               </w:rPr>
-              <w:t>2.3.</w:t>
+              <w:t>3.2.</w:t>
             </w:r>
             <w:r>
               <w:rPr>
@@ -1697,7 +1772,7 @@
                 <w:rStyle w:val="Hyperlink"/>
                 <w:noProof/>
               </w:rPr>
-              <w:t>Unterstützte Messgrößen</w:t>
+              <w:t>Mit dem WLAN verbinden</w:t>
             </w:r>
             <w:r>
               <w:rPr>
@@ -1718,7 +1793,7 @@
                 <w:noProof/>
                 <w:webHidden/>
               </w:rPr>
-              <w:instrText xml:space="preserve"> PAGEREF _Toc231463878 \h </w:instrText>
+              <w:instrText xml:space="preserve"> PAGEREF _Toc231813815 \h </w:instrText>
             </w:r>
             <w:r>
               <w:rPr>
@@ -1738,7 +1813,7 @@
                 <w:noProof/>
                 <w:webHidden/>
               </w:rPr>
-              <w:t>4</w:t>
+              <w:t>3</w:t>
             </w:r>
             <w:r>
               <w:rPr>
@@ -1762,13 +1837,13 @@
               <w:lang w:eastAsia="de-DE"/>
             </w:rPr>
           </w:pPr>
-          <w:hyperlink w:anchor="_Toc231463879" w:history="1">
+          <w:hyperlink w:anchor="_Toc231813816" w:history="1">
             <w:r>
               <w:rPr>
                 <w:rStyle w:val="Hyperlink"/>
                 <w:noProof/>
               </w:rPr>
-              <w:t>2.4.</w:t>
+              <w:t>3.3.</w:t>
             </w:r>
             <w:r>
               <w:rPr>
@@ -1783,7 +1858,7 @@
                 <w:rStyle w:val="Hyperlink"/>
                 <w:noProof/>
               </w:rPr>
-              <w:t>Systemarchitektur</w:t>
+              <w:t>Website aufrufen</w:t>
             </w:r>
             <w:r>
               <w:rPr>
@@ -1804,7 +1879,7 @@
                 <w:noProof/>
                 <w:webHidden/>
               </w:rPr>
-              <w:instrText xml:space="preserve"> PAGEREF _Toc231463879 \h </w:instrText>
+              <w:instrText xml:space="preserve"> PAGEREF _Toc231813816 \h </w:instrText>
             </w:r>
             <w:r>
               <w:rPr>
@@ -1824,437 +1899,7 @@
                 <w:noProof/>
                 <w:webHidden/>
               </w:rPr>
-              <w:t>4</w:t>
-            </w:r>
-            <w:r>
-              <w:rPr>
-                <w:noProof/>
-                <w:webHidden/>
-              </w:rPr>
-              <w:fldChar w:fldCharType="end"/>
-            </w:r>
-          </w:hyperlink>
-        </w:p>
-        <w:p>
-          <w:pPr>
-            <w:pStyle w:val="Verzeichnis3"/>
-            <w:tabs>
-              <w:tab w:val="left" w:pos="1200"/>
-              <w:tab w:val="right" w:leader="dot" w:pos="9062"/>
-            </w:tabs>
-            <w:rPr>
-              <w:rFonts w:asciiTheme="minorHAnsi" w:eastAsiaTheme="minorEastAsia" w:hAnsiTheme="minorHAnsi"/>
-              <w:noProof/>
-              <w:lang w:eastAsia="de-DE"/>
-            </w:rPr>
-          </w:pPr>
-          <w:hyperlink w:anchor="_Toc231463880" w:history="1">
-            <w:r>
-              <w:rPr>
-                <w:rStyle w:val="Hyperlink"/>
-                <w:noProof/>
-              </w:rPr>
-              <w:t>2.4.1.</w:t>
-            </w:r>
-            <w:r>
-              <w:rPr>
-                <w:rFonts w:asciiTheme="minorHAnsi" w:eastAsiaTheme="minorEastAsia" w:hAnsiTheme="minorHAnsi"/>
-                <w:noProof/>
-                <w:lang w:eastAsia="de-DE"/>
-              </w:rPr>
-              <w:tab/>
-            </w:r>
-            <w:r>
-              <w:rPr>
-                <w:rStyle w:val="Hyperlink"/>
-                <w:noProof/>
-              </w:rPr>
-              <w:t>Sensoren</w:t>
-            </w:r>
-            <w:r>
-              <w:rPr>
-                <w:noProof/>
-                <w:webHidden/>
-              </w:rPr>
-              <w:tab/>
-            </w:r>
-            <w:r>
-              <w:rPr>
-                <w:noProof/>
-                <w:webHidden/>
-              </w:rPr>
-              <w:fldChar w:fldCharType="begin"/>
-            </w:r>
-            <w:r>
-              <w:rPr>
-                <w:noProof/>
-                <w:webHidden/>
-              </w:rPr>
-              <w:instrText xml:space="preserve"> PAGEREF _Toc231463880 \h </w:instrText>
-            </w:r>
-            <w:r>
-              <w:rPr>
-                <w:noProof/>
-                <w:webHidden/>
-              </w:rPr>
-            </w:r>
-            <w:r>
-              <w:rPr>
-                <w:noProof/>
-                <w:webHidden/>
-              </w:rPr>
-              <w:fldChar w:fldCharType="separate"/>
-            </w:r>
-            <w:r>
-              <w:rPr>
-                <w:noProof/>
-                <w:webHidden/>
-              </w:rPr>
-              <w:t>4</w:t>
-            </w:r>
-            <w:r>
-              <w:rPr>
-                <w:noProof/>
-                <w:webHidden/>
-              </w:rPr>
-              <w:fldChar w:fldCharType="end"/>
-            </w:r>
-          </w:hyperlink>
-        </w:p>
-        <w:p>
-          <w:pPr>
-            <w:pStyle w:val="Verzeichnis3"/>
-            <w:tabs>
-              <w:tab w:val="left" w:pos="1440"/>
-              <w:tab w:val="right" w:leader="dot" w:pos="9062"/>
-            </w:tabs>
-            <w:rPr>
-              <w:rFonts w:asciiTheme="minorHAnsi" w:eastAsiaTheme="minorEastAsia" w:hAnsiTheme="minorHAnsi"/>
-              <w:noProof/>
-              <w:lang w:eastAsia="de-DE"/>
-            </w:rPr>
-          </w:pPr>
-          <w:hyperlink w:anchor="_Toc231463881" w:history="1">
-            <w:r>
-              <w:rPr>
-                <w:rStyle w:val="Hyperlink"/>
-                <w:noProof/>
-              </w:rPr>
-              <w:t>2.4.2.</w:t>
-            </w:r>
-            <w:r>
-              <w:rPr>
-                <w:rFonts w:asciiTheme="minorHAnsi" w:eastAsiaTheme="minorEastAsia" w:hAnsiTheme="minorHAnsi"/>
-                <w:noProof/>
-                <w:lang w:eastAsia="de-DE"/>
-              </w:rPr>
-              <w:tab/>
-            </w:r>
-            <w:r>
-              <w:rPr>
-                <w:rStyle w:val="Hyperlink"/>
-                <w:noProof/>
-              </w:rPr>
-              <w:t>Raspberry Pi</w:t>
-            </w:r>
-            <w:r>
-              <w:rPr>
-                <w:noProof/>
-                <w:webHidden/>
-              </w:rPr>
-              <w:tab/>
-            </w:r>
-            <w:r>
-              <w:rPr>
-                <w:noProof/>
-                <w:webHidden/>
-              </w:rPr>
-              <w:fldChar w:fldCharType="begin"/>
-            </w:r>
-            <w:r>
-              <w:rPr>
-                <w:noProof/>
-                <w:webHidden/>
-              </w:rPr>
-              <w:instrText xml:space="preserve"> PAGEREF _Toc231463881 \h </w:instrText>
-            </w:r>
-            <w:r>
-              <w:rPr>
-                <w:noProof/>
-                <w:webHidden/>
-              </w:rPr>
-            </w:r>
-            <w:r>
-              <w:rPr>
-                <w:noProof/>
-                <w:webHidden/>
-              </w:rPr>
-              <w:fldChar w:fldCharType="separate"/>
-            </w:r>
-            <w:r>
-              <w:rPr>
-                <w:noProof/>
-                <w:webHidden/>
-              </w:rPr>
-              <w:t>4</w:t>
-            </w:r>
-            <w:r>
-              <w:rPr>
-                <w:noProof/>
-                <w:webHidden/>
-              </w:rPr>
-              <w:fldChar w:fldCharType="end"/>
-            </w:r>
-          </w:hyperlink>
-        </w:p>
-        <w:p>
-          <w:pPr>
-            <w:pStyle w:val="Verzeichnis3"/>
-            <w:tabs>
-              <w:tab w:val="left" w:pos="1440"/>
-              <w:tab w:val="right" w:leader="dot" w:pos="9062"/>
-            </w:tabs>
-            <w:rPr>
-              <w:rFonts w:asciiTheme="minorHAnsi" w:eastAsiaTheme="minorEastAsia" w:hAnsiTheme="minorHAnsi"/>
-              <w:noProof/>
-              <w:lang w:eastAsia="de-DE"/>
-            </w:rPr>
-          </w:pPr>
-          <w:hyperlink w:anchor="_Toc231463882" w:history="1">
-            <w:r>
-              <w:rPr>
-                <w:rStyle w:val="Hyperlink"/>
-                <w:noProof/>
-              </w:rPr>
-              <w:t>2.4.3.</w:t>
-            </w:r>
-            <w:r>
-              <w:rPr>
-                <w:rFonts w:asciiTheme="minorHAnsi" w:eastAsiaTheme="minorEastAsia" w:hAnsiTheme="minorHAnsi"/>
-                <w:noProof/>
-                <w:lang w:eastAsia="de-DE"/>
-              </w:rPr>
-              <w:tab/>
-            </w:r>
-            <w:r>
-              <w:rPr>
-                <w:rStyle w:val="Hyperlink"/>
-                <w:noProof/>
-              </w:rPr>
-              <w:t>Datenbank</w:t>
-            </w:r>
-            <w:r>
-              <w:rPr>
-                <w:noProof/>
-                <w:webHidden/>
-              </w:rPr>
-              <w:tab/>
-            </w:r>
-            <w:r>
-              <w:rPr>
-                <w:noProof/>
-                <w:webHidden/>
-              </w:rPr>
-              <w:fldChar w:fldCharType="begin"/>
-            </w:r>
-            <w:r>
-              <w:rPr>
-                <w:noProof/>
-                <w:webHidden/>
-              </w:rPr>
-              <w:instrText xml:space="preserve"> PAGEREF _Toc231463882 \h </w:instrText>
-            </w:r>
-            <w:r>
-              <w:rPr>
-                <w:noProof/>
-                <w:webHidden/>
-              </w:rPr>
-            </w:r>
-            <w:r>
-              <w:rPr>
-                <w:noProof/>
-                <w:webHidden/>
-              </w:rPr>
-              <w:fldChar w:fldCharType="separate"/>
-            </w:r>
-            <w:r>
-              <w:rPr>
-                <w:noProof/>
-                <w:webHidden/>
-              </w:rPr>
-              <w:t>5</w:t>
-            </w:r>
-            <w:r>
-              <w:rPr>
-                <w:noProof/>
-                <w:webHidden/>
-              </w:rPr>
-              <w:fldChar w:fldCharType="end"/>
-            </w:r>
-          </w:hyperlink>
-        </w:p>
-        <w:p>
-          <w:pPr>
-            <w:pStyle w:val="Verzeichnis3"/>
-            <w:tabs>
-              <w:tab w:val="left" w:pos="1440"/>
-              <w:tab w:val="right" w:leader="dot" w:pos="9062"/>
-            </w:tabs>
-            <w:rPr>
-              <w:rFonts w:asciiTheme="minorHAnsi" w:eastAsiaTheme="minorEastAsia" w:hAnsiTheme="minorHAnsi"/>
-              <w:noProof/>
-              <w:lang w:eastAsia="de-DE"/>
-            </w:rPr>
-          </w:pPr>
-          <w:hyperlink w:anchor="_Toc231463883" w:history="1">
-            <w:r>
-              <w:rPr>
-                <w:rStyle w:val="Hyperlink"/>
-                <w:noProof/>
-              </w:rPr>
-              <w:t>2.4.4.</w:t>
-            </w:r>
-            <w:r>
-              <w:rPr>
-                <w:rFonts w:asciiTheme="minorHAnsi" w:eastAsiaTheme="minorEastAsia" w:hAnsiTheme="minorHAnsi"/>
-                <w:noProof/>
-                <w:lang w:eastAsia="de-DE"/>
-              </w:rPr>
-              <w:tab/>
-            </w:r>
-            <w:r>
-              <w:rPr>
-                <w:rStyle w:val="Hyperlink"/>
-                <w:noProof/>
-              </w:rPr>
-              <w:t>Backend</w:t>
-            </w:r>
-            <w:r>
-              <w:rPr>
-                <w:noProof/>
-                <w:webHidden/>
-              </w:rPr>
-              <w:tab/>
-            </w:r>
-            <w:r>
-              <w:rPr>
-                <w:noProof/>
-                <w:webHidden/>
-              </w:rPr>
-              <w:fldChar w:fldCharType="begin"/>
-            </w:r>
-            <w:r>
-              <w:rPr>
-                <w:noProof/>
-                <w:webHidden/>
-              </w:rPr>
-              <w:instrText xml:space="preserve"> PAGEREF _Toc231463883 \h </w:instrText>
-            </w:r>
-            <w:r>
-              <w:rPr>
-                <w:noProof/>
-                <w:webHidden/>
-              </w:rPr>
-            </w:r>
-            <w:r>
-              <w:rPr>
-                <w:noProof/>
-                <w:webHidden/>
-              </w:rPr>
-              <w:fldChar w:fldCharType="separate"/>
-            </w:r>
-            <w:r>
-              <w:rPr>
-                <w:noProof/>
-                <w:webHidden/>
-              </w:rPr>
-              <w:t>5</w:t>
-            </w:r>
-            <w:r>
-              <w:rPr>
-                <w:noProof/>
-                <w:webHidden/>
-              </w:rPr>
-              <w:fldChar w:fldCharType="end"/>
-            </w:r>
-          </w:hyperlink>
-        </w:p>
-        <w:p>
-          <w:pPr>
-            <w:pStyle w:val="Verzeichnis3"/>
-            <w:tabs>
-              <w:tab w:val="left" w:pos="1440"/>
-              <w:tab w:val="right" w:leader="dot" w:pos="9062"/>
-            </w:tabs>
-            <w:rPr>
-              <w:rFonts w:asciiTheme="minorHAnsi" w:eastAsiaTheme="minorEastAsia" w:hAnsiTheme="minorHAnsi"/>
-              <w:noProof/>
-              <w:lang w:eastAsia="de-DE"/>
-            </w:rPr>
-          </w:pPr>
-          <w:hyperlink w:anchor="_Toc231463884" w:history="1">
-            <w:r>
-              <w:rPr>
-                <w:rStyle w:val="Hyperlink"/>
-                <w:noProof/>
-              </w:rPr>
-              <w:t>2.4.5.</w:t>
-            </w:r>
-            <w:r>
-              <w:rPr>
-                <w:rFonts w:asciiTheme="minorHAnsi" w:eastAsiaTheme="minorEastAsia" w:hAnsiTheme="minorHAnsi"/>
-                <w:noProof/>
-                <w:lang w:eastAsia="de-DE"/>
-              </w:rPr>
-              <w:tab/>
-            </w:r>
-            <w:r>
-              <w:rPr>
-                <w:rStyle w:val="Hyperlink"/>
-                <w:noProof/>
-              </w:rPr>
-              <w:t>Frontend</w:t>
-            </w:r>
-            <w:r>
-              <w:rPr>
-                <w:noProof/>
-                <w:webHidden/>
-              </w:rPr>
-              <w:tab/>
-            </w:r>
-            <w:r>
-              <w:rPr>
-                <w:noProof/>
-                <w:webHidden/>
-              </w:rPr>
-              <w:fldChar w:fldCharType="begin"/>
-            </w:r>
-            <w:r>
-              <w:rPr>
-                <w:noProof/>
-                <w:webHidden/>
-              </w:rPr>
-              <w:instrText xml:space="preserve"> PAGEREF _Toc231463884 \h </w:instrText>
-            </w:r>
-            <w:r>
-              <w:rPr>
-                <w:noProof/>
-                <w:webHidden/>
-              </w:rPr>
-            </w:r>
-            <w:r>
-              <w:rPr>
-                <w:noProof/>
-                <w:webHidden/>
-              </w:rPr>
-              <w:fldChar w:fldCharType="separate"/>
-            </w:r>
-            <w:r>
-              <w:rPr>
-                <w:noProof/>
-                <w:webHidden/>
-              </w:rPr>
-              <w:t>5</w:t>
+              <w:t>3</w:t>
             </w:r>
             <w:r>
               <w:rPr>
@@ -2275,12 +1920,12 @@
               <w:lang w:eastAsia="de-DE"/>
             </w:rPr>
           </w:pPr>
-          <w:hyperlink w:anchor="_Toc231463885" w:history="1">
+          <w:hyperlink w:anchor="_Toc231813817" w:history="1">
             <w:r>
               <w:rPr>
                 <w:rStyle w:val="Hyperlink"/>
               </w:rPr>
-              <w:t>3.</w:t>
+              <w:t>4.</w:t>
             </w:r>
             <w:r>
               <w:rPr>
@@ -2295,7 +1940,7 @@
               <w:rPr>
                 <w:rStyle w:val="Hyperlink"/>
               </w:rPr>
-              <w:t>Erste Schritte (Inbetriebnahme)</w:t>
+              <w:t>Bedienung</w:t>
             </w:r>
             <w:r>
               <w:rPr>
@@ -2313,7 +1958,7 @@
               <w:rPr>
                 <w:webHidden/>
               </w:rPr>
-              <w:instrText xml:space="preserve"> PAGEREF _Toc231463885 \h </w:instrText>
+              <w:instrText xml:space="preserve"> PAGEREF _Toc231813817 \h </w:instrText>
             </w:r>
             <w:r>
               <w:rPr>
@@ -2330,7 +1975,7 @@
               <w:rPr>
                 <w:webHidden/>
               </w:rPr>
-              <w:t>5</w:t>
+              <w:t>4</w:t>
             </w:r>
             <w:r>
               <w:rPr>
@@ -2353,13 +1998,13 @@
               <w:lang w:eastAsia="de-DE"/>
             </w:rPr>
           </w:pPr>
-          <w:hyperlink w:anchor="_Toc231463886" w:history="1">
+          <w:hyperlink w:anchor="_Toc231813818" w:history="1">
             <w:r>
               <w:rPr>
                 <w:rStyle w:val="Hyperlink"/>
                 <w:noProof/>
               </w:rPr>
-              <w:t>3.1.</w:t>
+              <w:t>4.1.</w:t>
             </w:r>
             <w:r>
               <w:rPr>
@@ -2374,7 +2019,7 @@
                 <w:rStyle w:val="Hyperlink"/>
                 <w:noProof/>
               </w:rPr>
-              <w:t>Aufbau des Systems</w:t>
+              <w:t>Dashboard</w:t>
             </w:r>
             <w:r>
               <w:rPr>
@@ -2395,7 +2040,7 @@
                 <w:noProof/>
                 <w:webHidden/>
               </w:rPr>
-              <w:instrText xml:space="preserve"> PAGEREF _Toc231463886 \h </w:instrText>
+              <w:instrText xml:space="preserve"> PAGEREF _Toc231813818 \h </w:instrText>
             </w:r>
             <w:r>
               <w:rPr>
@@ -2415,7 +2060,7 @@
                 <w:noProof/>
                 <w:webHidden/>
               </w:rPr>
-              <w:t>5</w:t>
+              <w:t>4</w:t>
             </w:r>
             <w:r>
               <w:rPr>
@@ -2439,13 +2084,13 @@
               <w:lang w:eastAsia="de-DE"/>
             </w:rPr>
           </w:pPr>
-          <w:hyperlink w:anchor="_Toc231463887" w:history="1">
+          <w:hyperlink w:anchor="_Toc231813819" w:history="1">
             <w:r>
               <w:rPr>
                 <w:rStyle w:val="Hyperlink"/>
                 <w:noProof/>
               </w:rPr>
-              <w:t>3.2.</w:t>
+              <w:t>4.2.</w:t>
             </w:r>
             <w:r>
               <w:rPr>
@@ -2460,7 +2105,7 @@
                 <w:rStyle w:val="Hyperlink"/>
                 <w:noProof/>
               </w:rPr>
-              <w:t>Startvorgang</w:t>
+              <w:t>Detailansicht</w:t>
             </w:r>
             <w:r>
               <w:rPr>
@@ -2481,7 +2126,7 @@
                 <w:noProof/>
                 <w:webHidden/>
               </w:rPr>
-              <w:instrText xml:space="preserve"> PAGEREF _Toc231463887 \h </w:instrText>
+              <w:instrText xml:space="preserve"> PAGEREF _Toc231813819 \h </w:instrText>
             </w:r>
             <w:r>
               <w:rPr>
@@ -2501,7 +2146,7 @@
                 <w:noProof/>
                 <w:webHidden/>
               </w:rPr>
-              <w:t>5</w:t>
+              <w:t>4</w:t>
             </w:r>
             <w:r>
               <w:rPr>
@@ -2525,13 +2170,13 @@
               <w:lang w:eastAsia="de-DE"/>
             </w:rPr>
           </w:pPr>
-          <w:hyperlink w:anchor="_Toc231463888" w:history="1">
+          <w:hyperlink w:anchor="_Toc231813820" w:history="1">
             <w:r>
               <w:rPr>
                 <w:rStyle w:val="Hyperlink"/>
                 <w:noProof/>
               </w:rPr>
-              <w:t>3.3.</w:t>
+              <w:t>4.3.</w:t>
             </w:r>
             <w:r>
               <w:rPr>
@@ -2546,7 +2191,7 @@
                 <w:rStyle w:val="Hyperlink"/>
                 <w:noProof/>
               </w:rPr>
-              <w:t>Verbindung zur Wetterstation</w:t>
+              <w:t>Diagramme / Verlauf</w:t>
             </w:r>
             <w:r>
               <w:rPr>
@@ -2567,7 +2212,7 @@
                 <w:noProof/>
                 <w:webHidden/>
               </w:rPr>
-              <w:instrText xml:space="preserve"> PAGEREF _Toc231463888 \h </w:instrText>
+              <w:instrText xml:space="preserve"> PAGEREF _Toc231813820 \h </w:instrText>
             </w:r>
             <w:r>
               <w:rPr>
@@ -2587,7 +2232,7 @@
                 <w:noProof/>
                 <w:webHidden/>
               </w:rPr>
-              <w:t>6</w:t>
+              <w:t>4</w:t>
             </w:r>
             <w:r>
               <w:rPr>
@@ -2611,13 +2256,13 @@
               <w:lang w:eastAsia="de-DE"/>
             </w:rPr>
           </w:pPr>
-          <w:hyperlink w:anchor="_Toc231463889" w:history="1">
+          <w:hyperlink w:anchor="_Toc231813821" w:history="1">
             <w:r>
               <w:rPr>
                 <w:rStyle w:val="Hyperlink"/>
                 <w:noProof/>
               </w:rPr>
-              <w:t>3.4.</w:t>
+              <w:t>4.4.</w:t>
             </w:r>
             <w:r>
               <w:rPr>
@@ -2632,7 +2277,7 @@
                 <w:rStyle w:val="Hyperlink"/>
                 <w:noProof/>
               </w:rPr>
-              <w:t>Überprüfung der Verbindung</w:t>
+              <w:t>Burger-Menü</w:t>
             </w:r>
             <w:r>
               <w:rPr>
@@ -2653,7 +2298,7 @@
                 <w:noProof/>
                 <w:webHidden/>
               </w:rPr>
-              <w:instrText xml:space="preserve"> PAGEREF _Toc231463889 \h </w:instrText>
+              <w:instrText xml:space="preserve"> PAGEREF _Toc231813821 \h </w:instrText>
             </w:r>
             <w:r>
               <w:rPr>
@@ -2673,86 +2318,11 @@
                 <w:noProof/>
                 <w:webHidden/>
               </w:rPr>
-              <w:t>6</w:t>
+              <w:t>5</w:t>
             </w:r>
             <w:r>
               <w:rPr>
                 <w:noProof/>
-                <w:webHidden/>
-              </w:rPr>
-              <w:fldChar w:fldCharType="end"/>
-            </w:r>
-          </w:hyperlink>
-        </w:p>
-        <w:p>
-          <w:pPr>
-            <w:pStyle w:val="Verzeichnis1"/>
-            <w:rPr>
-              <w:rFonts w:asciiTheme="minorHAnsi" w:eastAsiaTheme="minorEastAsia" w:hAnsiTheme="minorHAnsi"/>
-              <w:b w:val="0"/>
-              <w:bCs w:val="0"/>
-              <w:lang w:eastAsia="de-DE"/>
-            </w:rPr>
-          </w:pPr>
-          <w:hyperlink w:anchor="_Toc231463890" w:history="1">
-            <w:r>
-              <w:rPr>
-                <w:rStyle w:val="Hyperlink"/>
-              </w:rPr>
-              <w:t>4.</w:t>
-            </w:r>
-            <w:r>
-              <w:rPr>
-                <w:rFonts w:asciiTheme="minorHAnsi" w:eastAsiaTheme="minorEastAsia" w:hAnsiTheme="minorHAnsi"/>
-                <w:b w:val="0"/>
-                <w:bCs w:val="0"/>
-                <w:lang w:eastAsia="de-DE"/>
-              </w:rPr>
-              <w:tab/>
-            </w:r>
-            <w:r>
-              <w:rPr>
-                <w:rStyle w:val="Hyperlink"/>
-              </w:rPr>
-              <w:t>Bedienung</w:t>
-            </w:r>
-            <w:r>
-              <w:rPr>
-                <w:webHidden/>
-              </w:rPr>
-              <w:tab/>
-            </w:r>
-            <w:r>
-              <w:rPr>
-                <w:webHidden/>
-              </w:rPr>
-              <w:fldChar w:fldCharType="begin"/>
-            </w:r>
-            <w:r>
-              <w:rPr>
-                <w:webHidden/>
-              </w:rPr>
-              <w:instrText xml:space="preserve"> PAGEREF _Toc231463890 \h </w:instrText>
-            </w:r>
-            <w:r>
-              <w:rPr>
-                <w:webHidden/>
-              </w:rPr>
-            </w:r>
-            <w:r>
-              <w:rPr>
-                <w:webHidden/>
-              </w:rPr>
-              <w:fldChar w:fldCharType="separate"/>
-            </w:r>
-            <w:r>
-              <w:rPr>
-                <w:webHidden/>
-              </w:rPr>
-              <w:t>6</w:t>
-            </w:r>
-            <w:r>
-              <w:rPr>
                 <w:webHidden/>
               </w:rPr>
               <w:fldChar w:fldCharType="end"/>
@@ -2772,13 +2342,13 @@
               <w:lang w:eastAsia="de-DE"/>
             </w:rPr>
           </w:pPr>
-          <w:hyperlink w:anchor="_Toc231463891" w:history="1">
+          <w:hyperlink w:anchor="_Toc231813822" w:history="1">
             <w:r>
               <w:rPr>
                 <w:rStyle w:val="Hyperlink"/>
                 <w:noProof/>
               </w:rPr>
-              <w:t>4.1.</w:t>
+              <w:t>4.5.</w:t>
             </w:r>
             <w:r>
               <w:rPr>
@@ -2793,7 +2363,7 @@
                 <w:rStyle w:val="Hyperlink"/>
                 <w:noProof/>
               </w:rPr>
-              <w:t>Dashboard</w:t>
+              <w:t>Daten aktualisieren</w:t>
             </w:r>
             <w:r>
               <w:rPr>
@@ -2814,7 +2384,7 @@
                 <w:noProof/>
                 <w:webHidden/>
               </w:rPr>
-              <w:instrText xml:space="preserve"> PAGEREF _Toc231463891 \h </w:instrText>
+              <w:instrText xml:space="preserve"> PAGEREF _Toc231813822 \h </w:instrText>
             </w:r>
             <w:r>
               <w:rPr>
@@ -2834,7 +2404,7 @@
                 <w:noProof/>
                 <w:webHidden/>
               </w:rPr>
-              <w:t>6</w:t>
+              <w:t>5</w:t>
             </w:r>
             <w:r>
               <w:rPr>
@@ -2858,13 +2428,13 @@
               <w:lang w:eastAsia="de-DE"/>
             </w:rPr>
           </w:pPr>
-          <w:hyperlink w:anchor="_Toc231463892" w:history="1">
+          <w:hyperlink w:anchor="_Toc231813823" w:history="1">
             <w:r>
               <w:rPr>
                 <w:rStyle w:val="Hyperlink"/>
                 <w:noProof/>
               </w:rPr>
-              <w:t>4.2.</w:t>
+              <w:t>4.6.</w:t>
             </w:r>
             <w:r>
               <w:rPr>
@@ -2879,7 +2449,7 @@
                 <w:rStyle w:val="Hyperlink"/>
                 <w:noProof/>
               </w:rPr>
-              <w:t>Detailansicht</w:t>
+              <w:t>Einstellungen</w:t>
             </w:r>
             <w:r>
               <w:rPr>
@@ -2900,7 +2470,7 @@
                 <w:noProof/>
                 <w:webHidden/>
               </w:rPr>
-              <w:instrText xml:space="preserve"> PAGEREF _Toc231463892 \h </w:instrText>
+              <w:instrText xml:space="preserve"> PAGEREF _Toc231813823 \h </w:instrText>
             </w:r>
             <w:r>
               <w:rPr>
@@ -2920,1585 +2490,7 @@
                 <w:noProof/>
                 <w:webHidden/>
               </w:rPr>
-              <w:t>7</w:t>
-            </w:r>
-            <w:r>
-              <w:rPr>
-                <w:noProof/>
-                <w:webHidden/>
-              </w:rPr>
-              <w:fldChar w:fldCharType="end"/>
-            </w:r>
-          </w:hyperlink>
-        </w:p>
-        <w:p>
-          <w:pPr>
-            <w:pStyle w:val="Verzeichnis2"/>
-            <w:tabs>
-              <w:tab w:val="left" w:pos="960"/>
-              <w:tab w:val="right" w:leader="dot" w:pos="9062"/>
-            </w:tabs>
-            <w:rPr>
-              <w:rFonts w:asciiTheme="minorHAnsi" w:eastAsiaTheme="minorEastAsia" w:hAnsiTheme="minorHAnsi"/>
-              <w:noProof/>
-              <w:lang w:eastAsia="de-DE"/>
-            </w:rPr>
-          </w:pPr>
-          <w:hyperlink w:anchor="_Toc231463893" w:history="1">
-            <w:r>
-              <w:rPr>
-                <w:rStyle w:val="Hyperlink"/>
-                <w:noProof/>
-              </w:rPr>
-              <w:t>4.3.</w:t>
-            </w:r>
-            <w:r>
-              <w:rPr>
-                <w:rFonts w:asciiTheme="minorHAnsi" w:eastAsiaTheme="minorEastAsia" w:hAnsiTheme="minorHAnsi"/>
-                <w:noProof/>
-                <w:lang w:eastAsia="de-DE"/>
-              </w:rPr>
-              <w:tab/>
-            </w:r>
-            <w:r>
-              <w:rPr>
-                <w:rStyle w:val="Hyperlink"/>
-                <w:noProof/>
-              </w:rPr>
-              <w:t>Diagramme</w:t>
-            </w:r>
-            <w:r>
-              <w:rPr>
-                <w:noProof/>
-                <w:webHidden/>
-              </w:rPr>
-              <w:tab/>
-            </w:r>
-            <w:r>
-              <w:rPr>
-                <w:noProof/>
-                <w:webHidden/>
-              </w:rPr>
-              <w:fldChar w:fldCharType="begin"/>
-            </w:r>
-            <w:r>
-              <w:rPr>
-                <w:noProof/>
-                <w:webHidden/>
-              </w:rPr>
-              <w:instrText xml:space="preserve"> PAGEREF _Toc231463893 \h </w:instrText>
-            </w:r>
-            <w:r>
-              <w:rPr>
-                <w:noProof/>
-                <w:webHidden/>
-              </w:rPr>
-            </w:r>
-            <w:r>
-              <w:rPr>
-                <w:noProof/>
-                <w:webHidden/>
-              </w:rPr>
-              <w:fldChar w:fldCharType="separate"/>
-            </w:r>
-            <w:r>
-              <w:rPr>
-                <w:noProof/>
-                <w:webHidden/>
-              </w:rPr>
-              <w:t>7</w:t>
-            </w:r>
-            <w:r>
-              <w:rPr>
-                <w:noProof/>
-                <w:webHidden/>
-              </w:rPr>
-              <w:fldChar w:fldCharType="end"/>
-            </w:r>
-          </w:hyperlink>
-        </w:p>
-        <w:p>
-          <w:pPr>
-            <w:pStyle w:val="Verzeichnis2"/>
-            <w:tabs>
-              <w:tab w:val="left" w:pos="960"/>
-              <w:tab w:val="right" w:leader="dot" w:pos="9062"/>
-            </w:tabs>
-            <w:rPr>
-              <w:rFonts w:asciiTheme="minorHAnsi" w:eastAsiaTheme="minorEastAsia" w:hAnsiTheme="minorHAnsi"/>
-              <w:noProof/>
-              <w:lang w:eastAsia="de-DE"/>
-            </w:rPr>
-          </w:pPr>
-          <w:hyperlink w:anchor="_Toc231463894" w:history="1">
-            <w:r>
-              <w:rPr>
-                <w:rStyle w:val="Hyperlink"/>
-                <w:noProof/>
-              </w:rPr>
-              <w:t>4.4.</w:t>
-            </w:r>
-            <w:r>
-              <w:rPr>
-                <w:rFonts w:asciiTheme="minorHAnsi" w:eastAsiaTheme="minorEastAsia" w:hAnsiTheme="minorHAnsi"/>
-                <w:noProof/>
-                <w:lang w:eastAsia="de-DE"/>
-              </w:rPr>
-              <w:tab/>
-            </w:r>
-            <w:r>
-              <w:rPr>
-                <w:rStyle w:val="Hyperlink"/>
-                <w:noProof/>
-              </w:rPr>
-              <w:t>Burger-Menü</w:t>
-            </w:r>
-            <w:r>
-              <w:rPr>
-                <w:noProof/>
-                <w:webHidden/>
-              </w:rPr>
-              <w:tab/>
-            </w:r>
-            <w:r>
-              <w:rPr>
-                <w:noProof/>
-                <w:webHidden/>
-              </w:rPr>
-              <w:fldChar w:fldCharType="begin"/>
-            </w:r>
-            <w:r>
-              <w:rPr>
-                <w:noProof/>
-                <w:webHidden/>
-              </w:rPr>
-              <w:instrText xml:space="preserve"> PAGEREF _Toc231463894 \h </w:instrText>
-            </w:r>
-            <w:r>
-              <w:rPr>
-                <w:noProof/>
-                <w:webHidden/>
-              </w:rPr>
-            </w:r>
-            <w:r>
-              <w:rPr>
-                <w:noProof/>
-                <w:webHidden/>
-              </w:rPr>
-              <w:fldChar w:fldCharType="separate"/>
-            </w:r>
-            <w:r>
-              <w:rPr>
-                <w:noProof/>
-                <w:webHidden/>
-              </w:rPr>
-              <w:t>7</w:t>
-            </w:r>
-            <w:r>
-              <w:rPr>
-                <w:noProof/>
-                <w:webHidden/>
-              </w:rPr>
-              <w:fldChar w:fldCharType="end"/>
-            </w:r>
-          </w:hyperlink>
-        </w:p>
-        <w:p>
-          <w:pPr>
-            <w:pStyle w:val="Verzeichnis2"/>
-            <w:tabs>
-              <w:tab w:val="left" w:pos="960"/>
-              <w:tab w:val="right" w:leader="dot" w:pos="9062"/>
-            </w:tabs>
-            <w:rPr>
-              <w:rFonts w:asciiTheme="minorHAnsi" w:eastAsiaTheme="minorEastAsia" w:hAnsiTheme="minorHAnsi"/>
-              <w:noProof/>
-              <w:lang w:eastAsia="de-DE"/>
-            </w:rPr>
-          </w:pPr>
-          <w:hyperlink w:anchor="_Toc231463895" w:history="1">
-            <w:r>
-              <w:rPr>
-                <w:rStyle w:val="Hyperlink"/>
-                <w:noProof/>
-              </w:rPr>
-              <w:t>4.5.</w:t>
-            </w:r>
-            <w:r>
-              <w:rPr>
-                <w:rFonts w:asciiTheme="minorHAnsi" w:eastAsiaTheme="minorEastAsia" w:hAnsiTheme="minorHAnsi"/>
-                <w:noProof/>
-                <w:lang w:eastAsia="de-DE"/>
-              </w:rPr>
-              <w:tab/>
-            </w:r>
-            <w:r>
-              <w:rPr>
-                <w:rStyle w:val="Hyperlink"/>
-                <w:noProof/>
-              </w:rPr>
-              <w:t>Aktualisieren von Daten</w:t>
-            </w:r>
-            <w:r>
-              <w:rPr>
-                <w:noProof/>
-                <w:webHidden/>
-              </w:rPr>
-              <w:tab/>
-            </w:r>
-            <w:r>
-              <w:rPr>
-                <w:noProof/>
-                <w:webHidden/>
-              </w:rPr>
-              <w:fldChar w:fldCharType="begin"/>
-            </w:r>
-            <w:r>
-              <w:rPr>
-                <w:noProof/>
-                <w:webHidden/>
-              </w:rPr>
-              <w:instrText xml:space="preserve"> PAGEREF _Toc231463895 \h </w:instrText>
-            </w:r>
-            <w:r>
-              <w:rPr>
-                <w:noProof/>
-                <w:webHidden/>
-              </w:rPr>
-            </w:r>
-            <w:r>
-              <w:rPr>
-                <w:noProof/>
-                <w:webHidden/>
-              </w:rPr>
-              <w:fldChar w:fldCharType="separate"/>
-            </w:r>
-            <w:r>
-              <w:rPr>
-                <w:noProof/>
-                <w:webHidden/>
-              </w:rPr>
-              <w:t>8</w:t>
-            </w:r>
-            <w:r>
-              <w:rPr>
-                <w:noProof/>
-                <w:webHidden/>
-              </w:rPr>
-              <w:fldChar w:fldCharType="end"/>
-            </w:r>
-          </w:hyperlink>
-        </w:p>
-        <w:p>
-          <w:pPr>
-            <w:pStyle w:val="Verzeichnis2"/>
-            <w:tabs>
-              <w:tab w:val="left" w:pos="960"/>
-              <w:tab w:val="right" w:leader="dot" w:pos="9062"/>
-            </w:tabs>
-            <w:rPr>
-              <w:rFonts w:asciiTheme="minorHAnsi" w:eastAsiaTheme="minorEastAsia" w:hAnsiTheme="minorHAnsi"/>
-              <w:noProof/>
-              <w:lang w:eastAsia="de-DE"/>
-            </w:rPr>
-          </w:pPr>
-          <w:hyperlink w:anchor="_Toc231463896" w:history="1">
-            <w:r>
-              <w:rPr>
-                <w:rStyle w:val="Hyperlink"/>
-                <w:noProof/>
-              </w:rPr>
-              <w:t>4.6.</w:t>
-            </w:r>
-            <w:r>
-              <w:rPr>
-                <w:rFonts w:asciiTheme="minorHAnsi" w:eastAsiaTheme="minorEastAsia" w:hAnsiTheme="minorHAnsi"/>
-                <w:noProof/>
-                <w:lang w:eastAsia="de-DE"/>
-              </w:rPr>
-              <w:tab/>
-            </w:r>
-            <w:r>
-              <w:rPr>
-                <w:rStyle w:val="Hyperlink"/>
-                <w:noProof/>
-              </w:rPr>
-              <w:t>Einstellungen</w:t>
-            </w:r>
-            <w:r>
-              <w:rPr>
-                <w:noProof/>
-                <w:webHidden/>
-              </w:rPr>
-              <w:tab/>
-            </w:r>
-            <w:r>
-              <w:rPr>
-                <w:noProof/>
-                <w:webHidden/>
-              </w:rPr>
-              <w:fldChar w:fldCharType="begin"/>
-            </w:r>
-            <w:r>
-              <w:rPr>
-                <w:noProof/>
-                <w:webHidden/>
-              </w:rPr>
-              <w:instrText xml:space="preserve"> PAGEREF _Toc231463896 \h </w:instrText>
-            </w:r>
-            <w:r>
-              <w:rPr>
-                <w:noProof/>
-                <w:webHidden/>
-              </w:rPr>
-            </w:r>
-            <w:r>
-              <w:rPr>
-                <w:noProof/>
-                <w:webHidden/>
-              </w:rPr>
-              <w:fldChar w:fldCharType="separate"/>
-            </w:r>
-            <w:r>
-              <w:rPr>
-                <w:noProof/>
-                <w:webHidden/>
-              </w:rPr>
-              <w:t>8</w:t>
-            </w:r>
-            <w:r>
-              <w:rPr>
-                <w:noProof/>
-                <w:webHidden/>
-              </w:rPr>
-              <w:fldChar w:fldCharType="end"/>
-            </w:r>
-          </w:hyperlink>
-        </w:p>
-        <w:p>
-          <w:pPr>
-            <w:pStyle w:val="Verzeichnis3"/>
-            <w:tabs>
-              <w:tab w:val="right" w:leader="dot" w:pos="9062"/>
-            </w:tabs>
-            <w:rPr>
-              <w:rFonts w:asciiTheme="minorHAnsi" w:eastAsiaTheme="minorEastAsia" w:hAnsiTheme="minorHAnsi"/>
-              <w:noProof/>
-              <w:lang w:eastAsia="de-DE"/>
-            </w:rPr>
-          </w:pPr>
-          <w:hyperlink w:anchor="_Toc231463897" w:history="1">
-            <w:r>
-              <w:rPr>
-                <w:rStyle w:val="Hyperlink"/>
-                <w:noProof/>
-              </w:rPr>
-              <w:t xml:space="preserve">Dark </w:t>
-            </w:r>
-            <w:r>
-              <w:rPr>
-                <w:rStyle w:val="Hyperlink"/>
-                <w:noProof/>
-              </w:rPr>
-              <w:t>M</w:t>
-            </w:r>
-            <w:r>
-              <w:rPr>
-                <w:rStyle w:val="Hyperlink"/>
-                <w:noProof/>
-              </w:rPr>
-              <w:t>ode</w:t>
-            </w:r>
-            <w:r>
-              <w:rPr>
-                <w:noProof/>
-                <w:webHidden/>
-              </w:rPr>
-              <w:tab/>
-            </w:r>
-            <w:r>
-              <w:rPr>
-                <w:noProof/>
-                <w:webHidden/>
-              </w:rPr>
-              <w:fldChar w:fldCharType="begin"/>
-            </w:r>
-            <w:r>
-              <w:rPr>
-                <w:noProof/>
-                <w:webHidden/>
-              </w:rPr>
-              <w:instrText xml:space="preserve"> PAGEREF _Toc231463897 \h </w:instrText>
-            </w:r>
-            <w:r>
-              <w:rPr>
-                <w:noProof/>
-                <w:webHidden/>
-              </w:rPr>
-            </w:r>
-            <w:r>
-              <w:rPr>
-                <w:noProof/>
-                <w:webHidden/>
-              </w:rPr>
-              <w:fldChar w:fldCharType="separate"/>
-            </w:r>
-            <w:r>
-              <w:rPr>
-                <w:noProof/>
-                <w:webHidden/>
-              </w:rPr>
-              <w:t>8</w:t>
-            </w:r>
-            <w:r>
-              <w:rPr>
-                <w:noProof/>
-                <w:webHidden/>
-              </w:rPr>
-              <w:fldChar w:fldCharType="end"/>
-            </w:r>
-          </w:hyperlink>
-        </w:p>
-        <w:p>
-          <w:pPr>
-            <w:pStyle w:val="Verzeichnis3"/>
-            <w:tabs>
-              <w:tab w:val="right" w:leader="dot" w:pos="9062"/>
-            </w:tabs>
-            <w:rPr>
-              <w:rFonts w:asciiTheme="minorHAnsi" w:eastAsiaTheme="minorEastAsia" w:hAnsiTheme="minorHAnsi"/>
-              <w:noProof/>
-              <w:lang w:eastAsia="de-DE"/>
-            </w:rPr>
-          </w:pPr>
-          <w:hyperlink w:anchor="_Toc231463898" w:history="1">
-            <w:r>
-              <w:rPr>
-                <w:rStyle w:val="Hyperlink"/>
-                <w:noProof/>
-              </w:rPr>
-              <w:t>Schriftgröße</w:t>
-            </w:r>
-            <w:r>
-              <w:rPr>
-                <w:noProof/>
-                <w:webHidden/>
-              </w:rPr>
-              <w:tab/>
-            </w:r>
-            <w:r>
-              <w:rPr>
-                <w:noProof/>
-                <w:webHidden/>
-              </w:rPr>
-              <w:fldChar w:fldCharType="begin"/>
-            </w:r>
-            <w:r>
-              <w:rPr>
-                <w:noProof/>
-                <w:webHidden/>
-              </w:rPr>
-              <w:instrText xml:space="preserve"> PAGEREF _Toc231463898 \h </w:instrText>
-            </w:r>
-            <w:r>
-              <w:rPr>
-                <w:noProof/>
-                <w:webHidden/>
-              </w:rPr>
-            </w:r>
-            <w:r>
-              <w:rPr>
-                <w:noProof/>
-                <w:webHidden/>
-              </w:rPr>
-              <w:fldChar w:fldCharType="separate"/>
-            </w:r>
-            <w:r>
-              <w:rPr>
-                <w:noProof/>
-                <w:webHidden/>
-              </w:rPr>
-              <w:t>8</w:t>
-            </w:r>
-            <w:r>
-              <w:rPr>
-                <w:noProof/>
-                <w:webHidden/>
-              </w:rPr>
-              <w:fldChar w:fldCharType="end"/>
-            </w:r>
-          </w:hyperlink>
-        </w:p>
-        <w:p>
-          <w:pPr>
-            <w:pStyle w:val="Verzeichnis3"/>
-            <w:tabs>
-              <w:tab w:val="right" w:leader="dot" w:pos="9062"/>
-            </w:tabs>
-            <w:rPr>
-              <w:rFonts w:asciiTheme="minorHAnsi" w:eastAsiaTheme="minorEastAsia" w:hAnsiTheme="minorHAnsi"/>
-              <w:noProof/>
-              <w:lang w:eastAsia="de-DE"/>
-            </w:rPr>
-          </w:pPr>
-          <w:hyperlink w:anchor="_Toc231463899" w:history="1">
-            <w:r>
-              <w:rPr>
-                <w:rStyle w:val="Hyperlink"/>
-                <w:noProof/>
-              </w:rPr>
-              <w:t>WLAN-Verwaltung</w:t>
-            </w:r>
-            <w:r>
-              <w:rPr>
-                <w:noProof/>
-                <w:webHidden/>
-              </w:rPr>
-              <w:tab/>
-            </w:r>
-            <w:r>
-              <w:rPr>
-                <w:noProof/>
-                <w:webHidden/>
-              </w:rPr>
-              <w:fldChar w:fldCharType="begin"/>
-            </w:r>
-            <w:r>
-              <w:rPr>
-                <w:noProof/>
-                <w:webHidden/>
-              </w:rPr>
-              <w:instrText xml:space="preserve"> PAGEREF _Toc231463899 \h </w:instrText>
-            </w:r>
-            <w:r>
-              <w:rPr>
-                <w:noProof/>
-                <w:webHidden/>
-              </w:rPr>
-            </w:r>
-            <w:r>
-              <w:rPr>
-                <w:noProof/>
-                <w:webHidden/>
-              </w:rPr>
-              <w:fldChar w:fldCharType="separate"/>
-            </w:r>
-            <w:r>
-              <w:rPr>
-                <w:noProof/>
-                <w:webHidden/>
-              </w:rPr>
-              <w:t>8</w:t>
-            </w:r>
-            <w:r>
-              <w:rPr>
-                <w:noProof/>
-                <w:webHidden/>
-              </w:rPr>
-              <w:fldChar w:fldCharType="end"/>
-            </w:r>
-          </w:hyperlink>
-        </w:p>
-        <w:p>
-          <w:pPr>
-            <w:pStyle w:val="Verzeichnis1"/>
-            <w:rPr>
-              <w:rFonts w:asciiTheme="minorHAnsi" w:eastAsiaTheme="minorEastAsia" w:hAnsiTheme="minorHAnsi"/>
-              <w:b w:val="0"/>
-              <w:bCs w:val="0"/>
-              <w:lang w:eastAsia="de-DE"/>
-            </w:rPr>
-          </w:pPr>
-          <w:hyperlink w:anchor="_Toc231463900" w:history="1">
-            <w:r>
-              <w:rPr>
-                <w:rStyle w:val="Hyperlink"/>
-              </w:rPr>
-              <w:t>5.</w:t>
-            </w:r>
-            <w:r>
-              <w:rPr>
-                <w:rFonts w:asciiTheme="minorHAnsi" w:eastAsiaTheme="minorEastAsia" w:hAnsiTheme="minorHAnsi"/>
-                <w:b w:val="0"/>
-                <w:bCs w:val="0"/>
-                <w:lang w:eastAsia="de-DE"/>
-              </w:rPr>
-              <w:tab/>
-            </w:r>
-            <w:r>
-              <w:rPr>
-                <w:rStyle w:val="Hyperlink"/>
-              </w:rPr>
-              <w:t>Fehlerbehebung</w:t>
-            </w:r>
-            <w:r>
-              <w:rPr>
-                <w:webHidden/>
-              </w:rPr>
-              <w:tab/>
-            </w:r>
-            <w:r>
-              <w:rPr>
-                <w:webHidden/>
-              </w:rPr>
-              <w:fldChar w:fldCharType="begin"/>
-            </w:r>
-            <w:r>
-              <w:rPr>
-                <w:webHidden/>
-              </w:rPr>
-              <w:instrText xml:space="preserve"> PAGEREF _Toc231463900 \h </w:instrText>
-            </w:r>
-            <w:r>
-              <w:rPr>
-                <w:webHidden/>
-              </w:rPr>
-            </w:r>
-            <w:r>
-              <w:rPr>
-                <w:webHidden/>
-              </w:rPr>
-              <w:fldChar w:fldCharType="separate"/>
-            </w:r>
-            <w:r>
-              <w:rPr>
-                <w:webHidden/>
-              </w:rPr>
-              <w:t>9</w:t>
-            </w:r>
-            <w:r>
-              <w:rPr>
-                <w:webHidden/>
-              </w:rPr>
-              <w:fldChar w:fldCharType="end"/>
-            </w:r>
-          </w:hyperlink>
-        </w:p>
-        <w:p>
-          <w:pPr>
-            <w:pStyle w:val="Verzeichnis2"/>
-            <w:tabs>
-              <w:tab w:val="left" w:pos="960"/>
-              <w:tab w:val="right" w:leader="dot" w:pos="9062"/>
-            </w:tabs>
-            <w:rPr>
-              <w:rFonts w:asciiTheme="minorHAnsi" w:eastAsiaTheme="minorEastAsia" w:hAnsiTheme="minorHAnsi"/>
-              <w:noProof/>
-              <w:lang w:eastAsia="de-DE"/>
-            </w:rPr>
-          </w:pPr>
-          <w:hyperlink w:anchor="_Toc231463901" w:history="1">
-            <w:r>
-              <w:rPr>
-                <w:rStyle w:val="Hyperlink"/>
-                <w:noProof/>
-              </w:rPr>
-              <w:t>5.1.</w:t>
-            </w:r>
-            <w:r>
-              <w:rPr>
-                <w:rFonts w:asciiTheme="minorHAnsi" w:eastAsiaTheme="minorEastAsia" w:hAnsiTheme="minorHAnsi"/>
-                <w:noProof/>
-                <w:lang w:eastAsia="de-DE"/>
-              </w:rPr>
-              <w:tab/>
-            </w:r>
-            <w:r>
-              <w:rPr>
-                <w:rStyle w:val="Hyperlink"/>
-                <w:noProof/>
-              </w:rPr>
-              <w:t>Keine Verbindung zur Webseite</w:t>
-            </w:r>
-            <w:r>
-              <w:rPr>
-                <w:noProof/>
-                <w:webHidden/>
-              </w:rPr>
-              <w:tab/>
-            </w:r>
-            <w:r>
-              <w:rPr>
-                <w:noProof/>
-                <w:webHidden/>
-              </w:rPr>
-              <w:fldChar w:fldCharType="begin"/>
-            </w:r>
-            <w:r>
-              <w:rPr>
-                <w:noProof/>
-                <w:webHidden/>
-              </w:rPr>
-              <w:instrText xml:space="preserve"> PAGEREF _Toc231463901 \h </w:instrText>
-            </w:r>
-            <w:r>
-              <w:rPr>
-                <w:noProof/>
-                <w:webHidden/>
-              </w:rPr>
-            </w:r>
-            <w:r>
-              <w:rPr>
-                <w:noProof/>
-                <w:webHidden/>
-              </w:rPr>
-              <w:fldChar w:fldCharType="separate"/>
-            </w:r>
-            <w:r>
-              <w:rPr>
-                <w:noProof/>
-                <w:webHidden/>
-              </w:rPr>
-              <w:t>9</w:t>
-            </w:r>
-            <w:r>
-              <w:rPr>
-                <w:noProof/>
-                <w:webHidden/>
-              </w:rPr>
-              <w:fldChar w:fldCharType="end"/>
-            </w:r>
-          </w:hyperlink>
-        </w:p>
-        <w:p>
-          <w:pPr>
-            <w:pStyle w:val="Verzeichnis2"/>
-            <w:tabs>
-              <w:tab w:val="left" w:pos="960"/>
-              <w:tab w:val="right" w:leader="dot" w:pos="9062"/>
-            </w:tabs>
-            <w:rPr>
-              <w:rFonts w:asciiTheme="minorHAnsi" w:eastAsiaTheme="minorEastAsia" w:hAnsiTheme="minorHAnsi"/>
-              <w:noProof/>
-              <w:lang w:eastAsia="de-DE"/>
-            </w:rPr>
-          </w:pPr>
-          <w:hyperlink w:anchor="_Toc231463902" w:history="1">
-            <w:r>
-              <w:rPr>
-                <w:rStyle w:val="Hyperlink"/>
-                <w:noProof/>
-              </w:rPr>
-              <w:t>5.2.</w:t>
-            </w:r>
-            <w:r>
-              <w:rPr>
-                <w:rFonts w:asciiTheme="minorHAnsi" w:eastAsiaTheme="minorEastAsia" w:hAnsiTheme="minorHAnsi"/>
-                <w:noProof/>
-                <w:lang w:eastAsia="de-DE"/>
-              </w:rPr>
-              <w:tab/>
-            </w:r>
-            <w:r>
-              <w:rPr>
-                <w:rStyle w:val="Hyperlink"/>
-                <w:noProof/>
-              </w:rPr>
-              <w:t>Keine Sensordaten sichtbar</w:t>
-            </w:r>
-            <w:r>
-              <w:rPr>
-                <w:noProof/>
-                <w:webHidden/>
-              </w:rPr>
-              <w:tab/>
-            </w:r>
-            <w:r>
-              <w:rPr>
-                <w:noProof/>
-                <w:webHidden/>
-              </w:rPr>
-              <w:fldChar w:fldCharType="begin"/>
-            </w:r>
-            <w:r>
-              <w:rPr>
-                <w:noProof/>
-                <w:webHidden/>
-              </w:rPr>
-              <w:instrText xml:space="preserve"> PAGEREF _Toc231463902 \h </w:instrText>
-            </w:r>
-            <w:r>
-              <w:rPr>
-                <w:noProof/>
-                <w:webHidden/>
-              </w:rPr>
-            </w:r>
-            <w:r>
-              <w:rPr>
-                <w:noProof/>
-                <w:webHidden/>
-              </w:rPr>
-              <w:fldChar w:fldCharType="separate"/>
-            </w:r>
-            <w:r>
-              <w:rPr>
-                <w:noProof/>
-                <w:webHidden/>
-              </w:rPr>
-              <w:t>9</w:t>
-            </w:r>
-            <w:r>
-              <w:rPr>
-                <w:noProof/>
-                <w:webHidden/>
-              </w:rPr>
-              <w:fldChar w:fldCharType="end"/>
-            </w:r>
-          </w:hyperlink>
-        </w:p>
-        <w:p>
-          <w:pPr>
-            <w:pStyle w:val="Verzeichnis2"/>
-            <w:tabs>
-              <w:tab w:val="left" w:pos="960"/>
-              <w:tab w:val="right" w:leader="dot" w:pos="9062"/>
-            </w:tabs>
-            <w:rPr>
-              <w:rFonts w:asciiTheme="minorHAnsi" w:eastAsiaTheme="minorEastAsia" w:hAnsiTheme="minorHAnsi"/>
-              <w:noProof/>
-              <w:lang w:eastAsia="de-DE"/>
-            </w:rPr>
-          </w:pPr>
-          <w:hyperlink w:anchor="_Toc231463903" w:history="1">
-            <w:r>
-              <w:rPr>
-                <w:rStyle w:val="Hyperlink"/>
-                <w:noProof/>
-              </w:rPr>
-              <w:t>5.3.</w:t>
-            </w:r>
-            <w:r>
-              <w:rPr>
-                <w:rFonts w:asciiTheme="minorHAnsi" w:eastAsiaTheme="minorEastAsia" w:hAnsiTheme="minorHAnsi"/>
-                <w:noProof/>
-                <w:lang w:eastAsia="de-DE"/>
-              </w:rPr>
-              <w:tab/>
-            </w:r>
-            <w:r>
-              <w:rPr>
-                <w:rStyle w:val="Hyperlink"/>
-                <w:noProof/>
-              </w:rPr>
-              <w:t>WLAN-Netzwerke werden nicht angezeigt</w:t>
-            </w:r>
-            <w:r>
-              <w:rPr>
-                <w:noProof/>
-                <w:webHidden/>
-              </w:rPr>
-              <w:tab/>
-            </w:r>
-            <w:r>
-              <w:rPr>
-                <w:noProof/>
-                <w:webHidden/>
-              </w:rPr>
-              <w:fldChar w:fldCharType="begin"/>
-            </w:r>
-            <w:r>
-              <w:rPr>
-                <w:noProof/>
-                <w:webHidden/>
-              </w:rPr>
-              <w:instrText xml:space="preserve"> PAGEREF _Toc231463903 \h </w:instrText>
-            </w:r>
-            <w:r>
-              <w:rPr>
-                <w:noProof/>
-                <w:webHidden/>
-              </w:rPr>
-            </w:r>
-            <w:r>
-              <w:rPr>
-                <w:noProof/>
-                <w:webHidden/>
-              </w:rPr>
-              <w:fldChar w:fldCharType="separate"/>
-            </w:r>
-            <w:r>
-              <w:rPr>
-                <w:noProof/>
-                <w:webHidden/>
-              </w:rPr>
-              <w:t>9</w:t>
-            </w:r>
-            <w:r>
-              <w:rPr>
-                <w:noProof/>
-                <w:webHidden/>
-              </w:rPr>
-              <w:fldChar w:fldCharType="end"/>
-            </w:r>
-          </w:hyperlink>
-        </w:p>
-        <w:p>
-          <w:pPr>
-            <w:pStyle w:val="Verzeichnis2"/>
-            <w:tabs>
-              <w:tab w:val="left" w:pos="960"/>
-              <w:tab w:val="right" w:leader="dot" w:pos="9062"/>
-            </w:tabs>
-            <w:rPr>
-              <w:rFonts w:asciiTheme="minorHAnsi" w:eastAsiaTheme="minorEastAsia" w:hAnsiTheme="minorHAnsi"/>
-              <w:noProof/>
-              <w:lang w:eastAsia="de-DE"/>
-            </w:rPr>
-          </w:pPr>
-          <w:hyperlink w:anchor="_Toc231463904" w:history="1">
-            <w:r>
-              <w:rPr>
-                <w:rStyle w:val="Hyperlink"/>
-                <w:noProof/>
-              </w:rPr>
-              <w:t>5.4.</w:t>
-            </w:r>
-            <w:r>
-              <w:rPr>
-                <w:rFonts w:asciiTheme="minorHAnsi" w:eastAsiaTheme="minorEastAsia" w:hAnsiTheme="minorHAnsi"/>
-                <w:noProof/>
-                <w:lang w:eastAsia="de-DE"/>
-              </w:rPr>
-              <w:tab/>
-            </w:r>
-            <w:r>
-              <w:rPr>
-                <w:rStyle w:val="Hyperlink"/>
-                <w:noProof/>
-              </w:rPr>
-              <w:t>Diagramme bleiben leer</w:t>
-            </w:r>
-            <w:r>
-              <w:rPr>
-                <w:noProof/>
-                <w:webHidden/>
-              </w:rPr>
-              <w:tab/>
-            </w:r>
-            <w:r>
-              <w:rPr>
-                <w:noProof/>
-                <w:webHidden/>
-              </w:rPr>
-              <w:fldChar w:fldCharType="begin"/>
-            </w:r>
-            <w:r>
-              <w:rPr>
-                <w:noProof/>
-                <w:webHidden/>
-              </w:rPr>
-              <w:instrText xml:space="preserve"> PAGEREF _Toc231463904 \h </w:instrText>
-            </w:r>
-            <w:r>
-              <w:rPr>
-                <w:noProof/>
-                <w:webHidden/>
-              </w:rPr>
-            </w:r>
-            <w:r>
-              <w:rPr>
-                <w:noProof/>
-                <w:webHidden/>
-              </w:rPr>
-              <w:fldChar w:fldCharType="separate"/>
-            </w:r>
-            <w:r>
-              <w:rPr>
-                <w:noProof/>
-                <w:webHidden/>
-              </w:rPr>
-              <w:t>10</w:t>
-            </w:r>
-            <w:r>
-              <w:rPr>
-                <w:noProof/>
-                <w:webHidden/>
-              </w:rPr>
-              <w:fldChar w:fldCharType="end"/>
-            </w:r>
-          </w:hyperlink>
-        </w:p>
-        <w:p>
-          <w:pPr>
-            <w:pStyle w:val="Verzeichnis2"/>
-            <w:tabs>
-              <w:tab w:val="left" w:pos="960"/>
-              <w:tab w:val="right" w:leader="dot" w:pos="9062"/>
-            </w:tabs>
-            <w:rPr>
-              <w:rFonts w:asciiTheme="minorHAnsi" w:eastAsiaTheme="minorEastAsia" w:hAnsiTheme="minorHAnsi"/>
-              <w:noProof/>
-              <w:lang w:eastAsia="de-DE"/>
-            </w:rPr>
-          </w:pPr>
-          <w:hyperlink w:anchor="_Toc231463905" w:history="1">
-            <w:r>
-              <w:rPr>
-                <w:rStyle w:val="Hyperlink"/>
-                <w:noProof/>
-              </w:rPr>
-              <w:t>5.5.</w:t>
-            </w:r>
-            <w:r>
-              <w:rPr>
-                <w:rFonts w:asciiTheme="minorHAnsi" w:eastAsiaTheme="minorEastAsia" w:hAnsiTheme="minorHAnsi"/>
-                <w:noProof/>
-                <w:lang w:eastAsia="de-DE"/>
-              </w:rPr>
-              <w:tab/>
-            </w:r>
-            <w:r>
-              <w:rPr>
-                <w:rStyle w:val="Hyperlink"/>
-                <w:noProof/>
-              </w:rPr>
-              <w:t>Langsame Darstellung</w:t>
-            </w:r>
-            <w:r>
-              <w:rPr>
-                <w:noProof/>
-                <w:webHidden/>
-              </w:rPr>
-              <w:tab/>
-            </w:r>
-            <w:r>
-              <w:rPr>
-                <w:noProof/>
-                <w:webHidden/>
-              </w:rPr>
-              <w:fldChar w:fldCharType="begin"/>
-            </w:r>
-            <w:r>
-              <w:rPr>
-                <w:noProof/>
-                <w:webHidden/>
-              </w:rPr>
-              <w:instrText xml:space="preserve"> PAGEREF _Toc231463905 \h </w:instrText>
-            </w:r>
-            <w:r>
-              <w:rPr>
-                <w:noProof/>
-                <w:webHidden/>
-              </w:rPr>
-            </w:r>
-            <w:r>
-              <w:rPr>
-                <w:noProof/>
-                <w:webHidden/>
-              </w:rPr>
-              <w:fldChar w:fldCharType="separate"/>
-            </w:r>
-            <w:r>
-              <w:rPr>
-                <w:noProof/>
-                <w:webHidden/>
-              </w:rPr>
-              <w:t>10</w:t>
-            </w:r>
-            <w:r>
-              <w:rPr>
-                <w:noProof/>
-                <w:webHidden/>
-              </w:rPr>
-              <w:fldChar w:fldCharType="end"/>
-            </w:r>
-          </w:hyperlink>
-        </w:p>
-        <w:p>
-          <w:pPr>
-            <w:pStyle w:val="Verzeichnis1"/>
-            <w:rPr>
-              <w:rFonts w:asciiTheme="minorHAnsi" w:eastAsiaTheme="minorEastAsia" w:hAnsiTheme="minorHAnsi"/>
-              <w:b w:val="0"/>
-              <w:bCs w:val="0"/>
-              <w:lang w:eastAsia="de-DE"/>
-            </w:rPr>
-          </w:pPr>
-          <w:hyperlink w:anchor="_Toc231463906" w:history="1">
-            <w:r>
-              <w:rPr>
-                <w:rStyle w:val="Hyperlink"/>
-              </w:rPr>
-              <w:t>6.</w:t>
-            </w:r>
-            <w:r>
-              <w:rPr>
-                <w:rFonts w:asciiTheme="minorHAnsi" w:eastAsiaTheme="minorEastAsia" w:hAnsiTheme="minorHAnsi"/>
-                <w:b w:val="0"/>
-                <w:bCs w:val="0"/>
-                <w:lang w:eastAsia="de-DE"/>
-              </w:rPr>
-              <w:tab/>
-            </w:r>
-            <w:r>
-              <w:rPr>
-                <w:rStyle w:val="Hyperlink"/>
-              </w:rPr>
-              <w:t>Wartung &amp; Pflege</w:t>
-            </w:r>
-            <w:r>
-              <w:rPr>
-                <w:webHidden/>
-              </w:rPr>
-              <w:tab/>
-            </w:r>
-            <w:r>
-              <w:rPr>
-                <w:webHidden/>
-              </w:rPr>
-              <w:fldChar w:fldCharType="begin"/>
-            </w:r>
-            <w:r>
-              <w:rPr>
-                <w:webHidden/>
-              </w:rPr>
-              <w:instrText xml:space="preserve"> PAGEREF _Toc231463906 \h </w:instrText>
-            </w:r>
-            <w:r>
-              <w:rPr>
-                <w:webHidden/>
-              </w:rPr>
-            </w:r>
-            <w:r>
-              <w:rPr>
-                <w:webHidden/>
-              </w:rPr>
-              <w:fldChar w:fldCharType="separate"/>
-            </w:r>
-            <w:r>
-              <w:rPr>
-                <w:webHidden/>
-              </w:rPr>
-              <w:t>10</w:t>
-            </w:r>
-            <w:r>
-              <w:rPr>
-                <w:webHidden/>
-              </w:rPr>
-              <w:fldChar w:fldCharType="end"/>
-            </w:r>
-          </w:hyperlink>
-        </w:p>
-        <w:p>
-          <w:pPr>
-            <w:pStyle w:val="Verzeichnis2"/>
-            <w:tabs>
-              <w:tab w:val="left" w:pos="960"/>
-              <w:tab w:val="right" w:leader="dot" w:pos="9062"/>
-            </w:tabs>
-            <w:rPr>
-              <w:rFonts w:asciiTheme="minorHAnsi" w:eastAsiaTheme="minorEastAsia" w:hAnsiTheme="minorHAnsi"/>
-              <w:noProof/>
-              <w:lang w:eastAsia="de-DE"/>
-            </w:rPr>
-          </w:pPr>
-          <w:hyperlink w:anchor="_Toc231463907" w:history="1">
-            <w:r>
-              <w:rPr>
-                <w:rStyle w:val="Hyperlink"/>
-                <w:noProof/>
-              </w:rPr>
-              <w:t>6.1.</w:t>
-            </w:r>
-            <w:r>
-              <w:rPr>
-                <w:rFonts w:asciiTheme="minorHAnsi" w:eastAsiaTheme="minorEastAsia" w:hAnsiTheme="minorHAnsi"/>
-                <w:noProof/>
-                <w:lang w:eastAsia="de-DE"/>
-              </w:rPr>
-              <w:tab/>
-            </w:r>
-            <w:r>
-              <w:rPr>
-                <w:rStyle w:val="Hyperlink"/>
-                <w:noProof/>
-              </w:rPr>
-              <w:t>Regelmäßige Kontrolle</w:t>
-            </w:r>
-            <w:r>
-              <w:rPr>
-                <w:noProof/>
-                <w:webHidden/>
-              </w:rPr>
-              <w:tab/>
-            </w:r>
-            <w:r>
-              <w:rPr>
-                <w:noProof/>
-                <w:webHidden/>
-              </w:rPr>
-              <w:fldChar w:fldCharType="begin"/>
-            </w:r>
-            <w:r>
-              <w:rPr>
-                <w:noProof/>
-                <w:webHidden/>
-              </w:rPr>
-              <w:instrText xml:space="preserve"> PAGEREF _Toc231463907 \h </w:instrText>
-            </w:r>
-            <w:r>
-              <w:rPr>
-                <w:noProof/>
-                <w:webHidden/>
-              </w:rPr>
-            </w:r>
-            <w:r>
-              <w:rPr>
-                <w:noProof/>
-                <w:webHidden/>
-              </w:rPr>
-              <w:fldChar w:fldCharType="separate"/>
-            </w:r>
-            <w:r>
-              <w:rPr>
-                <w:noProof/>
-                <w:webHidden/>
-              </w:rPr>
-              <w:t>10</w:t>
-            </w:r>
-            <w:r>
-              <w:rPr>
-                <w:noProof/>
-                <w:webHidden/>
-              </w:rPr>
-              <w:fldChar w:fldCharType="end"/>
-            </w:r>
-          </w:hyperlink>
-        </w:p>
-        <w:p>
-          <w:pPr>
-            <w:pStyle w:val="Verzeichnis2"/>
-            <w:tabs>
-              <w:tab w:val="left" w:pos="960"/>
-              <w:tab w:val="right" w:leader="dot" w:pos="9062"/>
-            </w:tabs>
-            <w:rPr>
-              <w:rFonts w:asciiTheme="minorHAnsi" w:eastAsiaTheme="minorEastAsia" w:hAnsiTheme="minorHAnsi"/>
-              <w:noProof/>
-              <w:lang w:eastAsia="de-DE"/>
-            </w:rPr>
-          </w:pPr>
-          <w:hyperlink w:anchor="_Toc231463908" w:history="1">
-            <w:r>
-              <w:rPr>
-                <w:rStyle w:val="Hyperlink"/>
-                <w:noProof/>
-              </w:rPr>
-              <w:t>6.2.</w:t>
-            </w:r>
-            <w:r>
-              <w:rPr>
-                <w:rFonts w:asciiTheme="minorHAnsi" w:eastAsiaTheme="minorEastAsia" w:hAnsiTheme="minorHAnsi"/>
-                <w:noProof/>
-                <w:lang w:eastAsia="de-DE"/>
-              </w:rPr>
-              <w:tab/>
-            </w:r>
-            <w:r>
-              <w:rPr>
-                <w:rStyle w:val="Hyperlink"/>
-                <w:noProof/>
-              </w:rPr>
-              <w:t>Reinigung</w:t>
-            </w:r>
-            <w:r>
-              <w:rPr>
-                <w:noProof/>
-                <w:webHidden/>
-              </w:rPr>
-              <w:tab/>
-            </w:r>
-            <w:r>
-              <w:rPr>
-                <w:noProof/>
-                <w:webHidden/>
-              </w:rPr>
-              <w:fldChar w:fldCharType="begin"/>
-            </w:r>
-            <w:r>
-              <w:rPr>
-                <w:noProof/>
-                <w:webHidden/>
-              </w:rPr>
-              <w:instrText xml:space="preserve"> PAGEREF _Toc231463908 \h </w:instrText>
-            </w:r>
-            <w:r>
-              <w:rPr>
-                <w:noProof/>
-                <w:webHidden/>
-              </w:rPr>
-            </w:r>
-            <w:r>
-              <w:rPr>
-                <w:noProof/>
-                <w:webHidden/>
-              </w:rPr>
-              <w:fldChar w:fldCharType="separate"/>
-            </w:r>
-            <w:r>
-              <w:rPr>
-                <w:noProof/>
-                <w:webHidden/>
-              </w:rPr>
-              <w:t>11</w:t>
-            </w:r>
-            <w:r>
-              <w:rPr>
-                <w:noProof/>
-                <w:webHidden/>
-              </w:rPr>
-              <w:fldChar w:fldCharType="end"/>
-            </w:r>
-          </w:hyperlink>
-        </w:p>
-        <w:p>
-          <w:pPr>
-            <w:pStyle w:val="Verzeichnis2"/>
-            <w:tabs>
-              <w:tab w:val="left" w:pos="960"/>
-              <w:tab w:val="right" w:leader="dot" w:pos="9062"/>
-            </w:tabs>
-            <w:rPr>
-              <w:rFonts w:asciiTheme="minorHAnsi" w:eastAsiaTheme="minorEastAsia" w:hAnsiTheme="minorHAnsi"/>
-              <w:noProof/>
-              <w:lang w:eastAsia="de-DE"/>
-            </w:rPr>
-          </w:pPr>
-          <w:hyperlink w:anchor="_Toc231463909" w:history="1">
-            <w:r>
-              <w:rPr>
-                <w:rStyle w:val="Hyperlink"/>
-                <w:noProof/>
-              </w:rPr>
-              <w:t>6.3.</w:t>
-            </w:r>
-            <w:r>
-              <w:rPr>
-                <w:rFonts w:asciiTheme="minorHAnsi" w:eastAsiaTheme="minorEastAsia" w:hAnsiTheme="minorHAnsi"/>
-                <w:noProof/>
-                <w:lang w:eastAsia="de-DE"/>
-              </w:rPr>
-              <w:tab/>
-            </w:r>
-            <w:r>
-              <w:rPr>
-                <w:rStyle w:val="Hyperlink"/>
-                <w:noProof/>
-              </w:rPr>
-              <w:t>Datensicherung</w:t>
-            </w:r>
-            <w:r>
-              <w:rPr>
-                <w:noProof/>
-                <w:webHidden/>
-              </w:rPr>
-              <w:tab/>
-            </w:r>
-            <w:r>
-              <w:rPr>
-                <w:noProof/>
-                <w:webHidden/>
-              </w:rPr>
-              <w:fldChar w:fldCharType="begin"/>
-            </w:r>
-            <w:r>
-              <w:rPr>
-                <w:noProof/>
-                <w:webHidden/>
-              </w:rPr>
-              <w:instrText xml:space="preserve"> PAGEREF _Toc231463909 \h </w:instrText>
-            </w:r>
-            <w:r>
-              <w:rPr>
-                <w:noProof/>
-                <w:webHidden/>
-              </w:rPr>
-            </w:r>
-            <w:r>
-              <w:rPr>
-                <w:noProof/>
-                <w:webHidden/>
-              </w:rPr>
-              <w:fldChar w:fldCharType="separate"/>
-            </w:r>
-            <w:r>
-              <w:rPr>
-                <w:noProof/>
-                <w:webHidden/>
-              </w:rPr>
-              <w:t>11</w:t>
-            </w:r>
-            <w:r>
-              <w:rPr>
-                <w:noProof/>
-                <w:webHidden/>
-              </w:rPr>
-              <w:fldChar w:fldCharType="end"/>
-            </w:r>
-          </w:hyperlink>
-        </w:p>
-        <w:p>
-          <w:pPr>
-            <w:pStyle w:val="Verzeichnis2"/>
-            <w:tabs>
-              <w:tab w:val="left" w:pos="960"/>
-              <w:tab w:val="right" w:leader="dot" w:pos="9062"/>
-            </w:tabs>
-            <w:rPr>
-              <w:rFonts w:asciiTheme="minorHAnsi" w:eastAsiaTheme="minorEastAsia" w:hAnsiTheme="minorHAnsi"/>
-              <w:noProof/>
-              <w:lang w:eastAsia="de-DE"/>
-            </w:rPr>
-          </w:pPr>
-          <w:hyperlink w:anchor="_Toc231463910" w:history="1">
-            <w:r>
-              <w:rPr>
-                <w:rStyle w:val="Hyperlink"/>
-                <w:noProof/>
-              </w:rPr>
-              <w:t>6.4.</w:t>
-            </w:r>
-            <w:r>
-              <w:rPr>
-                <w:rFonts w:asciiTheme="minorHAnsi" w:eastAsiaTheme="minorEastAsia" w:hAnsiTheme="minorHAnsi"/>
-                <w:noProof/>
-                <w:lang w:eastAsia="de-DE"/>
-              </w:rPr>
-              <w:tab/>
-            </w:r>
-            <w:r>
-              <w:rPr>
-                <w:rStyle w:val="Hyperlink"/>
-                <w:noProof/>
-              </w:rPr>
-              <w:t>Software-Updates</w:t>
-            </w:r>
-            <w:r>
-              <w:rPr>
-                <w:noProof/>
-                <w:webHidden/>
-              </w:rPr>
-              <w:tab/>
-            </w:r>
-            <w:r>
-              <w:rPr>
-                <w:noProof/>
-                <w:webHidden/>
-              </w:rPr>
-              <w:fldChar w:fldCharType="begin"/>
-            </w:r>
-            <w:r>
-              <w:rPr>
-                <w:noProof/>
-                <w:webHidden/>
-              </w:rPr>
-              <w:instrText xml:space="preserve"> PAGEREF _Toc231463910 \h </w:instrText>
-            </w:r>
-            <w:r>
-              <w:rPr>
-                <w:noProof/>
-                <w:webHidden/>
-              </w:rPr>
-            </w:r>
-            <w:r>
-              <w:rPr>
-                <w:noProof/>
-                <w:webHidden/>
-              </w:rPr>
-              <w:fldChar w:fldCharType="separate"/>
-            </w:r>
-            <w:r>
-              <w:rPr>
-                <w:noProof/>
-                <w:webHidden/>
-              </w:rPr>
-              <w:t>11</w:t>
-            </w:r>
-            <w:r>
-              <w:rPr>
-                <w:noProof/>
-                <w:webHidden/>
-              </w:rPr>
-              <w:fldChar w:fldCharType="end"/>
-            </w:r>
-          </w:hyperlink>
-        </w:p>
-        <w:p>
-          <w:pPr>
-            <w:pStyle w:val="Verzeichnis2"/>
-            <w:tabs>
-              <w:tab w:val="left" w:pos="960"/>
-              <w:tab w:val="right" w:leader="dot" w:pos="9062"/>
-            </w:tabs>
-            <w:rPr>
-              <w:rFonts w:asciiTheme="minorHAnsi" w:eastAsiaTheme="minorEastAsia" w:hAnsiTheme="minorHAnsi"/>
-              <w:noProof/>
-              <w:lang w:eastAsia="de-DE"/>
-            </w:rPr>
-          </w:pPr>
-          <w:hyperlink w:anchor="_Toc231463911" w:history="1">
-            <w:r>
-              <w:rPr>
-                <w:rStyle w:val="Hyperlink"/>
-                <w:noProof/>
-              </w:rPr>
-              <w:t>6.5.</w:t>
-            </w:r>
-            <w:r>
-              <w:rPr>
-                <w:rFonts w:asciiTheme="minorHAnsi" w:eastAsiaTheme="minorEastAsia" w:hAnsiTheme="minorHAnsi"/>
-                <w:noProof/>
-                <w:lang w:eastAsia="de-DE"/>
-              </w:rPr>
-              <w:tab/>
-            </w:r>
-            <w:r>
-              <w:rPr>
-                <w:rStyle w:val="Hyperlink"/>
-                <w:noProof/>
-              </w:rPr>
-              <w:t>Langzeitbetrieb</w:t>
-            </w:r>
-            <w:r>
-              <w:rPr>
-                <w:noProof/>
-                <w:webHidden/>
-              </w:rPr>
-              <w:tab/>
-            </w:r>
-            <w:r>
-              <w:rPr>
-                <w:noProof/>
-                <w:webHidden/>
-              </w:rPr>
-              <w:fldChar w:fldCharType="begin"/>
-            </w:r>
-            <w:r>
-              <w:rPr>
-                <w:noProof/>
-                <w:webHidden/>
-              </w:rPr>
-              <w:instrText xml:space="preserve"> PAGEREF _Toc231463911 \h </w:instrText>
-            </w:r>
-            <w:r>
-              <w:rPr>
-                <w:noProof/>
-                <w:webHidden/>
-              </w:rPr>
-            </w:r>
-            <w:r>
-              <w:rPr>
-                <w:noProof/>
-                <w:webHidden/>
-              </w:rPr>
-              <w:fldChar w:fldCharType="separate"/>
-            </w:r>
-            <w:r>
-              <w:rPr>
-                <w:noProof/>
-                <w:webHidden/>
-              </w:rPr>
-              <w:t>11</w:t>
+              <w:t>5</w:t>
             </w:r>
             <w:r>
               <w:rPr>
@@ -4533,7 +2525,7 @@
           <w:numId w:val="5"/>
         </w:numPr>
       </w:pPr>
-      <w:bookmarkStart w:id="0" w:name="_Toc231463872"/>
+      <w:bookmarkStart w:id="0" w:name="_Toc231813808"/>
       <w:r>
         <w:lastRenderedPageBreak/>
         <w:t>Einleitung</w:t>
@@ -4548,41 +2540,11 @@
           <w:numId w:val="5"/>
         </w:numPr>
       </w:pPr>
-      <w:bookmarkStart w:id="1" w:name="_Toc231463873"/>
+      <w:bookmarkStart w:id="1" w:name="_Toc231813809"/>
       <w:r>
         <w:t>Einleitung</w:t>
       </w:r>
       <w:bookmarkEnd w:id="1"/>
-    </w:p>
-    <w:p>
-      <w:pPr>
-        <w:pStyle w:val="isselectedend"/>
-        <w:ind w:left="360"/>
-        <w:rPr>
-          <w:rFonts w:ascii="Bahnschrift Light SemiCondensed" w:hAnsi="Bahnschrift Light SemiCondensed"/>
-        </w:rPr>
-      </w:pPr>
-      <w:r>
-        <w:rPr>
-          <w:rFonts w:ascii="Bahnschrift Light SemiCondensed" w:hAnsi="Bahnschrift Light SemiCondensed"/>
-        </w:rPr>
-        <w:t>Die Wetterstation dient zur Erfassung, Speicherung und Visualisierung verschiedener Umwelt- und Wetterdaten. Das System wurde entwickelt, um Messwerte mehrerer Sensoren zentral zu sammeln und über eine moderne Weboberfläche darzustellen.</w:t>
-      </w:r>
-    </w:p>
-    <w:p>
-      <w:pPr>
-        <w:pStyle w:val="isselectedend"/>
-        <w:ind w:left="360"/>
-        <w:rPr>
-          <w:rFonts w:ascii="Bahnschrift Light SemiCondensed" w:hAnsi="Bahnschrift Light SemiCondensed"/>
-        </w:rPr>
-      </w:pPr>
-      <w:r>
-        <w:rPr>
-          <w:rFonts w:ascii="Bahnschrift Light SemiCondensed" w:hAnsi="Bahnschrift Light SemiCondensed"/>
-        </w:rPr>
-        <w:t>Die Anwendung ermöglicht die Anzeige aktueller Messwerte sowie die Auswertung historischer Daten. Dadurch können Veränderungen von Umweltbedingungen über einen längeren Zeitraum beobachtet und analysiert werden.</w:t>
-      </w:r>
     </w:p>
     <w:p>
       <w:pPr>
@@ -4596,23 +2558,23 @@
         <w:rPr>
           <w:rFonts w:ascii="Bahnschrift Light SemiCondensed" w:hAnsi="Bahnschrift Light SemiCondensed"/>
         </w:rPr>
-        <w:t>Die Wetterstation eignet sich sowohl für den privaten Gebrauch als auch für Bildungs- und Demonstrationszwecke</w:t>
+        <w:t>Die Wetterstation erfasst, speichert und visualisiert Umwelt- und Wetterdaten in Echtzeit. Mehrere Sensoren messen gleichzeitig verschiedene Werte (z. B. Temperatur, Luftfeuchtigkeit, UV-Index, Windgeschwindigkeit). Diese Daten werden auf einer modernen Weboberfläche angezeigt, ganz ohne spezielle Software oder App.</w:t>
       </w:r>
     </w:p>
+    <w:p/>
     <w:p>
       <w:pPr>
-        <w:pStyle w:val="StandardWeb"/>
-        <w:ind w:left="360"/>
-        <w:rPr>
-          <w:rFonts w:ascii="Bahnschrift Light SemiCondensed" w:hAnsi="Bahnschrift Light SemiCondensed"/>
-        </w:rPr>
-      </w:pPr>
-      <w:r>
-        <w:rPr>
-          <w:rFonts w:ascii="Bahnschrift Light SemiCondensed" w:hAnsi="Bahnschrift Light SemiCondensed"/>
-        </w:rPr>
-        <w:t>.</w:t>
-      </w:r>
+        <w:pStyle w:val="berschrift1"/>
+        <w:numPr>
+          <w:ilvl w:val="0"/>
+          <w:numId w:val="5"/>
+        </w:numPr>
+      </w:pPr>
+      <w:bookmarkStart w:id="2" w:name="_Toc231813810"/>
+      <w:r>
+        <w:t>Produktbeschreibung</w:t>
+      </w:r>
+      <w:bookmarkEnd w:id="2"/>
     </w:p>
     <w:p>
       <w:pPr>
@@ -4622,36 +2584,464 @@
           <w:numId w:val="5"/>
         </w:numPr>
       </w:pPr>
-      <w:bookmarkStart w:id="2" w:name="_Toc231463874"/>
-      <w:r>
-        <w:t>Sicherheitshinweise</w:t>
-      </w:r>
-      <w:bookmarkEnd w:id="2"/>
+      <w:bookmarkStart w:id="3" w:name="_Toc231813811"/>
+      <w:r>
+        <w:t xml:space="preserve">Allgemeine </w:t>
+      </w:r>
+      <w:r>
+        <w:t>Produktbeschreibung</w:t>
+      </w:r>
+      <w:bookmarkEnd w:id="3"/>
+    </w:p>
+    <w:tbl>
+      <w:tblPr>
+        <w:tblW w:w="10207" w:type="dxa"/>
+        <w:tblCellSpacing w:w="15" w:type="dxa"/>
+        <w:tblBorders>
+          <w:top w:val="single" w:sz="4" w:space="0" w:color="auto"/>
+          <w:left w:val="single" w:sz="4" w:space="0" w:color="auto"/>
+          <w:bottom w:val="single" w:sz="4" w:space="0" w:color="auto"/>
+          <w:right w:val="single" w:sz="4" w:space="0" w:color="auto"/>
+        </w:tblBorders>
+        <w:tblCellMar>
+          <w:top w:w="15" w:type="dxa"/>
+          <w:left w:w="15" w:type="dxa"/>
+          <w:bottom w:w="15" w:type="dxa"/>
+          <w:right w:w="15" w:type="dxa"/>
+        </w:tblCellMar>
+        <w:tblLook w:val="04A0" w:firstRow="1" w:lastRow="0" w:firstColumn="1" w:lastColumn="0" w:noHBand="0" w:noVBand="1"/>
+      </w:tblPr>
+      <w:tblGrid>
+        <w:gridCol w:w="2689"/>
+        <w:gridCol w:w="7518"/>
+      </w:tblGrid>
+      <w:tr>
+        <w:trPr>
+          <w:trHeight w:val="481"/>
+          <w:tblHeader/>
+          <w:tblCellSpacing w:w="15" w:type="dxa"/>
+        </w:trPr>
+        <w:tc>
+          <w:tcPr>
+            <w:tcW w:w="2644" w:type="dxa"/>
+            <w:vAlign w:val="center"/>
+            <w:hideMark/>
+          </w:tcPr>
+          <w:p>
+            <w:pPr>
+              <w:spacing w:after="0" w:line="240" w:lineRule="auto"/>
+              <w:jc w:val="center"/>
+              <w:rPr>
+                <w:rFonts w:eastAsia="Times New Roman" w:cs="Times New Roman"/>
+                <w:b/>
+                <w:bCs/>
+                <w:kern w:val="0"/>
+                <w:lang w:eastAsia="de-DE"/>
+                <w14:ligatures w14:val="none"/>
+              </w:rPr>
+            </w:pPr>
+            <w:r>
+              <w:rPr>
+                <w:rFonts w:eastAsia="Times New Roman" w:cs="Times New Roman"/>
+                <w:b/>
+                <w:bCs/>
+                <w:kern w:val="0"/>
+                <w:lang w:eastAsia="de-DE"/>
+                <w14:ligatures w14:val="none"/>
+              </w:rPr>
+              <w:t>Komponente</w:t>
+            </w:r>
+          </w:p>
+        </w:tc>
+        <w:tc>
+          <w:tcPr>
+            <w:tcW w:w="7473" w:type="dxa"/>
+            <w:vAlign w:val="center"/>
+            <w:hideMark/>
+          </w:tcPr>
+          <w:p>
+            <w:pPr>
+              <w:spacing w:after="0" w:line="240" w:lineRule="auto"/>
+              <w:jc w:val="center"/>
+              <w:rPr>
+                <w:rFonts w:eastAsia="Times New Roman" w:cs="Times New Roman"/>
+                <w:b/>
+                <w:bCs/>
+                <w:kern w:val="0"/>
+                <w:lang w:eastAsia="de-DE"/>
+                <w14:ligatures w14:val="none"/>
+              </w:rPr>
+            </w:pPr>
+            <w:r>
+              <w:rPr>
+                <w:rFonts w:eastAsia="Times New Roman" w:cs="Times New Roman"/>
+                <w:b/>
+                <w:bCs/>
+                <w:kern w:val="0"/>
+                <w:lang w:eastAsia="de-DE"/>
+                <w14:ligatures w14:val="none"/>
+              </w:rPr>
+              <w:t>Beschreibung</w:t>
+            </w:r>
+          </w:p>
+        </w:tc>
+      </w:tr>
+      <w:tr>
+        <w:trPr>
+          <w:trHeight w:val="977"/>
+          <w:tblCellSpacing w:w="15" w:type="dxa"/>
+        </w:trPr>
+        <w:tc>
+          <w:tcPr>
+            <w:tcW w:w="2644" w:type="dxa"/>
+            <w:vAlign w:val="center"/>
+            <w:hideMark/>
+          </w:tcPr>
+          <w:p>
+            <w:pPr>
+              <w:spacing w:after="0" w:line="240" w:lineRule="auto"/>
+              <w:jc w:val="center"/>
+              <w:rPr>
+                <w:rFonts w:eastAsia="Times New Roman" w:cs="Times New Roman"/>
+                <w:kern w:val="0"/>
+                <w:lang w:eastAsia="de-DE"/>
+                <w14:ligatures w14:val="none"/>
+              </w:rPr>
+            </w:pPr>
+            <w:r>
+              <w:rPr>
+                <w:rFonts w:eastAsia="Times New Roman" w:cs="Times New Roman"/>
+                <w:b/>
+                <w:bCs/>
+                <w:kern w:val="0"/>
+                <w:lang w:eastAsia="de-DE"/>
+                <w14:ligatures w14:val="none"/>
+              </w:rPr>
+              <w:t>Raspberry Pi</w:t>
+            </w:r>
+          </w:p>
+        </w:tc>
+        <w:tc>
+          <w:tcPr>
+            <w:tcW w:w="7473" w:type="dxa"/>
+            <w:vAlign w:val="center"/>
+            <w:hideMark/>
+          </w:tcPr>
+          <w:p>
+            <w:pPr>
+              <w:spacing w:after="0" w:line="240" w:lineRule="auto"/>
+              <w:jc w:val="center"/>
+              <w:rPr>
+                <w:rFonts w:eastAsia="Times New Roman" w:cs="Times New Roman"/>
+                <w:kern w:val="0"/>
+                <w:lang w:eastAsia="de-DE"/>
+                <w14:ligatures w14:val="none"/>
+              </w:rPr>
+            </w:pPr>
+            <w:r>
+              <w:rPr>
+                <w:rFonts w:eastAsia="Times New Roman" w:cs="Times New Roman"/>
+                <w:kern w:val="0"/>
+                <w:lang w:eastAsia="de-DE"/>
+                <w14:ligatures w14:val="none"/>
+              </w:rPr>
+              <w:t>Der „Computer" der Station – verarbeitet alle Daten und stellt die Website bereit</w:t>
+            </w:r>
+          </w:p>
+        </w:tc>
+      </w:tr>
+      <w:tr>
+        <w:trPr>
+          <w:trHeight w:val="992"/>
+          <w:tblCellSpacing w:w="15" w:type="dxa"/>
+        </w:trPr>
+        <w:tc>
+          <w:tcPr>
+            <w:tcW w:w="2644" w:type="dxa"/>
+            <w:vAlign w:val="center"/>
+            <w:hideMark/>
+          </w:tcPr>
+          <w:p>
+            <w:pPr>
+              <w:spacing w:after="0" w:line="240" w:lineRule="auto"/>
+              <w:jc w:val="center"/>
+              <w:rPr>
+                <w:rFonts w:eastAsia="Times New Roman" w:cs="Times New Roman"/>
+                <w:kern w:val="0"/>
+                <w:lang w:eastAsia="de-DE"/>
+                <w14:ligatures w14:val="none"/>
+              </w:rPr>
+            </w:pPr>
+            <w:r>
+              <w:rPr>
+                <w:rFonts w:eastAsia="Times New Roman" w:cs="Times New Roman"/>
+                <w:b/>
+                <w:bCs/>
+                <w:kern w:val="0"/>
+                <w:lang w:eastAsia="de-DE"/>
+                <w14:ligatures w14:val="none"/>
+              </w:rPr>
+              <w:t>Sensoren</w:t>
+            </w:r>
+          </w:p>
+        </w:tc>
+        <w:tc>
+          <w:tcPr>
+            <w:tcW w:w="7473" w:type="dxa"/>
+            <w:vAlign w:val="center"/>
+            <w:hideMark/>
+          </w:tcPr>
+          <w:p>
+            <w:pPr>
+              <w:spacing w:after="0" w:line="240" w:lineRule="auto"/>
+              <w:jc w:val="center"/>
+              <w:rPr>
+                <w:rFonts w:eastAsia="Times New Roman" w:cs="Times New Roman"/>
+                <w:kern w:val="0"/>
+                <w:lang w:eastAsia="de-DE"/>
+                <w14:ligatures w14:val="none"/>
+              </w:rPr>
+            </w:pPr>
+            <w:r>
+              <w:rPr>
+                <w:rFonts w:eastAsia="Times New Roman" w:cs="Times New Roman"/>
+                <w:kern w:val="0"/>
+                <w:lang w:eastAsia="de-DE"/>
+                <w14:ligatures w14:val="none"/>
+              </w:rPr>
+              <w:t>Messen Umweltdaten (Temperatur, Luftfeuchtigkeit, UV-Index, Windgeschwindigkeit)</w:t>
+            </w:r>
+          </w:p>
+        </w:tc>
+      </w:tr>
+      <w:tr>
+        <w:trPr>
+          <w:trHeight w:val="481"/>
+          <w:tblCellSpacing w:w="15" w:type="dxa"/>
+        </w:trPr>
+        <w:tc>
+          <w:tcPr>
+            <w:tcW w:w="2644" w:type="dxa"/>
+            <w:vAlign w:val="center"/>
+            <w:hideMark/>
+          </w:tcPr>
+          <w:p>
+            <w:pPr>
+              <w:spacing w:after="0" w:line="240" w:lineRule="auto"/>
+              <w:jc w:val="center"/>
+              <w:rPr>
+                <w:rFonts w:eastAsia="Times New Roman" w:cs="Times New Roman"/>
+                <w:kern w:val="0"/>
+                <w:lang w:eastAsia="de-DE"/>
+                <w14:ligatures w14:val="none"/>
+              </w:rPr>
+            </w:pPr>
+            <w:r>
+              <w:rPr>
+                <w:rFonts w:eastAsia="Times New Roman" w:cs="Times New Roman"/>
+                <w:b/>
+                <w:bCs/>
+                <w:kern w:val="0"/>
+                <w:lang w:eastAsia="de-DE"/>
+                <w14:ligatures w14:val="none"/>
+              </w:rPr>
+              <w:t>Datenbank</w:t>
+            </w:r>
+          </w:p>
+        </w:tc>
+        <w:tc>
+          <w:tcPr>
+            <w:tcW w:w="7473" w:type="dxa"/>
+            <w:vAlign w:val="center"/>
+            <w:hideMark/>
+          </w:tcPr>
+          <w:p>
+            <w:pPr>
+              <w:spacing w:after="0" w:line="240" w:lineRule="auto"/>
+              <w:jc w:val="center"/>
+              <w:rPr>
+                <w:rFonts w:eastAsia="Times New Roman" w:cs="Times New Roman"/>
+                <w:kern w:val="0"/>
+                <w:lang w:eastAsia="de-DE"/>
+                <w14:ligatures w14:val="none"/>
+              </w:rPr>
+            </w:pPr>
+            <w:r>
+              <w:rPr>
+                <w:rFonts w:eastAsia="Times New Roman" w:cs="Times New Roman"/>
+                <w:kern w:val="0"/>
+                <w:lang w:eastAsia="de-DE"/>
+                <w14:ligatures w14:val="none"/>
+              </w:rPr>
+              <w:t>Speichert alle gemessenen Werte dauerhaft</w:t>
+            </w:r>
+          </w:p>
+        </w:tc>
+      </w:tr>
+      <w:tr>
+        <w:trPr>
+          <w:trHeight w:val="496"/>
+          <w:tblCellSpacing w:w="15" w:type="dxa"/>
+        </w:trPr>
+        <w:tc>
+          <w:tcPr>
+            <w:tcW w:w="2644" w:type="dxa"/>
+            <w:vAlign w:val="center"/>
+            <w:hideMark/>
+          </w:tcPr>
+          <w:p>
+            <w:pPr>
+              <w:spacing w:after="0" w:line="240" w:lineRule="auto"/>
+              <w:jc w:val="center"/>
+              <w:rPr>
+                <w:rFonts w:eastAsia="Times New Roman" w:cs="Times New Roman"/>
+                <w:kern w:val="0"/>
+                <w:lang w:eastAsia="de-DE"/>
+                <w14:ligatures w14:val="none"/>
+              </w:rPr>
+            </w:pPr>
+            <w:r>
+              <w:rPr>
+                <w:rFonts w:eastAsia="Times New Roman" w:cs="Times New Roman"/>
+                <w:b/>
+                <w:bCs/>
+                <w:kern w:val="0"/>
+                <w:lang w:eastAsia="de-DE"/>
+                <w14:ligatures w14:val="none"/>
+              </w:rPr>
+              <w:t>Backend</w:t>
+            </w:r>
+          </w:p>
+        </w:tc>
+        <w:tc>
+          <w:tcPr>
+            <w:tcW w:w="7473" w:type="dxa"/>
+            <w:vAlign w:val="center"/>
+            <w:hideMark/>
+          </w:tcPr>
+          <w:p>
+            <w:pPr>
+              <w:spacing w:after="0" w:line="240" w:lineRule="auto"/>
+              <w:jc w:val="center"/>
+              <w:rPr>
+                <w:rFonts w:eastAsia="Times New Roman" w:cs="Times New Roman"/>
+                <w:kern w:val="0"/>
+                <w:lang w:eastAsia="de-DE"/>
+                <w14:ligatures w14:val="none"/>
+              </w:rPr>
+            </w:pPr>
+            <w:r>
+              <w:rPr>
+                <w:rFonts w:eastAsia="Times New Roman" w:cs="Times New Roman"/>
+                <w:kern w:val="0"/>
+                <w:lang w:eastAsia="de-DE"/>
+                <w14:ligatures w14:val="none"/>
+              </w:rPr>
+              <w:t>Schnittstelle zwischen Datenbank und Website</w:t>
+            </w:r>
+          </w:p>
+        </w:tc>
+      </w:tr>
+      <w:tr>
+        <w:trPr>
+          <w:trHeight w:val="977"/>
+          <w:tblCellSpacing w:w="15" w:type="dxa"/>
+        </w:trPr>
+        <w:tc>
+          <w:tcPr>
+            <w:tcW w:w="2644" w:type="dxa"/>
+            <w:vAlign w:val="center"/>
+            <w:hideMark/>
+          </w:tcPr>
+          <w:p>
+            <w:pPr>
+              <w:spacing w:after="0" w:line="240" w:lineRule="auto"/>
+              <w:jc w:val="center"/>
+              <w:rPr>
+                <w:rFonts w:eastAsia="Times New Roman" w:cs="Times New Roman"/>
+                <w:kern w:val="0"/>
+                <w:lang w:eastAsia="de-DE"/>
+                <w14:ligatures w14:val="none"/>
+              </w:rPr>
+            </w:pPr>
+            <w:r>
+              <w:rPr>
+                <w:rFonts w:eastAsia="Times New Roman" w:cs="Times New Roman"/>
+                <w:b/>
+                <w:bCs/>
+                <w:kern w:val="0"/>
+                <w:lang w:eastAsia="de-DE"/>
+                <w14:ligatures w14:val="none"/>
+              </w:rPr>
+              <w:t>Frontend (Website)</w:t>
+            </w:r>
+          </w:p>
+        </w:tc>
+        <w:tc>
+          <w:tcPr>
+            <w:tcW w:w="7473" w:type="dxa"/>
+            <w:vAlign w:val="center"/>
+            <w:hideMark/>
+          </w:tcPr>
+          <w:p>
+            <w:pPr>
+              <w:spacing w:after="0" w:line="240" w:lineRule="auto"/>
+              <w:jc w:val="center"/>
+              <w:rPr>
+                <w:rFonts w:eastAsia="Times New Roman" w:cs="Times New Roman"/>
+                <w:kern w:val="0"/>
+                <w:lang w:eastAsia="de-DE"/>
+                <w14:ligatures w14:val="none"/>
+              </w:rPr>
+            </w:pPr>
+            <w:r>
+              <w:rPr>
+                <w:rFonts w:eastAsia="Times New Roman" w:cs="Times New Roman"/>
+                <w:kern w:val="0"/>
+                <w:lang w:eastAsia="de-DE"/>
+                <w14:ligatures w14:val="none"/>
+              </w:rPr>
+              <w:t>Die Benutzeroberfläche, die im Browser angezeigt wird</w:t>
+            </w:r>
+          </w:p>
+        </w:tc>
+      </w:tr>
+    </w:tbl>
+    <w:p>
+      <w:pPr>
+        <w:spacing w:after="0" w:line="240" w:lineRule="auto"/>
+        <w:rPr>
+          <w:rFonts w:eastAsia="Times New Roman" w:cs="Times New Roman"/>
+          <w:kern w:val="0"/>
+          <w:lang w:eastAsia="de-DE"/>
+          <w14:ligatures w14:val="none"/>
+        </w:rPr>
+      </w:pPr>
     </w:p>
     <w:p>
       <w:pPr>
-        <w:pStyle w:val="Listenabsatz"/>
-        <w:ind w:left="360"/>
-      </w:pPr>
-      <w:r>
-        <w:t>Um einen sicheren und zuverlässigen Betrieb zu gewährleisten, sind folgende Hinweise zu beachten:</w:t>
-      </w:r>
-    </w:p>
-    <w:p>
-      <w:pPr>
-        <w:pStyle w:val="Listenabsatz"/>
-      </w:pPr>
+        <w:pStyle w:val="berschrift2"/>
+        <w:numPr>
+          <w:ilvl w:val="1"/>
+          <w:numId w:val="5"/>
+        </w:numPr>
+      </w:pPr>
+      <w:bookmarkStart w:id="4" w:name="_Toc231813812"/>
+      <w:r>
+        <w:t>Unterstützte Messgrößen</w:t>
+      </w:r>
+      <w:bookmarkEnd w:id="4"/>
     </w:p>
     <w:p>
       <w:pPr>
         <w:pStyle w:val="Listenabsatz"/>
         <w:numPr>
           <w:ilvl w:val="0"/>
-          <w:numId w:val="6"/>
+          <w:numId w:val="34"/>
         </w:numPr>
       </w:pPr>
       <w:r>
-        <w:t>Das System darf ausschließlich mit der vorgesehenen Spannungsversorgung betrieben werden.</w:t>
+        <w:t xml:space="preserve">Temperatur (°C) </w:t>
       </w:r>
     </w:p>
     <w:p>
@@ -4659,11 +3049,19 @@
         <w:pStyle w:val="Listenabsatz"/>
         <w:numPr>
           <w:ilvl w:val="0"/>
-          <w:numId w:val="6"/>
+          <w:numId w:val="34"/>
         </w:numPr>
       </w:pPr>
       <w:r>
-        <w:t>Der Raspberry Pi sollte an einem trockenen und gut belüfteten Ort installiert werden.</w:t>
+        <w:t>Luftfeuchtigkeit (%</w:t>
+      </w:r>
+      <w:proofErr w:type="spellStart"/>
+      <w:r>
+        <w:t>rH</w:t>
+      </w:r>
+      <w:proofErr w:type="spellEnd"/>
+      <w:r>
+        <w:t xml:space="preserve">) </w:t>
       </w:r>
     </w:p>
     <w:p>
@@ -4671,11 +3069,11 @@
         <w:pStyle w:val="Listenabsatz"/>
         <w:numPr>
           <w:ilvl w:val="0"/>
-          <w:numId w:val="6"/>
+          <w:numId w:val="34"/>
         </w:numPr>
       </w:pPr>
       <w:r>
-        <w:t>Direkte Sonneneinstrahlung auf die Elektronik ist zu vermeiden.</w:t>
+        <w:t xml:space="preserve">UV-Index </w:t>
       </w:r>
     </w:p>
     <w:p>
@@ -4683,75 +3081,40 @@
         <w:pStyle w:val="Listenabsatz"/>
         <w:numPr>
           <w:ilvl w:val="0"/>
-          <w:numId w:val="6"/>
+          <w:numId w:val="34"/>
         </w:numPr>
       </w:pPr>
       <w:r>
-        <w:t>Sensoren dürfen nicht gewaltsam entfernt oder verändert werden.</w:t>
+        <w:t xml:space="preserve">Windgeschwindigkeit (km/h) </w:t>
       </w:r>
     </w:p>
     <w:p>
       <w:pPr>
-        <w:pStyle w:val="Listenabsatz"/>
-        <w:numPr>
-          <w:ilvl w:val="0"/>
-          <w:numId w:val="6"/>
-        </w:numPr>
-      </w:pPr>
-      <w:r>
-        <w:t>Vor Wartungsarbeiten muss die Stromversorgung getrennt werden.</w:t>
+        <w:ind w:left="720"/>
+        <w:rPr>
+          <w:i/>
+          <w:iCs/>
+        </w:rPr>
+      </w:pPr>
+      <w:r>
+        <w:rPr>
+          <w:i/>
+          <w:iCs/>
+        </w:rPr>
+        <w:t>Weitere Sensortypen können nachgerüstet werden</w:t>
       </w:r>
     </w:p>
     <w:p>
       <w:pPr>
-        <w:pStyle w:val="Listenabsatz"/>
-        <w:numPr>
-          <w:ilvl w:val="0"/>
-          <w:numId w:val="6"/>
-        </w:numPr>
-      </w:pPr>
-      <w:r>
-        <w:t>Netzwerk- und Systemeinstellungen sollten nur von autorisierten Personen geändert werden.</w:t>
-      </w:r>
+        <w:ind w:left="720"/>
+        <w:rPr>
+          <w:i/>
+          <w:iCs/>
+        </w:rPr>
+      </w:pPr>
     </w:p>
-    <w:p>
-      <w:pPr>
-        <w:pStyle w:val="Listenabsatz"/>
-        <w:numPr>
-          <w:ilvl w:val="0"/>
-          <w:numId w:val="6"/>
-        </w:numPr>
-      </w:pPr>
-      <w:r>
-        <w:t>Beschädigte Kabel oder Bauteile sind unverzüglich auszutauschen.</w:t>
-      </w:r>
-    </w:p>
-    <w:p>
-      <w:pPr>
-        <w:pStyle w:val="Listenabsatz"/>
-      </w:pPr>
-    </w:p>
-    <w:p>
-      <w:pPr>
-        <w:pStyle w:val="Listenabsatz"/>
-        <w:ind w:left="360"/>
-      </w:pPr>
-      <w:r>
-        <w:t>Eine unsachgemäße Verwendung kann zu Fehlmessungen oder Schäden an den Komponenten führen.</w:t>
-      </w:r>
-    </w:p>
-    <w:p>
-      <w:pPr>
-        <w:pStyle w:val="Listenabsatz"/>
-        <w:ind w:left="360"/>
-      </w:pPr>
-    </w:p>
-    <w:p>
-      <w:pPr>
-        <w:pStyle w:val="Listenabsatz"/>
-        <w:ind w:left="360"/>
-      </w:pPr>
-    </w:p>
+    <w:p/>
+    <w:p/>
     <w:p>
       <w:pPr>
         <w:pStyle w:val="berschrift1"/>
@@ -4760,11 +3123,12 @@
           <w:numId w:val="5"/>
         </w:numPr>
       </w:pPr>
-      <w:bookmarkStart w:id="3" w:name="_Toc231463875"/>
-      <w:r>
-        <w:t>Produktbeschreibung</w:t>
-      </w:r>
-      <w:bookmarkEnd w:id="3"/>
+      <w:bookmarkStart w:id="5" w:name="_Toc231813813"/>
+      <w:r>
+        <w:lastRenderedPageBreak/>
+        <w:t>Erste Schritte (Inbetriebnahme)</w:t>
+      </w:r>
+      <w:bookmarkEnd w:id="5"/>
     </w:p>
     <w:p>
       <w:pPr>
@@ -4774,58 +3138,29 @@
           <w:numId w:val="5"/>
         </w:numPr>
       </w:pPr>
-      <w:bookmarkStart w:id="4" w:name="_Toc231463876"/>
-      <w:r>
-        <w:t>Allgemeine Beschreibung</w:t>
-      </w:r>
-      <w:bookmarkEnd w:id="4"/>
+      <w:bookmarkStart w:id="6" w:name="_Toc231813814"/>
+      <w:r>
+        <w:t>Gerät einschalten</w:t>
+      </w:r>
+      <w:bookmarkEnd w:id="6"/>
     </w:p>
     <w:p>
       <w:pPr>
-        <w:pStyle w:val="isselectedend"/>
         <w:ind w:left="360"/>
-        <w:rPr>
-          <w:rFonts w:ascii="Bahnschrift Light SemiCondensed" w:hAnsi="Bahnschrift Light SemiCondensed"/>
-        </w:rPr>
-      </w:pPr>
-      <w:r>
-        <w:rPr>
-          <w:rFonts w:ascii="Bahnschrift Light SemiCondensed" w:hAnsi="Bahnschrift Light SemiCondensed"/>
-        </w:rPr>
-        <w:t>Die Wetterstation besteht aus einem Raspberry Pi, mehreren Sensoren, einer Datenbank zur Speicherung der Messwerte sowie einer webbasierten Benutzeroberfläche.</w:t>
+      </w:pPr>
+      <w:r>
+        <w:t>Schließe die Stromversorgung an den Raspberry Pi an. Das Gerät startet automatisch – dieser Vorgang kann 1-2 Minuten dauern. Eine Statusanzeige ist nicht notwendig</w:t>
+      </w:r>
+      <w:r>
+        <w:t>; das System ist betriebsbereit, sobald es sich mit dem WLAN verbunden hat</w:t>
       </w:r>
     </w:p>
     <w:p>
-      <w:pPr>
-        <w:pStyle w:val="isselectedend"/>
-        <w:ind w:left="360"/>
-        <w:rPr>
-          <w:rFonts w:ascii="Bahnschrift Light SemiCondensed" w:hAnsi="Bahnschrift Light SemiCondensed"/>
-        </w:rPr>
-      </w:pPr>
-      <w:r>
-        <w:rPr>
-          <w:rFonts w:ascii="Bahnschrift Light SemiCondensed" w:hAnsi="Bahnschrift Light SemiCondensed"/>
-        </w:rPr>
-        <w:lastRenderedPageBreak/>
-        <w:t>Alle Sensordaten werden in regelmäßigen Zeitabständen erfasst und in einer Datenbank gespeichert. Die Webanwendung ruft diese Daten ab und stellt sie grafisch dar.</w:t>
+      <w:r>
+        <w:t>[Screenshot-Platzhalter: Gerät mit angeschlossener Stromversorgung]</w:t>
       </w:r>
     </w:p>
-    <w:p>
-      <w:pPr>
-        <w:pStyle w:val="StandardWeb"/>
-        <w:ind w:left="360"/>
-        <w:rPr>
-          <w:rFonts w:ascii="Bahnschrift Light SemiCondensed" w:hAnsi="Bahnschrift Light SemiCondensed"/>
-        </w:rPr>
-      </w:pPr>
-      <w:r>
-        <w:rPr>
-          <w:rFonts w:ascii="Bahnschrift Light SemiCondensed" w:hAnsi="Bahnschrift Light SemiCondensed"/>
-        </w:rPr>
-        <w:t>Dadurch können aktuelle Messwerte sowie historische Entwicklungen jederzeit eingesehen werden.</w:t>
-      </w:r>
-    </w:p>
+    <w:p/>
     <w:p>
       <w:pPr>
         <w:pStyle w:val="berschrift2"/>
@@ -4834,18 +3169,120 @@
           <w:numId w:val="5"/>
         </w:numPr>
       </w:pPr>
-      <w:bookmarkStart w:id="5" w:name="_Toc231463877"/>
-      <w:r>
-        <w:t>Hauptfunktionen</w:t>
-      </w:r>
-      <w:bookmarkEnd w:id="5"/>
+      <w:bookmarkStart w:id="7" w:name="_Toc231813815"/>
+      <w:r>
+        <w:t>Mit dem WLAN verbinden</w:t>
+      </w:r>
+      <w:bookmarkEnd w:id="7"/>
+    </w:p>
+    <w:p>
+      <w:pPr>
+        <w:tabs>
+          <w:tab w:val="left" w:pos="3789"/>
+        </w:tabs>
+        <w:ind w:left="360"/>
+      </w:pPr>
+      <w:r>
+        <w:t xml:space="preserve">Beim </w:t>
+      </w:r>
+      <w:r>
+        <w:rPr>
+          <w:b/>
+          <w:bCs/>
+        </w:rPr>
+        <w:t>allerersten Start</w:t>
+      </w:r>
+      <w:r>
+        <w:t xml:space="preserve"> (oder wenn das Gerät noch mit keinem Netzwerk verbunden ist) muss die WLAN-Verbindung über die Einstellungen der Website hergestellt werden. Dazu muss sich das eigene Endgerät (z. B. Laptop, Handy) </w:t>
+      </w:r>
+      <w:r>
+        <w:rPr>
+          <w:b/>
+          <w:bCs/>
+        </w:rPr>
+        <w:t>im selben Netzwerk</w:t>
+      </w:r>
+      <w:r>
+        <w:t xml:space="preserve"> wie die Wetterstation befinden.</w:t>
+      </w:r>
+    </w:p>
+    <w:p>
+      <w:pPr>
+        <w:tabs>
+          <w:tab w:val="left" w:pos="3789"/>
+        </w:tabs>
+        <w:ind w:left="360"/>
+      </w:pPr>
+      <w:r>
+        <w:t>Sobald die Verbindung steht, bleibt sie beim nächsten Start erhalten – dieser Schritt ist nur einmalig nötig.</w:t>
+      </w:r>
+    </w:p>
+    <w:p>
+      <w:pPr>
+        <w:tabs>
+          <w:tab w:val="left" w:pos="3789"/>
+        </w:tabs>
+        <w:ind w:left="360"/>
+        <w:rPr>
+          <w:i/>
+          <w:iCs/>
+        </w:rPr>
+      </w:pPr>
+      <w:r>
+        <w:rPr>
+          <w:b/>
+          <w:bCs/>
+          <w:i/>
+          <w:iCs/>
+        </w:rPr>
+        <w:t>Tipp:</w:t>
+      </w:r>
+      <w:r>
+        <w:rPr>
+          <w:i/>
+          <w:iCs/>
+        </w:rPr>
+        <w:t xml:space="preserve"> Die WLAN-Verwaltung ist auch später jederzeit über die Einstellungen auf der Website erreichbar (siehe Abschnitt 4.6).</w:t>
+      </w:r>
+    </w:p>
+    <w:p>
+      <w:pPr>
+        <w:tabs>
+          <w:tab w:val="left" w:pos="3789"/>
+        </w:tabs>
+        <w:ind w:left="360"/>
+        <w:rPr>
+          <w:i/>
+          <w:iCs/>
+        </w:rPr>
+      </w:pPr>
+    </w:p>
+    <w:p>
+      <w:pPr>
+        <w:pStyle w:val="berschrift2"/>
+        <w:numPr>
+          <w:ilvl w:val="1"/>
+          <w:numId w:val="5"/>
+        </w:numPr>
+        <w:rPr>
+          <w:rFonts w:ascii="Bahnschrift Light SemiCondensed" w:hAnsi="Bahnschrift Light SemiCondensed"/>
+        </w:rPr>
+      </w:pPr>
+      <w:r>
+        <w:t xml:space="preserve"> </w:t>
+      </w:r>
+      <w:bookmarkStart w:id="8" w:name="_Toc231813816"/>
+      <w:r>
+        <w:t>Website aufrufen</w:t>
+      </w:r>
+      <w:bookmarkEnd w:id="8"/>
     </w:p>
     <w:p>
       <w:pPr>
         <w:pStyle w:val="Listenabsatz"/>
         <w:numPr>
           <w:ilvl w:val="0"/>
-          <w:numId w:val="7"/>
+          <w:numId w:val="35"/>
         </w:numPr>
         <w:spacing w:after="0" w:line="240" w:lineRule="auto"/>
         <w:rPr>
@@ -4862,7 +3299,27 @@
           <w:lang w:eastAsia="de-DE"/>
           <w14:ligatures w14:val="none"/>
         </w:rPr>
-        <w:t>Erfassung von Sensordaten</w:t>
+        <w:t xml:space="preserve">Öffne einen </w:t>
+      </w:r>
+      <w:r>
+        <w:rPr>
+          <w:rFonts w:eastAsia="Times New Roman" w:cs="Times New Roman"/>
+          <w:b/>
+          <w:bCs/>
+          <w:kern w:val="0"/>
+          <w:lang w:eastAsia="de-DE"/>
+          <w14:ligatures w14:val="none"/>
+        </w:rPr>
+        <w:t>Webbrowser</w:t>
+      </w:r>
+      <w:r>
+        <w:rPr>
+          <w:rFonts w:eastAsia="Times New Roman" w:cs="Times New Roman"/>
+          <w:kern w:val="0"/>
+          <w:lang w:eastAsia="de-DE"/>
+          <w14:ligatures w14:val="none"/>
+        </w:rPr>
+        <w:t xml:space="preserve"> auf deinem Computer (z. B. Chrome, Firefox, Edge). </w:t>
       </w:r>
     </w:p>
     <w:p>
@@ -4870,7 +3327,7 @@
         <w:pStyle w:val="Listenabsatz"/>
         <w:numPr>
           <w:ilvl w:val="0"/>
-          <w:numId w:val="7"/>
+          <w:numId w:val="35"/>
         </w:numPr>
         <w:spacing w:after="0" w:line="240" w:lineRule="auto"/>
         <w:rPr>
@@ -4887,7 +3344,7 @@
           <w:lang w:eastAsia="de-DE"/>
           <w14:ligatures w14:val="none"/>
         </w:rPr>
-        <w:t>Speicherung der Messwerte in einer Datenbank</w:t>
+        <w:t xml:space="preserve">Stelle sicher, dass dein Gerät mit demselben WLAN-Netzwerk verbunden ist wie die Wetterstation. </w:t>
       </w:r>
     </w:p>
     <w:p>
@@ -4895,41 +3352,323 @@
         <w:pStyle w:val="Listenabsatz"/>
         <w:numPr>
           <w:ilvl w:val="0"/>
-          <w:numId w:val="7"/>
+          <w:numId w:val="35"/>
         </w:numPr>
-        <w:spacing w:after="0" w:line="240" w:lineRule="auto"/>
+      </w:pPr>
+      <w:r>
         <w:rPr>
           <w:rFonts w:eastAsia="Times New Roman" w:cs="Times New Roman"/>
           <w:kern w:val="0"/>
           <w:lang w:eastAsia="de-DE"/>
           <w14:ligatures w14:val="none"/>
         </w:rPr>
-      </w:pPr>
-      <w:r>
+        <w:t>Gib die Webadresse der Wetterstation in die Adresszeile des Browsers ein – diese erhältst du vom Administrator.</w:t>
+      </w:r>
+    </w:p>
+    <w:p>
+      <w:r>
+        <w:t>[Screenshot-Platzhalter: Browser-Adresszeile mit eingetragener Adresse]</w:t>
+      </w:r>
+    </w:p>
+    <w:p>
+      <w:r>
+        <w:tab/>
+        <w:t>Nach dem Aufruf öffnet sich automatisch das Dashboard der Wetterstation</w:t>
+      </w:r>
+    </w:p>
+    <w:p>
+      <w:r>
+        <w:t>[Screenshot-Platzhalter: Dashboard beim ersten Aufruf]</w:t>
+      </w:r>
+    </w:p>
+    <w:p>
+      <w:pPr>
+        <w:pStyle w:val="berschrift2"/>
+        <w:ind w:left="851"/>
+      </w:pPr>
+    </w:p>
+    <w:p>
+      <w:pPr>
+        <w:ind w:left="360"/>
+      </w:pPr>
+    </w:p>
+    <w:p>
+      <w:pPr>
+        <w:ind w:left="360"/>
+      </w:pPr>
+    </w:p>
+    <w:p>
+      <w:pPr>
+        <w:pStyle w:val="berschrift1"/>
+        <w:numPr>
+          <w:ilvl w:val="0"/>
+          <w:numId w:val="35"/>
+        </w:numPr>
+      </w:pPr>
+      <w:bookmarkStart w:id="9" w:name="_Toc231813817"/>
+      <w:r>
+        <w:lastRenderedPageBreak/>
+        <w:t>Bedienung</w:t>
+      </w:r>
+      <w:bookmarkEnd w:id="9"/>
+    </w:p>
+    <w:p>
+      <w:pPr>
+        <w:pStyle w:val="berschrift2"/>
+        <w:numPr>
+          <w:ilvl w:val="1"/>
+          <w:numId w:val="37"/>
+        </w:numPr>
+      </w:pPr>
+      <w:bookmarkStart w:id="10" w:name="_Toc231813818"/>
+      <w:r>
+        <w:t>Dashboard</w:t>
+      </w:r>
+      <w:bookmarkEnd w:id="10"/>
+    </w:p>
+    <w:p>
+      <w:pPr>
+        <w:ind w:left="708"/>
+      </w:pPr>
+      <w:r>
+        <w:t xml:space="preserve">Das Dashboard ist die </w:t>
+      </w:r>
+      <w:r>
+        <w:rPr>
+          <w:b/>
+          <w:bCs/>
+        </w:rPr>
+        <w:t>Startseite</w:t>
+      </w:r>
+      <w:r>
+        <w:t xml:space="preserve"> der Wetterstation. Es zeigt auf einen Blick alle aktuellen Messwerte an.</w:t>
+      </w:r>
+    </w:p>
+    <w:p>
+      <w:pPr>
+        <w:ind w:left="708"/>
+      </w:pPr>
+      <w:r>
+        <w:t>Jede Messkachel enthält:</w:t>
+      </w:r>
+    </w:p>
+    <w:p>
+      <w:pPr>
+        <w:numPr>
+          <w:ilvl w:val="0"/>
+          <w:numId w:val="38"/>
+        </w:numPr>
+      </w:pPr>
+      <w:r>
+        <w:t xml:space="preserve">Den </w:t>
+      </w:r>
+      <w:r>
+        <w:rPr>
+          <w:b/>
+          <w:bCs/>
+        </w:rPr>
+        <w:t>Namen des Messwertes</w:t>
+      </w:r>
+      <w:r>
+        <w:t xml:space="preserve"> (z. B. „Temperatur")</w:t>
+      </w:r>
+    </w:p>
+    <w:p>
+      <w:pPr>
+        <w:numPr>
+          <w:ilvl w:val="0"/>
+          <w:numId w:val="38"/>
+        </w:numPr>
+      </w:pPr>
+      <w:r>
+        <w:t xml:space="preserve">Den </w:t>
+      </w:r>
+      <w:r>
+        <w:rPr>
+          <w:b/>
+          <w:bCs/>
+        </w:rPr>
+        <w:t>aktuellen Wert</w:t>
+      </w:r>
+      <w:r>
+        <w:t xml:space="preserve"> mit Einheit (z. B. „23,4 °C")</w:t>
+      </w:r>
+    </w:p>
+    <w:p>
+      <w:pPr>
+        <w:numPr>
+          <w:ilvl w:val="0"/>
+          <w:numId w:val="38"/>
+        </w:numPr>
+      </w:pPr>
+      <w:r>
+        <w:t xml:space="preserve">Ein </w:t>
+      </w:r>
+      <w:r>
+        <w:rPr>
+          <w:b/>
+          <w:bCs/>
+        </w:rPr>
+        <w:t>farbiges Diagramm</w:t>
+      </w:r>
+      <w:r>
+        <w:t>, das den Wert im Verhältnis zum Bereich zeigt</w:t>
+      </w:r>
+    </w:p>
+    <w:p>
+      <w:pPr>
+        <w:numPr>
+          <w:ilvl w:val="0"/>
+          <w:numId w:val="38"/>
+        </w:numPr>
+      </w:pPr>
+      <w:r>
+        <w:t xml:space="preserve">Eine </w:t>
+      </w:r>
+      <w:r>
+        <w:rPr>
+          <w:b/>
+          <w:bCs/>
+        </w:rPr>
+        <w:t>farbige Kennzeichnung</w:t>
+      </w:r>
+      <w:r>
+        <w:t xml:space="preserve"> (z. B. Rot bei hoher Temperatur, Blau bei Kälte)</w:t>
+      </w:r>
+    </w:p>
+    <w:p>
+      <w:r>
+        <w:t>[Screenshot-Platzhalter: Dashboard mit mehreren Messkacheln]</w:t>
+      </w:r>
+    </w:p>
+    <w:p/>
+    <w:p>
+      <w:pPr>
+        <w:pStyle w:val="berschrift2"/>
+        <w:numPr>
+          <w:ilvl w:val="1"/>
+          <w:numId w:val="37"/>
+        </w:numPr>
+      </w:pPr>
+      <w:bookmarkStart w:id="11" w:name="_Toc231813819"/>
+      <w:r>
+        <w:t>Detailansicht</w:t>
+      </w:r>
+      <w:bookmarkEnd w:id="11"/>
+    </w:p>
+    <w:p>
+      <w:pPr>
+        <w:ind w:left="708"/>
+      </w:pPr>
+      <w:r>
+        <w:t xml:space="preserve">Durch </w:t>
+      </w:r>
+      <w:r>
+        <w:rPr>
+          <w:b/>
+          <w:bCs/>
+        </w:rPr>
+        <w:t>Antippen oder Anklicken</w:t>
+      </w:r>
+      <w:r>
+        <w:t xml:space="preserve"> einer Messkachel auf dem Dashboard öffnet sich die Detailansicht für diesen Messwert.</w:t>
+      </w:r>
+    </w:p>
+    <w:p>
+      <w:pPr>
+        <w:ind w:left="708"/>
+      </w:pPr>
+      <w:r>
+        <w:t>Hier siehst du:</w:t>
+      </w:r>
+    </w:p>
+    <w:p>
+      <w:pPr>
+        <w:numPr>
+          <w:ilvl w:val="0"/>
+          <w:numId w:val="39"/>
+        </w:numPr>
+        <w:tabs>
+          <w:tab w:val="clear" w:pos="720"/>
+          <w:tab w:val="num" w:pos="1428"/>
+        </w:tabs>
+        <w:ind w:left="1428"/>
+      </w:pPr>
+      <w:r>
+        <w:t>Den aktuellen Wert groß angezeigt</w:t>
+      </w:r>
+    </w:p>
+    <w:p>
+      <w:pPr>
+        <w:numPr>
+          <w:ilvl w:val="0"/>
+          <w:numId w:val="39"/>
+        </w:numPr>
+        <w:tabs>
+          <w:tab w:val="clear" w:pos="720"/>
+          <w:tab w:val="num" w:pos="1428"/>
+        </w:tabs>
+        <w:ind w:left="1428"/>
+      </w:pPr>
+      <w:r>
+        <w:t>Den zeitlichen Verlauf als Liniendiagramm</w:t>
+      </w:r>
+    </w:p>
+    <w:p>
+      <w:r>
+        <w:t xml:space="preserve"> [Screenshot-Platzhalter: Detailansicht mit Liniendiagramm]</w:t>
+      </w:r>
+    </w:p>
+    <w:p/>
+    <w:p>
+      <w:pPr>
+        <w:pStyle w:val="berschrift2"/>
+        <w:numPr>
+          <w:ilvl w:val="1"/>
+          <w:numId w:val="37"/>
+        </w:numPr>
+      </w:pPr>
+      <w:bookmarkStart w:id="12" w:name="_Toc231813820"/>
+      <w:r>
+        <w:t>Diagramme</w:t>
+      </w:r>
+      <w:r>
+        <w:t xml:space="preserve"> / Verlauf</w:t>
+      </w:r>
+      <w:bookmarkEnd w:id="12"/>
+    </w:p>
+    <w:p>
+      <w:pPr>
+        <w:pStyle w:val="Listenabsatz"/>
+        <w:spacing w:before="100" w:beforeAutospacing="1" w:after="100" w:afterAutospacing="1" w:line="240" w:lineRule="auto"/>
+        <w:ind w:left="380"/>
         <w:rPr>
           <w:rFonts w:eastAsia="Times New Roman" w:cs="Times New Roman"/>
           <w:kern w:val="0"/>
           <w:lang w:eastAsia="de-DE"/>
           <w14:ligatures w14:val="none"/>
         </w:rPr>
-        <w:t>Darstellung aktueller Messwerte</w:t>
-      </w:r>
-    </w:p>
-    <w:p>
-      <w:pPr>
-        <w:pStyle w:val="Listenabsatz"/>
-        <w:numPr>
-          <w:ilvl w:val="0"/>
-          <w:numId w:val="7"/>
-        </w:numPr>
-        <w:spacing w:after="0" w:line="240" w:lineRule="auto"/>
+      </w:pPr>
+      <w:r>
         <w:rPr>
           <w:rFonts w:eastAsia="Times New Roman" w:cs="Times New Roman"/>
           <w:kern w:val="0"/>
           <w:lang w:eastAsia="de-DE"/>
           <w14:ligatures w14:val="none"/>
         </w:rPr>
-      </w:pPr>
+        <w:t xml:space="preserve">In der Detailansicht kann der </w:t>
+      </w:r>
+      <w:r>
+        <w:rPr>
+          <w:rFonts w:eastAsia="Times New Roman" w:cs="Times New Roman"/>
+          <w:b/>
+          <w:bCs/>
+          <w:kern w:val="0"/>
+          <w:lang w:eastAsia="de-DE"/>
+          <w14:ligatures w14:val="none"/>
+        </w:rPr>
+        <w:t>Betrachtungszeitraum</w:t>
+      </w:r>
       <w:r>
         <w:rPr>
           <w:rFonts w:eastAsia="Times New Roman" w:cs="Times New Roman"/>
@@ -4937,143 +3676,432 @@
           <w:lang w:eastAsia="de-DE"/>
           <w14:ligatures w14:val="none"/>
         </w:rPr>
-        <w:t>Anzeige historischer Daten</w:t>
-      </w:r>
+        <w:t xml:space="preserve"> des Diagramms geändert werden. Verfügbare Zeiträume:</w:t>
+      </w:r>
+    </w:p>
+    <w:tbl>
+      <w:tblPr>
+        <w:tblW w:w="9426" w:type="dxa"/>
+        <w:tblCellSpacing w:w="15" w:type="dxa"/>
+        <w:tblCellMar>
+          <w:top w:w="15" w:type="dxa"/>
+          <w:left w:w="15" w:type="dxa"/>
+          <w:bottom w:w="15" w:type="dxa"/>
+          <w:right w:w="15" w:type="dxa"/>
+        </w:tblCellMar>
+        <w:tblLook w:val="04A0" w:firstRow="1" w:lastRow="0" w:firstColumn="1" w:lastColumn="0" w:noHBand="0" w:noVBand="1"/>
+      </w:tblPr>
+      <w:tblGrid>
+        <w:gridCol w:w="1646"/>
+        <w:gridCol w:w="7780"/>
+      </w:tblGrid>
+      <w:tr>
+        <w:trPr>
+          <w:trHeight w:val="340"/>
+          <w:tblHeader/>
+          <w:tblCellSpacing w:w="15" w:type="dxa"/>
+        </w:trPr>
+        <w:tc>
+          <w:tcPr>
+            <w:tcW w:w="0" w:type="auto"/>
+            <w:vAlign w:val="center"/>
+            <w:hideMark/>
+          </w:tcPr>
+          <w:p>
+            <w:pPr>
+              <w:spacing w:after="0" w:line="240" w:lineRule="auto"/>
+              <w:jc w:val="center"/>
+              <w:rPr>
+                <w:rFonts w:eastAsia="Times New Roman" w:cs="Times New Roman"/>
+                <w:b/>
+                <w:bCs/>
+                <w:kern w:val="0"/>
+                <w:lang w:eastAsia="de-DE"/>
+                <w14:ligatures w14:val="none"/>
+              </w:rPr>
+            </w:pPr>
+            <w:r>
+              <w:rPr>
+                <w:rFonts w:eastAsia="Times New Roman" w:cs="Times New Roman"/>
+                <w:b/>
+                <w:bCs/>
+                <w:kern w:val="0"/>
+                <w:lang w:eastAsia="de-DE"/>
+                <w14:ligatures w14:val="none"/>
+              </w:rPr>
+              <w:t>Option</w:t>
+            </w:r>
+          </w:p>
+        </w:tc>
+        <w:tc>
+          <w:tcPr>
+            <w:tcW w:w="0" w:type="auto"/>
+            <w:vAlign w:val="center"/>
+            <w:hideMark/>
+          </w:tcPr>
+          <w:p>
+            <w:pPr>
+              <w:spacing w:after="0" w:line="240" w:lineRule="auto"/>
+              <w:jc w:val="center"/>
+              <w:rPr>
+                <w:rFonts w:eastAsia="Times New Roman" w:cs="Times New Roman"/>
+                <w:b/>
+                <w:bCs/>
+                <w:kern w:val="0"/>
+                <w:lang w:eastAsia="de-DE"/>
+                <w14:ligatures w14:val="none"/>
+              </w:rPr>
+            </w:pPr>
+            <w:r>
+              <w:rPr>
+                <w:rFonts w:eastAsia="Times New Roman" w:cs="Times New Roman"/>
+                <w:b/>
+                <w:bCs/>
+                <w:kern w:val="0"/>
+                <w:lang w:eastAsia="de-DE"/>
+                <w14:ligatures w14:val="none"/>
+              </w:rPr>
+              <w:t>Beschreibung</w:t>
+            </w:r>
+          </w:p>
+        </w:tc>
+      </w:tr>
+      <w:tr>
+        <w:trPr>
+          <w:trHeight w:val="351"/>
+          <w:tblCellSpacing w:w="15" w:type="dxa"/>
+        </w:trPr>
+        <w:tc>
+          <w:tcPr>
+            <w:tcW w:w="0" w:type="auto"/>
+            <w:vAlign w:val="center"/>
+            <w:hideMark/>
+          </w:tcPr>
+          <w:p>
+            <w:pPr>
+              <w:spacing w:after="0" w:line="240" w:lineRule="auto"/>
+              <w:jc w:val="center"/>
+              <w:rPr>
+                <w:rFonts w:eastAsia="Times New Roman" w:cs="Times New Roman"/>
+                <w:kern w:val="0"/>
+                <w:lang w:eastAsia="de-DE"/>
+                <w14:ligatures w14:val="none"/>
+              </w:rPr>
+            </w:pPr>
+            <w:r>
+              <w:rPr>
+                <w:rFonts w:eastAsia="Times New Roman" w:cs="Times New Roman"/>
+                <w:kern w:val="0"/>
+                <w:lang w:eastAsia="de-DE"/>
+                <w14:ligatures w14:val="none"/>
+              </w:rPr>
+              <w:t>Heute</w:t>
+            </w:r>
+          </w:p>
+        </w:tc>
+        <w:tc>
+          <w:tcPr>
+            <w:tcW w:w="0" w:type="auto"/>
+            <w:vAlign w:val="center"/>
+            <w:hideMark/>
+          </w:tcPr>
+          <w:p>
+            <w:pPr>
+              <w:spacing w:after="0" w:line="240" w:lineRule="auto"/>
+              <w:jc w:val="center"/>
+              <w:rPr>
+                <w:rFonts w:eastAsia="Times New Roman" w:cs="Times New Roman"/>
+                <w:kern w:val="0"/>
+                <w:lang w:eastAsia="de-DE"/>
+                <w14:ligatures w14:val="none"/>
+              </w:rPr>
+            </w:pPr>
+            <w:r>
+              <w:rPr>
+                <w:rFonts w:eastAsia="Times New Roman" w:cs="Times New Roman"/>
+                <w:kern w:val="0"/>
+                <w:lang w:eastAsia="de-DE"/>
+                <w14:ligatures w14:val="none"/>
+              </w:rPr>
+              <w:t>Nur die Messwerte des heutigen Tages</w:t>
+            </w:r>
+          </w:p>
+        </w:tc>
+      </w:tr>
+      <w:tr>
+        <w:trPr>
+          <w:trHeight w:val="351"/>
+          <w:tblCellSpacing w:w="15" w:type="dxa"/>
+        </w:trPr>
+        <w:tc>
+          <w:tcPr>
+            <w:tcW w:w="0" w:type="auto"/>
+            <w:vAlign w:val="center"/>
+            <w:hideMark/>
+          </w:tcPr>
+          <w:p>
+            <w:pPr>
+              <w:spacing w:after="0" w:line="240" w:lineRule="auto"/>
+              <w:jc w:val="center"/>
+              <w:rPr>
+                <w:rFonts w:eastAsia="Times New Roman" w:cs="Times New Roman"/>
+                <w:kern w:val="0"/>
+                <w:lang w:eastAsia="de-DE"/>
+                <w14:ligatures w14:val="none"/>
+              </w:rPr>
+            </w:pPr>
+            <w:r>
+              <w:rPr>
+                <w:rFonts w:eastAsia="Times New Roman" w:cs="Times New Roman"/>
+                <w:kern w:val="0"/>
+                <w:lang w:eastAsia="de-DE"/>
+                <w14:ligatures w14:val="none"/>
+              </w:rPr>
+              <w:t>7 Tage</w:t>
+            </w:r>
+          </w:p>
+        </w:tc>
+        <w:tc>
+          <w:tcPr>
+            <w:tcW w:w="0" w:type="auto"/>
+            <w:vAlign w:val="center"/>
+            <w:hideMark/>
+          </w:tcPr>
+          <w:p>
+            <w:pPr>
+              <w:spacing w:after="0" w:line="240" w:lineRule="auto"/>
+              <w:jc w:val="center"/>
+              <w:rPr>
+                <w:rFonts w:eastAsia="Times New Roman" w:cs="Times New Roman"/>
+                <w:kern w:val="0"/>
+                <w:lang w:eastAsia="de-DE"/>
+                <w14:ligatures w14:val="none"/>
+              </w:rPr>
+            </w:pPr>
+            <w:r>
+              <w:rPr>
+                <w:rFonts w:eastAsia="Times New Roman" w:cs="Times New Roman"/>
+                <w:kern w:val="0"/>
+                <w:lang w:eastAsia="de-DE"/>
+                <w14:ligatures w14:val="none"/>
+              </w:rPr>
+              <w:t>Die letzten 7 Tage</w:t>
+            </w:r>
+          </w:p>
+        </w:tc>
+      </w:tr>
+      <w:tr>
+        <w:trPr>
+          <w:trHeight w:val="351"/>
+          <w:tblCellSpacing w:w="15" w:type="dxa"/>
+        </w:trPr>
+        <w:tc>
+          <w:tcPr>
+            <w:tcW w:w="0" w:type="auto"/>
+            <w:vAlign w:val="center"/>
+            <w:hideMark/>
+          </w:tcPr>
+          <w:p>
+            <w:pPr>
+              <w:spacing w:after="0" w:line="240" w:lineRule="auto"/>
+              <w:jc w:val="center"/>
+              <w:rPr>
+                <w:rFonts w:eastAsia="Times New Roman" w:cs="Times New Roman"/>
+                <w:kern w:val="0"/>
+                <w:lang w:eastAsia="de-DE"/>
+                <w14:ligatures w14:val="none"/>
+              </w:rPr>
+            </w:pPr>
+            <w:r>
+              <w:rPr>
+                <w:rFonts w:eastAsia="Times New Roman" w:cs="Times New Roman"/>
+                <w:kern w:val="0"/>
+                <w:lang w:eastAsia="de-DE"/>
+                <w14:ligatures w14:val="none"/>
+              </w:rPr>
+              <w:t>30 Tage</w:t>
+            </w:r>
+          </w:p>
+        </w:tc>
+        <w:tc>
+          <w:tcPr>
+            <w:tcW w:w="0" w:type="auto"/>
+            <w:vAlign w:val="center"/>
+            <w:hideMark/>
+          </w:tcPr>
+          <w:p>
+            <w:pPr>
+              <w:spacing w:after="0" w:line="240" w:lineRule="auto"/>
+              <w:jc w:val="center"/>
+              <w:rPr>
+                <w:rFonts w:eastAsia="Times New Roman" w:cs="Times New Roman"/>
+                <w:kern w:val="0"/>
+                <w:lang w:eastAsia="de-DE"/>
+                <w14:ligatures w14:val="none"/>
+              </w:rPr>
+            </w:pPr>
+            <w:r>
+              <w:rPr>
+                <w:rFonts w:eastAsia="Times New Roman" w:cs="Times New Roman"/>
+                <w:kern w:val="0"/>
+                <w:lang w:eastAsia="de-DE"/>
+                <w14:ligatures w14:val="none"/>
+              </w:rPr>
+              <w:t>Die letzten 30 Tage</w:t>
+            </w:r>
+          </w:p>
+        </w:tc>
+      </w:tr>
+      <w:tr>
+        <w:trPr>
+          <w:trHeight w:val="340"/>
+          <w:tblCellSpacing w:w="15" w:type="dxa"/>
+        </w:trPr>
+        <w:tc>
+          <w:tcPr>
+            <w:tcW w:w="0" w:type="auto"/>
+            <w:vAlign w:val="center"/>
+            <w:hideMark/>
+          </w:tcPr>
+          <w:p>
+            <w:pPr>
+              <w:spacing w:after="0" w:line="240" w:lineRule="auto"/>
+              <w:jc w:val="center"/>
+              <w:rPr>
+                <w:rFonts w:eastAsia="Times New Roman" w:cs="Times New Roman"/>
+                <w:kern w:val="0"/>
+                <w:lang w:eastAsia="de-DE"/>
+                <w14:ligatures w14:val="none"/>
+              </w:rPr>
+            </w:pPr>
+            <w:r>
+              <w:rPr>
+                <w:rFonts w:eastAsia="Times New Roman" w:cs="Times New Roman"/>
+                <w:kern w:val="0"/>
+                <w:lang w:eastAsia="de-DE"/>
+                <w14:ligatures w14:val="none"/>
+              </w:rPr>
+              <w:t>60 Tage</w:t>
+            </w:r>
+          </w:p>
+        </w:tc>
+        <w:tc>
+          <w:tcPr>
+            <w:tcW w:w="0" w:type="auto"/>
+            <w:vAlign w:val="center"/>
+            <w:hideMark/>
+          </w:tcPr>
+          <w:p>
+            <w:pPr>
+              <w:spacing w:after="0" w:line="240" w:lineRule="auto"/>
+              <w:jc w:val="center"/>
+              <w:rPr>
+                <w:rFonts w:eastAsia="Times New Roman" w:cs="Times New Roman"/>
+                <w:kern w:val="0"/>
+                <w:lang w:eastAsia="de-DE"/>
+                <w14:ligatures w14:val="none"/>
+              </w:rPr>
+            </w:pPr>
+            <w:r>
+              <w:rPr>
+                <w:rFonts w:eastAsia="Times New Roman" w:cs="Times New Roman"/>
+                <w:kern w:val="0"/>
+                <w:lang w:eastAsia="de-DE"/>
+                <w14:ligatures w14:val="none"/>
+              </w:rPr>
+              <w:t>Die letzten 60 Tage</w:t>
+            </w:r>
+          </w:p>
+        </w:tc>
+      </w:tr>
+      <w:tr>
+        <w:trPr>
+          <w:trHeight w:val="351"/>
+          <w:tblCellSpacing w:w="15" w:type="dxa"/>
+        </w:trPr>
+        <w:tc>
+          <w:tcPr>
+            <w:tcW w:w="0" w:type="auto"/>
+            <w:vAlign w:val="center"/>
+            <w:hideMark/>
+          </w:tcPr>
+          <w:p>
+            <w:pPr>
+              <w:spacing w:after="0" w:line="240" w:lineRule="auto"/>
+              <w:jc w:val="center"/>
+              <w:rPr>
+                <w:rFonts w:eastAsia="Times New Roman" w:cs="Times New Roman"/>
+                <w:kern w:val="0"/>
+                <w:lang w:eastAsia="de-DE"/>
+                <w14:ligatures w14:val="none"/>
+              </w:rPr>
+            </w:pPr>
+            <w:r>
+              <w:rPr>
+                <w:rFonts w:eastAsia="Times New Roman" w:cs="Times New Roman"/>
+                <w:kern w:val="0"/>
+                <w:lang w:eastAsia="de-DE"/>
+                <w14:ligatures w14:val="none"/>
+              </w:rPr>
+              <w:t>90 Tage</w:t>
+            </w:r>
+          </w:p>
+        </w:tc>
+        <w:tc>
+          <w:tcPr>
+            <w:tcW w:w="0" w:type="auto"/>
+            <w:vAlign w:val="center"/>
+            <w:hideMark/>
+          </w:tcPr>
+          <w:p>
+            <w:pPr>
+              <w:spacing w:after="0" w:line="240" w:lineRule="auto"/>
+              <w:jc w:val="center"/>
+              <w:rPr>
+                <w:rFonts w:eastAsia="Times New Roman" w:cs="Times New Roman"/>
+                <w:kern w:val="0"/>
+                <w:lang w:eastAsia="de-DE"/>
+                <w14:ligatures w14:val="none"/>
+              </w:rPr>
+            </w:pPr>
+            <w:r>
+              <w:rPr>
+                <w:rFonts w:eastAsia="Times New Roman" w:cs="Times New Roman"/>
+                <w:kern w:val="0"/>
+                <w:lang w:eastAsia="de-DE"/>
+                <w14:ligatures w14:val="none"/>
+              </w:rPr>
+              <w:t>Die letzten 90 Tage</w:t>
+            </w:r>
+          </w:p>
+        </w:tc>
+      </w:tr>
+    </w:tbl>
+    <w:p>
+      <w:pPr>
+        <w:ind w:left="708"/>
+      </w:pPr>
     </w:p>
     <w:p>
       <w:pPr>
-        <w:pStyle w:val="Listenabsatz"/>
-        <w:numPr>
-          <w:ilvl w:val="0"/>
-          <w:numId w:val="7"/>
-        </w:numPr>
-        <w:spacing w:after="0" w:line="240" w:lineRule="auto"/>
-        <w:rPr>
-          <w:rFonts w:eastAsia="Times New Roman" w:cs="Times New Roman"/>
-          <w:kern w:val="0"/>
-          <w:lang w:eastAsia="de-DE"/>
-          <w14:ligatures w14:val="none"/>
-        </w:rPr>
-      </w:pPr>
-      <w:r>
-        <w:rPr>
-          <w:rFonts w:eastAsia="Times New Roman" w:cs="Times New Roman"/>
-          <w:kern w:val="0"/>
-          <w:lang w:eastAsia="de-DE"/>
-          <w14:ligatures w14:val="none"/>
-        </w:rPr>
-        <w:t>Automatische Aktualisierung der Werte</w:t>
+        <w:ind w:firstLine="426"/>
+      </w:pPr>
+      <w:r>
+        <w:t>Tippe auf den gewünschten Zeitraum, um das Diagramm entsprechend zu aktualisieren.</w:t>
       </w:r>
     </w:p>
     <w:p>
       <w:pPr>
-        <w:pStyle w:val="Listenabsatz"/>
-        <w:numPr>
-          <w:ilvl w:val="0"/>
-          <w:numId w:val="7"/>
-        </w:numPr>
-        <w:spacing w:after="0" w:line="240" w:lineRule="auto"/>
-        <w:rPr>
-          <w:rFonts w:eastAsia="Times New Roman" w:cs="Times New Roman"/>
-          <w:kern w:val="0"/>
-          <w:lang w:eastAsia="de-DE"/>
-          <w14:ligatures w14:val="none"/>
-        </w:rPr>
-      </w:pPr>
-      <w:r>
-        <w:rPr>
-          <w:rFonts w:eastAsia="Times New Roman" w:cs="Times New Roman"/>
-          <w:kern w:val="0"/>
-          <w:lang w:eastAsia="de-DE"/>
-          <w14:ligatures w14:val="none"/>
-        </w:rPr>
-        <w:t>Grafische Diagramme zur Datenanalyse</w:t>
+        <w:ind w:firstLine="426"/>
+      </w:pPr>
+      <w:r>
+        <w:lastRenderedPageBreak/>
+        <w:t>[Screenshot-Platzhalter: Zeitraumauswahl in der Detailansicht]</w:t>
       </w:r>
     </w:p>
     <w:p>
       <w:pPr>
-        <w:pStyle w:val="Listenabsatz"/>
-        <w:numPr>
-          <w:ilvl w:val="0"/>
-          <w:numId w:val="7"/>
-        </w:numPr>
-        <w:spacing w:after="0" w:line="240" w:lineRule="auto"/>
-        <w:rPr>
-          <w:rFonts w:eastAsia="Times New Roman" w:cs="Times New Roman"/>
-          <w:kern w:val="0"/>
-          <w:lang w:eastAsia="de-DE"/>
-          <w14:ligatures w14:val="none"/>
-        </w:rPr>
-      </w:pPr>
-      <w:r>
-        <w:rPr>
-          <w:rFonts w:eastAsia="Times New Roman" w:cs="Times New Roman"/>
-          <w:kern w:val="0"/>
-          <w:lang w:eastAsia="de-DE"/>
-          <w14:ligatures w14:val="none"/>
-        </w:rPr>
-        <w:t>Anpassbare Benutzeroberfläche</w:t>
-      </w:r>
-    </w:p>
-    <w:p>
-      <w:pPr>
-        <w:pStyle w:val="Listenabsatz"/>
-        <w:numPr>
-          <w:ilvl w:val="0"/>
-          <w:numId w:val="7"/>
-        </w:numPr>
-        <w:spacing w:after="0" w:line="240" w:lineRule="auto"/>
-        <w:rPr>
-          <w:rFonts w:eastAsia="Times New Roman" w:cs="Times New Roman"/>
-          <w:kern w:val="0"/>
-          <w:lang w:eastAsia="de-DE"/>
-          <w14:ligatures w14:val="none"/>
-        </w:rPr>
-      </w:pPr>
-      <w:r>
-        <w:rPr>
-          <w:rFonts w:eastAsia="Times New Roman" w:cs="Times New Roman"/>
-          <w:kern w:val="0"/>
-          <w:lang w:eastAsia="de-DE"/>
-          <w14:ligatures w14:val="none"/>
-        </w:rPr>
-        <w:t>WLAN-Verwaltung</w:t>
-      </w:r>
-    </w:p>
-    <w:p>
-      <w:pPr>
-        <w:pStyle w:val="Listenabsatz"/>
-        <w:numPr>
-          <w:ilvl w:val="0"/>
-          <w:numId w:val="7"/>
-        </w:numPr>
-        <w:spacing w:after="0" w:line="240" w:lineRule="auto"/>
-        <w:rPr>
-          <w:rFonts w:eastAsia="Times New Roman" w:cs="Times New Roman"/>
-          <w:kern w:val="0"/>
-          <w:lang w:eastAsia="de-DE"/>
-          <w14:ligatures w14:val="none"/>
-        </w:rPr>
-      </w:pPr>
-      <w:r>
-        <w:rPr>
-          <w:rFonts w:eastAsia="Times New Roman" w:cs="Times New Roman"/>
-          <w:kern w:val="0"/>
-          <w:lang w:eastAsia="de-DE"/>
-          <w14:ligatures w14:val="none"/>
-        </w:rPr>
-        <w:t>Dark Mode</w:t>
-      </w:r>
-    </w:p>
-    <w:p>
-      <w:pPr>
-        <w:spacing w:after="0" w:line="240" w:lineRule="auto"/>
-        <w:rPr>
-          <w:rFonts w:eastAsia="Times New Roman" w:cs="Times New Roman"/>
-          <w:kern w:val="0"/>
-          <w:lang w:eastAsia="de-DE"/>
-          <w14:ligatures w14:val="none"/>
-        </w:rPr>
+        <w:ind w:firstLine="426"/>
       </w:pPr>
     </w:p>
     <w:p>
@@ -5081,389 +4109,270 @@
         <w:pStyle w:val="berschrift2"/>
         <w:numPr>
           <w:ilvl w:val="1"/>
-          <w:numId w:val="5"/>
+          <w:numId w:val="37"/>
         </w:numPr>
       </w:pPr>
-      <w:bookmarkStart w:id="6" w:name="_Toc231463878"/>
-      <w:r>
-        <w:t>Unterstützte Messgrößen</w:t>
-      </w:r>
-      <w:bookmarkEnd w:id="6"/>
-    </w:p>
-    <w:p>
-      <w:pPr>
-        <w:ind w:firstLine="360"/>
-      </w:pPr>
-      <w:r>
-        <w:t>Je nach verbauten Sensoren können folgende Werte angezeigt werden:</w:t>
-      </w:r>
-    </w:p>
-    <w:p>
-      <w:pPr>
-        <w:numPr>
-          <w:ilvl w:val="0"/>
-          <w:numId w:val="9"/>
-        </w:numPr>
-        <w:tabs>
-          <w:tab w:val="num" w:pos="720"/>
-        </w:tabs>
-      </w:pPr>
-      <w:r>
-        <w:t>Temperatur</w:t>
-      </w:r>
-    </w:p>
-    <w:p>
-      <w:pPr>
-        <w:numPr>
-          <w:ilvl w:val="0"/>
-          <w:numId w:val="9"/>
-        </w:numPr>
-        <w:tabs>
-          <w:tab w:val="num" w:pos="720"/>
-        </w:tabs>
-      </w:pPr>
-      <w:r>
-        <w:t>Luftfeuchtigkeit</w:t>
-      </w:r>
-    </w:p>
-    <w:p>
-      <w:pPr>
-        <w:numPr>
-          <w:ilvl w:val="0"/>
-          <w:numId w:val="9"/>
-        </w:numPr>
-        <w:tabs>
-          <w:tab w:val="num" w:pos="720"/>
-        </w:tabs>
-      </w:pPr>
-      <w:r>
-        <w:t>UV-Index</w:t>
-      </w:r>
-    </w:p>
-    <w:p>
-      <w:pPr>
-        <w:numPr>
-          <w:ilvl w:val="0"/>
-          <w:numId w:val="9"/>
-        </w:numPr>
-        <w:tabs>
-          <w:tab w:val="num" w:pos="720"/>
-        </w:tabs>
-      </w:pPr>
-      <w:r>
-        <w:t>Lichtstärke</w:t>
-      </w:r>
-    </w:p>
-    <w:p>
-      <w:pPr>
-        <w:numPr>
-          <w:ilvl w:val="0"/>
-          <w:numId w:val="9"/>
-        </w:numPr>
-        <w:tabs>
-          <w:tab w:val="num" w:pos="720"/>
-        </w:tabs>
-      </w:pPr>
-      <w:r>
-        <w:t>Luftdruck</w:t>
-      </w:r>
-    </w:p>
-    <w:p>
-      <w:pPr>
-        <w:numPr>
-          <w:ilvl w:val="0"/>
-          <w:numId w:val="9"/>
-        </w:numPr>
-        <w:tabs>
-          <w:tab w:val="num" w:pos="720"/>
-        </w:tabs>
-      </w:pPr>
-      <w:r>
-        <w:t>Weitere benutzerdefinierte Sensortypen</w:t>
-      </w:r>
-    </w:p>
-    <w:p>
-      <w:pPr>
-        <w:ind w:firstLine="360"/>
-        <w:rPr>
-          <w:i/>
-          <w:iCs/>
-        </w:rPr>
-      </w:pPr>
-      <w:r>
-        <w:rPr>
-          <w:i/>
-          <w:iCs/>
-        </w:rPr>
-        <w:t>Neue Sensortypen können über die Datenbank und das Backend integriert werden.</w:t>
-      </w:r>
-    </w:p>
-    <w:p>
-      <w:pPr>
-        <w:ind w:firstLine="360"/>
-        <w:rPr>
-          <w:i/>
-          <w:iCs/>
-        </w:rPr>
-      </w:pPr>
-    </w:p>
-    <w:p>
-      <w:pPr>
-        <w:pStyle w:val="berschrift2"/>
-        <w:numPr>
-          <w:ilvl w:val="1"/>
-          <w:numId w:val="5"/>
-        </w:numPr>
-      </w:pPr>
-      <w:bookmarkStart w:id="7" w:name="_Toc231463879"/>
-      <w:r>
-        <w:t>Systemarchitektur</w:t>
-      </w:r>
-      <w:bookmarkEnd w:id="7"/>
-    </w:p>
-    <w:p>
-      <w:pPr>
-        <w:pStyle w:val="isselectedend"/>
-        <w:ind w:left="360"/>
-        <w:rPr>
-          <w:rFonts w:ascii="Bahnschrift Light SemiCondensed" w:hAnsi="Bahnschrift Light SemiCondensed"/>
-        </w:rPr>
-      </w:pPr>
-      <w:r>
-        <w:rPr>
-          <w:rFonts w:ascii="Bahnschrift Light SemiCondensed" w:hAnsi="Bahnschrift Light SemiCondensed"/>
-        </w:rPr>
-        <w:t>Die Wetterstation besteht aus mehreren Komponenten:</w:t>
-      </w:r>
-    </w:p>
-    <w:p>
-      <w:pPr>
-        <w:pStyle w:val="berschrift3"/>
-        <w:numPr>
-          <w:ilvl w:val="2"/>
-          <w:numId w:val="5"/>
-        </w:numPr>
-      </w:pPr>
-      <w:bookmarkStart w:id="8" w:name="_Toc231463880"/>
-      <w:r>
-        <w:t>Sensoren</w:t>
-      </w:r>
-      <w:bookmarkEnd w:id="8"/>
-    </w:p>
-    <w:p>
-      <w:pPr>
-        <w:pStyle w:val="isselectedend"/>
-        <w:ind w:left="360"/>
-        <w:rPr>
-          <w:rFonts w:ascii="Bahnschrift Light SemiCondensed" w:hAnsi="Bahnschrift Light SemiCondensed"/>
-        </w:rPr>
-      </w:pPr>
-      <w:r>
-        <w:rPr>
-          <w:rFonts w:ascii="Bahnschrift Light SemiCondensed" w:hAnsi="Bahnschrift Light SemiCondensed"/>
-        </w:rPr>
-        <w:t>Die Sensoren erfassen die Umweltdaten.</w:t>
-      </w:r>
-    </w:p>
-    <w:p>
-      <w:pPr>
-        <w:pStyle w:val="berschrift3"/>
-        <w:numPr>
-          <w:ilvl w:val="2"/>
-          <w:numId w:val="5"/>
-        </w:numPr>
-      </w:pPr>
-      <w:bookmarkStart w:id="9" w:name="_Toc231463881"/>
-      <w:r>
-        <w:t>Raspberry Pi</w:t>
-      </w:r>
-      <w:bookmarkEnd w:id="9"/>
-    </w:p>
-    <w:p>
-      <w:pPr>
-        <w:pStyle w:val="isselectedend"/>
-        <w:ind w:left="360"/>
-        <w:rPr>
-          <w:rFonts w:ascii="Bahnschrift Light SemiCondensed" w:hAnsi="Bahnschrift Light SemiCondensed"/>
-        </w:rPr>
-      </w:pPr>
-      <w:r>
-        <w:rPr>
-          <w:rFonts w:ascii="Bahnschrift Light SemiCondensed" w:hAnsi="Bahnschrift Light SemiCondensed"/>
-        </w:rPr>
-        <w:t>Der Raspberry Pi verarbeitet die Daten und stellt die Webanwendung bereit.</w:t>
-      </w:r>
-    </w:p>
-    <w:p>
-      <w:pPr>
-        <w:pStyle w:val="berschrift3"/>
-        <w:numPr>
-          <w:ilvl w:val="2"/>
-          <w:numId w:val="5"/>
-        </w:numPr>
-      </w:pPr>
-      <w:bookmarkStart w:id="10" w:name="_Toc231463882"/>
-      <w:r>
-        <w:lastRenderedPageBreak/>
-        <w:t>Datenbank</w:t>
-      </w:r>
-      <w:bookmarkEnd w:id="10"/>
-    </w:p>
-    <w:p>
-      <w:pPr>
-        <w:pStyle w:val="isselectedend"/>
-        <w:ind w:left="360"/>
-        <w:rPr>
-          <w:rFonts w:ascii="Bahnschrift Light SemiCondensed" w:hAnsi="Bahnschrift Light SemiCondensed"/>
-        </w:rPr>
-      </w:pPr>
-      <w:r>
-        <w:rPr>
-          <w:rFonts w:ascii="Bahnschrift Light SemiCondensed" w:hAnsi="Bahnschrift Light SemiCondensed"/>
-        </w:rPr>
-        <w:t>Die Datenbank speichert sämtliche Messwerte sowie Informationen zu Sensoren und Sensortypen.</w:t>
-      </w:r>
-    </w:p>
-    <w:p>
-      <w:pPr>
-        <w:pStyle w:val="berschrift3"/>
-        <w:numPr>
-          <w:ilvl w:val="2"/>
-          <w:numId w:val="5"/>
-        </w:numPr>
-      </w:pPr>
-      <w:bookmarkStart w:id="11" w:name="_Toc231463883"/>
-      <w:r>
-        <w:t>Backend</w:t>
-      </w:r>
-      <w:bookmarkEnd w:id="11"/>
-    </w:p>
-    <w:p>
-      <w:pPr>
-        <w:pStyle w:val="isselectedend"/>
-        <w:ind w:left="360"/>
-        <w:rPr>
-          <w:rFonts w:ascii="Bahnschrift Light SemiCondensed" w:hAnsi="Bahnschrift Light SemiCondensed"/>
-        </w:rPr>
-      </w:pPr>
-      <w:r>
-        <w:rPr>
-          <w:rFonts w:ascii="Bahnschrift Light SemiCondensed" w:hAnsi="Bahnschrift Light SemiCondensed"/>
-        </w:rPr>
-        <w:t>Das Backend stellt die Schnittstelle zwischen Datenbank und Webanwendung dar.</w:t>
-      </w:r>
-    </w:p>
-    <w:p>
-      <w:pPr>
-        <w:pStyle w:val="berschrift3"/>
-        <w:numPr>
-          <w:ilvl w:val="2"/>
-          <w:numId w:val="5"/>
-        </w:numPr>
-      </w:pPr>
-      <w:bookmarkStart w:id="12" w:name="_Toc231463884"/>
-      <w:r>
-        <w:t>Frontend</w:t>
-      </w:r>
-      <w:bookmarkEnd w:id="12"/>
-    </w:p>
-    <w:p>
-      <w:pPr>
-        <w:pStyle w:val="StandardWeb"/>
-        <w:ind w:left="360"/>
-        <w:rPr>
-          <w:rFonts w:ascii="Bahnschrift Light SemiCondensed" w:hAnsi="Bahnschrift Light SemiCondensed"/>
-        </w:rPr>
-      </w:pPr>
-      <w:r>
-        <w:rPr>
-          <w:rFonts w:ascii="Bahnschrift Light SemiCondensed" w:hAnsi="Bahnschrift Light SemiCondensed"/>
-        </w:rPr>
-        <w:t>Das Frontend visualisiert die Daten und ermöglicht die Bedienung des Systems.</w:t>
-      </w:r>
-    </w:p>
-    <w:p/>
-    <w:p/>
-    <w:p>
-      <w:pPr>
-        <w:pStyle w:val="berschrift1"/>
-        <w:numPr>
-          <w:ilvl w:val="0"/>
-          <w:numId w:val="5"/>
-        </w:numPr>
-      </w:pPr>
-      <w:bookmarkStart w:id="13" w:name="_Toc231463885"/>
-      <w:r>
-        <w:t>Erste Schritte (Inbetriebnahme)</w:t>
+      <w:bookmarkStart w:id="13" w:name="_Toc231813821"/>
+      <w:r>
+        <w:t>Burger-Menü</w:t>
       </w:r>
       <w:bookmarkEnd w:id="13"/>
     </w:p>
     <w:p>
       <w:pPr>
-        <w:pStyle w:val="berschrift2"/>
-        <w:numPr>
-          <w:ilvl w:val="1"/>
-          <w:numId w:val="5"/>
-        </w:numPr>
-      </w:pPr>
-      <w:bookmarkStart w:id="14" w:name="_Toc231463886"/>
-      <w:r>
-        <w:t>Aufbau des Systems</w:t>
-      </w:r>
-      <w:bookmarkEnd w:id="14"/>
-    </w:p>
-    <w:p>
-      <w:pPr>
-        <w:ind w:firstLine="360"/>
-      </w:pPr>
-      <w:r>
-        <w:t>Vor der ersten Nutzung müssen folgende Komponenten angeschlossen werden:</w:t>
-      </w:r>
-    </w:p>
-    <w:p>
-      <w:pPr>
-        <w:numPr>
-          <w:ilvl w:val="0"/>
-          <w:numId w:val="10"/>
-        </w:numPr>
+        <w:ind w:left="708"/>
+      </w:pPr>
+      <w:r>
+        <w:t xml:space="preserve">Das </w:t>
+      </w:r>
+      <w:r>
         <w:rPr>
           <w:b/>
           <w:bCs/>
         </w:rPr>
-      </w:pPr>
+        <w:t>Burger-Menü</w:t>
+      </w:r>
+      <w:r>
+        <w:t xml:space="preserve"> (</w:t>
+      </w:r>
+      <w:r>
+        <w:rPr>
+          <w:rFonts w:ascii="Segoe UI Symbol" w:hAnsi="Segoe UI Symbol" w:cs="Segoe UI Symbol"/>
+        </w:rPr>
+        <w:t>☰</w:t>
+      </w:r>
+      <w:r>
+        <w:t xml:space="preserve">, drei waagrechte Linien oben links) </w:t>
+      </w:r>
+      <w:r>
+        <w:rPr>
+          <w:rFonts w:cs="Bahnschrift Light SemiCondensed"/>
+        </w:rPr>
+        <w:t>ö</w:t>
+      </w:r>
+      <w:r>
+        <w:t>ffnet die Navigation. Von hier aus kannst du:</w:t>
+      </w:r>
+    </w:p>
+    <w:p>
+      <w:pPr>
+        <w:numPr>
+          <w:ilvl w:val="0"/>
+          <w:numId w:val="40"/>
+        </w:numPr>
+      </w:pPr>
+      <w:r>
+        <w:t xml:space="preserve">Zurück zum </w:t>
+      </w:r>
       <w:r>
         <w:rPr>
           <w:b/>
           <w:bCs/>
         </w:rPr>
-        <w:t>Raspberry Pi</w:t>
+        <w:t>Dashboard</w:t>
+      </w:r>
+      <w:r>
+        <w:t xml:space="preserve"> wechseln</w:t>
       </w:r>
     </w:p>
     <w:p>
       <w:pPr>
         <w:numPr>
           <w:ilvl w:val="0"/>
-          <w:numId w:val="10"/>
+          <w:numId w:val="40"/>
         </w:numPr>
+      </w:pPr>
+      <w:r>
+        <w:t xml:space="preserve">Direkt eine </w:t>
+      </w:r>
+      <w:r>
         <w:rPr>
           <w:b/>
           <w:bCs/>
         </w:rPr>
-      </w:pPr>
+        <w:t>bestimmte Messgröße</w:t>
+      </w:r>
+      <w:r>
+        <w:t xml:space="preserve"> aufrufen (z. B. Temperatur, Wind, UV-Index)</w:t>
+      </w:r>
+    </w:p>
+    <w:p>
+      <w:r>
+        <w:t>[Screenshot-Platzhalter: Geöffnetes Burger-Menü]</w:t>
+      </w:r>
+    </w:p>
+    <w:p>
+      <w:pPr>
+        <w:ind w:left="708"/>
+      </w:pPr>
+    </w:p>
+    <w:p>
+      <w:pPr>
+        <w:pStyle w:val="berschrift2"/>
+        <w:numPr>
+          <w:ilvl w:val="1"/>
+          <w:numId w:val="37"/>
+        </w:numPr>
+      </w:pPr>
+      <w:bookmarkStart w:id="14" w:name="_Toc231813822"/>
+      <w:r>
+        <w:t>Daten aktualisieren</w:t>
+      </w:r>
+      <w:bookmarkEnd w:id="14"/>
+    </w:p>
+    <w:p>
+      <w:pPr>
+        <w:pStyle w:val="font-claude-response-body"/>
+        <w:ind w:left="708"/>
+        <w:rPr>
+          <w:rFonts w:ascii="Bahnschrift Light SemiCondensed" w:hAnsi="Bahnschrift Light SemiCondensed"/>
+        </w:rPr>
+      </w:pPr>
+      <w:r>
+        <w:rPr>
+          <w:rFonts w:ascii="Bahnschrift Light SemiCondensed" w:hAnsi="Bahnschrift Light SemiCondensed"/>
+        </w:rPr>
+        <w:t xml:space="preserve">Die Website aktualisiert sich </w:t>
+      </w:r>
+      <w:r>
+        <w:rPr>
+          <w:rStyle w:val="Fett"/>
+          <w:rFonts w:ascii="Bahnschrift Light SemiCondensed" w:hAnsi="Bahnschrift Light SemiCondensed"/>
+        </w:rPr>
+        <w:t>automatisch</w:t>
+      </w:r>
+      <w:r>
+        <w:rPr>
+          <w:rFonts w:ascii="Bahnschrift Light SemiCondensed" w:hAnsi="Bahnschrift Light SemiCondensed"/>
+        </w:rPr>
+        <w:t xml:space="preserve"> in regelmäßigen Abständen.</w:t>
+      </w:r>
+    </w:p>
+    <w:p>
+      <w:pPr>
+        <w:pStyle w:val="font-claude-response-body"/>
+        <w:ind w:left="708"/>
+        <w:rPr>
+          <w:rFonts w:ascii="Bahnschrift Light SemiCondensed" w:hAnsi="Bahnschrift Light SemiCondensed"/>
+        </w:rPr>
+      </w:pPr>
+      <w:r>
+        <w:rPr>
+          <w:rFonts w:ascii="Bahnschrift Light SemiCondensed" w:hAnsi="Bahnschrift Light SemiCondensed"/>
+        </w:rPr>
+        <w:t xml:space="preserve">Um Daten sofort manuell neu zu laden, klicke auf das </w:t>
+      </w:r>
+      <w:r>
+        <w:rPr>
+          <w:rStyle w:val="Fett"/>
+          <w:rFonts w:ascii="Bahnschrift Light SemiCondensed" w:hAnsi="Bahnschrift Light SemiCondensed"/>
+        </w:rPr>
+        <w:t>Aktualisieren-Symbol</w:t>
+      </w:r>
+      <w:r>
+        <w:rPr>
+          <w:rFonts w:ascii="Bahnschrift Light SemiCondensed" w:hAnsi="Bahnschrift Light SemiCondensed"/>
+        </w:rPr>
+        <w:t xml:space="preserve"> (</w:t>
+      </w:r>
+      <w:r>
+        <w:rPr>
+          <w:rFonts w:ascii="Cambria Math" w:hAnsi="Cambria Math" w:cs="Cambria Math"/>
+        </w:rPr>
+        <w:t>↻</w:t>
+      </w:r>
+      <w:r>
+        <w:rPr>
+          <w:rFonts w:ascii="Bahnschrift Light SemiCondensed" w:hAnsi="Bahnschrift Light SemiCondensed"/>
+        </w:rPr>
+        <w:t>) oben rechts in der Leiste.</w:t>
+      </w:r>
+    </w:p>
+    <w:p>
+      <w:r>
+        <w:t xml:space="preserve">[Screenshot-Platzhalter: Aktualisieren-Button in der </w:t>
+      </w:r>
+      <w:proofErr w:type="spellStart"/>
+      <w:r>
+        <w:t>Topbar</w:t>
+      </w:r>
+      <w:proofErr w:type="spellEnd"/>
+      <w:r>
+        <w:t>]</w:t>
+      </w:r>
+    </w:p>
+    <w:p/>
+    <w:p>
+      <w:pPr>
+        <w:pStyle w:val="berschrift2"/>
+        <w:numPr>
+          <w:ilvl w:val="1"/>
+          <w:numId w:val="37"/>
+        </w:numPr>
+      </w:pPr>
+      <w:bookmarkStart w:id="15" w:name="_Toc231813823"/>
+      <w:r>
+        <w:t>Einstellungen</w:t>
+      </w:r>
+      <w:bookmarkEnd w:id="15"/>
+    </w:p>
+    <w:p>
+      <w:pPr>
+        <w:ind w:left="708"/>
+      </w:pPr>
+      <w:r>
+        <w:t xml:space="preserve">Das </w:t>
+      </w:r>
       <w:r>
         <w:rPr>
           <w:b/>
           <w:bCs/>
         </w:rPr>
-        <w:t>Sensoren</w:t>
+        <w:t>Zahnrad-Symbol</w:t>
+      </w:r>
+      <w:r>
+        <w:t xml:space="preserve"> (</w:t>
+      </w:r>
+      <w:r>
+        <w:rPr>
+          <w:rFonts w:ascii="Segoe UI Symbol" w:hAnsi="Segoe UI Symbol" w:cs="Segoe UI Symbol"/>
+        </w:rPr>
+        <w:t>⚙</w:t>
+      </w:r>
+      <w:r>
+        <w:t xml:space="preserve">) unten rechts </w:t>
+      </w:r>
+      <w:r>
+        <w:rPr>
+          <w:rFonts w:cs="Bahnschrift Light SemiCondensed"/>
+        </w:rPr>
+        <w:t>ö</w:t>
+      </w:r>
+      <w:r>
+        <w:t>ffnet das Einstellungsmen</w:t>
+      </w:r>
+      <w:r>
+        <w:rPr>
+          <w:rFonts w:cs="Bahnschrift Light SemiCondensed"/>
+        </w:rPr>
+        <w:t>ü</w:t>
+      </w:r>
+      <w:r>
+        <w:t>. Folgende Optionen stehen zur Verf</w:t>
+      </w:r>
+      <w:r>
+        <w:rPr>
+          <w:rFonts w:cs="Bahnschrift Light SemiCondensed"/>
+        </w:rPr>
+        <w:t>ü</w:t>
+      </w:r>
+      <w:r>
+        <w:t>gung:</w:t>
       </w:r>
     </w:p>
     <w:p>
       <w:pPr>
-        <w:numPr>
-          <w:ilvl w:val="0"/>
-          <w:numId w:val="10"/>
-        </w:numPr>
+        <w:ind w:left="708"/>
         <w:rPr>
           <w:b/>
           <w:bCs/>
@@ -5474,198 +4383,116 @@
           <w:b/>
           <w:bCs/>
         </w:rPr>
-        <w:t>Netzwerkverbindung</w:t>
+        <w:t>Dark Mode</w:t>
       </w:r>
     </w:p>
     <w:p>
       <w:pPr>
-        <w:numPr>
-          <w:ilvl w:val="0"/>
-          <w:numId w:val="10"/>
-        </w:numPr>
+        <w:ind w:left="708"/>
+      </w:pPr>
+      <w:r>
+        <w:t xml:space="preserve">Schaltet die Benutzeroberfläche auf ein </w:t>
+      </w:r>
+      <w:r>
         <w:rPr>
           <w:b/>
           <w:bCs/>
         </w:rPr>
-      </w:pPr>
-      <w:r>
+        <w:t>dunkles Design</w:t>
+      </w:r>
+      <w:r>
+        <w:t xml:space="preserve"> um.</w:t>
+      </w:r>
+    </w:p>
+    <w:p>
+      <w:pPr>
+        <w:ind w:left="708"/>
+      </w:pPr>
+      <w:r>
+        <w:t>Vorteile:</w:t>
+      </w:r>
+    </w:p>
+    <w:p>
+      <w:pPr>
+        <w:numPr>
+          <w:ilvl w:val="0"/>
+          <w:numId w:val="41"/>
+        </w:numPr>
+        <w:tabs>
+          <w:tab w:val="clear" w:pos="720"/>
+          <w:tab w:val="num" w:pos="1428"/>
+        </w:tabs>
+        <w:ind w:left="1428"/>
+      </w:pPr>
+      <w:r>
+        <w:t>Schont die Augen bei Dunkelheit</w:t>
+      </w:r>
+    </w:p>
+    <w:p>
+      <w:pPr>
+        <w:numPr>
+          <w:ilvl w:val="0"/>
+          <w:numId w:val="41"/>
+        </w:numPr>
+        <w:tabs>
+          <w:tab w:val="clear" w:pos="720"/>
+          <w:tab w:val="num" w:pos="1428"/>
+        </w:tabs>
+        <w:ind w:left="1428"/>
+      </w:pPr>
+      <w:r>
+        <w:t>Bessere Lesbarkeit in dunkler Umgebung</w:t>
+      </w:r>
+    </w:p>
+    <w:p>
+      <w:r>
+        <w:t>[Screenshot-Platzhalter: Vergleich Hell- und Dunkel-Modus]</w:t>
+      </w:r>
+    </w:p>
+    <w:p>
+      <w:r>
+        <w:tab/>
+      </w:r>
+    </w:p>
+    <w:p>
+      <w:pPr>
         <w:rPr>
           <w:b/>
           <w:bCs/>
         </w:rPr>
-        <w:t>Stromversorgung</w:t>
-      </w:r>
-    </w:p>
-    <w:p>
-      <w:pPr>
-        <w:ind w:firstLine="360"/>
-      </w:pPr>
-      <w:r>
-        <w:t>Anschließend kann das Gerät eingeschaltet werden.</w:t>
-      </w:r>
-    </w:p>
-    <w:p/>
-    <w:p>
-      <w:pPr>
-        <w:pStyle w:val="berschrift2"/>
-        <w:numPr>
-          <w:ilvl w:val="1"/>
-          <w:numId w:val="5"/>
-        </w:numPr>
-      </w:pPr>
-      <w:bookmarkStart w:id="15" w:name="_Toc231463887"/>
-      <w:r>
-        <w:t>Startvorgang</w:t>
-      </w:r>
-      <w:bookmarkEnd w:id="15"/>
-    </w:p>
-    <w:p>
-      <w:pPr>
-        <w:ind w:left="360"/>
-      </w:pPr>
-      <w:r>
-        <w:t>Nach dem Einschalten startet das Betriebssystem automatisch.</w:t>
-      </w:r>
-    </w:p>
-    <w:p>
-      <w:pPr>
-        <w:ind w:left="360"/>
-        <w:rPr>
-          <w:i/>
-          <w:iCs/>
-        </w:rPr>
-      </w:pPr>
-      <w:r>
-        <w:rPr>
-          <w:i/>
-          <w:iCs/>
-        </w:rPr>
-        <w:t>Während des Startvorgangs werden:</w:t>
-      </w:r>
-    </w:p>
-    <w:p>
-      <w:pPr>
-        <w:numPr>
-          <w:ilvl w:val="0"/>
-          <w:numId w:val="11"/>
-        </w:numPr>
-        <w:tabs>
-          <w:tab w:val="num" w:pos="720"/>
-        </w:tabs>
-      </w:pPr>
-      <w:r>
-        <w:t>Sensoren initialisiert</w:t>
-      </w:r>
-    </w:p>
-    <w:p>
-      <w:pPr>
-        <w:numPr>
-          <w:ilvl w:val="0"/>
-          <w:numId w:val="11"/>
-        </w:numPr>
-        <w:tabs>
-          <w:tab w:val="num" w:pos="720"/>
-        </w:tabs>
-      </w:pPr>
-      <w:r>
-        <w:t>Datenbankdienste gestartet</w:t>
-      </w:r>
-    </w:p>
-    <w:p>
-      <w:pPr>
-        <w:numPr>
-          <w:ilvl w:val="0"/>
-          <w:numId w:val="11"/>
-        </w:numPr>
-        <w:tabs>
-          <w:tab w:val="num" w:pos="720"/>
-        </w:tabs>
-      </w:pPr>
-      <w:r>
-        <w:t>Backend gestartet</w:t>
-      </w:r>
-    </w:p>
-    <w:p>
-      <w:pPr>
-        <w:numPr>
-          <w:ilvl w:val="0"/>
-          <w:numId w:val="11"/>
-        </w:numPr>
-      </w:pPr>
-      <w:r>
-        <w:t>Webserver gestartet</w:t>
-      </w:r>
-    </w:p>
-    <w:p>
-      <w:pPr>
-        <w:ind w:firstLine="360"/>
-      </w:pPr>
-      <w:r>
-        <w:t>Der gesamte Startvorgang dauert in der Regel wenige Minuten.</w:t>
-      </w:r>
-    </w:p>
-    <w:p/>
-    <w:p>
-      <w:pPr>
-        <w:pStyle w:val="berschrift2"/>
-        <w:numPr>
-          <w:ilvl w:val="1"/>
-          <w:numId w:val="5"/>
-        </w:numPr>
-        <w:rPr>
-          <w:rFonts w:ascii="Bahnschrift Light SemiCondensed" w:hAnsi="Bahnschrift Light SemiCondensed"/>
-        </w:rPr>
-      </w:pPr>
-      <w:r>
-        <w:lastRenderedPageBreak/>
-        <w:t xml:space="preserve"> </w:t>
-      </w:r>
-      <w:bookmarkStart w:id="16" w:name="_Toc231463888"/>
-      <w:r>
-        <w:t>Verbindung zur Wetterstation</w:t>
-      </w:r>
-      <w:bookmarkEnd w:id="16"/>
-    </w:p>
-    <w:p>
-      <w:pPr>
-        <w:ind w:left="360"/>
-      </w:pPr>
-      <w:r>
-        <w:t>Die Wetterstation kann ausschließlich innerhalb desselben Netzwerks aufgerufen werden.</w:t>
-      </w:r>
-    </w:p>
-    <w:p>
-      <w:pPr>
-        <w:ind w:left="360"/>
+      </w:pPr>
+      <w:r>
+        <w:tab/>
+      </w:r>
+      <w:r>
         <w:rPr>
           <w:b/>
           <w:bCs/>
         </w:rPr>
-      </w:pPr>
+        <w:t>Schriftgröße</w:t>
+      </w:r>
+    </w:p>
+    <w:p>
+      <w:pPr>
+        <w:ind w:left="708"/>
+      </w:pPr>
+      <w:r>
+        <w:t xml:space="preserve">Über einen </w:t>
+      </w:r>
       <w:r>
         <w:rPr>
           <w:b/>
           <w:bCs/>
         </w:rPr>
-        <w:t>Beispiel:</w:t>
+        <w:t>Schieberegler</w:t>
+      </w:r>
+      <w:r>
+        <w:t xml:space="preserve"> kann die Schriftgröße angepasst werden. Das verbessert die Lesbarkeit auf unterschiedlichen Geräten (z. B. Tablet, großer Bildschirm).</w:t>
       </w:r>
     </w:p>
     <w:p>
       <w:pPr>
-        <w:ind w:left="360"/>
-      </w:pPr>
-      <w:hyperlink r:id="rId8" w:history="1">
-        <w:r>
-          <w:rPr>
-            <w:rStyle w:val="Hyperlink"/>
-          </w:rPr>
-          <w:t>http://192.168.x.x</w:t>
-        </w:r>
-      </w:hyperlink>
-    </w:p>
-    <w:p>
-      <w:pPr>
-        <w:ind w:left="360"/>
+        <w:ind w:left="708"/>
         <w:rPr>
           <w:b/>
           <w:bCs/>
@@ -5676,1896 +4503,190 @@
           <w:b/>
           <w:bCs/>
         </w:rPr>
-        <w:t>oder</w:t>
+        <w:t>WLAN-Verwaltung</w:t>
       </w:r>
     </w:p>
     <w:p>
       <w:pPr>
-        <w:ind w:left="360"/>
-      </w:pPr>
-      <w:hyperlink r:id="rId9" w:history="1">
-        <w:r>
-          <w:rPr>
-            <w:rStyle w:val="Hyperlink"/>
-          </w:rPr>
-          <w:t>http://192.168.x.x:5173</w:t>
-        </w:r>
-      </w:hyperlink>
+        <w:ind w:left="708"/>
+      </w:pPr>
+      <w:r>
+        <w:lastRenderedPageBreak/>
+        <w:t>Über die WLAN-Verwaltung kann die Wetterstation mit einem anderen WLAN-Netzwerk verbunden werden.</w:t>
+      </w:r>
     </w:p>
     <w:p>
       <w:pPr>
-        <w:ind w:left="360"/>
-      </w:pPr>
-      <w:r>
-        <w:t>Dabei muss sich das verwendete Gerät im gleichen WLAN oder LAN befinden wie der Raspberry Pi.</w:t>
-      </w:r>
-    </w:p>
-    <w:p/>
-    <w:p>
-      <w:pPr>
-        <w:pStyle w:val="berschrift2"/>
-        <w:numPr>
-          <w:ilvl w:val="1"/>
-          <w:numId w:val="5"/>
-        </w:numPr>
-      </w:pPr>
-      <w:bookmarkStart w:id="17" w:name="_Toc231463889"/>
-      <w:r>
-        <w:t>Überprüfung der Verbindung</w:t>
-      </w:r>
-      <w:bookmarkEnd w:id="17"/>
+        <w:ind w:left="708"/>
+      </w:pPr>
+      <w:r>
+        <w:rPr>
+          <w:b/>
+          <w:bCs/>
+        </w:rPr>
+        <w:t>Angezeigte Informationen:</w:t>
+      </w:r>
     </w:p>
     <w:p>
       <w:pPr>
-        <w:ind w:left="360"/>
-      </w:pPr>
-      <w:r>
-        <w:t>Nach erfolgreicher Verbindung erscheint das Dashboard der Wetterstation.</w:t>
+        <w:numPr>
+          <w:ilvl w:val="0"/>
+          <w:numId w:val="42"/>
+        </w:numPr>
+        <w:tabs>
+          <w:tab w:val="clear" w:pos="720"/>
+          <w:tab w:val="num" w:pos="1428"/>
+        </w:tabs>
+        <w:ind w:left="1428"/>
+      </w:pPr>
+      <w:r>
+        <w:t>Name des Netzwerks (SSID)</w:t>
       </w:r>
     </w:p>
     <w:p>
       <w:pPr>
-        <w:ind w:left="360"/>
-      </w:pPr>
-      <w:r>
-        <w:t>Folgende Informationen sollten sichtbar sein:</w:t>
+        <w:numPr>
+          <w:ilvl w:val="0"/>
+          <w:numId w:val="42"/>
+        </w:numPr>
+        <w:tabs>
+          <w:tab w:val="clear" w:pos="720"/>
+          <w:tab w:val="num" w:pos="1428"/>
+        </w:tabs>
+        <w:ind w:left="1428"/>
+      </w:pPr>
+      <w:r>
+        <w:t>Signalstärke</w:t>
       </w:r>
     </w:p>
     <w:p>
       <w:pPr>
         <w:numPr>
           <w:ilvl w:val="0"/>
-          <w:numId w:val="12"/>
+          <w:numId w:val="42"/>
         </w:numPr>
         <w:tabs>
           <w:tab w:val="clear" w:pos="720"/>
-          <w:tab w:val="num" w:pos="1080"/>
-        </w:tabs>
-        <w:ind w:left="1080"/>
-      </w:pPr>
-      <w:r>
-        <w:t>Sensorübersicht</w:t>
+          <w:tab w:val="num" w:pos="1428"/>
+        </w:tabs>
+        <w:ind w:left="1428"/>
+      </w:pPr>
+      <w:r>
+        <w:t>Aktuell verbundenes Netzwerk (mit Markierung)</w:t>
       </w:r>
     </w:p>
     <w:p>
       <w:pPr>
+        <w:ind w:left="708"/>
+      </w:pPr>
+      <w:r>
+        <w:rPr>
+          <w:b/>
+          <w:bCs/>
+        </w:rPr>
+        <w:t>Vorgehensweise zum Verbinden:</w:t>
+      </w:r>
+    </w:p>
+    <w:p>
+      <w:pPr>
         <w:numPr>
           <w:ilvl w:val="0"/>
-          <w:numId w:val="12"/>
+          <w:numId w:val="43"/>
         </w:numPr>
         <w:tabs>
           <w:tab w:val="clear" w:pos="720"/>
-          <w:tab w:val="num" w:pos="1080"/>
-        </w:tabs>
-        <w:ind w:left="1080"/>
-      </w:pPr>
-      <w:r>
-        <w:t>Aktuelle Messwerte</w:t>
+          <w:tab w:val="num" w:pos="1428"/>
+        </w:tabs>
+        <w:ind w:left="1428"/>
+      </w:pPr>
+      <w:r>
+        <w:t>Einstellungen öffnen (</w:t>
+      </w:r>
+      <w:r>
+        <w:rPr>
+          <w:rFonts w:ascii="Segoe UI Symbol" w:hAnsi="Segoe UI Symbol" w:cs="Segoe UI Symbol"/>
+        </w:rPr>
+        <w:t>⚙</w:t>
+      </w:r>
+      <w:r>
+        <w:t xml:space="preserve"> unten rechts)</w:t>
       </w:r>
     </w:p>
     <w:p>
       <w:pPr>
         <w:numPr>
           <w:ilvl w:val="0"/>
-          <w:numId w:val="12"/>
+          <w:numId w:val="43"/>
         </w:numPr>
         <w:tabs>
           <w:tab w:val="clear" w:pos="720"/>
-          <w:tab w:val="num" w:pos="1080"/>
-        </w:tabs>
-        <w:ind w:left="1080"/>
-      </w:pPr>
-      <w:r>
-        <w:t>Diagramme</w:t>
+          <w:tab w:val="num" w:pos="1428"/>
+        </w:tabs>
+        <w:ind w:left="1428"/>
+      </w:pPr>
+      <w:r>
+        <w:t>Abschnitt „WLAN-Verwaltung" öffnen</w:t>
       </w:r>
     </w:p>
     <w:p>
       <w:pPr>
         <w:numPr>
           <w:ilvl w:val="0"/>
-          <w:numId w:val="12"/>
+          <w:numId w:val="43"/>
         </w:numPr>
         <w:tabs>
           <w:tab w:val="clear" w:pos="720"/>
-          <w:tab w:val="num" w:pos="1080"/>
-        </w:tabs>
-        <w:ind w:left="1080"/>
-      </w:pPr>
-      <w:r>
-        <w:t>Menüleiste</w:t>
+          <w:tab w:val="num" w:pos="1428"/>
+        </w:tabs>
+        <w:ind w:left="1428"/>
+      </w:pPr>
+      <w:r>
+        <w:t>Gewünschtes Netzwerk aus der Liste auswählen</w:t>
       </w:r>
     </w:p>
     <w:p>
       <w:pPr>
-        <w:ind w:left="360"/>
-      </w:pPr>
-      <w:r>
-        <w:t>Falls keine Daten angezeigt werden, sollte die Netzwerkverbindung überprüft werden.</w:t>
+        <w:numPr>
+          <w:ilvl w:val="0"/>
+          <w:numId w:val="43"/>
+        </w:numPr>
+        <w:tabs>
+          <w:tab w:val="clear" w:pos="720"/>
+          <w:tab w:val="num" w:pos="1428"/>
+        </w:tabs>
+        <w:ind w:left="1428"/>
+      </w:pPr>
+      <w:r>
+        <w:t>Passwort eingeben (falls erforderlich)</w:t>
       </w:r>
     </w:p>
     <w:p>
       <w:pPr>
-        <w:ind w:left="360"/>
-      </w:pPr>
+        <w:numPr>
+          <w:ilvl w:val="0"/>
+          <w:numId w:val="43"/>
+        </w:numPr>
+        <w:tabs>
+          <w:tab w:val="clear" w:pos="720"/>
+          <w:tab w:val="num" w:pos="1428"/>
+        </w:tabs>
+        <w:ind w:left="1428"/>
+      </w:pPr>
+      <w:r>
+        <w:t>Auf „Verbinden" tippen</w:t>
+      </w:r>
     </w:p>
     <w:p>
-      <w:pPr>
-        <w:ind w:left="360"/>
-      </w:pPr>
-    </w:p>
-    <w:p>
-      <w:pPr>
-        <w:pStyle w:val="berschrift1"/>
-        <w:numPr>
-          <w:ilvl w:val="0"/>
-          <w:numId w:val="5"/>
-        </w:numPr>
-      </w:pPr>
-      <w:bookmarkStart w:id="18" w:name="_Toc231463890"/>
-      <w:r>
-        <w:t>Bedienung</w:t>
-      </w:r>
-      <w:bookmarkEnd w:id="18"/>
-    </w:p>
-    <w:p>
-      <w:pPr>
-        <w:pStyle w:val="berschrift2"/>
-        <w:numPr>
-          <w:ilvl w:val="1"/>
-          <w:numId w:val="5"/>
-        </w:numPr>
-      </w:pPr>
-      <w:r>
-        <w:t xml:space="preserve"> </w:t>
-      </w:r>
-      <w:bookmarkStart w:id="19" w:name="_Toc231463891"/>
-      <w:r>
-        <w:t>Dashboard</w:t>
-      </w:r>
-      <w:bookmarkEnd w:id="19"/>
-    </w:p>
-    <w:p>
-      <w:pPr>
-        <w:ind w:left="360"/>
-      </w:pPr>
-      <w:r>
-        <w:t>Das Dashboard ist die Startseite der Anwendung.</w:t>
-      </w:r>
-    </w:p>
-    <w:p>
-      <w:pPr>
-        <w:ind w:left="360"/>
-      </w:pPr>
-      <w:r>
-        <w:t>Hier werden sämtliche verfügbaren Sensortypen in Form von Karten dargestellt.</w:t>
-      </w:r>
-    </w:p>
-    <w:p>
-      <w:pPr>
-        <w:ind w:left="360"/>
-      </w:pPr>
-      <w:r>
-        <w:t>Jede Karte enthält:</w:t>
-      </w:r>
-    </w:p>
-    <w:p>
-      <w:pPr>
-        <w:numPr>
-          <w:ilvl w:val="0"/>
-          <w:numId w:val="13"/>
-        </w:numPr>
-        <w:tabs>
-          <w:tab w:val="clear" w:pos="720"/>
-          <w:tab w:val="num" w:pos="1080"/>
-        </w:tabs>
-        <w:ind w:left="1080"/>
-      </w:pPr>
-      <w:r>
-        <w:t>Name des Sensortyps</w:t>
-      </w:r>
-    </w:p>
-    <w:p>
-      <w:pPr>
-        <w:numPr>
-          <w:ilvl w:val="0"/>
-          <w:numId w:val="13"/>
-        </w:numPr>
-        <w:tabs>
-          <w:tab w:val="clear" w:pos="720"/>
-          <w:tab w:val="num" w:pos="1080"/>
-        </w:tabs>
-        <w:ind w:left="1080"/>
-      </w:pPr>
-      <w:r>
-        <w:t>Aktueller Messwert</w:t>
-      </w:r>
-    </w:p>
-    <w:p>
-      <w:pPr>
-        <w:numPr>
-          <w:ilvl w:val="0"/>
-          <w:numId w:val="13"/>
-        </w:numPr>
-        <w:tabs>
-          <w:tab w:val="clear" w:pos="720"/>
-          <w:tab w:val="num" w:pos="1080"/>
-        </w:tabs>
-        <w:ind w:left="1080"/>
-      </w:pPr>
-      <w:r>
-        <w:t>Einheit</w:t>
-      </w:r>
-    </w:p>
-    <w:p>
-      <w:pPr>
-        <w:numPr>
-          <w:ilvl w:val="0"/>
-          <w:numId w:val="13"/>
-        </w:numPr>
-        <w:tabs>
-          <w:tab w:val="clear" w:pos="720"/>
-          <w:tab w:val="num" w:pos="1080"/>
-        </w:tabs>
-        <w:ind w:left="1080"/>
-      </w:pPr>
-      <w:r>
-        <w:t>Grafische Anzeige des Wertes</w:t>
-      </w:r>
-    </w:p>
-    <w:p>
-      <w:pPr>
-        <w:ind w:left="360"/>
-      </w:pPr>
-      <w:r>
-        <w:lastRenderedPageBreak/>
-        <w:t>Durch Anklicken einer Karte gelangt der Benutzer zur Detailansicht.</w:t>
-      </w:r>
-    </w:p>
-    <w:p>
-      <w:pPr>
-        <w:ind w:left="360"/>
-      </w:pPr>
-    </w:p>
-    <w:p>
-      <w:pPr>
-        <w:pStyle w:val="berschrift2"/>
-        <w:numPr>
-          <w:ilvl w:val="1"/>
-          <w:numId w:val="5"/>
-        </w:numPr>
-      </w:pPr>
-      <w:bookmarkStart w:id="20" w:name="_Toc231463892"/>
-      <w:r>
-        <w:t>Detailansicht</w:t>
-      </w:r>
-      <w:bookmarkEnd w:id="20"/>
-    </w:p>
-    <w:p>
-      <w:pPr>
-        <w:ind w:left="360"/>
-      </w:pPr>
-      <w:r>
-        <w:t>In der Detailansicht werden historische Messdaten angezeigt.</w:t>
-      </w:r>
-    </w:p>
-    <w:p>
-      <w:pPr>
-        <w:ind w:left="360"/>
-      </w:pPr>
-      <w:r>
-        <w:t>Die Daten werden in Form eines Liniendiagramms dargestellt.</w:t>
-      </w:r>
-    </w:p>
-    <w:p>
-      <w:pPr>
-        <w:ind w:left="360"/>
-      </w:pPr>
-      <w:r>
-        <w:t>Zusätzlich können verschiedene Zeiträume ausgewählt werden:</w:t>
-      </w:r>
-    </w:p>
-    <w:p>
-      <w:pPr>
-        <w:numPr>
-          <w:ilvl w:val="0"/>
-          <w:numId w:val="14"/>
-        </w:numPr>
-        <w:tabs>
-          <w:tab w:val="clear" w:pos="720"/>
-          <w:tab w:val="num" w:pos="1080"/>
-        </w:tabs>
-        <w:ind w:left="1080"/>
-      </w:pPr>
-      <w:r>
-        <w:t>7 Tage</w:t>
-      </w:r>
-    </w:p>
-    <w:p>
-      <w:pPr>
-        <w:numPr>
-          <w:ilvl w:val="0"/>
-          <w:numId w:val="14"/>
-        </w:numPr>
-        <w:tabs>
-          <w:tab w:val="clear" w:pos="720"/>
-          <w:tab w:val="num" w:pos="1080"/>
-        </w:tabs>
-        <w:ind w:left="1080"/>
-      </w:pPr>
-      <w:r>
-        <w:t>30 Tage</w:t>
-      </w:r>
-    </w:p>
-    <w:p>
-      <w:pPr>
-        <w:numPr>
-          <w:ilvl w:val="0"/>
-          <w:numId w:val="14"/>
-        </w:numPr>
-        <w:tabs>
-          <w:tab w:val="clear" w:pos="720"/>
-          <w:tab w:val="num" w:pos="1080"/>
-        </w:tabs>
-        <w:ind w:left="1080"/>
-      </w:pPr>
-      <w:r>
-        <w:t>90 Tage</w:t>
-      </w:r>
-    </w:p>
-    <w:p>
-      <w:pPr>
-        <w:ind w:left="360"/>
-      </w:pPr>
-      <w:r>
-        <w:t>Dadurch lassen sich Trends und Veränderungen einfach erkennen.</w:t>
-      </w:r>
-    </w:p>
-    <w:p/>
-    <w:p>
-      <w:pPr>
-        <w:pStyle w:val="berschrift2"/>
-        <w:numPr>
-          <w:ilvl w:val="1"/>
-          <w:numId w:val="5"/>
-        </w:numPr>
-      </w:pPr>
-      <w:bookmarkStart w:id="21" w:name="_Toc231463893"/>
-      <w:r>
-        <w:t>Diagramme</w:t>
-      </w:r>
-      <w:bookmarkEnd w:id="21"/>
-    </w:p>
-    <w:p>
-      <w:pPr>
-        <w:ind w:left="360"/>
-      </w:pPr>
-      <w:r>
-        <w:t>Die Diagramme dienen der grafischen Auswertung der Messwerte.</w:t>
-      </w:r>
-    </w:p>
-    <w:p>
-      <w:pPr>
-        <w:ind w:left="360"/>
-      </w:pPr>
-      <w:r>
-        <w:t>Angezeigt werden:</w:t>
-      </w:r>
-    </w:p>
-    <w:p>
-      <w:pPr>
-        <w:numPr>
-          <w:ilvl w:val="0"/>
-          <w:numId w:val="15"/>
-        </w:numPr>
-        <w:tabs>
-          <w:tab w:val="clear" w:pos="720"/>
-          <w:tab w:val="num" w:pos="1080"/>
-        </w:tabs>
-        <w:ind w:left="1080"/>
-      </w:pPr>
-      <w:r>
-        <w:t>Verlauf über die Zeit</w:t>
-      </w:r>
-    </w:p>
-    <w:p>
-      <w:pPr>
-        <w:numPr>
-          <w:ilvl w:val="0"/>
-          <w:numId w:val="15"/>
-        </w:numPr>
-        <w:tabs>
-          <w:tab w:val="clear" w:pos="720"/>
-          <w:tab w:val="num" w:pos="1080"/>
-        </w:tabs>
-        <w:ind w:left="1080"/>
-      </w:pPr>
-      <w:r>
-        <w:t>Durchschnittswerte</w:t>
-      </w:r>
-    </w:p>
-    <w:p>
-      <w:pPr>
-        <w:numPr>
-          <w:ilvl w:val="0"/>
-          <w:numId w:val="15"/>
-        </w:numPr>
-        <w:tabs>
-          <w:tab w:val="clear" w:pos="720"/>
-          <w:tab w:val="num" w:pos="1080"/>
-        </w:tabs>
-        <w:ind w:left="1080"/>
-      </w:pPr>
-      <w:r>
-        <w:t>Anzahl der Messungen</w:t>
-      </w:r>
-    </w:p>
-    <w:p>
-      <w:pPr>
-        <w:ind w:left="360"/>
-      </w:pPr>
-      <w:r>
-        <w:t>Die Diagramme aktualisieren sich automatisch bei neuen Daten.</w:t>
-      </w:r>
-    </w:p>
-    <w:p/>
-    <w:p>
-      <w:pPr>
-        <w:pStyle w:val="berschrift2"/>
-        <w:numPr>
-          <w:ilvl w:val="1"/>
-          <w:numId w:val="5"/>
-        </w:numPr>
-      </w:pPr>
-      <w:bookmarkStart w:id="22" w:name="_Toc231463894"/>
-      <w:r>
-        <w:t>Burger-Menü</w:t>
-      </w:r>
-      <w:bookmarkEnd w:id="22"/>
-    </w:p>
-    <w:p>
-      <w:pPr>
-        <w:ind w:left="360"/>
-      </w:pPr>
-      <w:r>
-        <w:t>Über das Menü-Symbol in der oberen linken Ecke können alle verfügbaren Seiten aufgerufen werden.</w:t>
-      </w:r>
-    </w:p>
-    <w:p>
-      <w:pPr>
-        <w:ind w:left="360"/>
-      </w:pPr>
-      <w:r>
-        <w:t>Das Menü ermöglicht eine schnelle Navigation zwischen:</w:t>
-      </w:r>
-    </w:p>
-    <w:p>
-      <w:pPr>
-        <w:numPr>
-          <w:ilvl w:val="0"/>
-          <w:numId w:val="16"/>
-        </w:numPr>
-        <w:tabs>
-          <w:tab w:val="clear" w:pos="720"/>
-          <w:tab w:val="num" w:pos="1080"/>
-        </w:tabs>
-        <w:ind w:left="1080"/>
-      </w:pPr>
-      <w:r>
-        <w:t>Dashboard</w:t>
-      </w:r>
-    </w:p>
-    <w:p>
-      <w:pPr>
-        <w:numPr>
-          <w:ilvl w:val="0"/>
-          <w:numId w:val="16"/>
-        </w:numPr>
-        <w:tabs>
-          <w:tab w:val="clear" w:pos="720"/>
-          <w:tab w:val="num" w:pos="1080"/>
-        </w:tabs>
-        <w:ind w:left="1080"/>
-      </w:pPr>
-      <w:r>
-        <w:t>Temperatur</w:t>
-      </w:r>
-    </w:p>
-    <w:p>
-      <w:pPr>
-        <w:numPr>
-          <w:ilvl w:val="0"/>
-          <w:numId w:val="16"/>
-        </w:numPr>
-        <w:tabs>
-          <w:tab w:val="clear" w:pos="720"/>
-          <w:tab w:val="num" w:pos="1080"/>
-        </w:tabs>
-        <w:ind w:left="1080"/>
-      </w:pPr>
-      <w:r>
-        <w:t>Luftfeuchtigkeit</w:t>
-      </w:r>
-    </w:p>
-    <w:p>
-      <w:pPr>
-        <w:numPr>
-          <w:ilvl w:val="0"/>
-          <w:numId w:val="16"/>
-        </w:numPr>
-        <w:tabs>
-          <w:tab w:val="clear" w:pos="720"/>
-          <w:tab w:val="num" w:pos="1080"/>
-        </w:tabs>
-        <w:ind w:left="1080"/>
-      </w:pPr>
-      <w:r>
-        <w:t>Licht</w:t>
-      </w:r>
-    </w:p>
-    <w:p>
-      <w:pPr>
-        <w:numPr>
-          <w:ilvl w:val="0"/>
-          <w:numId w:val="16"/>
-        </w:numPr>
-        <w:tabs>
-          <w:tab w:val="clear" w:pos="720"/>
-          <w:tab w:val="num" w:pos="1080"/>
-        </w:tabs>
-        <w:ind w:left="1080"/>
-      </w:pPr>
-      <w:r>
-        <w:t>UV-Index</w:t>
-      </w:r>
-    </w:p>
-    <w:p>
-      <w:pPr>
-        <w:numPr>
-          <w:ilvl w:val="0"/>
-          <w:numId w:val="16"/>
-        </w:numPr>
-        <w:tabs>
-          <w:tab w:val="clear" w:pos="720"/>
-          <w:tab w:val="num" w:pos="1080"/>
-        </w:tabs>
-        <w:ind w:left="1080"/>
-      </w:pPr>
-      <w:r>
-        <w:t>weiteren Sensortypen</w:t>
-      </w:r>
-    </w:p>
-    <w:p>
-      <w:pPr>
-        <w:pStyle w:val="berschrift2"/>
-        <w:numPr>
-          <w:ilvl w:val="1"/>
-          <w:numId w:val="5"/>
-        </w:numPr>
-      </w:pPr>
-      <w:bookmarkStart w:id="23" w:name="_Toc231463895"/>
-      <w:r>
-        <w:lastRenderedPageBreak/>
-        <w:t>Aktualisieren von Daten</w:t>
-      </w:r>
-      <w:bookmarkEnd w:id="23"/>
-    </w:p>
-    <w:p>
-      <w:pPr>
-        <w:ind w:left="360"/>
-      </w:pPr>
-      <w:r>
-        <w:t>Über die Aktualisieren-Schaltfläche in der oberen Leiste können die Messwerte manuell neu geladen werden.</w:t>
-      </w:r>
-    </w:p>
-    <w:p>
-      <w:pPr>
-        <w:ind w:left="360"/>
-      </w:pPr>
-      <w:r>
-        <w:t>Zusätzlich erfolgt eine automatische Aktualisierung in festgelegten Zeitabständen.</w:t>
-      </w:r>
-    </w:p>
-    <w:p/>
-    <w:p>
-      <w:pPr>
-        <w:pStyle w:val="berschrift2"/>
-        <w:numPr>
-          <w:ilvl w:val="1"/>
-          <w:numId w:val="5"/>
-        </w:numPr>
-      </w:pPr>
-      <w:bookmarkStart w:id="24" w:name="_Toc231463896"/>
-      <w:r>
-        <w:t>Einstellungen</w:t>
-      </w:r>
-      <w:bookmarkEnd w:id="24"/>
-    </w:p>
-    <w:p>
-      <w:pPr>
-        <w:ind w:left="360"/>
-      </w:pPr>
-      <w:r>
-        <w:t>Die Einstellungen können über das Zahnrad-Symbol in der unteren rechten Ecke geöffnet werden.</w:t>
-      </w:r>
-    </w:p>
-    <w:p>
-      <w:pPr>
-        <w:ind w:left="360"/>
-      </w:pPr>
-      <w:r>
-        <w:t>Folgende Optionen stehen zur Verfügung:</w:t>
-      </w:r>
-    </w:p>
-    <w:p>
-      <w:pPr>
-        <w:pStyle w:val="berschrift3"/>
-        <w:numPr>
-          <w:ilvl w:val="2"/>
-          <w:numId w:val="5"/>
-        </w:numPr>
-      </w:pPr>
-      <w:bookmarkStart w:id="25" w:name="_Toc231463897"/>
-      <w:r>
-        <w:t>Dark Mode</w:t>
-      </w:r>
-      <w:bookmarkEnd w:id="25"/>
-    </w:p>
-    <w:p>
-      <w:pPr>
-        <w:ind w:left="360"/>
-      </w:pPr>
-      <w:r>
-        <w:t>Der Dark Mode ermöglicht eine dunkle Darstellung der Benutzeroberfläche.</w:t>
-      </w:r>
-    </w:p>
-    <w:p>
-      <w:pPr>
-        <w:ind w:left="360"/>
-      </w:pPr>
-      <w:r>
-        <w:t>Vorteile:</w:t>
-      </w:r>
-    </w:p>
-    <w:p>
-      <w:pPr>
-        <w:numPr>
-          <w:ilvl w:val="0"/>
-          <w:numId w:val="17"/>
-        </w:numPr>
-        <w:tabs>
-          <w:tab w:val="clear" w:pos="720"/>
-          <w:tab w:val="num" w:pos="1080"/>
-        </w:tabs>
-        <w:ind w:left="1080"/>
-      </w:pPr>
-      <w:r>
-        <w:t>geringere Belastung der Augen</w:t>
-      </w:r>
-    </w:p>
-    <w:p>
-      <w:pPr>
-        <w:numPr>
-          <w:ilvl w:val="0"/>
-          <w:numId w:val="17"/>
-        </w:numPr>
-        <w:tabs>
-          <w:tab w:val="clear" w:pos="720"/>
-          <w:tab w:val="num" w:pos="1080"/>
-        </w:tabs>
-        <w:ind w:left="1080"/>
-      </w:pPr>
-      <w:r>
-        <w:t>bessere Lesbarkeit bei Dunkelheit</w:t>
-      </w:r>
-    </w:p>
-    <w:p>
-      <w:pPr>
-        <w:numPr>
-          <w:ilvl w:val="0"/>
-          <w:numId w:val="17"/>
-        </w:numPr>
-        <w:tabs>
-          <w:tab w:val="clear" w:pos="720"/>
-          <w:tab w:val="num" w:pos="1080"/>
-        </w:tabs>
-        <w:ind w:left="1080"/>
-      </w:pPr>
-      <w:r>
-        <w:t>moderneres Erscheinungsbild</w:t>
-      </w:r>
-    </w:p>
-    <w:p>
-      <w:pPr>
-        <w:pStyle w:val="berschrift3"/>
-        <w:numPr>
-          <w:ilvl w:val="2"/>
-          <w:numId w:val="5"/>
-        </w:numPr>
-        <w:rPr>
-          <w:rFonts w:ascii="Bahnschrift Light SemiCondensed" w:hAnsi="Bahnschrift Light SemiCondensed"/>
-        </w:rPr>
-      </w:pPr>
-      <w:bookmarkStart w:id="26" w:name="_Toc231463898"/>
-      <w:r>
-        <w:t>Schriftgröße</w:t>
-      </w:r>
-      <w:bookmarkEnd w:id="26"/>
-    </w:p>
-    <w:p>
-      <w:r>
-        <w:t xml:space="preserve">       Die Schriftgröße kann über einen Schieberegler angepasst werden.</w:t>
-      </w:r>
-    </w:p>
-    <w:p>
-      <w:r>
-        <w:t xml:space="preserve">       Dies verbessert die Lesbarkeit auf unterschiedlichen Geräten.</w:t>
-      </w:r>
-    </w:p>
-    <w:p>
-      <w:pPr>
-        <w:pStyle w:val="berschrift3"/>
-        <w:numPr>
-          <w:ilvl w:val="2"/>
-          <w:numId w:val="5"/>
-        </w:numPr>
-        <w:tabs>
-          <w:tab w:val="left" w:pos="434"/>
-        </w:tabs>
-      </w:pPr>
-      <w:bookmarkStart w:id="27" w:name="_Toc231463899"/>
-      <w:r>
-        <w:t>WLAN-Verwaltung</w:t>
-      </w:r>
-      <w:bookmarkEnd w:id="27"/>
-    </w:p>
-    <w:p>
-      <w:pPr>
-        <w:tabs>
-          <w:tab w:val="left" w:pos="426"/>
-        </w:tabs>
-        <w:ind w:left="426"/>
-      </w:pPr>
-      <w:r>
-        <w:t>Die Wetterstation kann verfügbare WLAN-Netzwerke anzeigen.</w:t>
-      </w:r>
-    </w:p>
-    <w:p>
-      <w:pPr>
-        <w:tabs>
-          <w:tab w:val="left" w:pos="426"/>
-        </w:tabs>
-        <w:ind w:left="426"/>
-      </w:pPr>
-      <w:r>
-        <w:t>Angezeigt werden:</w:t>
-      </w:r>
-    </w:p>
-    <w:p>
-      <w:pPr>
-        <w:numPr>
-          <w:ilvl w:val="0"/>
-          <w:numId w:val="18"/>
-        </w:numPr>
-        <w:tabs>
-          <w:tab w:val="clear" w:pos="720"/>
-          <w:tab w:val="left" w:pos="426"/>
-          <w:tab w:val="num" w:pos="1146"/>
-        </w:tabs>
-        <w:ind w:left="1146"/>
-      </w:pPr>
-      <w:r>
-        <w:t>Netzwerkname (SSID)</w:t>
-      </w:r>
-    </w:p>
-    <w:p>
-      <w:pPr>
-        <w:numPr>
-          <w:ilvl w:val="0"/>
-          <w:numId w:val="18"/>
-        </w:numPr>
-        <w:tabs>
-          <w:tab w:val="clear" w:pos="720"/>
-          <w:tab w:val="left" w:pos="426"/>
-          <w:tab w:val="num" w:pos="1146"/>
-        </w:tabs>
-        <w:ind w:left="1146"/>
-      </w:pPr>
-      <w:r>
-        <w:t>Signalstärke</w:t>
-      </w:r>
-    </w:p>
-    <w:p>
-      <w:pPr>
-        <w:numPr>
-          <w:ilvl w:val="0"/>
-          <w:numId w:val="18"/>
-        </w:numPr>
-        <w:tabs>
-          <w:tab w:val="clear" w:pos="720"/>
-          <w:tab w:val="left" w:pos="426"/>
-          <w:tab w:val="num" w:pos="1146"/>
-        </w:tabs>
-        <w:ind w:left="1146"/>
-      </w:pPr>
-      <w:r>
-        <w:t>Aktuell verbundenes Netzwerk</w:t>
-      </w:r>
-    </w:p>
-    <w:p>
-      <w:pPr>
-        <w:tabs>
-          <w:tab w:val="left" w:pos="426"/>
-        </w:tabs>
-        <w:ind w:left="426"/>
-      </w:pPr>
-      <w:r>
-        <w:t>Zusätzlich kann direkt über die Oberfläche eine Verbindung mit einem anderen WLAN hergestellt werden.</w:t>
-      </w:r>
-    </w:p>
-    <w:p>
-      <w:pPr>
-        <w:tabs>
-          <w:tab w:val="left" w:pos="426"/>
-        </w:tabs>
-        <w:ind w:left="426"/>
-      </w:pPr>
+      <w:r>
+        <w:t>[Screenshot-Platzhalter: WLAN-Verwaltung mit Netzwerkliste]</w:t>
+      </w:r>
     </w:p>
     <w:p/>
     <w:p/>
     <w:p/>
-    <w:p>
-      <w:pPr>
-        <w:pStyle w:val="berschrift1"/>
-        <w:numPr>
-          <w:ilvl w:val="0"/>
-          <w:numId w:val="5"/>
-        </w:numPr>
-      </w:pPr>
-      <w:bookmarkStart w:id="28" w:name="_Toc231463900"/>
-      <w:r>
-        <w:lastRenderedPageBreak/>
-        <w:t>Fehlerbehebung</w:t>
-      </w:r>
-      <w:bookmarkEnd w:id="28"/>
-    </w:p>
-    <w:p>
-      <w:pPr>
-        <w:pStyle w:val="berschrift2"/>
-        <w:numPr>
-          <w:ilvl w:val="1"/>
-          <w:numId w:val="5"/>
-        </w:numPr>
-      </w:pPr>
-      <w:bookmarkStart w:id="29" w:name="_Toc231463901"/>
-      <w:r>
-        <w:t>Keine Verbindung zur Webseite</w:t>
-      </w:r>
-      <w:bookmarkEnd w:id="29"/>
-    </w:p>
-    <w:p>
-      <w:pPr>
-        <w:ind w:left="360"/>
-      </w:pPr>
-      <w:r>
-        <w:t>Mögliche Ursachen:</w:t>
-      </w:r>
-    </w:p>
-    <w:p>
-      <w:pPr>
-        <w:numPr>
-          <w:ilvl w:val="0"/>
-          <w:numId w:val="19"/>
-        </w:numPr>
-        <w:tabs>
-          <w:tab w:val="clear" w:pos="720"/>
-          <w:tab w:val="num" w:pos="1080"/>
-        </w:tabs>
-        <w:ind w:left="1080"/>
-      </w:pPr>
-      <w:r>
-        <w:t>Raspberry Pi ausgeschaltet</w:t>
-      </w:r>
-    </w:p>
-    <w:p>
-      <w:pPr>
-        <w:numPr>
-          <w:ilvl w:val="0"/>
-          <w:numId w:val="19"/>
-        </w:numPr>
-        <w:tabs>
-          <w:tab w:val="clear" w:pos="720"/>
-          <w:tab w:val="num" w:pos="1080"/>
-        </w:tabs>
-        <w:ind w:left="1080"/>
-      </w:pPr>
-      <w:r>
-        <w:t>Netzwerkfehler</w:t>
-      </w:r>
-    </w:p>
-    <w:p>
-      <w:pPr>
-        <w:numPr>
-          <w:ilvl w:val="0"/>
-          <w:numId w:val="19"/>
-        </w:numPr>
-        <w:tabs>
-          <w:tab w:val="clear" w:pos="720"/>
-          <w:tab w:val="num" w:pos="1080"/>
-        </w:tabs>
-        <w:ind w:left="1080"/>
-      </w:pPr>
-      <w:r>
-        <w:t>Falsche IP-Adresse</w:t>
-      </w:r>
-    </w:p>
-    <w:p>
-      <w:pPr>
-        <w:ind w:left="360"/>
-      </w:pPr>
-      <w:r>
-        <w:t>Lösung:</w:t>
-      </w:r>
-    </w:p>
-    <w:p>
-      <w:pPr>
-        <w:numPr>
-          <w:ilvl w:val="0"/>
-          <w:numId w:val="20"/>
-        </w:numPr>
-        <w:tabs>
-          <w:tab w:val="clear" w:pos="720"/>
-          <w:tab w:val="num" w:pos="1080"/>
-        </w:tabs>
-        <w:ind w:left="1080"/>
-      </w:pPr>
-      <w:r>
-        <w:t>Gerät neu starten</w:t>
-      </w:r>
-    </w:p>
-    <w:p>
-      <w:pPr>
-        <w:numPr>
-          <w:ilvl w:val="0"/>
-          <w:numId w:val="20"/>
-        </w:numPr>
-        <w:tabs>
-          <w:tab w:val="clear" w:pos="720"/>
-          <w:tab w:val="num" w:pos="1080"/>
-        </w:tabs>
-        <w:ind w:left="1080"/>
-      </w:pPr>
-      <w:r>
-        <w:t>Netzwerk prüfen</w:t>
-      </w:r>
-    </w:p>
-    <w:p>
-      <w:pPr>
-        <w:numPr>
-          <w:ilvl w:val="0"/>
-          <w:numId w:val="20"/>
-        </w:numPr>
-        <w:tabs>
-          <w:tab w:val="clear" w:pos="720"/>
-          <w:tab w:val="num" w:pos="1080"/>
-        </w:tabs>
-        <w:ind w:left="1080"/>
-      </w:pPr>
-      <w:r>
-        <w:t>IP-Adresse kontrollieren</w:t>
-      </w:r>
-    </w:p>
-    <w:p>
-      <w:pPr>
-        <w:tabs>
-          <w:tab w:val="num" w:pos="1080"/>
-        </w:tabs>
-        <w:ind w:left="1080"/>
-      </w:pPr>
-    </w:p>
-    <w:p>
-      <w:pPr>
-        <w:pStyle w:val="berschrift2"/>
-        <w:numPr>
-          <w:ilvl w:val="1"/>
-          <w:numId w:val="5"/>
-        </w:numPr>
-      </w:pPr>
-      <w:bookmarkStart w:id="30" w:name="_Toc231463902"/>
-      <w:r>
-        <w:t>Keine Sensordaten sichtbar</w:t>
-      </w:r>
-      <w:bookmarkEnd w:id="30"/>
-    </w:p>
-    <w:p>
-      <w:pPr>
-        <w:ind w:left="360"/>
-      </w:pPr>
-      <w:r>
-        <w:t>Mögliche Ursachen:</w:t>
-      </w:r>
-    </w:p>
-    <w:p>
-      <w:pPr>
-        <w:numPr>
-          <w:ilvl w:val="0"/>
-          <w:numId w:val="21"/>
-        </w:numPr>
-        <w:tabs>
-          <w:tab w:val="clear" w:pos="720"/>
-          <w:tab w:val="num" w:pos="1080"/>
-        </w:tabs>
-        <w:ind w:left="1080"/>
-      </w:pPr>
-      <w:r>
-        <w:t>Sensor nicht verbunden</w:t>
-      </w:r>
-    </w:p>
-    <w:p>
-      <w:pPr>
-        <w:numPr>
-          <w:ilvl w:val="0"/>
-          <w:numId w:val="21"/>
-        </w:numPr>
-        <w:tabs>
-          <w:tab w:val="clear" w:pos="720"/>
-          <w:tab w:val="num" w:pos="1080"/>
-        </w:tabs>
-        <w:ind w:left="1080"/>
-      </w:pPr>
-      <w:r>
-        <w:t>Backend nicht gestartet</w:t>
-      </w:r>
-    </w:p>
-    <w:p>
-      <w:pPr>
-        <w:numPr>
-          <w:ilvl w:val="0"/>
-          <w:numId w:val="21"/>
-        </w:numPr>
-        <w:tabs>
-          <w:tab w:val="clear" w:pos="720"/>
-          <w:tab w:val="num" w:pos="1080"/>
-        </w:tabs>
-        <w:ind w:left="1080"/>
-      </w:pPr>
-      <w:r>
-        <w:t>Datenbank nicht erreichbar</w:t>
-      </w:r>
-    </w:p>
-    <w:p>
-      <w:pPr>
-        <w:ind w:left="360"/>
-      </w:pPr>
-      <w:r>
-        <w:t>Lösung:</w:t>
-      </w:r>
-    </w:p>
-    <w:p>
-      <w:pPr>
-        <w:numPr>
-          <w:ilvl w:val="0"/>
-          <w:numId w:val="22"/>
-        </w:numPr>
-        <w:tabs>
-          <w:tab w:val="clear" w:pos="720"/>
-          <w:tab w:val="num" w:pos="1080"/>
-        </w:tabs>
-        <w:ind w:left="1080"/>
-      </w:pPr>
-      <w:r>
-        <w:t>Sensorverkabelung überprüfen</w:t>
-      </w:r>
-    </w:p>
-    <w:p>
-      <w:pPr>
-        <w:numPr>
-          <w:ilvl w:val="0"/>
-          <w:numId w:val="22"/>
-        </w:numPr>
-        <w:tabs>
-          <w:tab w:val="clear" w:pos="720"/>
-          <w:tab w:val="num" w:pos="1080"/>
-        </w:tabs>
-        <w:ind w:left="1080"/>
-      </w:pPr>
-      <w:r>
-        <w:t>Backend neu starten</w:t>
-      </w:r>
-    </w:p>
-    <w:p>
-      <w:pPr>
-        <w:numPr>
-          <w:ilvl w:val="0"/>
-          <w:numId w:val="22"/>
-        </w:numPr>
-        <w:tabs>
-          <w:tab w:val="clear" w:pos="720"/>
-          <w:tab w:val="num" w:pos="1080"/>
-        </w:tabs>
-        <w:ind w:left="1080"/>
-      </w:pPr>
-      <w:r>
-        <w:t>Datenbankstatus kontrollieren</w:t>
-      </w:r>
-    </w:p>
-    <w:p>
-      <w:pPr>
-        <w:ind w:left="1080"/>
-      </w:pPr>
-    </w:p>
-    <w:p>
-      <w:pPr>
-        <w:pStyle w:val="berschrift2"/>
-        <w:numPr>
-          <w:ilvl w:val="1"/>
-          <w:numId w:val="5"/>
-        </w:numPr>
-      </w:pPr>
-      <w:bookmarkStart w:id="31" w:name="_Toc231463903"/>
-      <w:r>
-        <w:t>WLAN-Netzwerke werden nicht angezeigt</w:t>
-      </w:r>
-      <w:bookmarkEnd w:id="31"/>
-    </w:p>
-    <w:p>
-      <w:pPr>
-        <w:ind w:left="360"/>
-      </w:pPr>
-      <w:r>
-        <w:t>Mögliche Ursachen:</w:t>
-      </w:r>
-    </w:p>
-    <w:p>
-      <w:pPr>
-        <w:numPr>
-          <w:ilvl w:val="0"/>
-          <w:numId w:val="23"/>
-        </w:numPr>
-        <w:tabs>
-          <w:tab w:val="clear" w:pos="720"/>
-          <w:tab w:val="num" w:pos="1080"/>
-        </w:tabs>
-        <w:ind w:left="1080"/>
-      </w:pPr>
-      <w:r>
-        <w:t>WLAN-Adapter nicht erkannt</w:t>
-      </w:r>
-    </w:p>
-    <w:p>
-      <w:pPr>
-        <w:numPr>
-          <w:ilvl w:val="0"/>
-          <w:numId w:val="23"/>
-        </w:numPr>
-        <w:tabs>
-          <w:tab w:val="clear" w:pos="720"/>
-          <w:tab w:val="num" w:pos="1080"/>
-        </w:tabs>
-        <w:ind w:left="1080"/>
-      </w:pPr>
-      <w:r>
-        <w:t>Scan-Dienst nicht aktiv</w:t>
-      </w:r>
-    </w:p>
-    <w:p>
-      <w:pPr>
-        <w:ind w:left="360"/>
-      </w:pPr>
-      <w:r>
-        <w:t>Lösung:</w:t>
-      </w:r>
-    </w:p>
-    <w:p>
-      <w:pPr>
-        <w:numPr>
-          <w:ilvl w:val="0"/>
-          <w:numId w:val="24"/>
-        </w:numPr>
-        <w:tabs>
-          <w:tab w:val="clear" w:pos="720"/>
-          <w:tab w:val="num" w:pos="1080"/>
-        </w:tabs>
-        <w:ind w:left="1080"/>
-      </w:pPr>
-      <w:r>
-        <w:t>Raspberry Pi neu starten</w:t>
-      </w:r>
-    </w:p>
-    <w:p>
-      <w:pPr>
-        <w:numPr>
-          <w:ilvl w:val="0"/>
-          <w:numId w:val="24"/>
-        </w:numPr>
-        <w:tabs>
-          <w:tab w:val="clear" w:pos="720"/>
-          <w:tab w:val="num" w:pos="1080"/>
-        </w:tabs>
-        <w:ind w:left="1080"/>
-      </w:pPr>
-      <w:r>
-        <w:t>WLAN-Schnittstelle überprüfen</w:t>
-      </w:r>
-    </w:p>
-    <w:p>
-      <w:pPr>
-        <w:numPr>
-          <w:ilvl w:val="0"/>
-          <w:numId w:val="24"/>
-        </w:numPr>
-        <w:tabs>
-          <w:tab w:val="clear" w:pos="720"/>
-          <w:tab w:val="num" w:pos="1080"/>
-        </w:tabs>
-        <w:ind w:left="1080"/>
-      </w:pPr>
-      <w:r>
-        <w:lastRenderedPageBreak/>
-        <w:t>Log-Dateien kontrollieren</w:t>
-      </w:r>
-    </w:p>
-    <w:p>
-      <w:pPr>
-        <w:ind w:left="1080"/>
-      </w:pPr>
-    </w:p>
-    <w:p>
-      <w:pPr>
-        <w:pStyle w:val="berschrift2"/>
-        <w:numPr>
-          <w:ilvl w:val="1"/>
-          <w:numId w:val="5"/>
-        </w:numPr>
-      </w:pPr>
-      <w:bookmarkStart w:id="32" w:name="_Toc231463904"/>
-      <w:r>
-        <w:t>Diagramme bleiben leer</w:t>
-      </w:r>
-      <w:bookmarkEnd w:id="32"/>
-    </w:p>
-    <w:p>
-      <w:pPr>
-        <w:ind w:left="360"/>
-      </w:pPr>
-      <w:r>
-        <w:t>Mögliche Ursachen:</w:t>
-      </w:r>
-    </w:p>
-    <w:p>
-      <w:pPr>
-        <w:numPr>
-          <w:ilvl w:val="0"/>
-          <w:numId w:val="25"/>
-        </w:numPr>
-        <w:tabs>
-          <w:tab w:val="clear" w:pos="720"/>
-          <w:tab w:val="num" w:pos="1080"/>
-        </w:tabs>
-        <w:ind w:left="1080"/>
-      </w:pPr>
-      <w:r>
-        <w:t>Noch keine Messwerte gespeichert</w:t>
-      </w:r>
-    </w:p>
-    <w:p>
-      <w:pPr>
-        <w:numPr>
-          <w:ilvl w:val="0"/>
-          <w:numId w:val="25"/>
-        </w:numPr>
-        <w:tabs>
-          <w:tab w:val="clear" w:pos="720"/>
-          <w:tab w:val="num" w:pos="1080"/>
-        </w:tabs>
-        <w:ind w:left="1080"/>
-      </w:pPr>
-      <w:r>
-        <w:t>Fehler in der Datenbank</w:t>
-      </w:r>
-    </w:p>
-    <w:p>
-      <w:pPr>
-        <w:ind w:left="360"/>
-      </w:pPr>
-      <w:r>
-        <w:t>Lösung:</w:t>
-      </w:r>
-    </w:p>
-    <w:p>
-      <w:pPr>
-        <w:numPr>
-          <w:ilvl w:val="0"/>
-          <w:numId w:val="26"/>
-        </w:numPr>
-        <w:tabs>
-          <w:tab w:val="clear" w:pos="720"/>
-          <w:tab w:val="num" w:pos="1080"/>
-        </w:tabs>
-        <w:ind w:left="1080"/>
-      </w:pPr>
-      <w:r>
-        <w:t>Messungen durchführen</w:t>
-      </w:r>
-    </w:p>
-    <w:p>
-      <w:pPr>
-        <w:numPr>
-          <w:ilvl w:val="0"/>
-          <w:numId w:val="26"/>
-        </w:numPr>
-        <w:tabs>
-          <w:tab w:val="clear" w:pos="720"/>
-          <w:tab w:val="num" w:pos="1080"/>
-        </w:tabs>
-        <w:ind w:left="1080"/>
-      </w:pPr>
-      <w:r>
-        <w:t>Datenbankverbindung prüfen</w:t>
-      </w:r>
-    </w:p>
-    <w:p/>
-    <w:p>
-      <w:pPr>
-        <w:pStyle w:val="berschrift2"/>
-        <w:numPr>
-          <w:ilvl w:val="1"/>
-          <w:numId w:val="5"/>
-        </w:numPr>
-      </w:pPr>
-      <w:bookmarkStart w:id="33" w:name="_Toc231463905"/>
-      <w:r>
-        <w:t>Langsame Darstellung</w:t>
-      </w:r>
-      <w:bookmarkEnd w:id="33"/>
-    </w:p>
-    <w:p>
-      <w:pPr>
-        <w:ind w:left="360"/>
-      </w:pPr>
-      <w:r>
-        <w:t>Mögliche Ursachen:</w:t>
-      </w:r>
-    </w:p>
-    <w:p>
-      <w:pPr>
-        <w:numPr>
-          <w:ilvl w:val="0"/>
-          <w:numId w:val="27"/>
-        </w:numPr>
-        <w:tabs>
-          <w:tab w:val="clear" w:pos="720"/>
-          <w:tab w:val="num" w:pos="1080"/>
-        </w:tabs>
-        <w:ind w:left="1080"/>
-      </w:pPr>
-      <w:r>
-        <w:t>Große Datenmengen</w:t>
-      </w:r>
-    </w:p>
-    <w:p>
-      <w:pPr>
-        <w:numPr>
-          <w:ilvl w:val="0"/>
-          <w:numId w:val="27"/>
-        </w:numPr>
-        <w:tabs>
-          <w:tab w:val="clear" w:pos="720"/>
-          <w:tab w:val="num" w:pos="1080"/>
-        </w:tabs>
-        <w:ind w:left="1080"/>
-      </w:pPr>
-      <w:r>
-        <w:t>Schwache Netzwerkverbindung</w:t>
-      </w:r>
-    </w:p>
-    <w:p>
-      <w:pPr>
-        <w:ind w:left="360"/>
-      </w:pPr>
-      <w:r>
-        <w:t>Lösung:</w:t>
-      </w:r>
-    </w:p>
-    <w:p>
-      <w:pPr>
-        <w:numPr>
-          <w:ilvl w:val="0"/>
-          <w:numId w:val="28"/>
-        </w:numPr>
-        <w:tabs>
-          <w:tab w:val="clear" w:pos="720"/>
-          <w:tab w:val="num" w:pos="1080"/>
-        </w:tabs>
-        <w:ind w:left="1080"/>
-      </w:pPr>
-      <w:r>
-        <w:t>Kürzeren Zeitraum auswählen</w:t>
-      </w:r>
-    </w:p>
-    <w:p>
-      <w:pPr>
-        <w:numPr>
-          <w:ilvl w:val="0"/>
-          <w:numId w:val="28"/>
-        </w:numPr>
-        <w:tabs>
-          <w:tab w:val="clear" w:pos="720"/>
-          <w:tab w:val="num" w:pos="1080"/>
-        </w:tabs>
-        <w:ind w:left="1080"/>
-      </w:pPr>
-      <w:r>
-        <w:t>Netzwerkqualität verbessern</w:t>
-      </w:r>
-    </w:p>
-    <w:p/>
-    <w:p/>
-    <w:p>
-      <w:pPr>
-        <w:pStyle w:val="berschrift1"/>
-        <w:numPr>
-          <w:ilvl w:val="0"/>
-          <w:numId w:val="5"/>
-        </w:numPr>
-      </w:pPr>
-      <w:bookmarkStart w:id="34" w:name="_Toc231463906"/>
-      <w:r>
-        <w:t>Wartung &amp; Pflege</w:t>
-      </w:r>
-      <w:bookmarkEnd w:id="34"/>
-    </w:p>
-    <w:p>
-      <w:pPr>
-        <w:pStyle w:val="berschrift2"/>
-        <w:numPr>
-          <w:ilvl w:val="1"/>
-          <w:numId w:val="5"/>
-        </w:numPr>
-      </w:pPr>
-      <w:bookmarkStart w:id="35" w:name="_Toc231463907"/>
-      <w:r>
-        <w:t>Regelmäßige Kontrolle</w:t>
-      </w:r>
-      <w:bookmarkEnd w:id="35"/>
-    </w:p>
-    <w:p>
-      <w:pPr>
-        <w:ind w:left="360"/>
-      </w:pPr>
-      <w:r>
-        <w:t>Zur Sicherstellung eines störungsfreien Betriebs sollten regelmäßig folgende Punkte überprüft werden:</w:t>
-      </w:r>
-    </w:p>
-    <w:p>
-      <w:pPr>
-        <w:numPr>
-          <w:ilvl w:val="0"/>
-          <w:numId w:val="29"/>
-        </w:numPr>
-        <w:tabs>
-          <w:tab w:val="clear" w:pos="720"/>
-          <w:tab w:val="num" w:pos="1080"/>
-        </w:tabs>
-        <w:ind w:left="1080"/>
-      </w:pPr>
-      <w:r>
-        <w:t>Sensorfunktion</w:t>
-      </w:r>
-    </w:p>
-    <w:p>
-      <w:pPr>
-        <w:numPr>
-          <w:ilvl w:val="0"/>
-          <w:numId w:val="29"/>
-        </w:numPr>
-        <w:tabs>
-          <w:tab w:val="clear" w:pos="720"/>
-          <w:tab w:val="num" w:pos="1080"/>
-        </w:tabs>
-        <w:ind w:left="1080"/>
-      </w:pPr>
-      <w:r>
-        <w:t>Datenbankstatus</w:t>
-      </w:r>
-    </w:p>
-    <w:p>
-      <w:pPr>
-        <w:numPr>
-          <w:ilvl w:val="0"/>
-          <w:numId w:val="29"/>
-        </w:numPr>
-        <w:tabs>
-          <w:tab w:val="clear" w:pos="720"/>
-          <w:tab w:val="num" w:pos="1080"/>
-        </w:tabs>
-        <w:ind w:left="1080"/>
-      </w:pPr>
-      <w:r>
-        <w:t>Netzwerkverbindung</w:t>
-      </w:r>
-    </w:p>
-    <w:p>
-      <w:pPr>
-        <w:numPr>
-          <w:ilvl w:val="0"/>
-          <w:numId w:val="29"/>
-        </w:numPr>
-        <w:tabs>
-          <w:tab w:val="clear" w:pos="720"/>
-          <w:tab w:val="num" w:pos="1080"/>
-        </w:tabs>
-        <w:ind w:left="1080"/>
-      </w:pPr>
-      <w:r>
-        <w:t>Speicherplatz des Raspberry Pi</w:t>
-      </w:r>
-    </w:p>
-    <w:p/>
-    <w:p>
-      <w:pPr>
-        <w:pStyle w:val="berschrift2"/>
-        <w:numPr>
-          <w:ilvl w:val="1"/>
-          <w:numId w:val="5"/>
-        </w:numPr>
-      </w:pPr>
-      <w:bookmarkStart w:id="36" w:name="_Toc231463908"/>
-      <w:r>
-        <w:lastRenderedPageBreak/>
-        <w:t>Reinigung</w:t>
-      </w:r>
-      <w:bookmarkEnd w:id="36"/>
-    </w:p>
-    <w:p>
-      <w:pPr>
-        <w:ind w:left="360"/>
-      </w:pPr>
-      <w:r>
-        <w:t>Die Reinigung sollte ausschließlich mit einem trockenen oder leicht angefeuchteten Tuch erfolgen.</w:t>
-      </w:r>
-    </w:p>
-    <w:p>
-      <w:pPr>
-        <w:ind w:left="360"/>
-      </w:pPr>
-      <w:r>
-        <w:t>Dabei sind folgende Punkte zu beachten:</w:t>
-      </w:r>
-    </w:p>
-    <w:p>
-      <w:pPr>
-        <w:numPr>
-          <w:ilvl w:val="0"/>
-          <w:numId w:val="30"/>
-        </w:numPr>
-        <w:tabs>
-          <w:tab w:val="clear" w:pos="720"/>
-          <w:tab w:val="num" w:pos="1080"/>
-        </w:tabs>
-        <w:ind w:left="1080"/>
-      </w:pPr>
-      <w:r>
-        <w:t>Keine aggressiven Reinigungsmittel verwenden</w:t>
-      </w:r>
-    </w:p>
-    <w:p>
-      <w:pPr>
-        <w:numPr>
-          <w:ilvl w:val="0"/>
-          <w:numId w:val="30"/>
-        </w:numPr>
-        <w:tabs>
-          <w:tab w:val="clear" w:pos="720"/>
-          <w:tab w:val="num" w:pos="1080"/>
-        </w:tabs>
-        <w:ind w:left="1080"/>
-      </w:pPr>
-      <w:r>
-        <w:t>Keine Flüssigkeiten in das Gehäuse gelangen lassen</w:t>
-      </w:r>
-    </w:p>
-    <w:p>
-      <w:pPr>
-        <w:numPr>
-          <w:ilvl w:val="0"/>
-          <w:numId w:val="30"/>
-        </w:numPr>
-        <w:tabs>
-          <w:tab w:val="clear" w:pos="720"/>
-          <w:tab w:val="num" w:pos="1080"/>
-        </w:tabs>
-        <w:ind w:left="1080"/>
-      </w:pPr>
-      <w:r>
-        <w:t>Sensoren vorsichtig reinigen</w:t>
-      </w:r>
-    </w:p>
-    <w:p/>
-    <w:p>
-      <w:pPr>
-        <w:pStyle w:val="berschrift2"/>
-        <w:numPr>
-          <w:ilvl w:val="1"/>
-          <w:numId w:val="5"/>
-        </w:numPr>
-      </w:pPr>
-      <w:bookmarkStart w:id="37" w:name="_Toc231463909"/>
-      <w:r>
-        <w:t>Datensicherung</w:t>
-      </w:r>
-      <w:bookmarkEnd w:id="37"/>
-    </w:p>
-    <w:p>
-      <w:pPr>
-        <w:ind w:left="360"/>
-      </w:pPr>
-      <w:r>
-        <w:t>Zur Vermeidung von Datenverlust wird empfohlen:</w:t>
-      </w:r>
-    </w:p>
-    <w:p>
-      <w:pPr>
-        <w:numPr>
-          <w:ilvl w:val="0"/>
-          <w:numId w:val="31"/>
-        </w:numPr>
-        <w:tabs>
-          <w:tab w:val="clear" w:pos="720"/>
-          <w:tab w:val="num" w:pos="1080"/>
-        </w:tabs>
-        <w:ind w:left="1080"/>
-      </w:pPr>
-      <w:r>
-        <w:t>Regelmäßige Datenbank-Backups anzulegen</w:t>
-      </w:r>
-    </w:p>
-    <w:p>
-      <w:pPr>
-        <w:numPr>
-          <w:ilvl w:val="0"/>
-          <w:numId w:val="31"/>
-        </w:numPr>
-        <w:tabs>
-          <w:tab w:val="clear" w:pos="720"/>
-          <w:tab w:val="num" w:pos="1080"/>
-        </w:tabs>
-        <w:ind w:left="1080"/>
-      </w:pPr>
-      <w:r>
-        <w:t>Backups auf externen Speichermedien zu speichern</w:t>
-      </w:r>
-    </w:p>
-    <w:p>
-      <w:pPr>
-        <w:numPr>
-          <w:ilvl w:val="0"/>
-          <w:numId w:val="31"/>
-        </w:numPr>
-        <w:tabs>
-          <w:tab w:val="clear" w:pos="720"/>
-          <w:tab w:val="num" w:pos="1080"/>
-        </w:tabs>
-        <w:ind w:left="1080"/>
-      </w:pPr>
-      <w:r>
-        <w:t>Vor Softwareupdates Sicherungen durchzuführen</w:t>
-      </w:r>
-    </w:p>
-    <w:p/>
-    <w:p>
-      <w:pPr>
-        <w:pStyle w:val="berschrift2"/>
-        <w:numPr>
-          <w:ilvl w:val="1"/>
-          <w:numId w:val="5"/>
-        </w:numPr>
-      </w:pPr>
-      <w:bookmarkStart w:id="38" w:name="_Toc231463910"/>
-      <w:r>
-        <w:t>Software-Updates</w:t>
-      </w:r>
-      <w:bookmarkEnd w:id="38"/>
-    </w:p>
-    <w:p>
-      <w:pPr>
-        <w:ind w:left="360"/>
-      </w:pPr>
-      <w:r>
-        <w:t>Die Software sollte regelmäßig aktualisiert werden.</w:t>
-      </w:r>
-    </w:p>
-    <w:p>
-      <w:pPr>
-        <w:ind w:left="360"/>
-      </w:pPr>
-      <w:r>
-        <w:t>Updates können enthalten:</w:t>
-      </w:r>
-    </w:p>
-    <w:p>
-      <w:pPr>
-        <w:numPr>
-          <w:ilvl w:val="0"/>
-          <w:numId w:val="32"/>
-        </w:numPr>
-        <w:tabs>
-          <w:tab w:val="clear" w:pos="720"/>
-          <w:tab w:val="num" w:pos="1080"/>
-        </w:tabs>
-        <w:ind w:left="1080"/>
-      </w:pPr>
-      <w:r>
-        <w:t>Fehlerbehebungen</w:t>
-      </w:r>
-    </w:p>
-    <w:p>
-      <w:pPr>
-        <w:numPr>
-          <w:ilvl w:val="0"/>
-          <w:numId w:val="32"/>
-        </w:numPr>
-        <w:tabs>
-          <w:tab w:val="clear" w:pos="720"/>
-          <w:tab w:val="num" w:pos="1080"/>
-        </w:tabs>
-        <w:ind w:left="1080"/>
-      </w:pPr>
-      <w:r>
-        <w:t>Sicherheitsverbesserungen</w:t>
-      </w:r>
-    </w:p>
-    <w:p>
-      <w:pPr>
-        <w:numPr>
-          <w:ilvl w:val="0"/>
-          <w:numId w:val="32"/>
-        </w:numPr>
-        <w:tabs>
-          <w:tab w:val="clear" w:pos="720"/>
-          <w:tab w:val="num" w:pos="1080"/>
-        </w:tabs>
-        <w:ind w:left="1080"/>
-      </w:pPr>
-      <w:r>
-        <w:t>Neue Funktionen</w:t>
-      </w:r>
-    </w:p>
-    <w:p>
-      <w:pPr>
-        <w:numPr>
-          <w:ilvl w:val="0"/>
-          <w:numId w:val="32"/>
-        </w:numPr>
-        <w:tabs>
-          <w:tab w:val="clear" w:pos="720"/>
-          <w:tab w:val="num" w:pos="1080"/>
-        </w:tabs>
-        <w:ind w:left="1080"/>
-      </w:pPr>
-      <w:r>
-        <w:t>Optimierungen der Benutzeroberfläche</w:t>
-      </w:r>
-    </w:p>
-    <w:p/>
-    <w:p>
-      <w:pPr>
-        <w:pStyle w:val="berschrift2"/>
-        <w:numPr>
-          <w:ilvl w:val="1"/>
-          <w:numId w:val="5"/>
-        </w:numPr>
-      </w:pPr>
-      <w:bookmarkStart w:id="39" w:name="_Toc231463911"/>
-      <w:r>
-        <w:t>Langzeitbetrieb</w:t>
-      </w:r>
-      <w:bookmarkEnd w:id="39"/>
-    </w:p>
-    <w:p>
-      <w:pPr>
-        <w:ind w:left="360"/>
-      </w:pPr>
-      <w:r>
-        <w:t>Für einen dauerhaften Betrieb wird empfohlen:</w:t>
-      </w:r>
-    </w:p>
-    <w:p>
-      <w:pPr>
-        <w:numPr>
-          <w:ilvl w:val="0"/>
-          <w:numId w:val="33"/>
-        </w:numPr>
-        <w:tabs>
-          <w:tab w:val="clear" w:pos="720"/>
-          <w:tab w:val="num" w:pos="1080"/>
-        </w:tabs>
-        <w:ind w:left="1080"/>
-      </w:pPr>
-      <w:r>
-        <w:t>Ausreichende Kühlung des Raspberry Pi</w:t>
-      </w:r>
-    </w:p>
-    <w:p>
-      <w:pPr>
-        <w:numPr>
-          <w:ilvl w:val="0"/>
-          <w:numId w:val="33"/>
-        </w:numPr>
-        <w:tabs>
-          <w:tab w:val="clear" w:pos="720"/>
-          <w:tab w:val="num" w:pos="1080"/>
-        </w:tabs>
-        <w:ind w:left="1080"/>
-      </w:pPr>
-      <w:r>
-        <w:t>Regelmäßige Neustarts</w:t>
-      </w:r>
-    </w:p>
-    <w:p>
-      <w:pPr>
-        <w:numPr>
-          <w:ilvl w:val="0"/>
-          <w:numId w:val="33"/>
-        </w:numPr>
-        <w:tabs>
-          <w:tab w:val="clear" w:pos="720"/>
-          <w:tab w:val="num" w:pos="1080"/>
-        </w:tabs>
-        <w:ind w:left="1080"/>
-      </w:pPr>
-      <w:r>
-        <w:t>Kontrolle der Speicherauslastung</w:t>
-      </w:r>
-    </w:p>
-    <w:p>
-      <w:pPr>
-        <w:numPr>
-          <w:ilvl w:val="0"/>
-          <w:numId w:val="33"/>
-        </w:numPr>
-        <w:tabs>
-          <w:tab w:val="clear" w:pos="720"/>
-          <w:tab w:val="num" w:pos="1080"/>
-        </w:tabs>
-        <w:ind w:left="1080"/>
-      </w:pPr>
-      <w:r>
-        <w:t>Überprüfung der Sensorwerte auf Plausibilität</w:t>
-      </w:r>
-    </w:p>
-    <w:p>
-      <w:pPr>
-        <w:ind w:left="360"/>
-      </w:pPr>
-      <w:r>
-        <w:lastRenderedPageBreak/>
-        <w:t>Dadurch kann die Lebensdauer des Systems erhöht und die Zuverlässigkeit der Messungen sichergestellt werden.</w:t>
-      </w:r>
-    </w:p>
-    <w:p/>
-    <w:p/>
     <w:sectPr>
-      <w:footerReference w:type="default" r:id="rId10"/>
+      <w:headerReference w:type="default" r:id="rId8"/>
+      <w:footerReference w:type="default" r:id="rId9"/>
       <w:pgSz w:w="11906" w:h="16838"/>
       <w:pgMar w:top="1417" w:right="1417" w:bottom="1134" w:left="1417" w:header="708" w:footer="708" w:gutter="0"/>
       <w:pgNumType w:start="0"/>
@@ -7610,6 +4731,9 @@
     </w:pPr>
     <w:r>
       <w:tab/>
+    </w:r>
+    <w:r>
+      <w:t>Benutzerhandbuch Wetterstation</w:t>
     </w:r>
     <w:r>
       <w:tab/>
@@ -7658,6 +4782,19 @@
 </w:footnotes>
 </file>
 
+<file path=word/header1.xml><?xml version="1.0" encoding="utf-8"?>
+<w:hdr xmlns:wpc="http://schemas.microsoft.com/office/word/2010/wordprocessingCanvas" xmlns:cx="http://schemas.microsoft.com/office/drawing/2014/chartex" xmlns:cx1="http://schemas.microsoft.com/office/drawing/2015/9/8/chartex" xmlns:cx2="http://schemas.microsoft.com/office/drawing/2015/10/21/chartex" xmlns:cx3="http://schemas.microsoft.com/office/drawing/2016/5/9/chartex" xmlns:cx4="http://schemas.microsoft.com/office/drawing/2016/5/10/chartex" xmlns:cx5="http://schemas.microsoft.com/office/drawing/2016/5/11/chartex" xmlns:cx6="http://schemas.microsoft.com/office/drawing/2016/5/12/chartex" xmlns:cx7="http://schemas.microsoft.com/office/drawing/2016/5/13/chartex" xmlns:cx8="http://schemas.microsoft.com/office/drawing/2016/5/14/chartex" xmlns:mc="http://schemas.openxmlformats.org/markup-compatibility/2006" xmlns:aink="http://schemas.microsoft.com/office/drawing/2016/ink" xmlns:am3d="http://schemas.microsoft.com/office/drawing/2017/model3d" xmlns:o="urn:schemas-microsoft-com:office:office" xmlns:oel="http://schemas.microsoft.com/office/2019/extlst" xmlns:r="http://schemas.openxmlformats.org/officeDocument/2006/relationships" xmlns:m="http://schemas.openxmlformats.org/officeDocument/2006/math" xmlns:v="urn:schemas-microsoft-com:vml" xmlns:wp14="http://schemas.microsoft.com/office/word/2010/wordprocessingDrawing" xmlns:wp="http://schemas.openxmlformats.org/drawingml/2006/wordprocessingDrawing" xmlns:w10="urn:schemas-microsoft-com:office:word" xmlns:w="http://schemas.openxmlformats.org/wordprocessingml/2006/main" xmlns:w14="http://schemas.microsoft.com/office/word/2010/wordml" xmlns:w15="http://schemas.microsoft.com/office/word/2012/wordml" xmlns:w16cex="http://schemas.microsoft.com/office/word/2018/wordml/cex" xmlns:w16cid="http://schemas.microsoft.com/office/word/2016/wordml/cid" xmlns:w16="http://schemas.microsoft.com/office/word/2018/wordml" xmlns:w16du="http://schemas.microsoft.com/office/word/2023/wordml/word16du" xmlns:w16sdtdh="http://schemas.microsoft.com/office/word/2020/wordml/sdtdatahash" xmlns:w16sdtfl="http://schemas.microsoft.com/office/word/2024/wordml/sdtformatlock" xmlns:w16se="http://schemas.microsoft.com/office/word/2015/wordml/symex" xmlns:wpg="http://schemas.microsoft.com/office/word/2010/wordprocessingGroup" xmlns:wpi="http://schemas.microsoft.com/office/word/2010/wordprocessingInk" xmlns:wne="http://schemas.microsoft.com/office/word/2006/wordml" xmlns:wps="http://schemas.microsoft.com/office/word/2010/wordprocessingShape" mc:Ignorable="w14 w15 w16se w16cid w16 w16cex w16sdtdh w16sdtfl w16du wp14">
+  <w:p>
+    <w:pPr>
+      <w:pStyle w:val="Kopfzeile"/>
+    </w:pPr>
+    <w:r>
+      <w:tab/>
+    </w:r>
+  </w:p>
+</w:hdr>
+</file>
+
 <file path=word/numbering.xml><?xml version="1.0" encoding="utf-8"?>
 <w:numbering xmlns:wpc="http://schemas.microsoft.com/office/word/2010/wordprocessingCanvas" xmlns:cx="http://schemas.microsoft.com/office/drawing/2014/chartex" xmlns:cx1="http://schemas.microsoft.com/office/drawing/2015/9/8/chartex" xmlns:cx2="http://schemas.microsoft.com/office/drawing/2015/10/21/chartex" xmlns:cx3="http://schemas.microsoft.com/office/drawing/2016/5/9/chartex" xmlns:cx4="http://schemas.microsoft.com/office/drawing/2016/5/10/chartex" xmlns:cx5="http://schemas.microsoft.com/office/drawing/2016/5/11/chartex" xmlns:cx6="http://schemas.microsoft.com/office/drawing/2016/5/12/chartex" xmlns:cx7="http://schemas.microsoft.com/office/drawing/2016/5/13/chartex" xmlns:cx8="http://schemas.microsoft.com/office/drawing/2016/5/14/chartex" xmlns:mc="http://schemas.openxmlformats.org/markup-compatibility/2006" xmlns:aink="http://schemas.microsoft.com/office/drawing/2016/ink" xmlns:am3d="http://schemas.microsoft.com/office/drawing/2017/model3d" xmlns:o="urn:schemas-microsoft-com:office:office" xmlns:oel="http://schemas.microsoft.com/office/2019/extlst" xmlns:r="http://schemas.openxmlformats.org/officeDocument/2006/relationships" xmlns:m="http://schemas.openxmlformats.org/officeDocument/2006/math" xmlns:v="urn:schemas-microsoft-com:vml" xmlns:wp14="http://schemas.microsoft.com/office/word/2010/wordprocessingDrawing" xmlns:wp="http://schemas.openxmlformats.org/drawingml/2006/wordprocessingDrawing" xmlns:w10="urn:schemas-microsoft-com:office:word" xmlns:w="http://schemas.openxmlformats.org/wordprocessingml/2006/main" xmlns:w14="http://schemas.microsoft.com/office/word/2010/wordml" xmlns:w15="http://schemas.microsoft.com/office/word/2012/wordml" xmlns:w16cex="http://schemas.microsoft.com/office/word/2018/wordml/cex" xmlns:w16cid="http://schemas.microsoft.com/office/word/2016/wordml/cid" xmlns:w16="http://schemas.microsoft.com/office/word/2018/wordml" xmlns:w16du="http://schemas.microsoft.com/office/word/2023/wordml/word16du" xmlns:w16sdtdh="http://schemas.microsoft.com/office/word/2020/wordml/sdtdatahash" xmlns:w16sdtfl="http://schemas.microsoft.com/office/word/2024/wordml/sdtformatlock" xmlns:w16se="http://schemas.microsoft.com/office/word/2015/wordml/symex" xmlns:wpg="http://schemas.microsoft.com/office/word/2010/wordprocessingGroup" xmlns:wpi="http://schemas.microsoft.com/office/word/2010/wordprocessingInk" xmlns:wne="http://schemas.microsoft.com/office/word/2006/wordml" xmlns:wps="http://schemas.microsoft.com/office/word/2010/wordprocessingShape" mc:Ignorable="w14 w15 w16se w16cid w16 w16cex w16sdtdh w16sdtfl w16du wp14">
   <w:abstractNum w:abstractNumId="0" w15:restartNumberingAfterBreak="0">
@@ -7810,6 +4947,155 @@
     </w:lvl>
   </w:abstractNum>
   <w:abstractNum w:abstractNumId="1" w15:restartNumberingAfterBreak="0">
+    <w:nsid w:val="05C2067E"/>
+    <w:multiLevelType w:val="multilevel"/>
+    <w:tmpl w:val="A57C2696"/>
+    <w:lvl w:ilvl="0">
+      <w:start w:val="1"/>
+      <w:numFmt w:val="bullet"/>
+      <w:lvlText w:val=""/>
+      <w:lvlJc w:val="left"/>
+      <w:pPr>
+        <w:tabs>
+          <w:tab w:val="num" w:pos="720"/>
+        </w:tabs>
+        <w:ind w:left="720" w:hanging="360"/>
+      </w:pPr>
+      <w:rPr>
+        <w:rFonts w:ascii="Symbol" w:hAnsi="Symbol" w:hint="default"/>
+        <w:sz w:val="20"/>
+      </w:rPr>
+    </w:lvl>
+    <w:lvl w:ilvl="1" w:tentative="1">
+      <w:start w:val="1"/>
+      <w:numFmt w:val="bullet"/>
+      <w:lvlText w:val="o"/>
+      <w:lvlJc w:val="left"/>
+      <w:pPr>
+        <w:tabs>
+          <w:tab w:val="num" w:pos="1440"/>
+        </w:tabs>
+        <w:ind w:left="1440" w:hanging="360"/>
+      </w:pPr>
+      <w:rPr>
+        <w:rFonts w:ascii="Courier New" w:hAnsi="Courier New" w:hint="default"/>
+        <w:sz w:val="20"/>
+      </w:rPr>
+    </w:lvl>
+    <w:lvl w:ilvl="2" w:tentative="1">
+      <w:start w:val="1"/>
+      <w:numFmt w:val="bullet"/>
+      <w:lvlText w:val=""/>
+      <w:lvlJc w:val="left"/>
+      <w:pPr>
+        <w:tabs>
+          <w:tab w:val="num" w:pos="2160"/>
+        </w:tabs>
+        <w:ind w:left="2160" w:hanging="360"/>
+      </w:pPr>
+      <w:rPr>
+        <w:rFonts w:ascii="Wingdings" w:hAnsi="Wingdings" w:hint="default"/>
+        <w:sz w:val="20"/>
+      </w:rPr>
+    </w:lvl>
+    <w:lvl w:ilvl="3" w:tentative="1">
+      <w:start w:val="1"/>
+      <w:numFmt w:val="bullet"/>
+      <w:lvlText w:val=""/>
+      <w:lvlJc w:val="left"/>
+      <w:pPr>
+        <w:tabs>
+          <w:tab w:val="num" w:pos="2880"/>
+        </w:tabs>
+        <w:ind w:left="2880" w:hanging="360"/>
+      </w:pPr>
+      <w:rPr>
+        <w:rFonts w:ascii="Wingdings" w:hAnsi="Wingdings" w:hint="default"/>
+        <w:sz w:val="20"/>
+      </w:rPr>
+    </w:lvl>
+    <w:lvl w:ilvl="4" w:tentative="1">
+      <w:start w:val="1"/>
+      <w:numFmt w:val="bullet"/>
+      <w:lvlText w:val=""/>
+      <w:lvlJc w:val="left"/>
+      <w:pPr>
+        <w:tabs>
+          <w:tab w:val="num" w:pos="3600"/>
+        </w:tabs>
+        <w:ind w:left="3600" w:hanging="360"/>
+      </w:pPr>
+      <w:rPr>
+        <w:rFonts w:ascii="Wingdings" w:hAnsi="Wingdings" w:hint="default"/>
+        <w:sz w:val="20"/>
+      </w:rPr>
+    </w:lvl>
+    <w:lvl w:ilvl="5" w:tentative="1">
+      <w:start w:val="1"/>
+      <w:numFmt w:val="bullet"/>
+      <w:lvlText w:val=""/>
+      <w:lvlJc w:val="left"/>
+      <w:pPr>
+        <w:tabs>
+          <w:tab w:val="num" w:pos="4320"/>
+        </w:tabs>
+        <w:ind w:left="4320" w:hanging="360"/>
+      </w:pPr>
+      <w:rPr>
+        <w:rFonts w:ascii="Wingdings" w:hAnsi="Wingdings" w:hint="default"/>
+        <w:sz w:val="20"/>
+      </w:rPr>
+    </w:lvl>
+    <w:lvl w:ilvl="6" w:tentative="1">
+      <w:start w:val="1"/>
+      <w:numFmt w:val="bullet"/>
+      <w:lvlText w:val=""/>
+      <w:lvlJc w:val="left"/>
+      <w:pPr>
+        <w:tabs>
+          <w:tab w:val="num" w:pos="5040"/>
+        </w:tabs>
+        <w:ind w:left="5040" w:hanging="360"/>
+      </w:pPr>
+      <w:rPr>
+        <w:rFonts w:ascii="Wingdings" w:hAnsi="Wingdings" w:hint="default"/>
+        <w:sz w:val="20"/>
+      </w:rPr>
+    </w:lvl>
+    <w:lvl w:ilvl="7" w:tentative="1">
+      <w:start w:val="1"/>
+      <w:numFmt w:val="bullet"/>
+      <w:lvlText w:val=""/>
+      <w:lvlJc w:val="left"/>
+      <w:pPr>
+        <w:tabs>
+          <w:tab w:val="num" w:pos="5760"/>
+        </w:tabs>
+        <w:ind w:left="5760" w:hanging="360"/>
+      </w:pPr>
+      <w:rPr>
+        <w:rFonts w:ascii="Wingdings" w:hAnsi="Wingdings" w:hint="default"/>
+        <w:sz w:val="20"/>
+      </w:rPr>
+    </w:lvl>
+    <w:lvl w:ilvl="8" w:tentative="1">
+      <w:start w:val="1"/>
+      <w:numFmt w:val="bullet"/>
+      <w:lvlText w:val=""/>
+      <w:lvlJc w:val="left"/>
+      <w:pPr>
+        <w:tabs>
+          <w:tab w:val="num" w:pos="6480"/>
+        </w:tabs>
+        <w:ind w:left="6480" w:hanging="360"/>
+      </w:pPr>
+      <w:rPr>
+        <w:rFonts w:ascii="Wingdings" w:hAnsi="Wingdings" w:hint="default"/>
+        <w:sz w:val="20"/>
+      </w:rPr>
+    </w:lvl>
+  </w:abstractNum>
+  <w:abstractNum w:abstractNumId="2" w15:restartNumberingAfterBreak="0">
     <w:nsid w:val="05E421C0"/>
     <w:multiLevelType w:val="multilevel"/>
     <w:tmpl w:val="4626956E"/>
@@ -7958,7 +5244,7 @@
       </w:rPr>
     </w:lvl>
   </w:abstractNum>
-  <w:abstractNum w:abstractNumId="2" w15:restartNumberingAfterBreak="0">
+  <w:abstractNum w:abstractNumId="3" w15:restartNumberingAfterBreak="0">
     <w:nsid w:val="07D810F2"/>
     <w:multiLevelType w:val="multilevel"/>
     <w:tmpl w:val="4626956E"/>
@@ -8107,7 +5393,7 @@
       </w:rPr>
     </w:lvl>
   </w:abstractNum>
-  <w:abstractNum w:abstractNumId="3" w15:restartNumberingAfterBreak="0">
+  <w:abstractNum w:abstractNumId="4" w15:restartNumberingAfterBreak="0">
     <w:nsid w:val="08D9180F"/>
     <w:multiLevelType w:val="multilevel"/>
     <w:tmpl w:val="4626956E"/>
@@ -8256,7 +5542,7 @@
       </w:rPr>
     </w:lvl>
   </w:abstractNum>
-  <w:abstractNum w:abstractNumId="4" w15:restartNumberingAfterBreak="0">
+  <w:abstractNum w:abstractNumId="5" w15:restartNumberingAfterBreak="0">
     <w:nsid w:val="0B0E562F"/>
     <w:multiLevelType w:val="multilevel"/>
     <w:tmpl w:val="1D5EEDA6"/>
@@ -8369,7 +5655,120 @@
       </w:pPr>
     </w:lvl>
   </w:abstractNum>
-  <w:abstractNum w:abstractNumId="5" w15:restartNumberingAfterBreak="0">
+  <w:abstractNum w:abstractNumId="6" w15:restartNumberingAfterBreak="0">
+    <w:nsid w:val="0FEA3414"/>
+    <w:multiLevelType w:val="multilevel"/>
+    <w:tmpl w:val="1C868EEA"/>
+    <w:lvl w:ilvl="0">
+      <w:start w:val="4"/>
+      <w:numFmt w:val="decimal"/>
+      <w:lvlText w:val="%1"/>
+      <w:lvlJc w:val="left"/>
+      <w:pPr>
+        <w:ind w:left="360" w:hanging="360"/>
+      </w:pPr>
+      <w:rPr>
+        <w:rFonts w:hint="default"/>
+      </w:rPr>
+    </w:lvl>
+    <w:lvl w:ilvl="1">
+      <w:start w:val="1"/>
+      <w:numFmt w:val="decimal"/>
+      <w:lvlText w:val="%1.%2"/>
+      <w:lvlJc w:val="left"/>
+      <w:pPr>
+        <w:ind w:left="1571" w:hanging="720"/>
+      </w:pPr>
+      <w:rPr>
+        <w:rFonts w:hint="default"/>
+      </w:rPr>
+    </w:lvl>
+    <w:lvl w:ilvl="2">
+      <w:start w:val="1"/>
+      <w:numFmt w:val="decimal"/>
+      <w:lvlText w:val="%1.%2.%3"/>
+      <w:lvlJc w:val="left"/>
+      <w:pPr>
+        <w:ind w:left="2422" w:hanging="720"/>
+      </w:pPr>
+      <w:rPr>
+        <w:rFonts w:hint="default"/>
+      </w:rPr>
+    </w:lvl>
+    <w:lvl w:ilvl="3">
+      <w:start w:val="1"/>
+      <w:numFmt w:val="decimal"/>
+      <w:lvlText w:val="%1.%2.%3.%4"/>
+      <w:lvlJc w:val="left"/>
+      <w:pPr>
+        <w:ind w:left="3633" w:hanging="1080"/>
+      </w:pPr>
+      <w:rPr>
+        <w:rFonts w:hint="default"/>
+      </w:rPr>
+    </w:lvl>
+    <w:lvl w:ilvl="4">
+      <w:start w:val="1"/>
+      <w:numFmt w:val="decimal"/>
+      <w:lvlText w:val="%1.%2.%3.%4.%5"/>
+      <w:lvlJc w:val="left"/>
+      <w:pPr>
+        <w:ind w:left="4844" w:hanging="1440"/>
+      </w:pPr>
+      <w:rPr>
+        <w:rFonts w:hint="default"/>
+      </w:rPr>
+    </w:lvl>
+    <w:lvl w:ilvl="5">
+      <w:start w:val="1"/>
+      <w:numFmt w:val="decimal"/>
+      <w:lvlText w:val="%1.%2.%3.%4.%5.%6"/>
+      <w:lvlJc w:val="left"/>
+      <w:pPr>
+        <w:ind w:left="5695" w:hanging="1440"/>
+      </w:pPr>
+      <w:rPr>
+        <w:rFonts w:hint="default"/>
+      </w:rPr>
+    </w:lvl>
+    <w:lvl w:ilvl="6">
+      <w:start w:val="1"/>
+      <w:numFmt w:val="decimal"/>
+      <w:lvlText w:val="%1.%2.%3.%4.%5.%6.%7"/>
+      <w:lvlJc w:val="left"/>
+      <w:pPr>
+        <w:ind w:left="6906" w:hanging="1800"/>
+      </w:pPr>
+      <w:rPr>
+        <w:rFonts w:hint="default"/>
+      </w:rPr>
+    </w:lvl>
+    <w:lvl w:ilvl="7">
+      <w:start w:val="1"/>
+      <w:numFmt w:val="decimal"/>
+      <w:lvlText w:val="%1.%2.%3.%4.%5.%6.%7.%8"/>
+      <w:lvlJc w:val="left"/>
+      <w:pPr>
+        <w:ind w:left="8117" w:hanging="2160"/>
+      </w:pPr>
+      <w:rPr>
+        <w:rFonts w:hint="default"/>
+      </w:rPr>
+    </w:lvl>
+    <w:lvl w:ilvl="8">
+      <w:start w:val="1"/>
+      <w:numFmt w:val="decimal"/>
+      <w:lvlText w:val="%1.%2.%3.%4.%5.%6.%7.%8.%9"/>
+      <w:lvlJc w:val="left"/>
+      <w:pPr>
+        <w:ind w:left="8968" w:hanging="2160"/>
+      </w:pPr>
+      <w:rPr>
+        <w:rFonts w:hint="default"/>
+      </w:rPr>
+    </w:lvl>
+  </w:abstractNum>
+  <w:abstractNum w:abstractNumId="7" w15:restartNumberingAfterBreak="0">
     <w:nsid w:val="121141A5"/>
     <w:multiLevelType w:val="multilevel"/>
     <w:tmpl w:val="4626956E"/>
@@ -8518,7 +5917,7 @@
       </w:rPr>
     </w:lvl>
   </w:abstractNum>
-  <w:abstractNum w:abstractNumId="6" w15:restartNumberingAfterBreak="0">
+  <w:abstractNum w:abstractNumId="8" w15:restartNumberingAfterBreak="0">
     <w:nsid w:val="1D115A19"/>
     <w:multiLevelType w:val="multilevel"/>
     <w:tmpl w:val="4626956E"/>
@@ -8667,7 +6066,7 @@
       </w:rPr>
     </w:lvl>
   </w:abstractNum>
-  <w:abstractNum w:abstractNumId="7" w15:restartNumberingAfterBreak="0">
+  <w:abstractNum w:abstractNumId="9" w15:restartNumberingAfterBreak="0">
     <w:nsid w:val="24BB6043"/>
     <w:multiLevelType w:val="multilevel"/>
     <w:tmpl w:val="4626956E"/>
@@ -8816,7 +6215,7 @@
       </w:rPr>
     </w:lvl>
   </w:abstractNum>
-  <w:abstractNum w:abstractNumId="8" w15:restartNumberingAfterBreak="0">
+  <w:abstractNum w:abstractNumId="10" w15:restartNumberingAfterBreak="0">
     <w:nsid w:val="2B7E4A2B"/>
     <w:multiLevelType w:val="multilevel"/>
     <w:tmpl w:val="4626956E"/>
@@ -8965,7 +6364,7 @@
       </w:rPr>
     </w:lvl>
   </w:abstractNum>
-  <w:abstractNum w:abstractNumId="9" w15:restartNumberingAfterBreak="0">
+  <w:abstractNum w:abstractNumId="11" w15:restartNumberingAfterBreak="0">
     <w:nsid w:val="2DBD5C11"/>
     <w:multiLevelType w:val="multilevel"/>
     <w:tmpl w:val="4626956E"/>
@@ -9114,7 +6513,96 @@
       </w:rPr>
     </w:lvl>
   </w:abstractNum>
-  <w:abstractNum w:abstractNumId="10" w15:restartNumberingAfterBreak="0">
+  <w:abstractNum w:abstractNumId="12" w15:restartNumberingAfterBreak="0">
+    <w:nsid w:val="2E0D74F9"/>
+    <w:multiLevelType w:val="hybridMultilevel"/>
+    <w:tmpl w:val="235E117A"/>
+    <w:lvl w:ilvl="0" w:tplc="A5D8F96A">
+      <w:start w:val="1"/>
+      <w:numFmt w:val="decimal"/>
+      <w:lvlText w:val="%1."/>
+      <w:lvlJc w:val="left"/>
+      <w:pPr>
+        <w:ind w:left="1080" w:hanging="360"/>
+      </w:pPr>
+      <w:rPr>
+        <w:rFonts w:hint="default"/>
+      </w:rPr>
+    </w:lvl>
+    <w:lvl w:ilvl="1" w:tplc="04070019">
+      <w:start w:val="1"/>
+      <w:numFmt w:val="lowerLetter"/>
+      <w:lvlText w:val="%2."/>
+      <w:lvlJc w:val="left"/>
+      <w:pPr>
+        <w:ind w:left="1211" w:hanging="360"/>
+      </w:pPr>
+    </w:lvl>
+    <w:lvl w:ilvl="2" w:tplc="0407001B">
+      <w:start w:val="1"/>
+      <w:numFmt w:val="lowerRoman"/>
+      <w:lvlText w:val="%3."/>
+      <w:lvlJc w:val="right"/>
+      <w:pPr>
+        <w:ind w:left="2520" w:hanging="180"/>
+      </w:pPr>
+    </w:lvl>
+    <w:lvl w:ilvl="3" w:tplc="0407000F" w:tentative="1">
+      <w:start w:val="1"/>
+      <w:numFmt w:val="decimal"/>
+      <w:lvlText w:val="%4."/>
+      <w:lvlJc w:val="left"/>
+      <w:pPr>
+        <w:ind w:left="3240" w:hanging="360"/>
+      </w:pPr>
+    </w:lvl>
+    <w:lvl w:ilvl="4" w:tplc="04070019" w:tentative="1">
+      <w:start w:val="1"/>
+      <w:numFmt w:val="lowerLetter"/>
+      <w:lvlText w:val="%5."/>
+      <w:lvlJc w:val="left"/>
+      <w:pPr>
+        <w:ind w:left="3960" w:hanging="360"/>
+      </w:pPr>
+    </w:lvl>
+    <w:lvl w:ilvl="5" w:tplc="0407001B" w:tentative="1">
+      <w:start w:val="1"/>
+      <w:numFmt w:val="lowerRoman"/>
+      <w:lvlText w:val="%6."/>
+      <w:lvlJc w:val="right"/>
+      <w:pPr>
+        <w:ind w:left="4680" w:hanging="180"/>
+      </w:pPr>
+    </w:lvl>
+    <w:lvl w:ilvl="6" w:tplc="0407000F" w:tentative="1">
+      <w:start w:val="1"/>
+      <w:numFmt w:val="decimal"/>
+      <w:lvlText w:val="%7."/>
+      <w:lvlJc w:val="left"/>
+      <w:pPr>
+        <w:ind w:left="5400" w:hanging="360"/>
+      </w:pPr>
+    </w:lvl>
+    <w:lvl w:ilvl="7" w:tplc="04070019" w:tentative="1">
+      <w:start w:val="1"/>
+      <w:numFmt w:val="lowerLetter"/>
+      <w:lvlText w:val="%8."/>
+      <w:lvlJc w:val="left"/>
+      <w:pPr>
+        <w:ind w:left="6120" w:hanging="360"/>
+      </w:pPr>
+    </w:lvl>
+    <w:lvl w:ilvl="8" w:tplc="0407001B" w:tentative="1">
+      <w:start w:val="1"/>
+      <w:numFmt w:val="lowerRoman"/>
+      <w:lvlText w:val="%9."/>
+      <w:lvlJc w:val="right"/>
+      <w:pPr>
+        <w:ind w:left="6840" w:hanging="180"/>
+      </w:pPr>
+    </w:lvl>
+  </w:abstractNum>
+  <w:abstractNum w:abstractNumId="13" w15:restartNumberingAfterBreak="0">
     <w:nsid w:val="34572322"/>
     <w:multiLevelType w:val="hybridMultilevel"/>
     <w:tmpl w:val="3686050A"/>
@@ -9227,7 +6715,7 @@
       </w:rPr>
     </w:lvl>
   </w:abstractNum>
-  <w:abstractNum w:abstractNumId="11" w15:restartNumberingAfterBreak="0">
+  <w:abstractNum w:abstractNumId="14" w15:restartNumberingAfterBreak="0">
     <w:nsid w:val="348623BB"/>
     <w:multiLevelType w:val="multilevel"/>
     <w:tmpl w:val="4626956E"/>
@@ -9376,7 +6864,7 @@
       </w:rPr>
     </w:lvl>
   </w:abstractNum>
-  <w:abstractNum w:abstractNumId="12" w15:restartNumberingAfterBreak="0">
+  <w:abstractNum w:abstractNumId="15" w15:restartNumberingAfterBreak="0">
     <w:nsid w:val="35B17B75"/>
     <w:multiLevelType w:val="multilevel"/>
     <w:tmpl w:val="4626956E"/>
@@ -9525,7 +7013,7 @@
       </w:rPr>
     </w:lvl>
   </w:abstractNum>
-  <w:abstractNum w:abstractNumId="13" w15:restartNumberingAfterBreak="0">
+  <w:abstractNum w:abstractNumId="16" w15:restartNumberingAfterBreak="0">
     <w:nsid w:val="37BD1AD5"/>
     <w:multiLevelType w:val="multilevel"/>
     <w:tmpl w:val="4626956E"/>
@@ -9674,7 +7162,7 @@
       </w:rPr>
     </w:lvl>
   </w:abstractNum>
-  <w:abstractNum w:abstractNumId="14" w15:restartNumberingAfterBreak="0">
+  <w:abstractNum w:abstractNumId="17" w15:restartNumberingAfterBreak="0">
     <w:nsid w:val="3BDD5B6E"/>
     <w:multiLevelType w:val="multilevel"/>
     <w:tmpl w:val="4626956E"/>
@@ -9823,7 +7311,156 @@
       </w:rPr>
     </w:lvl>
   </w:abstractNum>
-  <w:abstractNum w:abstractNumId="15" w15:restartNumberingAfterBreak="0">
+  <w:abstractNum w:abstractNumId="18" w15:restartNumberingAfterBreak="0">
+    <w:nsid w:val="3D5F2891"/>
+    <w:multiLevelType w:val="multilevel"/>
+    <w:tmpl w:val="E2CC59DC"/>
+    <w:lvl w:ilvl="0">
+      <w:start w:val="1"/>
+      <w:numFmt w:val="bullet"/>
+      <w:lvlText w:val=""/>
+      <w:lvlJc w:val="left"/>
+      <w:pPr>
+        <w:tabs>
+          <w:tab w:val="num" w:pos="720"/>
+        </w:tabs>
+        <w:ind w:left="720" w:hanging="360"/>
+      </w:pPr>
+      <w:rPr>
+        <w:rFonts w:ascii="Symbol" w:hAnsi="Symbol" w:hint="default"/>
+        <w:sz w:val="20"/>
+      </w:rPr>
+    </w:lvl>
+    <w:lvl w:ilvl="1" w:tentative="1">
+      <w:start w:val="1"/>
+      <w:numFmt w:val="bullet"/>
+      <w:lvlText w:val="o"/>
+      <w:lvlJc w:val="left"/>
+      <w:pPr>
+        <w:tabs>
+          <w:tab w:val="num" w:pos="1440"/>
+        </w:tabs>
+        <w:ind w:left="1440" w:hanging="360"/>
+      </w:pPr>
+      <w:rPr>
+        <w:rFonts w:ascii="Courier New" w:hAnsi="Courier New" w:hint="default"/>
+        <w:sz w:val="20"/>
+      </w:rPr>
+    </w:lvl>
+    <w:lvl w:ilvl="2" w:tentative="1">
+      <w:start w:val="1"/>
+      <w:numFmt w:val="bullet"/>
+      <w:lvlText w:val=""/>
+      <w:lvlJc w:val="left"/>
+      <w:pPr>
+        <w:tabs>
+          <w:tab w:val="num" w:pos="2160"/>
+        </w:tabs>
+        <w:ind w:left="2160" w:hanging="360"/>
+      </w:pPr>
+      <w:rPr>
+        <w:rFonts w:ascii="Wingdings" w:hAnsi="Wingdings" w:hint="default"/>
+        <w:sz w:val="20"/>
+      </w:rPr>
+    </w:lvl>
+    <w:lvl w:ilvl="3" w:tentative="1">
+      <w:start w:val="1"/>
+      <w:numFmt w:val="bullet"/>
+      <w:lvlText w:val=""/>
+      <w:lvlJc w:val="left"/>
+      <w:pPr>
+        <w:tabs>
+          <w:tab w:val="num" w:pos="2880"/>
+        </w:tabs>
+        <w:ind w:left="2880" w:hanging="360"/>
+      </w:pPr>
+      <w:rPr>
+        <w:rFonts w:ascii="Wingdings" w:hAnsi="Wingdings" w:hint="default"/>
+        <w:sz w:val="20"/>
+      </w:rPr>
+    </w:lvl>
+    <w:lvl w:ilvl="4" w:tentative="1">
+      <w:start w:val="1"/>
+      <w:numFmt w:val="bullet"/>
+      <w:lvlText w:val=""/>
+      <w:lvlJc w:val="left"/>
+      <w:pPr>
+        <w:tabs>
+          <w:tab w:val="num" w:pos="3600"/>
+        </w:tabs>
+        <w:ind w:left="3600" w:hanging="360"/>
+      </w:pPr>
+      <w:rPr>
+        <w:rFonts w:ascii="Wingdings" w:hAnsi="Wingdings" w:hint="default"/>
+        <w:sz w:val="20"/>
+      </w:rPr>
+    </w:lvl>
+    <w:lvl w:ilvl="5" w:tentative="1">
+      <w:start w:val="1"/>
+      <w:numFmt w:val="bullet"/>
+      <w:lvlText w:val=""/>
+      <w:lvlJc w:val="left"/>
+      <w:pPr>
+        <w:tabs>
+          <w:tab w:val="num" w:pos="4320"/>
+        </w:tabs>
+        <w:ind w:left="4320" w:hanging="360"/>
+      </w:pPr>
+      <w:rPr>
+        <w:rFonts w:ascii="Wingdings" w:hAnsi="Wingdings" w:hint="default"/>
+        <w:sz w:val="20"/>
+      </w:rPr>
+    </w:lvl>
+    <w:lvl w:ilvl="6" w:tentative="1">
+      <w:start w:val="1"/>
+      <w:numFmt w:val="bullet"/>
+      <w:lvlText w:val=""/>
+      <w:lvlJc w:val="left"/>
+      <w:pPr>
+        <w:tabs>
+          <w:tab w:val="num" w:pos="5040"/>
+        </w:tabs>
+        <w:ind w:left="5040" w:hanging="360"/>
+      </w:pPr>
+      <w:rPr>
+        <w:rFonts w:ascii="Wingdings" w:hAnsi="Wingdings" w:hint="default"/>
+        <w:sz w:val="20"/>
+      </w:rPr>
+    </w:lvl>
+    <w:lvl w:ilvl="7" w:tentative="1">
+      <w:start w:val="1"/>
+      <w:numFmt w:val="bullet"/>
+      <w:lvlText w:val=""/>
+      <w:lvlJc w:val="left"/>
+      <w:pPr>
+        <w:tabs>
+          <w:tab w:val="num" w:pos="5760"/>
+        </w:tabs>
+        <w:ind w:left="5760" w:hanging="360"/>
+      </w:pPr>
+      <w:rPr>
+        <w:rFonts w:ascii="Wingdings" w:hAnsi="Wingdings" w:hint="default"/>
+        <w:sz w:val="20"/>
+      </w:rPr>
+    </w:lvl>
+    <w:lvl w:ilvl="8" w:tentative="1">
+      <w:start w:val="1"/>
+      <w:numFmt w:val="bullet"/>
+      <w:lvlText w:val=""/>
+      <w:lvlJc w:val="left"/>
+      <w:pPr>
+        <w:tabs>
+          <w:tab w:val="num" w:pos="6480"/>
+        </w:tabs>
+        <w:ind w:left="6480" w:hanging="360"/>
+      </w:pPr>
+      <w:rPr>
+        <w:rFonts w:ascii="Wingdings" w:hAnsi="Wingdings" w:hint="default"/>
+        <w:sz w:val="20"/>
+      </w:rPr>
+    </w:lvl>
+  </w:abstractNum>
+  <w:abstractNum w:abstractNumId="19" w15:restartNumberingAfterBreak="0">
     <w:nsid w:val="3D7F65F0"/>
     <w:multiLevelType w:val="multilevel"/>
     <w:tmpl w:val="4626956E"/>
@@ -9972,7 +7609,120 @@
       </w:rPr>
     </w:lvl>
   </w:abstractNum>
-  <w:abstractNum w:abstractNumId="16" w15:restartNumberingAfterBreak="0">
+  <w:abstractNum w:abstractNumId="20" w15:restartNumberingAfterBreak="0">
+    <w:nsid w:val="3DE83325"/>
+    <w:multiLevelType w:val="hybridMultilevel"/>
+    <w:tmpl w:val="A816046E"/>
+    <w:lvl w:ilvl="0" w:tplc="04070001">
+      <w:start w:val="1"/>
+      <w:numFmt w:val="bullet"/>
+      <w:lvlText w:val=""/>
+      <w:lvlJc w:val="left"/>
+      <w:pPr>
+        <w:ind w:left="1080" w:hanging="360"/>
+      </w:pPr>
+      <w:rPr>
+        <w:rFonts w:ascii="Symbol" w:hAnsi="Symbol" w:hint="default"/>
+      </w:rPr>
+    </w:lvl>
+    <w:lvl w:ilvl="1" w:tplc="04070003" w:tentative="1">
+      <w:start w:val="1"/>
+      <w:numFmt w:val="bullet"/>
+      <w:lvlText w:val="o"/>
+      <w:lvlJc w:val="left"/>
+      <w:pPr>
+        <w:ind w:left="1800" w:hanging="360"/>
+      </w:pPr>
+      <w:rPr>
+        <w:rFonts w:ascii="Courier New" w:hAnsi="Courier New" w:cs="Courier New" w:hint="default"/>
+      </w:rPr>
+    </w:lvl>
+    <w:lvl w:ilvl="2" w:tplc="04070005" w:tentative="1">
+      <w:start w:val="1"/>
+      <w:numFmt w:val="bullet"/>
+      <w:lvlText w:val=""/>
+      <w:lvlJc w:val="left"/>
+      <w:pPr>
+        <w:ind w:left="2520" w:hanging="360"/>
+      </w:pPr>
+      <w:rPr>
+        <w:rFonts w:ascii="Wingdings" w:hAnsi="Wingdings" w:hint="default"/>
+      </w:rPr>
+    </w:lvl>
+    <w:lvl w:ilvl="3" w:tplc="04070001" w:tentative="1">
+      <w:start w:val="1"/>
+      <w:numFmt w:val="bullet"/>
+      <w:lvlText w:val=""/>
+      <w:lvlJc w:val="left"/>
+      <w:pPr>
+        <w:ind w:left="3240" w:hanging="360"/>
+      </w:pPr>
+      <w:rPr>
+        <w:rFonts w:ascii="Symbol" w:hAnsi="Symbol" w:hint="default"/>
+      </w:rPr>
+    </w:lvl>
+    <w:lvl w:ilvl="4" w:tplc="04070003" w:tentative="1">
+      <w:start w:val="1"/>
+      <w:numFmt w:val="bullet"/>
+      <w:lvlText w:val="o"/>
+      <w:lvlJc w:val="left"/>
+      <w:pPr>
+        <w:ind w:left="3960" w:hanging="360"/>
+      </w:pPr>
+      <w:rPr>
+        <w:rFonts w:ascii="Courier New" w:hAnsi="Courier New" w:cs="Courier New" w:hint="default"/>
+      </w:rPr>
+    </w:lvl>
+    <w:lvl w:ilvl="5" w:tplc="04070005" w:tentative="1">
+      <w:start w:val="1"/>
+      <w:numFmt w:val="bullet"/>
+      <w:lvlText w:val=""/>
+      <w:lvlJc w:val="left"/>
+      <w:pPr>
+        <w:ind w:left="4680" w:hanging="360"/>
+      </w:pPr>
+      <w:rPr>
+        <w:rFonts w:ascii="Wingdings" w:hAnsi="Wingdings" w:hint="default"/>
+      </w:rPr>
+    </w:lvl>
+    <w:lvl w:ilvl="6" w:tplc="04070001" w:tentative="1">
+      <w:start w:val="1"/>
+      <w:numFmt w:val="bullet"/>
+      <w:lvlText w:val=""/>
+      <w:lvlJc w:val="left"/>
+      <w:pPr>
+        <w:ind w:left="5400" w:hanging="360"/>
+      </w:pPr>
+      <w:rPr>
+        <w:rFonts w:ascii="Symbol" w:hAnsi="Symbol" w:hint="default"/>
+      </w:rPr>
+    </w:lvl>
+    <w:lvl w:ilvl="7" w:tplc="04070003" w:tentative="1">
+      <w:start w:val="1"/>
+      <w:numFmt w:val="bullet"/>
+      <w:lvlText w:val="o"/>
+      <w:lvlJc w:val="left"/>
+      <w:pPr>
+        <w:ind w:left="6120" w:hanging="360"/>
+      </w:pPr>
+      <w:rPr>
+        <w:rFonts w:ascii="Courier New" w:hAnsi="Courier New" w:cs="Courier New" w:hint="default"/>
+      </w:rPr>
+    </w:lvl>
+    <w:lvl w:ilvl="8" w:tplc="04070005" w:tentative="1">
+      <w:start w:val="1"/>
+      <w:numFmt w:val="bullet"/>
+      <w:lvlText w:val=""/>
+      <w:lvlJc w:val="left"/>
+      <w:pPr>
+        <w:ind w:left="6840" w:hanging="360"/>
+      </w:pPr>
+      <w:rPr>
+        <w:rFonts w:ascii="Wingdings" w:hAnsi="Wingdings" w:hint="default"/>
+      </w:rPr>
+    </w:lvl>
+  </w:abstractNum>
+  <w:abstractNum w:abstractNumId="21" w15:restartNumberingAfterBreak="0">
     <w:nsid w:val="3DFA5B7A"/>
     <w:multiLevelType w:val="multilevel"/>
     <w:tmpl w:val="4626956E"/>
@@ -10121,7 +7871,7 @@
       </w:rPr>
     </w:lvl>
   </w:abstractNum>
-  <w:abstractNum w:abstractNumId="17" w15:restartNumberingAfterBreak="0">
+  <w:abstractNum w:abstractNumId="22" w15:restartNumberingAfterBreak="0">
     <w:nsid w:val="3F613022"/>
     <w:multiLevelType w:val="multilevel"/>
     <w:tmpl w:val="4626956E"/>
@@ -10270,7 +8020,7 @@
       </w:rPr>
     </w:lvl>
   </w:abstractNum>
-  <w:abstractNum w:abstractNumId="18" w15:restartNumberingAfterBreak="0">
+  <w:abstractNum w:abstractNumId="23" w15:restartNumberingAfterBreak="0">
     <w:nsid w:val="41CE360A"/>
     <w:multiLevelType w:val="multilevel"/>
     <w:tmpl w:val="4626956E"/>
@@ -10419,7 +8169,120 @@
       </w:rPr>
     </w:lvl>
   </w:abstractNum>
-  <w:abstractNum w:abstractNumId="19" w15:restartNumberingAfterBreak="0">
+  <w:abstractNum w:abstractNumId="24" w15:restartNumberingAfterBreak="0">
+    <w:nsid w:val="48176E02"/>
+    <w:multiLevelType w:val="multilevel"/>
+    <w:tmpl w:val="162E37A8"/>
+    <w:lvl w:ilvl="0">
+      <w:start w:val="4"/>
+      <w:numFmt w:val="decimal"/>
+      <w:lvlText w:val="%1."/>
+      <w:lvlJc w:val="left"/>
+      <w:pPr>
+        <w:ind w:left="380" w:hanging="380"/>
+      </w:pPr>
+      <w:rPr>
+        <w:rFonts w:hint="default"/>
+      </w:rPr>
+    </w:lvl>
+    <w:lvl w:ilvl="1">
+      <w:start w:val="1"/>
+      <w:numFmt w:val="decimal"/>
+      <w:lvlText w:val="%1.%2."/>
+      <w:lvlJc w:val="left"/>
+      <w:pPr>
+        <w:ind w:left="1430" w:hanging="720"/>
+      </w:pPr>
+      <w:rPr>
+        <w:rFonts w:hint="default"/>
+      </w:rPr>
+    </w:lvl>
+    <w:lvl w:ilvl="2">
+      <w:start w:val="1"/>
+      <w:numFmt w:val="decimal"/>
+      <w:lvlText w:val="%1.%2.%3."/>
+      <w:lvlJc w:val="left"/>
+      <w:pPr>
+        <w:ind w:left="2422" w:hanging="720"/>
+      </w:pPr>
+      <w:rPr>
+        <w:rFonts w:hint="default"/>
+      </w:rPr>
+    </w:lvl>
+    <w:lvl w:ilvl="3">
+      <w:start w:val="1"/>
+      <w:numFmt w:val="decimal"/>
+      <w:lvlText w:val="%1.%2.%3.%4."/>
+      <w:lvlJc w:val="left"/>
+      <w:pPr>
+        <w:ind w:left="3633" w:hanging="1080"/>
+      </w:pPr>
+      <w:rPr>
+        <w:rFonts w:hint="default"/>
+      </w:rPr>
+    </w:lvl>
+    <w:lvl w:ilvl="4">
+      <w:start w:val="1"/>
+      <w:numFmt w:val="decimal"/>
+      <w:lvlText w:val="%1.%2.%3.%4.%5."/>
+      <w:lvlJc w:val="left"/>
+      <w:pPr>
+        <w:ind w:left="4844" w:hanging="1440"/>
+      </w:pPr>
+      <w:rPr>
+        <w:rFonts w:hint="default"/>
+      </w:rPr>
+    </w:lvl>
+    <w:lvl w:ilvl="5">
+      <w:start w:val="1"/>
+      <w:numFmt w:val="decimal"/>
+      <w:lvlText w:val="%1.%2.%3.%4.%5.%6."/>
+      <w:lvlJc w:val="left"/>
+      <w:pPr>
+        <w:ind w:left="5695" w:hanging="1440"/>
+      </w:pPr>
+      <w:rPr>
+        <w:rFonts w:hint="default"/>
+      </w:rPr>
+    </w:lvl>
+    <w:lvl w:ilvl="6">
+      <w:start w:val="1"/>
+      <w:numFmt w:val="decimal"/>
+      <w:lvlText w:val="%1.%2.%3.%4.%5.%6.%7."/>
+      <w:lvlJc w:val="left"/>
+      <w:pPr>
+        <w:ind w:left="6906" w:hanging="1800"/>
+      </w:pPr>
+      <w:rPr>
+        <w:rFonts w:hint="default"/>
+      </w:rPr>
+    </w:lvl>
+    <w:lvl w:ilvl="7">
+      <w:start w:val="1"/>
+      <w:numFmt w:val="decimal"/>
+      <w:lvlText w:val="%1.%2.%3.%4.%5.%6.%7.%8."/>
+      <w:lvlJc w:val="left"/>
+      <w:pPr>
+        <w:ind w:left="8117" w:hanging="2160"/>
+      </w:pPr>
+      <w:rPr>
+        <w:rFonts w:hint="default"/>
+      </w:rPr>
+    </w:lvl>
+    <w:lvl w:ilvl="8">
+      <w:start w:val="1"/>
+      <w:numFmt w:val="decimal"/>
+      <w:lvlText w:val="%1.%2.%3.%4.%5.%6.%7.%8.%9."/>
+      <w:lvlJc w:val="left"/>
+      <w:pPr>
+        <w:ind w:left="8968" w:hanging="2160"/>
+      </w:pPr>
+      <w:rPr>
+        <w:rFonts w:hint="default"/>
+      </w:rPr>
+    </w:lvl>
+  </w:abstractNum>
+  <w:abstractNum w:abstractNumId="25" w15:restartNumberingAfterBreak="0">
     <w:nsid w:val="481A5DF8"/>
     <w:multiLevelType w:val="multilevel"/>
     <w:tmpl w:val="4626956E"/>
@@ -10568,7 +8431,7 @@
       </w:rPr>
     </w:lvl>
   </w:abstractNum>
-  <w:abstractNum w:abstractNumId="20" w15:restartNumberingAfterBreak="0">
+  <w:abstractNum w:abstractNumId="26" w15:restartNumberingAfterBreak="0">
     <w:nsid w:val="4DC82D4C"/>
     <w:multiLevelType w:val="multilevel"/>
     <w:tmpl w:val="4626956E"/>
@@ -10717,7 +8580,7 @@
       </w:rPr>
     </w:lvl>
   </w:abstractNum>
-  <w:abstractNum w:abstractNumId="21" w15:restartNumberingAfterBreak="0">
+  <w:abstractNum w:abstractNumId="27" w15:restartNumberingAfterBreak="0">
     <w:nsid w:val="520B30BA"/>
     <w:multiLevelType w:val="multilevel"/>
     <w:tmpl w:val="4626956E"/>
@@ -10866,7 +8729,156 @@
       </w:rPr>
     </w:lvl>
   </w:abstractNum>
-  <w:abstractNum w:abstractNumId="22" w15:restartNumberingAfterBreak="0">
+  <w:abstractNum w:abstractNumId="28" w15:restartNumberingAfterBreak="0">
+    <w:nsid w:val="561D69DF"/>
+    <w:multiLevelType w:val="multilevel"/>
+    <w:tmpl w:val="AF6EC0C0"/>
+    <w:lvl w:ilvl="0">
+      <w:start w:val="1"/>
+      <w:numFmt w:val="bullet"/>
+      <w:lvlText w:val=""/>
+      <w:lvlJc w:val="left"/>
+      <w:pPr>
+        <w:tabs>
+          <w:tab w:val="num" w:pos="720"/>
+        </w:tabs>
+        <w:ind w:left="720" w:hanging="360"/>
+      </w:pPr>
+      <w:rPr>
+        <w:rFonts w:ascii="Symbol" w:hAnsi="Symbol" w:hint="default"/>
+        <w:sz w:val="20"/>
+      </w:rPr>
+    </w:lvl>
+    <w:lvl w:ilvl="1" w:tentative="1">
+      <w:start w:val="1"/>
+      <w:numFmt w:val="bullet"/>
+      <w:lvlText w:val="o"/>
+      <w:lvlJc w:val="left"/>
+      <w:pPr>
+        <w:tabs>
+          <w:tab w:val="num" w:pos="1440"/>
+        </w:tabs>
+        <w:ind w:left="1440" w:hanging="360"/>
+      </w:pPr>
+      <w:rPr>
+        <w:rFonts w:ascii="Courier New" w:hAnsi="Courier New" w:hint="default"/>
+        <w:sz w:val="20"/>
+      </w:rPr>
+    </w:lvl>
+    <w:lvl w:ilvl="2" w:tentative="1">
+      <w:start w:val="1"/>
+      <w:numFmt w:val="bullet"/>
+      <w:lvlText w:val=""/>
+      <w:lvlJc w:val="left"/>
+      <w:pPr>
+        <w:tabs>
+          <w:tab w:val="num" w:pos="2160"/>
+        </w:tabs>
+        <w:ind w:left="2160" w:hanging="360"/>
+      </w:pPr>
+      <w:rPr>
+        <w:rFonts w:ascii="Wingdings" w:hAnsi="Wingdings" w:hint="default"/>
+        <w:sz w:val="20"/>
+      </w:rPr>
+    </w:lvl>
+    <w:lvl w:ilvl="3" w:tentative="1">
+      <w:start w:val="1"/>
+      <w:numFmt w:val="bullet"/>
+      <w:lvlText w:val=""/>
+      <w:lvlJc w:val="left"/>
+      <w:pPr>
+        <w:tabs>
+          <w:tab w:val="num" w:pos="2880"/>
+        </w:tabs>
+        <w:ind w:left="2880" w:hanging="360"/>
+      </w:pPr>
+      <w:rPr>
+        <w:rFonts w:ascii="Wingdings" w:hAnsi="Wingdings" w:hint="default"/>
+        <w:sz w:val="20"/>
+      </w:rPr>
+    </w:lvl>
+    <w:lvl w:ilvl="4" w:tentative="1">
+      <w:start w:val="1"/>
+      <w:numFmt w:val="bullet"/>
+      <w:lvlText w:val=""/>
+      <w:lvlJc w:val="left"/>
+      <w:pPr>
+        <w:tabs>
+          <w:tab w:val="num" w:pos="3600"/>
+        </w:tabs>
+        <w:ind w:left="3600" w:hanging="360"/>
+      </w:pPr>
+      <w:rPr>
+        <w:rFonts w:ascii="Wingdings" w:hAnsi="Wingdings" w:hint="default"/>
+        <w:sz w:val="20"/>
+      </w:rPr>
+    </w:lvl>
+    <w:lvl w:ilvl="5" w:tentative="1">
+      <w:start w:val="1"/>
+      <w:numFmt w:val="bullet"/>
+      <w:lvlText w:val=""/>
+      <w:lvlJc w:val="left"/>
+      <w:pPr>
+        <w:tabs>
+          <w:tab w:val="num" w:pos="4320"/>
+        </w:tabs>
+        <w:ind w:left="4320" w:hanging="360"/>
+      </w:pPr>
+      <w:rPr>
+        <w:rFonts w:ascii="Wingdings" w:hAnsi="Wingdings" w:hint="default"/>
+        <w:sz w:val="20"/>
+      </w:rPr>
+    </w:lvl>
+    <w:lvl w:ilvl="6" w:tentative="1">
+      <w:start w:val="1"/>
+      <w:numFmt w:val="bullet"/>
+      <w:lvlText w:val=""/>
+      <w:lvlJc w:val="left"/>
+      <w:pPr>
+        <w:tabs>
+          <w:tab w:val="num" w:pos="5040"/>
+        </w:tabs>
+        <w:ind w:left="5040" w:hanging="360"/>
+      </w:pPr>
+      <w:rPr>
+        <w:rFonts w:ascii="Wingdings" w:hAnsi="Wingdings" w:hint="default"/>
+        <w:sz w:val="20"/>
+      </w:rPr>
+    </w:lvl>
+    <w:lvl w:ilvl="7" w:tentative="1">
+      <w:start w:val="1"/>
+      <w:numFmt w:val="bullet"/>
+      <w:lvlText w:val=""/>
+      <w:lvlJc w:val="left"/>
+      <w:pPr>
+        <w:tabs>
+          <w:tab w:val="num" w:pos="5760"/>
+        </w:tabs>
+        <w:ind w:left="5760" w:hanging="360"/>
+      </w:pPr>
+      <w:rPr>
+        <w:rFonts w:ascii="Wingdings" w:hAnsi="Wingdings" w:hint="default"/>
+        <w:sz w:val="20"/>
+      </w:rPr>
+    </w:lvl>
+    <w:lvl w:ilvl="8" w:tentative="1">
+      <w:start w:val="1"/>
+      <w:numFmt w:val="bullet"/>
+      <w:lvlText w:val=""/>
+      <w:lvlJc w:val="left"/>
+      <w:pPr>
+        <w:tabs>
+          <w:tab w:val="num" w:pos="6480"/>
+        </w:tabs>
+        <w:ind w:left="6480" w:hanging="360"/>
+      </w:pPr>
+      <w:rPr>
+        <w:rFonts w:ascii="Wingdings" w:hAnsi="Wingdings" w:hint="default"/>
+        <w:sz w:val="20"/>
+      </w:rPr>
+    </w:lvl>
+  </w:abstractNum>
+  <w:abstractNum w:abstractNumId="29" w15:restartNumberingAfterBreak="0">
     <w:nsid w:val="565B2575"/>
     <w:multiLevelType w:val="multilevel"/>
     <w:tmpl w:val="4626956E"/>
@@ -11015,7 +9027,7 @@
       </w:rPr>
     </w:lvl>
   </w:abstractNum>
-  <w:abstractNum w:abstractNumId="23" w15:restartNumberingAfterBreak="0">
+  <w:abstractNum w:abstractNumId="30" w15:restartNumberingAfterBreak="0">
     <w:nsid w:val="5BFE60E8"/>
     <w:multiLevelType w:val="multilevel"/>
     <w:tmpl w:val="4626956E"/>
@@ -11164,7 +9176,120 @@
       </w:rPr>
     </w:lvl>
   </w:abstractNum>
-  <w:abstractNum w:abstractNumId="24" w15:restartNumberingAfterBreak="0">
+  <w:abstractNum w:abstractNumId="31" w15:restartNumberingAfterBreak="0">
+    <w:nsid w:val="5FE4695D"/>
+    <w:multiLevelType w:val="multilevel"/>
+    <w:tmpl w:val="E69C8A70"/>
+    <w:lvl w:ilvl="0">
+      <w:start w:val="1"/>
+      <w:numFmt w:val="decimal"/>
+      <w:lvlText w:val="%1."/>
+      <w:lvlJc w:val="left"/>
+      <w:pPr>
+        <w:tabs>
+          <w:tab w:val="num" w:pos="720"/>
+        </w:tabs>
+        <w:ind w:left="720" w:hanging="360"/>
+      </w:pPr>
+    </w:lvl>
+    <w:lvl w:ilvl="1" w:tentative="1">
+      <w:start w:val="1"/>
+      <w:numFmt w:val="decimal"/>
+      <w:lvlText w:val="%2."/>
+      <w:lvlJc w:val="left"/>
+      <w:pPr>
+        <w:tabs>
+          <w:tab w:val="num" w:pos="1440"/>
+        </w:tabs>
+        <w:ind w:left="1440" w:hanging="360"/>
+      </w:pPr>
+    </w:lvl>
+    <w:lvl w:ilvl="2" w:tentative="1">
+      <w:start w:val="1"/>
+      <w:numFmt w:val="decimal"/>
+      <w:lvlText w:val="%3."/>
+      <w:lvlJc w:val="left"/>
+      <w:pPr>
+        <w:tabs>
+          <w:tab w:val="num" w:pos="2160"/>
+        </w:tabs>
+        <w:ind w:left="2160" w:hanging="360"/>
+      </w:pPr>
+    </w:lvl>
+    <w:lvl w:ilvl="3" w:tentative="1">
+      <w:start w:val="1"/>
+      <w:numFmt w:val="decimal"/>
+      <w:lvlText w:val="%4."/>
+      <w:lvlJc w:val="left"/>
+      <w:pPr>
+        <w:tabs>
+          <w:tab w:val="num" w:pos="2880"/>
+        </w:tabs>
+        <w:ind w:left="2880" w:hanging="360"/>
+      </w:pPr>
+    </w:lvl>
+    <w:lvl w:ilvl="4" w:tentative="1">
+      <w:start w:val="1"/>
+      <w:numFmt w:val="decimal"/>
+      <w:lvlText w:val="%5."/>
+      <w:lvlJc w:val="left"/>
+      <w:pPr>
+        <w:tabs>
+          <w:tab w:val="num" w:pos="3600"/>
+        </w:tabs>
+        <w:ind w:left="3600" w:hanging="360"/>
+      </w:pPr>
+    </w:lvl>
+    <w:lvl w:ilvl="5" w:tentative="1">
+      <w:start w:val="1"/>
+      <w:numFmt w:val="decimal"/>
+      <w:lvlText w:val="%6."/>
+      <w:lvlJc w:val="left"/>
+      <w:pPr>
+        <w:tabs>
+          <w:tab w:val="num" w:pos="4320"/>
+        </w:tabs>
+        <w:ind w:left="4320" w:hanging="360"/>
+      </w:pPr>
+    </w:lvl>
+    <w:lvl w:ilvl="6" w:tentative="1">
+      <w:start w:val="1"/>
+      <w:numFmt w:val="decimal"/>
+      <w:lvlText w:val="%7."/>
+      <w:lvlJc w:val="left"/>
+      <w:pPr>
+        <w:tabs>
+          <w:tab w:val="num" w:pos="5040"/>
+        </w:tabs>
+        <w:ind w:left="5040" w:hanging="360"/>
+      </w:pPr>
+    </w:lvl>
+    <w:lvl w:ilvl="7" w:tentative="1">
+      <w:start w:val="1"/>
+      <w:numFmt w:val="decimal"/>
+      <w:lvlText w:val="%8."/>
+      <w:lvlJc w:val="left"/>
+      <w:pPr>
+        <w:tabs>
+          <w:tab w:val="num" w:pos="5760"/>
+        </w:tabs>
+        <w:ind w:left="5760" w:hanging="360"/>
+      </w:pPr>
+    </w:lvl>
+    <w:lvl w:ilvl="8" w:tentative="1">
+      <w:start w:val="1"/>
+      <w:numFmt w:val="decimal"/>
+      <w:lvlText w:val="%9."/>
+      <w:lvlJc w:val="left"/>
+      <w:pPr>
+        <w:tabs>
+          <w:tab w:val="num" w:pos="6480"/>
+        </w:tabs>
+        <w:ind w:left="6480" w:hanging="360"/>
+      </w:pPr>
+    </w:lvl>
+  </w:abstractNum>
+  <w:abstractNum w:abstractNumId="32" w15:restartNumberingAfterBreak="0">
     <w:nsid w:val="63BC0006"/>
     <w:multiLevelType w:val="multilevel"/>
     <w:tmpl w:val="4626956E"/>
@@ -11313,7 +9438,7 @@
       </w:rPr>
     </w:lvl>
   </w:abstractNum>
-  <w:abstractNum w:abstractNumId="25" w15:restartNumberingAfterBreak="0">
+  <w:abstractNum w:abstractNumId="33" w15:restartNumberingAfterBreak="0">
     <w:nsid w:val="649A31DD"/>
     <w:multiLevelType w:val="multilevel"/>
     <w:tmpl w:val="4626956E"/>
@@ -11462,7 +9587,7 @@
       </w:rPr>
     </w:lvl>
   </w:abstractNum>
-  <w:abstractNum w:abstractNumId="26" w15:restartNumberingAfterBreak="0">
+  <w:abstractNum w:abstractNumId="34" w15:restartNumberingAfterBreak="0">
     <w:nsid w:val="6E3B13C0"/>
     <w:multiLevelType w:val="hybridMultilevel"/>
     <w:tmpl w:val="F2068B30"/>
@@ -11575,7 +9700,7 @@
       </w:rPr>
     </w:lvl>
   </w:abstractNum>
-  <w:abstractNum w:abstractNumId="27" w15:restartNumberingAfterBreak="0">
+  <w:abstractNum w:abstractNumId="35" w15:restartNumberingAfterBreak="0">
     <w:nsid w:val="70EE3D1F"/>
     <w:multiLevelType w:val="multilevel"/>
     <w:tmpl w:val="4626956E"/>
@@ -11724,7 +9849,7 @@
       </w:rPr>
     </w:lvl>
   </w:abstractNum>
-  <w:abstractNum w:abstractNumId="28" w15:restartNumberingAfterBreak="0">
+  <w:abstractNum w:abstractNumId="36" w15:restartNumberingAfterBreak="0">
     <w:nsid w:val="715C2005"/>
     <w:multiLevelType w:val="multilevel"/>
     <w:tmpl w:val="0226EC1C"/>
@@ -11845,7 +9970,7 @@
       </w:rPr>
     </w:lvl>
   </w:abstractNum>
-  <w:abstractNum w:abstractNumId="29" w15:restartNumberingAfterBreak="0">
+  <w:abstractNum w:abstractNumId="37" w15:restartNumberingAfterBreak="0">
     <w:nsid w:val="731C59BC"/>
     <w:multiLevelType w:val="multilevel"/>
     <w:tmpl w:val="4626956E"/>
@@ -11994,7 +10119,156 @@
       </w:rPr>
     </w:lvl>
   </w:abstractNum>
-  <w:abstractNum w:abstractNumId="30" w15:restartNumberingAfterBreak="0">
+  <w:abstractNum w:abstractNumId="38" w15:restartNumberingAfterBreak="0">
+    <w:nsid w:val="74390967"/>
+    <w:multiLevelType w:val="multilevel"/>
+    <w:tmpl w:val="D3FAAC5E"/>
+    <w:lvl w:ilvl="0">
+      <w:start w:val="1"/>
+      <w:numFmt w:val="bullet"/>
+      <w:lvlText w:val=""/>
+      <w:lvlJc w:val="left"/>
+      <w:pPr>
+        <w:tabs>
+          <w:tab w:val="num" w:pos="720"/>
+        </w:tabs>
+        <w:ind w:left="720" w:hanging="360"/>
+      </w:pPr>
+      <w:rPr>
+        <w:rFonts w:ascii="Symbol" w:hAnsi="Symbol" w:hint="default"/>
+        <w:sz w:val="20"/>
+      </w:rPr>
+    </w:lvl>
+    <w:lvl w:ilvl="1" w:tentative="1">
+      <w:start w:val="1"/>
+      <w:numFmt w:val="bullet"/>
+      <w:lvlText w:val="o"/>
+      <w:lvlJc w:val="left"/>
+      <w:pPr>
+        <w:tabs>
+          <w:tab w:val="num" w:pos="1440"/>
+        </w:tabs>
+        <w:ind w:left="1440" w:hanging="360"/>
+      </w:pPr>
+      <w:rPr>
+        <w:rFonts w:ascii="Courier New" w:hAnsi="Courier New" w:hint="default"/>
+        <w:sz w:val="20"/>
+      </w:rPr>
+    </w:lvl>
+    <w:lvl w:ilvl="2" w:tentative="1">
+      <w:start w:val="1"/>
+      <w:numFmt w:val="bullet"/>
+      <w:lvlText w:val=""/>
+      <w:lvlJc w:val="left"/>
+      <w:pPr>
+        <w:tabs>
+          <w:tab w:val="num" w:pos="2160"/>
+        </w:tabs>
+        <w:ind w:left="2160" w:hanging="360"/>
+      </w:pPr>
+      <w:rPr>
+        <w:rFonts w:ascii="Wingdings" w:hAnsi="Wingdings" w:hint="default"/>
+        <w:sz w:val="20"/>
+      </w:rPr>
+    </w:lvl>
+    <w:lvl w:ilvl="3" w:tentative="1">
+      <w:start w:val="1"/>
+      <w:numFmt w:val="bullet"/>
+      <w:lvlText w:val=""/>
+      <w:lvlJc w:val="left"/>
+      <w:pPr>
+        <w:tabs>
+          <w:tab w:val="num" w:pos="2880"/>
+        </w:tabs>
+        <w:ind w:left="2880" w:hanging="360"/>
+      </w:pPr>
+      <w:rPr>
+        <w:rFonts w:ascii="Wingdings" w:hAnsi="Wingdings" w:hint="default"/>
+        <w:sz w:val="20"/>
+      </w:rPr>
+    </w:lvl>
+    <w:lvl w:ilvl="4" w:tentative="1">
+      <w:start w:val="1"/>
+      <w:numFmt w:val="bullet"/>
+      <w:lvlText w:val=""/>
+      <w:lvlJc w:val="left"/>
+      <w:pPr>
+        <w:tabs>
+          <w:tab w:val="num" w:pos="3600"/>
+        </w:tabs>
+        <w:ind w:left="3600" w:hanging="360"/>
+      </w:pPr>
+      <w:rPr>
+        <w:rFonts w:ascii="Wingdings" w:hAnsi="Wingdings" w:hint="default"/>
+        <w:sz w:val="20"/>
+      </w:rPr>
+    </w:lvl>
+    <w:lvl w:ilvl="5" w:tentative="1">
+      <w:start w:val="1"/>
+      <w:numFmt w:val="bullet"/>
+      <w:lvlText w:val=""/>
+      <w:lvlJc w:val="left"/>
+      <w:pPr>
+        <w:tabs>
+          <w:tab w:val="num" w:pos="4320"/>
+        </w:tabs>
+        <w:ind w:left="4320" w:hanging="360"/>
+      </w:pPr>
+      <w:rPr>
+        <w:rFonts w:ascii="Wingdings" w:hAnsi="Wingdings" w:hint="default"/>
+        <w:sz w:val="20"/>
+      </w:rPr>
+    </w:lvl>
+    <w:lvl w:ilvl="6" w:tentative="1">
+      <w:start w:val="1"/>
+      <w:numFmt w:val="bullet"/>
+      <w:lvlText w:val=""/>
+      <w:lvlJc w:val="left"/>
+      <w:pPr>
+        <w:tabs>
+          <w:tab w:val="num" w:pos="5040"/>
+        </w:tabs>
+        <w:ind w:left="5040" w:hanging="360"/>
+      </w:pPr>
+      <w:rPr>
+        <w:rFonts w:ascii="Wingdings" w:hAnsi="Wingdings" w:hint="default"/>
+        <w:sz w:val="20"/>
+      </w:rPr>
+    </w:lvl>
+    <w:lvl w:ilvl="7" w:tentative="1">
+      <w:start w:val="1"/>
+      <w:numFmt w:val="bullet"/>
+      <w:lvlText w:val=""/>
+      <w:lvlJc w:val="left"/>
+      <w:pPr>
+        <w:tabs>
+          <w:tab w:val="num" w:pos="5760"/>
+        </w:tabs>
+        <w:ind w:left="5760" w:hanging="360"/>
+      </w:pPr>
+      <w:rPr>
+        <w:rFonts w:ascii="Wingdings" w:hAnsi="Wingdings" w:hint="default"/>
+        <w:sz w:val="20"/>
+      </w:rPr>
+    </w:lvl>
+    <w:lvl w:ilvl="8" w:tentative="1">
+      <w:start w:val="1"/>
+      <w:numFmt w:val="bullet"/>
+      <w:lvlText w:val=""/>
+      <w:lvlJc w:val="left"/>
+      <w:pPr>
+        <w:tabs>
+          <w:tab w:val="num" w:pos="6480"/>
+        </w:tabs>
+        <w:ind w:left="6480" w:hanging="360"/>
+      </w:pPr>
+      <w:rPr>
+        <w:rFonts w:ascii="Wingdings" w:hAnsi="Wingdings" w:hint="default"/>
+        <w:sz w:val="20"/>
+      </w:rPr>
+    </w:lvl>
+  </w:abstractNum>
+  <w:abstractNum w:abstractNumId="39" w15:restartNumberingAfterBreak="0">
     <w:nsid w:val="774844E9"/>
     <w:multiLevelType w:val="multilevel"/>
     <w:tmpl w:val="4626956E"/>
@@ -12143,7 +10417,156 @@
       </w:rPr>
     </w:lvl>
   </w:abstractNum>
-  <w:abstractNum w:abstractNumId="31" w15:restartNumberingAfterBreak="0">
+  <w:abstractNum w:abstractNumId="40" w15:restartNumberingAfterBreak="0">
+    <w:nsid w:val="77B829AB"/>
+    <w:multiLevelType w:val="multilevel"/>
+    <w:tmpl w:val="62DE6B9A"/>
+    <w:lvl w:ilvl="0">
+      <w:start w:val="1"/>
+      <w:numFmt w:val="bullet"/>
+      <w:lvlText w:val=""/>
+      <w:lvlJc w:val="left"/>
+      <w:pPr>
+        <w:tabs>
+          <w:tab w:val="num" w:pos="720"/>
+        </w:tabs>
+        <w:ind w:left="720" w:hanging="360"/>
+      </w:pPr>
+      <w:rPr>
+        <w:rFonts w:ascii="Symbol" w:hAnsi="Symbol" w:hint="default"/>
+        <w:sz w:val="20"/>
+      </w:rPr>
+    </w:lvl>
+    <w:lvl w:ilvl="1" w:tentative="1">
+      <w:start w:val="1"/>
+      <w:numFmt w:val="bullet"/>
+      <w:lvlText w:val="o"/>
+      <w:lvlJc w:val="left"/>
+      <w:pPr>
+        <w:tabs>
+          <w:tab w:val="num" w:pos="1440"/>
+        </w:tabs>
+        <w:ind w:left="1440" w:hanging="360"/>
+      </w:pPr>
+      <w:rPr>
+        <w:rFonts w:ascii="Courier New" w:hAnsi="Courier New" w:hint="default"/>
+        <w:sz w:val="20"/>
+      </w:rPr>
+    </w:lvl>
+    <w:lvl w:ilvl="2" w:tentative="1">
+      <w:start w:val="1"/>
+      <w:numFmt w:val="bullet"/>
+      <w:lvlText w:val=""/>
+      <w:lvlJc w:val="left"/>
+      <w:pPr>
+        <w:tabs>
+          <w:tab w:val="num" w:pos="2160"/>
+        </w:tabs>
+        <w:ind w:left="2160" w:hanging="360"/>
+      </w:pPr>
+      <w:rPr>
+        <w:rFonts w:ascii="Wingdings" w:hAnsi="Wingdings" w:hint="default"/>
+        <w:sz w:val="20"/>
+      </w:rPr>
+    </w:lvl>
+    <w:lvl w:ilvl="3" w:tentative="1">
+      <w:start w:val="1"/>
+      <w:numFmt w:val="bullet"/>
+      <w:lvlText w:val=""/>
+      <w:lvlJc w:val="left"/>
+      <w:pPr>
+        <w:tabs>
+          <w:tab w:val="num" w:pos="2880"/>
+        </w:tabs>
+        <w:ind w:left="2880" w:hanging="360"/>
+      </w:pPr>
+      <w:rPr>
+        <w:rFonts w:ascii="Wingdings" w:hAnsi="Wingdings" w:hint="default"/>
+        <w:sz w:val="20"/>
+      </w:rPr>
+    </w:lvl>
+    <w:lvl w:ilvl="4" w:tentative="1">
+      <w:start w:val="1"/>
+      <w:numFmt w:val="bullet"/>
+      <w:lvlText w:val=""/>
+      <w:lvlJc w:val="left"/>
+      <w:pPr>
+        <w:tabs>
+          <w:tab w:val="num" w:pos="3600"/>
+        </w:tabs>
+        <w:ind w:left="3600" w:hanging="360"/>
+      </w:pPr>
+      <w:rPr>
+        <w:rFonts w:ascii="Wingdings" w:hAnsi="Wingdings" w:hint="default"/>
+        <w:sz w:val="20"/>
+      </w:rPr>
+    </w:lvl>
+    <w:lvl w:ilvl="5" w:tentative="1">
+      <w:start w:val="1"/>
+      <w:numFmt w:val="bullet"/>
+      <w:lvlText w:val=""/>
+      <w:lvlJc w:val="left"/>
+      <w:pPr>
+        <w:tabs>
+          <w:tab w:val="num" w:pos="4320"/>
+        </w:tabs>
+        <w:ind w:left="4320" w:hanging="360"/>
+      </w:pPr>
+      <w:rPr>
+        <w:rFonts w:ascii="Wingdings" w:hAnsi="Wingdings" w:hint="default"/>
+        <w:sz w:val="20"/>
+      </w:rPr>
+    </w:lvl>
+    <w:lvl w:ilvl="6" w:tentative="1">
+      <w:start w:val="1"/>
+      <w:numFmt w:val="bullet"/>
+      <w:lvlText w:val=""/>
+      <w:lvlJc w:val="left"/>
+      <w:pPr>
+        <w:tabs>
+          <w:tab w:val="num" w:pos="5040"/>
+        </w:tabs>
+        <w:ind w:left="5040" w:hanging="360"/>
+      </w:pPr>
+      <w:rPr>
+        <w:rFonts w:ascii="Wingdings" w:hAnsi="Wingdings" w:hint="default"/>
+        <w:sz w:val="20"/>
+      </w:rPr>
+    </w:lvl>
+    <w:lvl w:ilvl="7" w:tentative="1">
+      <w:start w:val="1"/>
+      <w:numFmt w:val="bullet"/>
+      <w:lvlText w:val=""/>
+      <w:lvlJc w:val="left"/>
+      <w:pPr>
+        <w:tabs>
+          <w:tab w:val="num" w:pos="5760"/>
+        </w:tabs>
+        <w:ind w:left="5760" w:hanging="360"/>
+      </w:pPr>
+      <w:rPr>
+        <w:rFonts w:ascii="Wingdings" w:hAnsi="Wingdings" w:hint="default"/>
+        <w:sz w:val="20"/>
+      </w:rPr>
+    </w:lvl>
+    <w:lvl w:ilvl="8" w:tentative="1">
+      <w:start w:val="1"/>
+      <w:numFmt w:val="bullet"/>
+      <w:lvlText w:val=""/>
+      <w:lvlJc w:val="left"/>
+      <w:pPr>
+        <w:tabs>
+          <w:tab w:val="num" w:pos="6480"/>
+        </w:tabs>
+        <w:ind w:left="6480" w:hanging="360"/>
+      </w:pPr>
+      <w:rPr>
+        <w:rFonts w:ascii="Wingdings" w:hAnsi="Wingdings" w:hint="default"/>
+        <w:sz w:val="20"/>
+      </w:rPr>
+    </w:lvl>
+  </w:abstractNum>
+  <w:abstractNum w:abstractNumId="41" w15:restartNumberingAfterBreak="0">
     <w:nsid w:val="7B925685"/>
     <w:multiLevelType w:val="hybridMultilevel"/>
     <w:tmpl w:val="F68AD674"/>
@@ -12232,7 +10655,7 @@
       </w:pPr>
     </w:lvl>
   </w:abstractNum>
-  <w:abstractNum w:abstractNumId="32" w15:restartNumberingAfterBreak="0">
+  <w:abstractNum w:abstractNumId="42" w15:restartNumberingAfterBreak="0">
     <w:nsid w:val="7D462803"/>
     <w:multiLevelType w:val="multilevel"/>
     <w:tmpl w:val="8C0C3DAA"/>
@@ -12382,103 +10805,133 @@
     </w:lvl>
   </w:abstractNum>
   <w:num w:numId="1" w16cid:durableId="135688732">
-    <w:abstractNumId w:val="26"/>
+    <w:abstractNumId w:val="34"/>
   </w:num>
   <w:num w:numId="2" w16cid:durableId="57243927">
+    <w:abstractNumId w:val="13"/>
+  </w:num>
+  <w:num w:numId="3" w16cid:durableId="135416155">
+    <w:abstractNumId w:val="42"/>
+  </w:num>
+  <w:num w:numId="4" w16cid:durableId="1970165228">
+    <w:abstractNumId w:val="41"/>
+  </w:num>
+  <w:num w:numId="5" w16cid:durableId="1578325252">
+    <w:abstractNumId w:val="36"/>
+  </w:num>
+  <w:num w:numId="6" w16cid:durableId="48648831">
+    <w:abstractNumId w:val="33"/>
+  </w:num>
+  <w:num w:numId="7" w16cid:durableId="1594627711">
+    <w:abstractNumId w:val="23"/>
+  </w:num>
+  <w:num w:numId="8" w16cid:durableId="307175232">
+    <w:abstractNumId w:val="7"/>
+  </w:num>
+  <w:num w:numId="9" w16cid:durableId="1660964717">
+    <w:abstractNumId w:val="17"/>
+  </w:num>
+  <w:num w:numId="10" w16cid:durableId="1182744612">
+    <w:abstractNumId w:val="5"/>
+  </w:num>
+  <w:num w:numId="11" w16cid:durableId="803623786">
+    <w:abstractNumId w:val="25"/>
+  </w:num>
+  <w:num w:numId="12" w16cid:durableId="39407282">
+    <w:abstractNumId w:val="16"/>
+  </w:num>
+  <w:num w:numId="13" w16cid:durableId="552809592">
+    <w:abstractNumId w:val="29"/>
+  </w:num>
+  <w:num w:numId="14" w16cid:durableId="1044060718">
+    <w:abstractNumId w:val="9"/>
+  </w:num>
+  <w:num w:numId="15" w16cid:durableId="1527207551">
+    <w:abstractNumId w:val="37"/>
+  </w:num>
+  <w:num w:numId="16" w16cid:durableId="425535692">
     <w:abstractNumId w:val="10"/>
   </w:num>
-  <w:num w:numId="3" w16cid:durableId="135416155">
+  <w:num w:numId="17" w16cid:durableId="1302034523">
+    <w:abstractNumId w:val="11"/>
+  </w:num>
+  <w:num w:numId="18" w16cid:durableId="1342774652">
+    <w:abstractNumId w:val="39"/>
+  </w:num>
+  <w:num w:numId="19" w16cid:durableId="1500537197">
+    <w:abstractNumId w:val="3"/>
+  </w:num>
+  <w:num w:numId="20" w16cid:durableId="440148235">
     <w:abstractNumId w:val="32"/>
   </w:num>
-  <w:num w:numId="4" w16cid:durableId="1970165228">
-    <w:abstractNumId w:val="31"/>
+  <w:num w:numId="21" w16cid:durableId="1855997462">
+    <w:abstractNumId w:val="2"/>
   </w:num>
-  <w:num w:numId="5" w16cid:durableId="1578325252">
-    <w:abstractNumId w:val="28"/>
-  </w:num>
-  <w:num w:numId="6" w16cid:durableId="48648831">
-    <w:abstractNumId w:val="25"/>
-  </w:num>
-  <w:num w:numId="7" w16cid:durableId="1594627711">
-    <w:abstractNumId w:val="18"/>
-  </w:num>
-  <w:num w:numId="8" w16cid:durableId="307175232">
-    <w:abstractNumId w:val="5"/>
-  </w:num>
-  <w:num w:numId="9" w16cid:durableId="1660964717">
-    <w:abstractNumId w:val="14"/>
-  </w:num>
-  <w:num w:numId="10" w16cid:durableId="1182744612">
+  <w:num w:numId="22" w16cid:durableId="783498228">
     <w:abstractNumId w:val="4"/>
   </w:num>
-  <w:num w:numId="11" w16cid:durableId="803623786">
-    <w:abstractNumId w:val="19"/>
+  <w:num w:numId="23" w16cid:durableId="34357313">
+    <w:abstractNumId w:val="35"/>
   </w:num>
-  <w:num w:numId="12" w16cid:durableId="39407282">
-    <w:abstractNumId w:val="13"/>
+  <w:num w:numId="24" w16cid:durableId="433210210">
+    <w:abstractNumId w:val="21"/>
   </w:num>
-  <w:num w:numId="13" w16cid:durableId="552809592">
-    <w:abstractNumId w:val="22"/>
-  </w:num>
-  <w:num w:numId="14" w16cid:durableId="1044060718">
-    <w:abstractNumId w:val="7"/>
-  </w:num>
-  <w:num w:numId="15" w16cid:durableId="1527207551">
-    <w:abstractNumId w:val="29"/>
-  </w:num>
-  <w:num w:numId="16" w16cid:durableId="425535692">
-    <w:abstractNumId w:val="8"/>
-  </w:num>
-  <w:num w:numId="17" w16cid:durableId="1302034523">
-    <w:abstractNumId w:val="9"/>
-  </w:num>
-  <w:num w:numId="18" w16cid:durableId="1342774652">
-    <w:abstractNumId w:val="30"/>
-  </w:num>
-  <w:num w:numId="19" w16cid:durableId="1500537197">
-    <w:abstractNumId w:val="2"/>
-  </w:num>
-  <w:num w:numId="20" w16cid:durableId="440148235">
-    <w:abstractNumId w:val="24"/>
-  </w:num>
-  <w:num w:numId="21" w16cid:durableId="1855997462">
-    <w:abstractNumId w:val="1"/>
-  </w:num>
-  <w:num w:numId="22" w16cid:durableId="783498228">
-    <w:abstractNumId w:val="3"/>
-  </w:num>
-  <w:num w:numId="23" w16cid:durableId="34357313">
+  <w:num w:numId="25" w16cid:durableId="2056735250">
     <w:abstractNumId w:val="27"/>
   </w:num>
-  <w:num w:numId="24" w16cid:durableId="433210210">
-    <w:abstractNumId w:val="16"/>
-  </w:num>
-  <w:num w:numId="25" w16cid:durableId="2056735250">
-    <w:abstractNumId w:val="21"/>
-  </w:num>
   <w:num w:numId="26" w16cid:durableId="1746605554">
-    <w:abstractNumId w:val="20"/>
+    <w:abstractNumId w:val="26"/>
   </w:num>
   <w:num w:numId="27" w16cid:durableId="175386894">
     <w:abstractNumId w:val="0"/>
   </w:num>
   <w:num w:numId="28" w16cid:durableId="105466468">
+    <w:abstractNumId w:val="15"/>
+  </w:num>
+  <w:num w:numId="29" w16cid:durableId="2068064515">
+    <w:abstractNumId w:val="19"/>
+  </w:num>
+  <w:num w:numId="30" w16cid:durableId="1877039976">
+    <w:abstractNumId w:val="30"/>
+  </w:num>
+  <w:num w:numId="31" w16cid:durableId="1873684332">
+    <w:abstractNumId w:val="14"/>
+  </w:num>
+  <w:num w:numId="32" w16cid:durableId="1043287726">
+    <w:abstractNumId w:val="22"/>
+  </w:num>
+  <w:num w:numId="33" w16cid:durableId="843936647">
+    <w:abstractNumId w:val="8"/>
+  </w:num>
+  <w:num w:numId="34" w16cid:durableId="1304191590">
+    <w:abstractNumId w:val="20"/>
+  </w:num>
+  <w:num w:numId="35" w16cid:durableId="862789442">
     <w:abstractNumId w:val="12"/>
   </w:num>
-  <w:num w:numId="29" w16cid:durableId="2068064515">
-    <w:abstractNumId w:val="15"/>
+  <w:num w:numId="36" w16cid:durableId="468014845">
+    <w:abstractNumId w:val="6"/>
   </w:num>
-  <w:num w:numId="30" w16cid:durableId="1877039976">
-    <w:abstractNumId w:val="23"/>
+  <w:num w:numId="37" w16cid:durableId="1110733817">
+    <w:abstractNumId w:val="24"/>
   </w:num>
-  <w:num w:numId="31" w16cid:durableId="1873684332">
-    <w:abstractNumId w:val="11"/>
+  <w:num w:numId="38" w16cid:durableId="395320034">
+    <w:abstractNumId w:val="38"/>
   </w:num>
-  <w:num w:numId="32" w16cid:durableId="1043287726">
-    <w:abstractNumId w:val="17"/>
+  <w:num w:numId="39" w16cid:durableId="57676149">
+    <w:abstractNumId w:val="28"/>
   </w:num>
-  <w:num w:numId="33" w16cid:durableId="843936647">
-    <w:abstractNumId w:val="6"/>
+  <w:num w:numId="40" w16cid:durableId="1237202958">
+    <w:abstractNumId w:val="1"/>
+  </w:num>
+  <w:num w:numId="41" w16cid:durableId="817772294">
+    <w:abstractNumId w:val="40"/>
+  </w:num>
+  <w:num w:numId="42" w16cid:durableId="1860894750">
+    <w:abstractNumId w:val="18"/>
+  </w:num>
+  <w:num w:numId="43" w16cid:durableId="1037467313">
+    <w:abstractNumId w:val="31"/>
   </w:num>
 </w:numbering>
 </file>
@@ -13600,6 +12053,31 @@
       <w14:ligatures w14:val="none"/>
     </w:rPr>
   </w:style>
+  <w:style w:type="character" w:styleId="Fett">
+    <w:name w:val="Strong"/>
+    <w:basedOn w:val="Absatz-Standardschriftart"/>
+    <w:uiPriority w:val="22"/>
+    <w:qFormat/>
+    <w:rsid w:val="002879BF"/>
+    <w:rPr>
+      <w:b/>
+      <w:bCs/>
+    </w:rPr>
+  </w:style>
+  <w:style w:type="paragraph" w:customStyle="1" w:styleId="font-claude-response-body">
+    <w:name w:val="font-claude-response-body"/>
+    <w:basedOn w:val="Standard"/>
+    <w:rsid w:val="002879BF"/>
+    <w:pPr>
+      <w:spacing w:before="100" w:beforeAutospacing="1" w:after="100" w:afterAutospacing="1" w:line="240" w:lineRule="auto"/>
+    </w:pPr>
+    <w:rPr>
+      <w:rFonts w:ascii="Times New Roman" w:eastAsia="Times New Roman" w:hAnsi="Times New Roman" w:cs="Times New Roman"/>
+      <w:kern w:val="0"/>
+      <w:lang w:eastAsia="de-DE"/>
+      <w14:ligatures w14:val="none"/>
+    </w:rPr>
+  </w:style>
 </w:styles>
 </file>
 
